--- a/WebContent/docx/微卫星不稳定性检测报告.docx
+++ b/WebContent/docx/微卫星不稳定性检测报告.docx
@@ -42,7 +42,7 @@
     <w:p>
       <w:r>
         <w:drawing>
-          <wp:anchor distT="0" distB="0" distL="0" distR="0" simplePos="0" relativeHeight="251674624" behindDoc="0" locked="0" layoutInCell="1" allowOverlap="1">
+          <wp:anchor distT="0" distB="0" distL="0" distR="0" simplePos="0" relativeHeight="251668480" behindDoc="0" locked="0" layoutInCell="1" allowOverlap="1">
             <wp:simplePos x="0" y="0"/>
             <wp:positionH relativeFrom="column">
               <wp:posOffset>2259330</wp:posOffset>
@@ -92,7 +92,6 @@
           </wp:anchor>
         </w:drawing>
       </w:r>
-      <w:bookmarkStart w:id="36" w:name="_GoBack"/>
       <w:r>
         <w:rPr>
           <w:lang w:eastAsia="zh-CN"/>
@@ -144,7 +143,6 @@
           </wp:anchor>
         </w:drawing>
       </w:r>
-      <w:bookmarkEnd w:id="36"/>
     </w:p>
     <w:p>
       <w:pPr>
@@ -2228,11 +2226,11 @@
           <w:docGrid w:linePitch="299" w:charSpace="0"/>
         </w:sectPr>
       </w:pPr>
-      <w:bookmarkStart w:id="0" w:name="_Toc81251347"/>
-      <w:bookmarkStart w:id="1" w:name="_Toc21009_WPSOffice_Level1"/>
+      <w:bookmarkStart w:id="0" w:name="_Toc21009_WPSOffice_Level1"/>
+      <w:bookmarkStart w:id="1" w:name="_Toc81251347"/>
       <w:bookmarkStart w:id="2" w:name="_Toc13806"/>
-      <w:bookmarkStart w:id="3" w:name="_Toc21669"/>
-      <w:bookmarkStart w:id="4" w:name="_Toc30143_WPSOffice_Level1"/>
+      <w:bookmarkStart w:id="3" w:name="_Toc30143_WPSOffice_Level1"/>
+      <w:bookmarkStart w:id="4" w:name="_Toc21669"/>
       <w:bookmarkStart w:id="5" w:name="_Toc24178_WPSOffice_Level1"/>
       <w:bookmarkStart w:id="6" w:name="_Toc2198"/>
     </w:p>
@@ -3246,13 +3244,13 @@
           <w:lang w:val="en-US" w:eastAsia="zh-CN"/>
         </w:rPr>
       </w:pPr>
-      <w:bookmarkStart w:id="15" w:name="_Toc25920"/>
-      <w:bookmarkStart w:id="16" w:name="_Toc81251494"/>
-      <w:bookmarkStart w:id="17" w:name="_Toc18058"/>
-      <w:bookmarkStart w:id="18" w:name="_Toc6221_WPSOffice_Level1"/>
+      <w:bookmarkStart w:id="15" w:name="_Toc16409"/>
+      <w:bookmarkStart w:id="16" w:name="_Toc25920"/>
+      <w:bookmarkStart w:id="17" w:name="_Toc6221_WPSOffice_Level1"/>
+      <w:bookmarkStart w:id="18" w:name="_Toc81251494"/>
       <w:bookmarkStart w:id="19" w:name="_Toc81251350"/>
       <w:bookmarkStart w:id="20" w:name="_Toc23369_WPSOffice_Level1"/>
-      <w:bookmarkStart w:id="21" w:name="_Toc16409"/>
+      <w:bookmarkStart w:id="21" w:name="_Toc18058"/>
       <w:bookmarkStart w:id="22" w:name="_Toc534807930"/>
       <w:r>
         <w:rPr>
@@ -3824,18 +3822,18 @@
               <mc:AlternateContent>
                 <mc:Choice Requires="wpg">
                   <w:drawing>
-                    <wp:anchor distT="0" distB="0" distL="114300" distR="114300" simplePos="0" relativeHeight="251665408" behindDoc="0" locked="0" layoutInCell="1" allowOverlap="1">
+                    <wp:anchor distT="0" distB="0" distL="114300" distR="114300" simplePos="0" relativeHeight="251669504" behindDoc="0" locked="0" layoutInCell="1" allowOverlap="1">
                       <wp:simplePos x="0" y="0"/>
                       <wp:positionH relativeFrom="column">
-                        <wp:posOffset>31115</wp:posOffset>
+                        <wp:posOffset>0</wp:posOffset>
                       </wp:positionH>
                       <wp:positionV relativeFrom="paragraph">
-                        <wp:posOffset>-547370</wp:posOffset>
+                        <wp:posOffset>-460375</wp:posOffset>
                       </wp:positionV>
-                      <wp:extent cx="3160395" cy="1441450"/>
-                      <wp:effectExtent l="0" t="0" r="1905" b="6350"/>
+                      <wp:extent cx="3080385" cy="1442720"/>
+                      <wp:effectExtent l="0" t="0" r="13335" b="5080"/>
                       <wp:wrapNone/>
-                      <wp:docPr id="10" name="组合 52"/>
+                      <wp:docPr id="34" name="组合 34"/>
                       <wp:cNvGraphicFramePr/>
                       <a:graphic xmlns:a="http://schemas.openxmlformats.org/drawingml/2006/main">
                         <a:graphicData uri="http://schemas.microsoft.com/office/word/2010/wordprocessingGroup">
@@ -3844,25 +3842,25 @@
                             <wpg:grpSpPr>
                               <a:xfrm>
                                 <a:off x="0" y="0"/>
-                                <a:ext cx="3160395" cy="1441450"/>
-                                <a:chOff x="10964" y="3809"/>
-                                <a:chExt cx="4977" cy="2270"/>
+                                <a:ext cx="3080385" cy="1442720"/>
+                                <a:chOff x="17956" y="37747"/>
+                                <a:chExt cx="4851" cy="2272"/>
                               </a:xfrm>
                             </wpg:grpSpPr>
                             <wpg:grpSp>
-                              <wpg:cNvPr id="8" name="组合 6"/>
+                              <wpg:cNvPr id="4" name="组合 16"/>
                               <wpg:cNvGrpSpPr/>
                               <wpg:grpSpPr>
                                 <a:xfrm>
-                                  <a:off x="10964" y="4438"/>
-                                  <a:ext cx="4577" cy="734"/>
-                                  <a:chOff x="10964" y="4438"/>
-                                  <a:chExt cx="4577" cy="734"/>
+                                  <a:off x="17956" y="38313"/>
+                                  <a:ext cx="4049" cy="646"/>
+                                  <a:chOff x="17956" y="38313"/>
+                                  <a:chExt cx="4049" cy="646"/>
                                 </a:xfrm>
                               </wpg:grpSpPr>
                               <pic:pic xmlns:pic="http://schemas.openxmlformats.org/drawingml/2006/picture">
                                 <pic:nvPicPr>
-                                  <pic:cNvPr id="6" name="图片 30" descr="微信图片_20220215110121"/>
+                                  <pic:cNvPr id="12" name="图片 29" descr="IMG_256"/>
                                   <pic:cNvPicPr>
                                     <a:picLocks noChangeAspect="1"/>
                                   </pic:cNvPicPr>
@@ -3871,16 +3869,17 @@
                                   <a:blip r:embed="rId15">
                                     <a:clrChange>
                                       <a:clrFrom>
-                                        <a:srgbClr val="A09D98"/>
+                                        <a:srgbClr val="FFFFFF">
+                                          <a:alpha val="100000"/>
+                                        </a:srgbClr>
                                       </a:clrFrom>
                                       <a:clrTo>
-                                        <a:srgbClr val="A09D98">
+                                        <a:srgbClr val="FFFFFF">
+                                          <a:alpha val="100000"/>
                                           <a:alpha val="0"/>
                                         </a:srgbClr>
                                       </a:clrTo>
                                     </a:clrChange>
-                                    <a:biLevel thresh="50000"/>
-                                    <a:grayscl/>
                                   </a:blip>
                                   <a:stretch>
                                     <a:fillRect/>
@@ -3888,75 +3887,67 @@
                                 </pic:blipFill>
                                 <pic:spPr>
                                   <a:xfrm>
-                                    <a:off x="10964" y="4458"/>
-                                    <a:ext cx="1234" cy="715"/>
+                                    <a:off x="21031" y="38313"/>
+                                    <a:ext cx="975" cy="570"/>
                                   </a:xfrm>
                                   <a:prstGeom prst="rect">
                                     <a:avLst/>
                                   </a:prstGeom>
                                   <a:noFill/>
-                                  <a:ln>
+                                  <a:ln w="9525">
                                     <a:noFill/>
                                   </a:ln>
                                 </pic:spPr>
                               </pic:pic>
                               <pic:pic xmlns:pic="http://schemas.openxmlformats.org/drawingml/2006/picture">
                                 <pic:nvPicPr>
-                                  <pic:cNvPr id="7" name="图片 34" descr="晓敏"/>
+                                  <pic:cNvPr id="6" name="图片 15" descr="c9514d16fd70679bf0495aeebb03c72d_compress"/>
                                   <pic:cNvPicPr>
                                     <a:picLocks noChangeAspect="1"/>
                                   </pic:cNvPicPr>
                                 </pic:nvPicPr>
                                 <pic:blipFill>
-                                  <a:blip r:embed="rId16">
-                                    <a:clrChange>
-                                      <a:clrFrom>
-                                        <a:srgbClr val="949FA1"/>
-                                      </a:clrFrom>
-                                      <a:clrTo>
-                                        <a:srgbClr val="949FA1">
-                                          <a:alpha val="0"/>
-                                        </a:srgbClr>
-                                      </a:clrTo>
-                                    </a:clrChange>
-                                  </a:blip>
-                                  <a:srcRect l="34062" t="26445" r="34097" b="9325"/>
+                                  <a:blip r:embed="rId16"/>
+                                  <a:srcRect l="21003" t="56913" r="27176" b="26386"/>
                                   <a:stretch>
                                     <a:fillRect/>
                                   </a:stretch>
                                 </pic:blipFill>
                                 <pic:spPr>
-                                  <a:xfrm rot="-5400000">
-                                    <a:off x="14524" y="3981"/>
-                                    <a:ext cx="560" cy="1475"/>
+                                  <a:xfrm>
+                                    <a:off x="17956" y="38485"/>
+                                    <a:ext cx="1550" cy="475"/>
                                   </a:xfrm>
                                   <a:prstGeom prst="rect">
                                     <a:avLst/>
                                   </a:prstGeom>
-                                  <a:noFill/>
-                                  <a:ln>
-                                    <a:noFill/>
-                                  </a:ln>
                                 </pic:spPr>
                               </pic:pic>
                             </wpg:grpSp>
                             <pic:pic xmlns:pic="http://schemas.openxmlformats.org/drawingml/2006/picture">
                               <pic:nvPicPr>
-                                <pic:cNvPr id="9" name="图片 8"/>
+                                <pic:cNvPr id="18" name="图片 25"/>
                                 <pic:cNvPicPr>
-                                  <a:picLocks noChangeAspect="1"/>
+                                  <a:picLocks noChangeAspect="1" noChangeArrowheads="1"/>
                                 </pic:cNvPicPr>
                               </pic:nvPicPr>
                               <pic:blipFill>
-                                <a:blip r:embed="rId17"/>
+                                <a:blip r:embed="rId17">
+                                  <a:extLst>
+                                    <a:ext uri="{28A0092B-C50C-407E-A947-70E740481C1C}">
+                                      <a14:useLocalDpi xmlns:a14="http://schemas.microsoft.com/office/drawing/2010/main" val="0"/>
+                                    </a:ext>
+                                  </a:extLst>
+                                </a:blip>
+                                <a:srcRect/>
                                 <a:stretch>
                                   <a:fillRect/>
                                 </a:stretch>
                               </pic:blipFill>
                               <pic:spPr>
                                 <a:xfrm>
-                                  <a:off x="13671" y="3809"/>
-                                  <a:ext cx="2271" cy="2271"/>
+                                  <a:off x="20535" y="37747"/>
+                                  <a:ext cx="2273" cy="2273"/>
                                 </a:xfrm>
                                 <a:prstGeom prst="rect">
                                   <a:avLst/>
@@ -3975,24 +3966,24 @@
                 </mc:Choice>
                 <mc:Fallback>
                   <w:pict>
-                    <v:group id="组合 52" o:spid="_x0000_s1026" o:spt="203" style="position:absolute;left:0pt;margin-left:2.45pt;margin-top:-43.1pt;height:113.5pt;width:248.85pt;z-index:251665408;mso-width-relative:page;mso-height-relative:page;" coordorigin="10964,3809" coordsize="4977,2270" o:gfxdata="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">
+                    <v:group id="_x0000_s1026" o:spid="_x0000_s1026" o:spt="203" style="position:absolute;left:0pt;margin-left:0pt;margin-top:-36.25pt;height:113.6pt;width:242.55pt;z-index:251669504;mso-width-relative:page;mso-height-relative:page;" coordorigin="17956,37747" coordsize="4851,2272" o:gfxdata="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">
                       <o:lock v:ext="edit" aspectratio="f"/>
-                      <v:group id="组合 6" o:spid="_x0000_s1026" o:spt="203" style="position:absolute;left:10964;top:4438;height:734;width:4577;" coordorigin="10964,4438" coordsize="4577,734" o:gfxdata="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">
+                      <v:group id="组合 16" o:spid="_x0000_s1026" o:spt="203" style="position:absolute;left:17956;top:38313;height:646;width:4049;" coordorigin="17956,38313" coordsize="4049,646" o:gfxdata="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">
                         <o:lock v:ext="edit" aspectratio="f"/>
-                        <v:shape id="图片 30" o:spid="_x0000_s1026" o:spt="75" alt="微信图片_20220215110121" type="#_x0000_t75" style="position:absolute;left:10964;top:4458;height:715;width:1234;" filled="f" o:preferrelative="t" stroked="f" coordsize="21600,21600" o:gfxdata="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">
+                        <v:shape id="图片 29" o:spid="_x0000_s1026" o:spt="75" alt="IMG_256" type="#_x0000_t75" style="position:absolute;left:21031;top:38313;height:570;width:975;" filled="f" o:preferrelative="t" stroked="f" coordsize="21600,21600" o:gfxdata="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">
                           <v:fill on="f" focussize="0,0"/>
                           <v:stroke on="f"/>
-                          <v:imagedata r:id="rId15" grayscale="t" bilevel="t" chromakey="#A09D98" o:title=""/>
+                          <v:imagedata r:id="rId15" chromakey="#FFFFFF" o:title=""/>
                           <o:lock v:ext="edit" aspectratio="t"/>
                         </v:shape>
-                        <v:shape id="图片 34" o:spid="_x0000_s1026" o:spt="75" alt="晓敏" type="#_x0000_t75" style="position:absolute;left:14524;top:3981;height:1475;width:560;rotation:-5898240f;" filled="f" o:preferrelative="t" stroked="f" coordsize="21600,21600" o:gfxdata="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">
+                        <v:shape id="图片 15" o:spid="_x0000_s1026" o:spt="75" alt="c9514d16fd70679bf0495aeebb03c72d_compress" type="#_x0000_t75" style="position:absolute;left:17956;top:38485;height:475;width:1550;" filled="f" o:preferrelative="t" stroked="f" coordsize="21600,21600" o:gfxdata="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">
                           <v:fill on="f" focussize="0,0"/>
                           <v:stroke on="f"/>
-                          <v:imagedata r:id="rId16" cropleft="22323f" croptop="17331f" cropright="22346f" cropbottom="6111f" chromakey="#949FA1" o:title=""/>
+                          <v:imagedata r:id="rId16" cropleft="13765f" croptop="37299f" cropright="17810f" cropbottom="17292f" o:title=""/>
                           <o:lock v:ext="edit" aspectratio="t"/>
                         </v:shape>
                       </v:group>
-                      <v:shape id="图片 8" o:spid="_x0000_s1026" o:spt="75" type="#_x0000_t75" style="position:absolute;left:13671;top:3809;height:2271;width:2271;" filled="f" o:preferrelative="t" stroked="f" coordsize="21600,21600" o:gfxdata="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">
+                      <v:shape id="图片 25" o:spid="_x0000_s1026" o:spt="75" type="#_x0000_t75" style="position:absolute;left:20535;top:37747;height:2273;width:2273;" filled="f" o:preferrelative="t" stroked="f" coordsize="21600,21600" o:gfxdata="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">
                         <v:fill on="f" focussize="0,0"/>
                         <v:stroke on="f"/>
                         <v:imagedata r:id="rId17" o:title=""/>
@@ -4289,8 +4280,9 @@
     <w:p>
       <w:pPr>
         <w:rPr>
+          <w:rFonts w:hint="default"/>
           <w:sz w:val="24"/>
-          <w:lang w:eastAsia="zh-CN"/>
+          <w:lang w:val="en-US" w:eastAsia="zh-CN"/>
         </w:rPr>
       </w:pPr>
     </w:p>
@@ -4387,18 +4379,18 @@
               <mc:AlternateContent>
                 <mc:Choice Requires="wpg">
                   <w:drawing>
-                    <wp:anchor distT="0" distB="0" distL="114300" distR="114300" simplePos="0" relativeHeight="251666432" behindDoc="0" locked="0" layoutInCell="1" allowOverlap="1">
+                    <wp:anchor distT="0" distB="0" distL="114300" distR="114300" simplePos="0" relativeHeight="251670528" behindDoc="0" locked="0" layoutInCell="1" allowOverlap="1">
                       <wp:simplePos x="0" y="0"/>
                       <wp:positionH relativeFrom="column">
-                        <wp:posOffset>-8255</wp:posOffset>
+                        <wp:posOffset>0</wp:posOffset>
                       </wp:positionH>
                       <wp:positionV relativeFrom="paragraph">
-                        <wp:posOffset>-472440</wp:posOffset>
+                        <wp:posOffset>-490855</wp:posOffset>
                       </wp:positionV>
-                      <wp:extent cx="3210560" cy="1443355"/>
-                      <wp:effectExtent l="0" t="0" r="2540" b="4445"/>
+                      <wp:extent cx="3135630" cy="1442720"/>
+                      <wp:effectExtent l="0" t="0" r="3810" b="5080"/>
                       <wp:wrapNone/>
-                      <wp:docPr id="15" name="组合 55"/>
+                      <wp:docPr id="36" name="组合 36"/>
                       <wp:cNvGraphicFramePr/>
                       <a:graphic xmlns:a="http://schemas.openxmlformats.org/drawingml/2006/main">
                         <a:graphicData uri="http://schemas.microsoft.com/office/word/2010/wordprocessingGroup">
@@ -4407,64 +4399,49 @@
                             <wpg:grpSpPr>
                               <a:xfrm>
                                 <a:off x="0" y="0"/>
-                                <a:ext cx="3210560" cy="1443355"/>
-                                <a:chOff x="7101" y="5724"/>
-                                <a:chExt cx="5056" cy="2273"/>
+                                <a:ext cx="3135630" cy="1442720"/>
+                                <a:chOff x="17956" y="39496"/>
+                                <a:chExt cx="4938" cy="2272"/>
                               </a:xfrm>
                             </wpg:grpSpPr>
                             <wpg:grpSp>
-                              <wpg:cNvPr id="13" name="组合 1"/>
+                              <wpg:cNvPr id="37" name="组合 30"/>
                               <wpg:cNvGrpSpPr/>
                               <wpg:grpSpPr>
                                 <a:xfrm>
-                                  <a:off x="7101" y="6197"/>
-                                  <a:ext cx="4377" cy="714"/>
-                                  <a:chOff x="7101" y="6197"/>
-                                  <a:chExt cx="4377" cy="714"/>
+                                  <a:off x="17956" y="40098"/>
+                                  <a:ext cx="4213" cy="570"/>
+                                  <a:chOff x="17956" y="40098"/>
+                                  <a:chExt cx="4213" cy="570"/>
                                 </a:xfrm>
                               </wpg:grpSpPr>
                               <pic:pic xmlns:pic="http://schemas.openxmlformats.org/drawingml/2006/picture">
                                 <pic:nvPicPr>
-                                  <pic:cNvPr id="11" name="图片 34" descr="晓敏"/>
+                                  <pic:cNvPr id="7" name="图片 1" descr="24f613a0-66be-430b-9e80-270d3393fac5"/>
                                   <pic:cNvPicPr>
                                     <a:picLocks noChangeAspect="1"/>
                                   </pic:cNvPicPr>
                                 </pic:nvPicPr>
                                 <pic:blipFill>
-                                  <a:blip r:embed="rId16">
-                                    <a:clrChange>
-                                      <a:clrFrom>
-                                        <a:srgbClr val="949FA1"/>
-                                      </a:clrFrom>
-                                      <a:clrTo>
-                                        <a:srgbClr val="949FA1">
-                                          <a:alpha val="0"/>
-                                        </a:srgbClr>
-                                      </a:clrTo>
-                                    </a:clrChange>
-                                  </a:blip>
-                                  <a:srcRect l="34062" t="26445" r="34097" b="9325"/>
+                                  <a:blip r:embed="rId18"/>
+                                  <a:srcRect l="43292" t="26660" r="21693" b="24394"/>
                                   <a:stretch>
                                     <a:fillRect/>
                                   </a:stretch>
                                 </pic:blipFill>
                                 <pic:spPr>
-                                  <a:xfrm rot="-5400000">
-                                    <a:off x="7558" y="5850"/>
-                                    <a:ext cx="560" cy="1475"/>
+                                  <a:xfrm rot="16200000">
+                                    <a:off x="18366" y="39740"/>
+                                    <a:ext cx="506" cy="1327"/>
                                   </a:xfrm>
                                   <a:prstGeom prst="rect">
                                     <a:avLst/>
                                   </a:prstGeom>
-                                  <a:noFill/>
-                                  <a:ln>
-                                    <a:noFill/>
-                                  </a:ln>
                                 </pic:spPr>
                               </pic:pic>
                               <pic:pic xmlns:pic="http://schemas.openxmlformats.org/drawingml/2006/picture">
                                 <pic:nvPicPr>
-                                  <pic:cNvPr id="12" name="图片 45" descr="微信图片_20220215110121"/>
+                                  <pic:cNvPr id="29" name="图片 29" descr="IMG_256"/>
                                   <pic:cNvPicPr>
                                     <a:picLocks noChangeAspect="1"/>
                                   </pic:cNvPicPr>
@@ -4473,16 +4450,17 @@
                                   <a:blip r:embed="rId15">
                                     <a:clrChange>
                                       <a:clrFrom>
-                                        <a:srgbClr val="A09D98"/>
+                                        <a:srgbClr val="FFFFFF">
+                                          <a:alpha val="100000"/>
+                                        </a:srgbClr>
                                       </a:clrFrom>
                                       <a:clrTo>
-                                        <a:srgbClr val="A09D98">
+                                        <a:srgbClr val="FFFFFF">
+                                          <a:alpha val="100000"/>
                                           <a:alpha val="0"/>
                                         </a:srgbClr>
                                       </a:clrTo>
                                     </a:clrChange>
-                                    <a:biLevel thresh="50000"/>
-                                    <a:grayscl/>
                                   </a:blip>
                                   <a:stretch>
                                     <a:fillRect/>
@@ -4490,14 +4468,14 @@
                                 </pic:blipFill>
                                 <pic:spPr>
                                   <a:xfrm>
-                                    <a:off x="10244" y="6197"/>
-                                    <a:ext cx="1234" cy="715"/>
+                                    <a:off x="21195" y="40098"/>
+                                    <a:ext cx="975" cy="570"/>
                                   </a:xfrm>
                                   <a:prstGeom prst="rect">
                                     <a:avLst/>
                                   </a:prstGeom>
                                   <a:noFill/>
-                                  <a:ln>
+                                  <a:ln w="9525">
                                     <a:noFill/>
                                   </a:ln>
                                 </pic:spPr>
@@ -4505,20 +4483,27 @@
                             </wpg:grpSp>
                             <pic:pic xmlns:pic="http://schemas.openxmlformats.org/drawingml/2006/picture">
                               <pic:nvPicPr>
-                                <pic:cNvPr id="14" name="图片 4"/>
+                                <pic:cNvPr id="9" name="图片 25"/>
                                 <pic:cNvPicPr>
-                                  <a:picLocks noChangeAspect="1"/>
+                                  <a:picLocks noChangeAspect="1" noChangeArrowheads="1"/>
                                 </pic:cNvPicPr>
                               </pic:nvPicPr>
                               <pic:blipFill>
-                                <a:blip r:embed="rId17"/>
+                                <a:blip r:embed="rId17">
+                                  <a:extLst>
+                                    <a:ext uri="{28A0092B-C50C-407E-A947-70E740481C1C}">
+                                      <a14:useLocalDpi xmlns:a14="http://schemas.microsoft.com/office/drawing/2010/main" val="0"/>
+                                    </a:ext>
+                                  </a:extLst>
+                                </a:blip>
+                                <a:srcRect/>
                                 <a:stretch>
                                   <a:fillRect/>
                                 </a:stretch>
                               </pic:blipFill>
                               <pic:spPr>
                                 <a:xfrm>
-                                  <a:off x="9884" y="5724"/>
+                                  <a:off x="20622" y="39496"/>
                                   <a:ext cx="2273" cy="2273"/>
                                 </a:xfrm>
                                 <a:prstGeom prst="rect">
@@ -4538,24 +4523,24 @@
                 </mc:Choice>
                 <mc:Fallback>
                   <w:pict>
-                    <v:group id="组合 55" o:spid="_x0000_s1026" o:spt="203" style="position:absolute;left:0pt;margin-left:-0.65pt;margin-top:-37.2pt;height:113.65pt;width:252.8pt;z-index:251666432;mso-width-relative:page;mso-height-relative:page;" coordorigin="7101,5724" coordsize="5056,2273" o:gfxdata="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">
+                    <v:group id="_x0000_s1026" o:spid="_x0000_s1026" o:spt="203" style="position:absolute;left:0pt;margin-left:0pt;margin-top:-38.65pt;height:113.6pt;width:246.9pt;z-index:251670528;mso-width-relative:page;mso-height-relative:page;" coordorigin="17956,39496" coordsize="4938,2272" o:gfxdata="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">
                       <o:lock v:ext="edit" aspectratio="f"/>
-                      <v:group id="组合 1" o:spid="_x0000_s1026" o:spt="203" style="position:absolute;left:7101;top:6197;height:714;width:4377;" coordorigin="7101,6197" coordsize="4377,714" o:gfxdata="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">
+                      <v:group id="组合 30" o:spid="_x0000_s1026" o:spt="203" style="position:absolute;left:17956;top:40098;height:570;width:4213;" coordorigin="17956,40098" coordsize="4213,570" o:gfxdata="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">
                         <o:lock v:ext="edit" aspectratio="f"/>
-                        <v:shape id="图片 34" o:spid="_x0000_s1026" o:spt="75" alt="晓敏" type="#_x0000_t75" style="position:absolute;left:7558;top:5850;height:1475;width:560;rotation:-5898240f;" filled="f" o:preferrelative="t" stroked="f" coordsize="21600,21600" o:gfxdata="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">
+                        <v:shape id="图片 1" o:spid="_x0000_s1026" o:spt="75" alt="24f613a0-66be-430b-9e80-270d3393fac5" type="#_x0000_t75" style="position:absolute;left:18366;top:39740;height:1327;width:506;rotation:-5898240f;" filled="f" o:preferrelative="t" stroked="f" coordsize="21600,21600" o:gfxdata="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">
                           <v:fill on="f" focussize="0,0"/>
                           <v:stroke on="f"/>
-                          <v:imagedata r:id="rId16" cropleft="22323f" croptop="17331f" cropright="22346f" cropbottom="6111f" chromakey="#949FA1" o:title=""/>
+                          <v:imagedata r:id="rId18" cropleft="28372f" croptop="17472f" cropright="14217f" cropbottom="15987f" o:title=""/>
                           <o:lock v:ext="edit" aspectratio="t"/>
                         </v:shape>
-                        <v:shape id="图片 45" o:spid="_x0000_s1026" o:spt="75" alt="微信图片_20220215110121" type="#_x0000_t75" style="position:absolute;left:10244;top:6197;height:715;width:1234;" filled="f" o:preferrelative="t" stroked="f" coordsize="21600,21600" o:gfxdata="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">
+                        <v:shape id="_x0000_s1026" o:spid="_x0000_s1026" o:spt="75" alt="IMG_256" type="#_x0000_t75" style="position:absolute;left:21195;top:40098;height:570;width:975;" filled="f" o:preferrelative="t" stroked="f" coordsize="21600,21600" o:gfxdata="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">
                           <v:fill on="f" focussize="0,0"/>
                           <v:stroke on="f"/>
-                          <v:imagedata r:id="rId15" grayscale="t" bilevel="t" chromakey="#A09D98" o:title=""/>
+                          <v:imagedata r:id="rId15" chromakey="#FFFFFF" o:title=""/>
                           <o:lock v:ext="edit" aspectratio="t"/>
                         </v:shape>
                       </v:group>
-                      <v:shape id="图片 4" o:spid="_x0000_s1026" o:spt="75" type="#_x0000_t75" style="position:absolute;left:9884;top:5724;height:2273;width:2273;" filled="f" o:preferrelative="t" stroked="f" coordsize="21600,21600" o:gfxdata="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">
+                      <v:shape id="图片 25" o:spid="_x0000_s1026" o:spt="75" type="#_x0000_t75" style="position:absolute;left:20622;top:39496;height:2273;width:2273;" filled="f" o:preferrelative="t" stroked="f" coordsize="21600,21600" o:gfxdata="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">
                         <v:fill on="f" focussize="0,0"/>
                         <v:stroke on="f"/>
                         <v:imagedata r:id="rId17" o:title=""/>
@@ -4947,23 +4932,23 @@
             </w:pPr>
             <w:r>
               <w:rPr>
-                <w:sz w:val="22"/>
+                <w:sz w:val="24"/>
               </w:rPr>
               <mc:AlternateContent>
                 <mc:Choice Requires="wpg">
                   <w:drawing>
-                    <wp:anchor distT="0" distB="0" distL="114300" distR="114300" simplePos="0" relativeHeight="251667456" behindDoc="0" locked="0" layoutInCell="1" allowOverlap="1">
+                    <wp:anchor distT="0" distB="0" distL="114300" distR="114300" simplePos="0" relativeHeight="251671552" behindDoc="0" locked="0" layoutInCell="1" allowOverlap="1">
                       <wp:simplePos x="0" y="0"/>
                       <wp:positionH relativeFrom="column">
-                        <wp:posOffset>-17780</wp:posOffset>
+                        <wp:posOffset>-59690</wp:posOffset>
                       </wp:positionH>
                       <wp:positionV relativeFrom="paragraph">
-                        <wp:posOffset>-485775</wp:posOffset>
+                        <wp:posOffset>-527685</wp:posOffset>
                       </wp:positionV>
-                      <wp:extent cx="3196590" cy="1442720"/>
-                      <wp:effectExtent l="0" t="0" r="3810" b="5080"/>
+                      <wp:extent cx="3114040" cy="1442720"/>
+                      <wp:effectExtent l="0" t="0" r="10160" b="5080"/>
                       <wp:wrapNone/>
-                      <wp:docPr id="21" name="组合 66"/>
+                      <wp:docPr id="11" name="组合 11"/>
                       <wp:cNvGraphicFramePr/>
                       <a:graphic xmlns:a="http://schemas.openxmlformats.org/drawingml/2006/main">
                         <a:graphicData uri="http://schemas.microsoft.com/office/word/2010/wordprocessingGroup">
@@ -4972,110 +4957,34 @@
                             <wpg:grpSpPr>
                               <a:xfrm>
                                 <a:off x="0" y="0"/>
-                                <a:ext cx="3196590" cy="1442720"/>
-                                <a:chOff x="19087" y="960"/>
-                                <a:chExt cx="5034" cy="2272"/>
+                                <a:ext cx="3114040" cy="1442720"/>
+                                <a:chOff x="17862" y="41199"/>
+                                <a:chExt cx="4904" cy="2272"/>
                               </a:xfrm>
                             </wpg:grpSpPr>
-                            <wpg:grpSp>
-                              <wpg:cNvPr id="19" name="组合 15"/>
-                              <wpg:cNvGrpSpPr/>
-                              <wpg:grpSpPr>
-                                <a:xfrm>
-                                  <a:off x="19087" y="1459"/>
-                                  <a:ext cx="4523" cy="714"/>
-                                  <a:chOff x="12357" y="7666"/>
-                                  <a:chExt cx="4523" cy="714"/>
-                                </a:xfrm>
-                              </wpg:grpSpPr>
-                              <pic:pic xmlns:pic="http://schemas.openxmlformats.org/drawingml/2006/picture">
-                                <pic:nvPicPr>
-                                  <pic:cNvPr id="16" name="图片 59" descr="图片1"/>
-                                  <pic:cNvPicPr>
-                                    <a:picLocks noChangeAspect="1"/>
-                                  </pic:cNvPicPr>
-                                </pic:nvPicPr>
-                                <pic:blipFill>
-                                  <a:blip r:embed="rId18">
-                                    <a:biLevel thresh="50000"/>
-                                    <a:grayscl/>
-                                  </a:blip>
-                                  <a:srcRect l="7864" t="11797" r="5322" b="19073"/>
-                                  <a:stretch>
-                                    <a:fillRect/>
-                                  </a:stretch>
-                                </pic:blipFill>
-                                <pic:spPr>
-                                  <a:xfrm>
-                                    <a:off x="12357" y="7738"/>
-                                    <a:ext cx="1468" cy="627"/>
-                                  </a:xfrm>
-                                  <a:prstGeom prst="rect">
-                                    <a:avLst/>
-                                  </a:prstGeom>
-                                  <a:noFill/>
-                                  <a:ln>
-                                    <a:noFill/>
-                                  </a:ln>
-                                </pic:spPr>
-                              </pic:pic>
-                              <pic:pic xmlns:pic="http://schemas.openxmlformats.org/drawingml/2006/picture">
-                                <pic:nvPicPr>
-                                  <pic:cNvPr id="18" name="图片 14" descr="微信图片_20220215110121"/>
-                                  <pic:cNvPicPr>
-                                    <a:picLocks noChangeAspect="1"/>
-                                  </pic:cNvPicPr>
-                                </pic:nvPicPr>
-                                <pic:blipFill>
-                                  <a:blip r:embed="rId15">
-                                    <a:clrChange>
-                                      <a:clrFrom>
-                                        <a:srgbClr val="A09D98"/>
-                                      </a:clrFrom>
-                                      <a:clrTo>
-                                        <a:srgbClr val="A09D98">
-                                          <a:alpha val="0"/>
-                                        </a:srgbClr>
-                                      </a:clrTo>
-                                    </a:clrChange>
-                                    <a:biLevel thresh="50000"/>
-                                    <a:grayscl/>
-                                  </a:blip>
-                                  <a:stretch>
-                                    <a:fillRect/>
-                                  </a:stretch>
-                                </pic:blipFill>
-                                <pic:spPr>
-                                  <a:xfrm>
-                                    <a:off x="15646" y="7666"/>
-                                    <a:ext cx="1234" cy="715"/>
-                                  </a:xfrm>
-                                  <a:prstGeom prst="rect">
-                                    <a:avLst/>
-                                  </a:prstGeom>
-                                  <a:noFill/>
-                                  <a:ln>
-                                    <a:noFill/>
-                                  </a:ln>
-                                </pic:spPr>
-                              </pic:pic>
-                            </wpg:grpSp>
                             <pic:pic xmlns:pic="http://schemas.openxmlformats.org/drawingml/2006/picture">
                               <pic:nvPicPr>
-                                <pic:cNvPr id="20" name="图片 23"/>
+                                <pic:cNvPr id="14" name="图片 23"/>
                                 <pic:cNvPicPr>
-                                  <a:picLocks noChangeAspect="1"/>
+                                  <a:picLocks noChangeAspect="1" noChangeArrowheads="1"/>
                                 </pic:cNvPicPr>
                               </pic:nvPicPr>
                               <pic:blipFill>
-                                <a:blip r:embed="rId17"/>
+                                <a:blip r:embed="rId17">
+                                  <a:extLst>
+                                    <a:ext uri="{28A0092B-C50C-407E-A947-70E740481C1C}">
+                                      <a14:useLocalDpi xmlns:a14="http://schemas.microsoft.com/office/drawing/2010/main" val="0"/>
+                                    </a:ext>
+                                  </a:extLst>
+                                </a:blip>
+                                <a:srcRect/>
                                 <a:stretch>
                                   <a:fillRect/>
                                 </a:stretch>
                               </pic:blipFill>
                               <pic:spPr>
                                 <a:xfrm>
-                                  <a:off x="21849" y="960"/>
+                                  <a:off x="20494" y="41199"/>
                                   <a:ext cx="2273" cy="2273"/>
                                 </a:xfrm>
                                 <a:prstGeom prst="rect">
@@ -5087,6 +4996,86 @@
                                 </a:ln>
                               </pic:spPr>
                             </pic:pic>
+                            <wpg:grpSp>
+                              <wpg:cNvPr id="39" name="组合 23"/>
+                              <wpg:cNvGrpSpPr/>
+                              <wpg:grpSpPr>
+                                <a:xfrm>
+                                  <a:off x="17862" y="41843"/>
+                                  <a:ext cx="4208" cy="652"/>
+                                  <a:chOff x="17862" y="41843"/>
+                                  <a:chExt cx="4208" cy="652"/>
+                                </a:xfrm>
+                              </wpg:grpSpPr>
+                              <pic:pic xmlns:pic="http://schemas.openxmlformats.org/drawingml/2006/picture">
+                                <pic:nvPicPr>
+                                  <pic:cNvPr id="22" name="图片 59" descr="图片1"/>
+                                  <pic:cNvPicPr>
+                                    <a:picLocks noChangeAspect="1"/>
+                                  </pic:cNvPicPr>
+                                </pic:nvPicPr>
+                                <pic:blipFill>
+                                  <a:blip r:embed="rId19">
+                                    <a:biLevel thresh="50000"/>
+                                  </a:blip>
+                                  <a:srcRect l="7865" t="11797" r="5322" b="19074"/>
+                                  <a:stretch>
+                                    <a:fillRect/>
+                                  </a:stretch>
+                                </pic:blipFill>
+                                <pic:spPr>
+                                  <a:xfrm>
+                                    <a:off x="17862" y="41869"/>
+                                    <a:ext cx="1468" cy="627"/>
+                                  </a:xfrm>
+                                  <a:prstGeom prst="rect">
+                                    <a:avLst/>
+                                  </a:prstGeom>
+                                  <a:noFill/>
+                                </pic:spPr>
+                              </pic:pic>
+                              <pic:pic xmlns:pic="http://schemas.openxmlformats.org/drawingml/2006/picture">
+                                <pic:nvPicPr>
+                                  <pic:cNvPr id="16" name="图片 29" descr="IMG_256"/>
+                                  <pic:cNvPicPr>
+                                    <a:picLocks noChangeAspect="1"/>
+                                  </pic:cNvPicPr>
+                                </pic:nvPicPr>
+                                <pic:blipFill>
+                                  <a:blip r:embed="rId15">
+                                    <a:clrChange>
+                                      <a:clrFrom>
+                                        <a:srgbClr val="FFFFFF">
+                                          <a:alpha val="100000"/>
+                                        </a:srgbClr>
+                                      </a:clrFrom>
+                                      <a:clrTo>
+                                        <a:srgbClr val="FFFFFF">
+                                          <a:alpha val="100000"/>
+                                          <a:alpha val="0"/>
+                                        </a:srgbClr>
+                                      </a:clrTo>
+                                    </a:clrChange>
+                                  </a:blip>
+                                  <a:stretch>
+                                    <a:fillRect/>
+                                  </a:stretch>
+                                </pic:blipFill>
+                                <pic:spPr>
+                                  <a:xfrm>
+                                    <a:off x="21096" y="41843"/>
+                                    <a:ext cx="975" cy="570"/>
+                                  </a:xfrm>
+                                  <a:prstGeom prst="rect">
+                                    <a:avLst/>
+                                  </a:prstGeom>
+                                  <a:noFill/>
+                                  <a:ln w="9525">
+                                    <a:noFill/>
+                                  </a:ln>
+                                </pic:spPr>
+                              </pic:pic>
+                            </wpg:grpSp>
                           </wpg:wgp>
                         </a:graphicData>
                       </a:graphic>
@@ -5095,29 +5084,29 @@
                 </mc:Choice>
                 <mc:Fallback>
                   <w:pict>
-                    <v:group id="组合 66" o:spid="_x0000_s1026" o:spt="203" style="position:absolute;left:0pt;margin-left:-1.4pt;margin-top:-38.25pt;height:113.6pt;width:251.7pt;z-index:251667456;mso-width-relative:page;mso-height-relative:page;" coordorigin="19087,960" coordsize="5034,2272" o:gfxdata="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">
+                    <v:group id="_x0000_s1026" o:spid="_x0000_s1026" o:spt="203" style="position:absolute;left:0pt;margin-left:-4.7pt;margin-top:-41.55pt;height:113.6pt;width:245.2pt;z-index:251671552;mso-width-relative:page;mso-height-relative:page;" coordorigin="17862,41199" coordsize="4904,2272" o:gfxdata="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">
                       <o:lock v:ext="edit" aspectratio="f"/>
-                      <v:group id="组合 15" o:spid="_x0000_s1026" o:spt="203" style="position:absolute;left:19087;top:1459;height:714;width:4523;" coordorigin="12357,7666" coordsize="4523,714" o:gfxdata="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">
-                        <o:lock v:ext="edit" aspectratio="f"/>
-                        <v:shape id="图片 59" o:spid="_x0000_s1026" o:spt="75" alt="图片1" type="#_x0000_t75" style="position:absolute;left:12357;top:7738;height:627;width:1468;" filled="f" o:preferrelative="t" stroked="f" coordsize="21600,21600" o:gfxdata="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">
-                          <v:fill on="f" focussize="0,0"/>
-                          <v:stroke on="f"/>
-                          <v:imagedata r:id="rId18" cropleft="5154f" croptop="7731f" cropright="3488f" cropbottom="12500f" grayscale="t" bilevel="t" o:title=""/>
-                          <o:lock v:ext="edit" aspectratio="t"/>
-                        </v:shape>
-                        <v:shape id="图片 14" o:spid="_x0000_s1026" o:spt="75" alt="微信图片_20220215110121" type="#_x0000_t75" style="position:absolute;left:15646;top:7666;height:715;width:1234;" filled="f" o:preferrelative="t" stroked="f" coordsize="21600,21600" o:gfxdata="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">
-                          <v:fill on="f" focussize="0,0"/>
-                          <v:stroke on="f"/>
-                          <v:imagedata r:id="rId15" grayscale="t" bilevel="t" chromakey="#A09D98" o:title=""/>
-                          <o:lock v:ext="edit" aspectratio="t"/>
-                        </v:shape>
-                      </v:group>
-                      <v:shape id="图片 23" o:spid="_x0000_s1026" o:spt="75" type="#_x0000_t75" style="position:absolute;left:21849;top:960;height:2273;width:2273;" filled="f" o:preferrelative="t" stroked="f" coordsize="21600,21600" o:gfxdata="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">
+                      <v:shape id="图片 23" o:spid="_x0000_s1026" o:spt="75" type="#_x0000_t75" style="position:absolute;left:20494;top:41199;height:2273;width:2273;" filled="f" o:preferrelative="t" stroked="f" coordsize="21600,21600" o:gfxdata="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">
                         <v:fill on="f" focussize="0,0"/>
                         <v:stroke on="f"/>
                         <v:imagedata r:id="rId17" o:title=""/>
                         <o:lock v:ext="edit" aspectratio="t"/>
                       </v:shape>
+                      <v:group id="组合 23" o:spid="_x0000_s1026" o:spt="203" style="position:absolute;left:17862;top:41843;height:652;width:4208;" coordorigin="17862,41843" coordsize="4208,652" o:gfxdata="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">
+                        <o:lock v:ext="edit" aspectratio="f"/>
+                        <v:shape id="图片 59" o:spid="_x0000_s1026" o:spt="75" alt="图片1" type="#_x0000_t75" style="position:absolute;left:17862;top:41869;height:627;width:1468;" filled="f" o:preferrelative="t" stroked="f" coordsize="21600,21600" o:gfxdata="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">
+                          <v:fill on="f" focussize="0,0"/>
+                          <v:stroke on="f"/>
+                          <v:imagedata r:id="rId19" cropleft="5154f" croptop="7731f" cropright="3488f" cropbottom="12500f" grayscale="t" bilevel="t" o:title=""/>
+                          <o:lock v:ext="edit" aspectratio="t"/>
+                        </v:shape>
+                        <v:shape id="图片 29" o:spid="_x0000_s1026" o:spt="75" alt="IMG_256" type="#_x0000_t75" style="position:absolute;left:21096;top:41843;height:570;width:975;" filled="f" o:preferrelative="t" stroked="f" coordsize="21600,21600" o:gfxdata="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">
+                          <v:fill on="f" focussize="0,0"/>
+                          <v:stroke on="f"/>
+                          <v:imagedata r:id="rId15" chromakey="#FFFFFF" o:title=""/>
+                          <o:lock v:ext="edit" aspectratio="t"/>
+                        </v:shape>
+                      </v:group>
                     </v:group>
                   </w:pict>
                 </mc:Fallback>
@@ -5506,12 +5495,12 @@
             </w:pPr>
             <w:r>
               <w:rPr>
-                <w:sz w:val="22"/>
+                <w:sz w:val="24"/>
               </w:rPr>
               <mc:AlternateContent>
                 <mc:Choice Requires="wpg">
                   <w:drawing>
-                    <wp:anchor distT="0" distB="0" distL="114300" distR="114300" simplePos="0" relativeHeight="251668480" behindDoc="0" locked="0" layoutInCell="1" allowOverlap="1">
+                    <wp:anchor distT="0" distB="0" distL="114300" distR="114300" simplePos="0" relativeHeight="251672576" behindDoc="0" locked="0" layoutInCell="1" allowOverlap="1">
                       <wp:simplePos x="0" y="0"/>
                       <wp:positionH relativeFrom="column">
                         <wp:posOffset>12700</wp:posOffset>
@@ -5519,10 +5508,10 @@
                       <wp:positionV relativeFrom="paragraph">
                         <wp:posOffset>-514985</wp:posOffset>
                       </wp:positionV>
-                      <wp:extent cx="3143250" cy="1442720"/>
-                      <wp:effectExtent l="0" t="0" r="6350" b="5080"/>
+                      <wp:extent cx="3150235" cy="1442720"/>
+                      <wp:effectExtent l="0" t="0" r="4445" b="5080"/>
                       <wp:wrapNone/>
-                      <wp:docPr id="26" name="组合 68"/>
+                      <wp:docPr id="20" name="组合 20"/>
                       <wp:cNvGraphicFramePr/>
                       <a:graphic xmlns:a="http://schemas.openxmlformats.org/drawingml/2006/main">
                         <a:graphicData uri="http://schemas.microsoft.com/office/word/2010/wordprocessingGroup">
@@ -5531,37 +5520,74 @@
                             <wpg:grpSpPr>
                               <a:xfrm>
                                 <a:off x="0" y="0"/>
-                                <a:ext cx="3143250" cy="1442720"/>
-                                <a:chOff x="19315" y="2640"/>
-                                <a:chExt cx="4950" cy="2272"/>
+                                <a:ext cx="3150235" cy="1442720"/>
+                                <a:chOff x="17976" y="42945"/>
+                                <a:chExt cx="4961" cy="2272"/>
                               </a:xfrm>
                             </wpg:grpSpPr>
+                            <pic:pic xmlns:pic="http://schemas.openxmlformats.org/drawingml/2006/picture">
+                              <pic:nvPicPr>
+                                <pic:cNvPr id="23" name="图片 25"/>
+                                <pic:cNvPicPr>
+                                  <a:picLocks noChangeAspect="1" noChangeArrowheads="1"/>
+                                </pic:cNvPicPr>
+                              </pic:nvPicPr>
+                              <pic:blipFill>
+                                <a:blip r:embed="rId17">
+                                  <a:extLst>
+                                    <a:ext uri="{28A0092B-C50C-407E-A947-70E740481C1C}">
+                                      <a14:useLocalDpi xmlns:a14="http://schemas.microsoft.com/office/drawing/2010/main" val="0"/>
+                                    </a:ext>
+                                  </a:extLst>
+                                </a:blip>
+                                <a:srcRect/>
+                                <a:stretch>
+                                  <a:fillRect/>
+                                </a:stretch>
+                              </pic:blipFill>
+                              <pic:spPr>
+                                <a:xfrm>
+                                  <a:off x="20665" y="42945"/>
+                                  <a:ext cx="2273" cy="2273"/>
+                                </a:xfrm>
+                                <a:prstGeom prst="rect">
+                                  <a:avLst/>
+                                </a:prstGeom>
+                                <a:noFill/>
+                                <a:ln>
+                                  <a:noFill/>
+                                </a:ln>
+                              </pic:spPr>
+                            </pic:pic>
                             <wpg:grpSp>
-                              <wpg:cNvPr id="24" name="组合 22"/>
+                              <wpg:cNvPr id="25" name="组合 27"/>
                               <wpg:cNvGrpSpPr/>
                               <wpg:grpSpPr>
                                 <a:xfrm>
-                                  <a:off x="19315" y="3174"/>
-                                  <a:ext cx="4415" cy="714"/>
-                                  <a:chOff x="12525" y="9562"/>
-                                  <a:chExt cx="4415" cy="714"/>
+                                  <a:off x="17976" y="43614"/>
+                                  <a:ext cx="4551" cy="626"/>
+                                  <a:chOff x="17976" y="43614"/>
+                                  <a:chExt cx="4551" cy="626"/>
                                 </a:xfrm>
                               </wpg:grpSpPr>
                               <pic:pic xmlns:pic="http://schemas.openxmlformats.org/drawingml/2006/picture">
                                 <pic:nvPicPr>
-                                  <pic:cNvPr id="22" name="图片 29" descr="IMG_256"/>
+                                  <pic:cNvPr id="27" name="图片 29" descr="IMG_256"/>
                                   <pic:cNvPicPr>
                                     <a:picLocks noChangeAspect="1"/>
                                   </pic:cNvPicPr>
                                 </pic:nvPicPr>
                                 <pic:blipFill>
-                                  <a:blip r:embed="rId19">
+                                  <a:blip r:embed="rId15">
                                     <a:clrChange>
                                       <a:clrFrom>
-                                        <a:srgbClr val="FFFFFF"/>
+                                        <a:srgbClr val="FFFFFF">
+                                          <a:alpha val="100000"/>
+                                        </a:srgbClr>
                                       </a:clrFrom>
                                       <a:clrTo>
                                         <a:srgbClr val="FFFFFF">
+                                          <a:alpha val="100000"/>
                                           <a:alpha val="0"/>
                                         </a:srgbClr>
                                       </a:clrTo>
@@ -5573,86 +5599,46 @@
                                 </pic:blipFill>
                                 <pic:spPr>
                                   <a:xfrm>
-                                    <a:off x="12525" y="9698"/>
+                                    <a:off x="17976" y="43615"/>
                                     <a:ext cx="975" cy="570"/>
                                   </a:xfrm>
                                   <a:prstGeom prst="rect">
                                     <a:avLst/>
                                   </a:prstGeom>
                                   <a:noFill/>
-                                  <a:ln>
+                                  <a:ln w="9525">
                                     <a:noFill/>
                                   </a:ln>
                                 </pic:spPr>
                               </pic:pic>
                               <pic:pic xmlns:pic="http://schemas.openxmlformats.org/drawingml/2006/picture">
                                 <pic:nvPicPr>
-                                  <pic:cNvPr id="23" name="图片 20" descr="微信图片_20220215110121"/>
+                                  <pic:cNvPr id="32" name="图片 59" descr="图片1"/>
                                   <pic:cNvPicPr>
                                     <a:picLocks noChangeAspect="1"/>
                                   </pic:cNvPicPr>
                                 </pic:nvPicPr>
                                 <pic:blipFill>
-                                  <a:blip r:embed="rId15">
-                                    <a:clrChange>
-                                      <a:clrFrom>
-                                        <a:srgbClr val="A09D98"/>
-                                      </a:clrFrom>
-                                      <a:clrTo>
-                                        <a:srgbClr val="A09D98">
-                                          <a:alpha val="0"/>
-                                        </a:srgbClr>
-                                      </a:clrTo>
-                                    </a:clrChange>
+                                  <a:blip r:embed="rId19">
                                     <a:biLevel thresh="50000"/>
-                                    <a:grayscl/>
                                   </a:blip>
+                                  <a:srcRect l="7865" t="11797" r="5322" b="19074"/>
                                   <a:stretch>
                                     <a:fillRect/>
                                   </a:stretch>
                                 </pic:blipFill>
                                 <pic:spPr>
                                   <a:xfrm>
-                                    <a:off x="15706" y="9562"/>
-                                    <a:ext cx="1234" cy="715"/>
+                                    <a:off x="21059" y="43614"/>
+                                    <a:ext cx="1468" cy="627"/>
                                   </a:xfrm>
                                   <a:prstGeom prst="rect">
                                     <a:avLst/>
                                   </a:prstGeom>
                                   <a:noFill/>
-                                  <a:ln>
-                                    <a:noFill/>
-                                  </a:ln>
                                 </pic:spPr>
                               </pic:pic>
                             </wpg:grpSp>
-                            <pic:pic xmlns:pic="http://schemas.openxmlformats.org/drawingml/2006/picture">
-                              <pic:nvPicPr>
-                                <pic:cNvPr id="25" name="图片 25"/>
-                                <pic:cNvPicPr>
-                                  <a:picLocks noChangeAspect="1"/>
-                                </pic:cNvPicPr>
-                              </pic:nvPicPr>
-                              <pic:blipFill>
-                                <a:blip r:embed="rId17"/>
-                                <a:stretch>
-                                  <a:fillRect/>
-                                </a:stretch>
-                              </pic:blipFill>
-                              <pic:spPr>
-                                <a:xfrm>
-                                  <a:off x="21993" y="2640"/>
-                                  <a:ext cx="2273" cy="2273"/>
-                                </a:xfrm>
-                                <a:prstGeom prst="rect">
-                                  <a:avLst/>
-                                </a:prstGeom>
-                                <a:noFill/>
-                                <a:ln>
-                                  <a:noFill/>
-                                </a:ln>
-                              </pic:spPr>
-                            </pic:pic>
                           </wpg:wgp>
                         </a:graphicData>
                       </a:graphic>
@@ -5661,29 +5647,29 @@
                 </mc:Choice>
                 <mc:Fallback>
                   <w:pict>
-                    <v:group id="组合 68" o:spid="_x0000_s1026" o:spt="203" style="position:absolute;left:0pt;margin-left:1pt;margin-top:-40.55pt;height:113.6pt;width:247.5pt;z-index:251668480;mso-width-relative:page;mso-height-relative:page;" coordorigin="19315,2640" coordsize="4950,2272" o:gfxdata="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">
+                    <v:group id="_x0000_s1026" o:spid="_x0000_s1026" o:spt="203" style="position:absolute;left:0pt;margin-left:1pt;margin-top:-40.55pt;height:113.6pt;width:248.05pt;z-index:251672576;mso-width-relative:page;mso-height-relative:page;" coordorigin="17976,42945" coordsize="4961,2272" o:gfxdata="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">
                       <o:lock v:ext="edit" aspectratio="f"/>
-                      <v:group id="组合 22" o:spid="_x0000_s1026" o:spt="203" style="position:absolute;left:19315;top:3174;height:714;width:4415;" coordorigin="12525,9562" coordsize="4415,714" o:gfxdata="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">
-                        <o:lock v:ext="edit" aspectratio="f"/>
-                        <v:shape id="图片 29" o:spid="_x0000_s1026" o:spt="75" alt="IMG_256" type="#_x0000_t75" style="position:absolute;left:12525;top:9698;height:570;width:975;" filled="f" o:preferrelative="t" stroked="f" coordsize="21600,21600" o:gfxdata="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">
-                          <v:fill on="f" focussize="0,0"/>
-                          <v:stroke on="f"/>
-                          <v:imagedata r:id="rId19" chromakey="#FFFFFF" o:title=""/>
-                          <o:lock v:ext="edit" aspectratio="t"/>
-                        </v:shape>
-                        <v:shape id="图片 20" o:spid="_x0000_s1026" o:spt="75" alt="微信图片_20220215110121" type="#_x0000_t75" style="position:absolute;left:15706;top:9562;height:715;width:1234;" filled="f" o:preferrelative="t" stroked="f" coordsize="21600,21600" o:gfxdata="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">
-                          <v:fill on="f" focussize="0,0"/>
-                          <v:stroke on="f"/>
-                          <v:imagedata r:id="rId15" grayscale="t" bilevel="t" chromakey="#A09D98" o:title=""/>
-                          <o:lock v:ext="edit" aspectratio="t"/>
-                        </v:shape>
-                      </v:group>
-                      <v:shape id="_x0000_s1026" o:spid="_x0000_s1026" o:spt="75" type="#_x0000_t75" style="position:absolute;left:21993;top:2640;height:2273;width:2273;" filled="f" o:preferrelative="t" stroked="f" coordsize="21600,21600" o:gfxdata="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">
+                      <v:shape id="图片 25" o:spid="_x0000_s1026" o:spt="75" type="#_x0000_t75" style="position:absolute;left:20665;top:42945;height:2273;width:2273;" filled="f" o:preferrelative="t" stroked="f" coordsize="21600,21600" o:gfxdata="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">
                         <v:fill on="f" focussize="0,0"/>
                         <v:stroke on="f"/>
                         <v:imagedata r:id="rId17" o:title=""/>
                         <o:lock v:ext="edit" aspectratio="t"/>
                       </v:shape>
+                      <v:group id="组合 27" o:spid="_x0000_s1026" o:spt="203" style="position:absolute;left:17976;top:43614;height:626;width:4551;" coordorigin="17976,43614" coordsize="4551,626" o:gfxdata="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">
+                        <o:lock v:ext="edit" aspectratio="f"/>
+                        <v:shape id="图片 29" o:spid="_x0000_s1026" o:spt="75" alt="IMG_256" type="#_x0000_t75" style="position:absolute;left:17976;top:43615;height:570;width:975;" filled="f" o:preferrelative="t" stroked="f" coordsize="21600,21600" o:gfxdata="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">
+                          <v:fill on="f" focussize="0,0"/>
+                          <v:stroke on="f"/>
+                          <v:imagedata r:id="rId15" chromakey="#FFFFFF" o:title=""/>
+                          <o:lock v:ext="edit" aspectratio="t"/>
+                        </v:shape>
+                        <v:shape id="图片 59" o:spid="_x0000_s1026" o:spt="75" alt="图片1" type="#_x0000_t75" style="position:absolute;left:21059;top:43614;height:627;width:1468;" filled="f" o:preferrelative="t" stroked="f" coordsize="21600,21600" o:gfxdata="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">
+                          <v:fill on="f" focussize="0,0"/>
+                          <v:stroke on="f"/>
+                          <v:imagedata r:id="rId19" cropleft="5154f" croptop="7731f" cropright="3488f" cropbottom="12500f" grayscale="t" bilevel="t" o:title=""/>
+                          <o:lock v:ext="edit" aspectratio="t"/>
+                        </v:shape>
+                      </v:group>
                     </v:group>
                   </w:pict>
                 </mc:Fallback>
@@ -6064,192 +6050,6 @@
                 <w:szCs w:val="24"/>
               </w:rPr>
             </w:pPr>
-            <w:r>
-              <w:rPr>
-                <w:sz w:val="22"/>
-              </w:rPr>
-              <mc:AlternateContent>
-                <mc:Choice Requires="wpg">
-                  <w:drawing>
-                    <wp:anchor distT="0" distB="0" distL="114300" distR="114300" simplePos="0" relativeHeight="251669504" behindDoc="0" locked="0" layoutInCell="1" allowOverlap="1">
-                      <wp:simplePos x="0" y="0"/>
-                      <wp:positionH relativeFrom="column">
-                        <wp:posOffset>-66675</wp:posOffset>
-                      </wp:positionH>
-                      <wp:positionV relativeFrom="paragraph">
-                        <wp:posOffset>-510540</wp:posOffset>
-                      </wp:positionV>
-                      <wp:extent cx="3268345" cy="1442720"/>
-                      <wp:effectExtent l="0" t="0" r="8255" b="5080"/>
-                      <wp:wrapNone/>
-                      <wp:docPr id="35" name="组合 74"/>
-                      <wp:cNvGraphicFramePr/>
-                      <a:graphic xmlns:a="http://schemas.openxmlformats.org/drawingml/2006/main">
-                        <a:graphicData uri="http://schemas.microsoft.com/office/word/2010/wordprocessingGroup">
-                          <wpg:wgp>
-                            <wpg:cNvGrpSpPr/>
-                            <wpg:grpSpPr>
-                              <a:xfrm>
-                                <a:off x="0" y="0"/>
-                                <a:ext cx="3268345" cy="1442720"/>
-                                <a:chOff x="18998" y="4392"/>
-                                <a:chExt cx="5147" cy="2272"/>
-                              </a:xfrm>
-                            </wpg:grpSpPr>
-                            <wpg:grpSp>
-                              <wpg:cNvPr id="30" name="组合 42"/>
-                              <wpg:cNvGrpSpPr/>
-                              <wpg:grpSpPr>
-                                <a:xfrm>
-                                  <a:off x="18998" y="4887"/>
-                                  <a:ext cx="4576" cy="797"/>
-                                  <a:chOff x="12268" y="11374"/>
-                                  <a:chExt cx="4576" cy="797"/>
-                                </a:xfrm>
-                              </wpg:grpSpPr>
-                              <pic:pic xmlns:pic="http://schemas.openxmlformats.org/drawingml/2006/picture">
-                                <pic:nvPicPr>
-                                  <pic:cNvPr id="27" name="图片 48" descr="d6eaf1bc4e33dd49c55ac9b185f6f5b"/>
-                                  <pic:cNvPicPr>
-                                    <a:picLocks noChangeAspect="1"/>
-                                  </pic:cNvPicPr>
-                                </pic:nvPicPr>
-                                <pic:blipFill>
-                                  <a:blip r:embed="rId20">
-                                    <a:clrChange>
-                                      <a:clrFrom>
-                                        <a:srgbClr val="FFFDFF"/>
-                                      </a:clrFrom>
-                                      <a:clrTo>
-                                        <a:srgbClr val="FFFDFF">
-                                          <a:alpha val="0"/>
-                                        </a:srgbClr>
-                                      </a:clrTo>
-                                    </a:clrChange>
-                                  </a:blip>
-                                  <a:srcRect l="5435" t="13377" r="6271" b="18114"/>
-                                  <a:stretch>
-                                    <a:fillRect/>
-                                  </a:stretch>
-                                </pic:blipFill>
-                                <pic:spPr>
-                                  <a:xfrm>
-                                    <a:off x="12268" y="11459"/>
-                                    <a:ext cx="1630" cy="712"/>
-                                  </a:xfrm>
-                                  <a:prstGeom prst="rect">
-                                    <a:avLst/>
-                                  </a:prstGeom>
-                                  <a:noFill/>
-                                  <a:ln>
-                                    <a:noFill/>
-                                  </a:ln>
-                                </pic:spPr>
-                              </pic:pic>
-                              <pic:pic xmlns:pic="http://schemas.openxmlformats.org/drawingml/2006/picture">
-                                <pic:nvPicPr>
-                                  <pic:cNvPr id="29" name="图片 41" descr="微信图片_20220215110121"/>
-                                  <pic:cNvPicPr>
-                                    <a:picLocks noChangeAspect="1"/>
-                                  </pic:cNvPicPr>
-                                </pic:nvPicPr>
-                                <pic:blipFill>
-                                  <a:blip r:embed="rId15">
-                                    <a:clrChange>
-                                      <a:clrFrom>
-                                        <a:srgbClr val="A09D98"/>
-                                      </a:clrFrom>
-                                      <a:clrTo>
-                                        <a:srgbClr val="A09D98">
-                                          <a:alpha val="0"/>
-                                        </a:srgbClr>
-                                      </a:clrTo>
-                                    </a:clrChange>
-                                    <a:biLevel thresh="50000"/>
-                                    <a:grayscl/>
-                                  </a:blip>
-                                  <a:stretch>
-                                    <a:fillRect/>
-                                  </a:stretch>
-                                </pic:blipFill>
-                                <pic:spPr>
-                                  <a:xfrm>
-                                    <a:off x="15610" y="11374"/>
-                                    <a:ext cx="1234" cy="715"/>
-                                  </a:xfrm>
-                                  <a:prstGeom prst="rect">
-                                    <a:avLst/>
-                                  </a:prstGeom>
-                                  <a:noFill/>
-                                  <a:ln>
-                                    <a:noFill/>
-                                  </a:ln>
-                                </pic:spPr>
-                              </pic:pic>
-                            </wpg:grpSp>
-                            <pic:pic xmlns:pic="http://schemas.openxmlformats.org/drawingml/2006/picture">
-                              <pic:nvPicPr>
-                                <pic:cNvPr id="33" name="图片 27"/>
-                                <pic:cNvPicPr>
-                                  <a:picLocks noChangeAspect="1"/>
-                                </pic:cNvPicPr>
-                              </pic:nvPicPr>
-                              <pic:blipFill>
-                                <a:blip r:embed="rId17"/>
-                                <a:stretch>
-                                  <a:fillRect/>
-                                </a:stretch>
-                              </pic:blipFill>
-                              <pic:spPr>
-                                <a:xfrm>
-                                  <a:off x="21873" y="4392"/>
-                                  <a:ext cx="2273" cy="2273"/>
-                                </a:xfrm>
-                                <a:prstGeom prst="rect">
-                                  <a:avLst/>
-                                </a:prstGeom>
-                                <a:noFill/>
-                                <a:ln>
-                                  <a:noFill/>
-                                </a:ln>
-                              </pic:spPr>
-                            </pic:pic>
-                          </wpg:wgp>
-                        </a:graphicData>
-                      </a:graphic>
-                    </wp:anchor>
-                  </w:drawing>
-                </mc:Choice>
-                <mc:Fallback>
-                  <w:pict>
-                    <v:group id="组合 74" o:spid="_x0000_s1026" o:spt="203" style="position:absolute;left:0pt;margin-left:-5.25pt;margin-top:-40.2pt;height:113.6pt;width:257.35pt;z-index:251669504;mso-width-relative:page;mso-height-relative:page;" coordorigin="18998,4392" coordsize="5147,2272" o:gfxdata="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">
-                      <o:lock v:ext="edit" aspectratio="f"/>
-                      <v:group id="组合 42" o:spid="_x0000_s1026" o:spt="203" style="position:absolute;left:18998;top:4887;height:797;width:4576;" coordorigin="12268,11374" coordsize="4576,797" o:gfxdata="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">
-                        <o:lock v:ext="edit" aspectratio="f"/>
-                        <v:shape id="图片 48" o:spid="_x0000_s1026" o:spt="75" alt="d6eaf1bc4e33dd49c55ac9b185f6f5b" type="#_x0000_t75" style="position:absolute;left:12268;top:11459;height:712;width:1630;" filled="f" o:preferrelative="t" stroked="f" coordsize="21600,21600" o:gfxdata="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">
-                          <v:fill on="f" focussize="0,0"/>
-                          <v:stroke on="f"/>
-                          <v:imagedata r:id="rId20" cropleft="3562f" croptop="8767f" cropright="4110f" cropbottom="11871f" chromakey="#FFFDFF" o:title=""/>
-                          <o:lock v:ext="edit" aspectratio="t"/>
-                        </v:shape>
-                        <v:shape id="图片 41" o:spid="_x0000_s1026" o:spt="75" alt="微信图片_20220215110121" type="#_x0000_t75" style="position:absolute;left:15610;top:11374;height:715;width:1234;" filled="f" o:preferrelative="t" stroked="f" coordsize="21600,21600" o:gfxdata="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">
-                          <v:fill on="f" focussize="0,0"/>
-                          <v:stroke on="f"/>
-                          <v:imagedata r:id="rId15" grayscale="t" bilevel="t" chromakey="#A09D98" o:title=""/>
-                          <o:lock v:ext="edit" aspectratio="t"/>
-                        </v:shape>
-                      </v:group>
-                      <v:shape id="图片 27" o:spid="_x0000_s1026" o:spt="75" type="#_x0000_t75" style="position:absolute;left:21873;top:4392;height:2273;width:2273;" filled="f" o:preferrelative="t" stroked="f" coordsize="21600,21600" o:gfxdata="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">
-                        <v:fill on="f" focussize="0,0"/>
-                        <v:stroke on="f"/>
-                        <v:imagedata r:id="rId17" o:title=""/>
-                        <o:lock v:ext="edit" aspectratio="t"/>
-                      </v:shape>
-                    </v:group>
-                  </w:pict>
-                </mc:Fallback>
-              </mc:AlternateContent>
-            </w:r>
           </w:p>
         </w:tc>
         <w:tc>
@@ -6631,192 +6431,6 @@
                 <w:szCs w:val="24"/>
               </w:rPr>
             </w:pPr>
-            <w:r>
-              <w:rPr>
-                <w:sz w:val="22"/>
-              </w:rPr>
-              <mc:AlternateContent>
-                <mc:Choice Requires="wpg">
-                  <w:drawing>
-                    <wp:anchor distT="0" distB="0" distL="114300" distR="114300" simplePos="0" relativeHeight="251670528" behindDoc="0" locked="0" layoutInCell="1" allowOverlap="1">
-                      <wp:simplePos x="0" y="0"/>
-                      <wp:positionH relativeFrom="column">
-                        <wp:posOffset>111760</wp:posOffset>
-                      </wp:positionH>
-                      <wp:positionV relativeFrom="paragraph">
-                        <wp:posOffset>-577215</wp:posOffset>
-                      </wp:positionV>
-                      <wp:extent cx="3059430" cy="1442720"/>
-                      <wp:effectExtent l="0" t="0" r="1270" b="5080"/>
-                      <wp:wrapNone/>
-                      <wp:docPr id="40" name="组合 76"/>
-                      <wp:cNvGraphicFramePr/>
-                      <a:graphic xmlns:a="http://schemas.openxmlformats.org/drawingml/2006/main">
-                        <a:graphicData uri="http://schemas.microsoft.com/office/word/2010/wordprocessingGroup">
-                          <wpg:wgp>
-                            <wpg:cNvGrpSpPr/>
-                            <wpg:grpSpPr>
-                              <a:xfrm>
-                                <a:off x="0" y="0"/>
-                                <a:ext cx="3059430" cy="1442720"/>
-                                <a:chOff x="19399" y="6180"/>
-                                <a:chExt cx="4818" cy="2272"/>
-                              </a:xfrm>
-                            </wpg:grpSpPr>
-                            <wpg:grpSp>
-                              <wpg:cNvPr id="38" name="组合 34"/>
-                              <wpg:cNvGrpSpPr/>
-                              <wpg:grpSpPr>
-                                <a:xfrm>
-                                  <a:off x="19399" y="6701"/>
-                                  <a:ext cx="4343" cy="988"/>
-                                  <a:chOff x="12609" y="13215"/>
-                                  <a:chExt cx="4343" cy="988"/>
-                                </a:xfrm>
-                              </wpg:grpSpPr>
-                              <pic:pic xmlns:pic="http://schemas.openxmlformats.org/drawingml/2006/picture">
-                                <pic:nvPicPr>
-                                  <pic:cNvPr id="36" name="图片 1" descr="IMG_256"/>
-                                  <pic:cNvPicPr>
-                                    <a:picLocks noChangeAspect="1"/>
-                                  </pic:cNvPicPr>
-                                </pic:nvPicPr>
-                                <pic:blipFill>
-                                  <a:blip r:embed="rId21">
-                                    <a:clrChange>
-                                      <a:clrFrom>
-                                        <a:srgbClr val="AAA9A5"/>
-                                      </a:clrFrom>
-                                      <a:clrTo>
-                                        <a:srgbClr val="AAA9A5">
-                                          <a:alpha val="0"/>
-                                        </a:srgbClr>
-                                      </a:clrTo>
-                                    </a:clrChange>
-                                  </a:blip>
-                                  <a:srcRect l="27431" t="30452" r="31963" b="18126"/>
-                                  <a:stretch>
-                                    <a:fillRect/>
-                                  </a:stretch>
-                                </pic:blipFill>
-                                <pic:spPr>
-                                  <a:xfrm>
-                                    <a:off x="12609" y="13215"/>
-                                    <a:ext cx="781" cy="989"/>
-                                  </a:xfrm>
-                                  <a:prstGeom prst="rect">
-                                    <a:avLst/>
-                                  </a:prstGeom>
-                                  <a:noFill/>
-                                  <a:ln>
-                                    <a:noFill/>
-                                  </a:ln>
-                                </pic:spPr>
-                              </pic:pic>
-                              <pic:pic xmlns:pic="http://schemas.openxmlformats.org/drawingml/2006/picture">
-                                <pic:nvPicPr>
-                                  <pic:cNvPr id="37" name="图片 31" descr="微信图片_20220215110121"/>
-                                  <pic:cNvPicPr>
-                                    <a:picLocks noChangeAspect="1"/>
-                                  </pic:cNvPicPr>
-                                </pic:nvPicPr>
-                                <pic:blipFill>
-                                  <a:blip r:embed="rId15">
-                                    <a:clrChange>
-                                      <a:clrFrom>
-                                        <a:srgbClr val="A09D98"/>
-                                      </a:clrFrom>
-                                      <a:clrTo>
-                                        <a:srgbClr val="A09D98">
-                                          <a:alpha val="0"/>
-                                        </a:srgbClr>
-                                      </a:clrTo>
-                                    </a:clrChange>
-                                    <a:biLevel thresh="50000"/>
-                                    <a:grayscl/>
-                                  </a:blip>
-                                  <a:stretch>
-                                    <a:fillRect/>
-                                  </a:stretch>
-                                </pic:blipFill>
-                                <pic:spPr>
-                                  <a:xfrm>
-                                    <a:off x="15718" y="13246"/>
-                                    <a:ext cx="1234" cy="715"/>
-                                  </a:xfrm>
-                                  <a:prstGeom prst="rect">
-                                    <a:avLst/>
-                                  </a:prstGeom>
-                                  <a:noFill/>
-                                  <a:ln>
-                                    <a:noFill/>
-                                  </a:ln>
-                                </pic:spPr>
-                              </pic:pic>
-                            </wpg:grpSp>
-                            <pic:pic xmlns:pic="http://schemas.openxmlformats.org/drawingml/2006/picture">
-                              <pic:nvPicPr>
-                                <pic:cNvPr id="39" name="图片 32"/>
-                                <pic:cNvPicPr>
-                                  <a:picLocks noChangeAspect="1"/>
-                                </pic:cNvPicPr>
-                              </pic:nvPicPr>
-                              <pic:blipFill>
-                                <a:blip r:embed="rId17"/>
-                                <a:stretch>
-                                  <a:fillRect/>
-                                </a:stretch>
-                              </pic:blipFill>
-                              <pic:spPr>
-                                <a:xfrm>
-                                  <a:off x="21945" y="6180"/>
-                                  <a:ext cx="2273" cy="2273"/>
-                                </a:xfrm>
-                                <a:prstGeom prst="rect">
-                                  <a:avLst/>
-                                </a:prstGeom>
-                                <a:noFill/>
-                                <a:ln>
-                                  <a:noFill/>
-                                </a:ln>
-                              </pic:spPr>
-                            </pic:pic>
-                          </wpg:wgp>
-                        </a:graphicData>
-                      </a:graphic>
-                    </wp:anchor>
-                  </w:drawing>
-                </mc:Choice>
-                <mc:Fallback>
-                  <w:pict>
-                    <v:group id="组合 76" o:spid="_x0000_s1026" o:spt="203" style="position:absolute;left:0pt;margin-left:8.8pt;margin-top:-45.45pt;height:113.6pt;width:240.9pt;z-index:251670528;mso-width-relative:page;mso-height-relative:page;" coordorigin="19399,6180" coordsize="4818,2272" o:gfxdata="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">
-                      <o:lock v:ext="edit" aspectratio="f"/>
-                      <v:group id="组合 34" o:spid="_x0000_s1026" o:spt="203" style="position:absolute;left:19399;top:6701;height:988;width:4343;" coordorigin="12609,13215" coordsize="4343,988" o:gfxdata="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">
-                        <o:lock v:ext="edit" aspectratio="f"/>
-                        <v:shape id="图片 1" o:spid="_x0000_s1026" o:spt="75" alt="IMG_256" type="#_x0000_t75" style="position:absolute;left:12609;top:13215;height:989;width:781;" filled="f" o:preferrelative="t" stroked="f" coordsize="21600,21600" o:gfxdata="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">
-                          <v:fill on="f" focussize="0,0"/>
-                          <v:stroke on="f"/>
-                          <v:imagedata r:id="rId21" cropleft="17977f" croptop="19957f" cropright="20947f" cropbottom="11879f" chromakey="#AAA9A5" o:title=""/>
-                          <o:lock v:ext="edit" aspectratio="t"/>
-                        </v:shape>
-                        <v:shape id="图片 31" o:spid="_x0000_s1026" o:spt="75" alt="微信图片_20220215110121" type="#_x0000_t75" style="position:absolute;left:15718;top:13246;height:715;width:1234;" filled="f" o:preferrelative="t" stroked="f" coordsize="21600,21600" o:gfxdata="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">
-                          <v:fill on="f" focussize="0,0"/>
-                          <v:stroke on="f"/>
-                          <v:imagedata r:id="rId15" grayscale="t" bilevel="t" chromakey="#A09D98" o:title=""/>
-                          <o:lock v:ext="edit" aspectratio="t"/>
-                        </v:shape>
-                      </v:group>
-                      <v:shape id="图片 32" o:spid="_x0000_s1026" o:spt="75" type="#_x0000_t75" style="position:absolute;left:21945;top:6180;height:2273;width:2273;" filled="f" o:preferrelative="t" stroked="f" coordsize="21600,21600" o:gfxdata="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">
-                        <v:fill on="f" focussize="0,0"/>
-                        <v:stroke on="f"/>
-                        <v:imagedata r:id="rId17" o:title=""/>
-                        <o:lock v:ext="edit" aspectratio="t"/>
-                      </v:shape>
-                    </v:group>
-                  </w:pict>
-                </mc:Fallback>
-              </mc:AlternateContent>
-            </w:r>
           </w:p>
         </w:tc>
         <w:tc>
@@ -9265,15 +8879,15 @@
         <w:br w:type="page"/>
       </w:r>
       <w:bookmarkEnd w:id="14"/>
-      <w:bookmarkStart w:id="29" w:name="_Toc23903"/>
+      <w:bookmarkStart w:id="29" w:name="_Toc25727"/>
       <w:bookmarkEnd w:id="29"/>
-      <w:bookmarkStart w:id="30" w:name="_Toc23846_WPSOffice_Level1"/>
+      <w:bookmarkStart w:id="30" w:name="_Toc32443_WPSOffice_Level1"/>
       <w:bookmarkEnd w:id="30"/>
-      <w:bookmarkStart w:id="31" w:name="_Toc4331_WPSOffice_Level1"/>
+      <w:bookmarkStart w:id="31" w:name="_Toc23903"/>
       <w:bookmarkEnd w:id="31"/>
-      <w:bookmarkStart w:id="32" w:name="_Toc32443_WPSOffice_Level1"/>
+      <w:bookmarkStart w:id="32" w:name="_Toc23846_WPSOffice_Level1"/>
       <w:bookmarkEnd w:id="32"/>
-      <w:bookmarkStart w:id="33" w:name="_Toc25727"/>
+      <w:bookmarkStart w:id="33" w:name="_Toc4331_WPSOffice_Level1"/>
       <w:bookmarkEnd w:id="33"/>
     </w:p>
     <w:p>
@@ -9498,7 +9112,25 @@
           <w:bCs w:val="0"/>
           <w:lang w:eastAsia="zh-CN"/>
         </w:rPr>
-        <w:t>广州市黄浦区开源大道11号C6栋702室</w:t>
+        <w:t>广州市黄</w:t>
+      </w:r>
+      <w:r>
+        <w:rPr>
+          <w:rFonts w:hint="eastAsia" w:ascii="Times New Roman" w:hAnsi="Times New Roman" w:eastAsia="微软雅黑" w:cs="Times New Roman"/>
+          <w:lang w:eastAsia="zh-CN"/>
+        </w:rPr>
+        <w:t>埔</w:t>
+      </w:r>
+      <w:bookmarkStart w:id="36" w:name="_GoBack"/>
+      <w:bookmarkEnd w:id="36"/>
+      <w:r>
+        <w:rPr>
+          <w:rFonts w:hint="eastAsia" w:ascii="Times New Roman" w:hAnsi="Times New Roman" w:eastAsia="微软雅黑" w:cs="Times New Roman"/>
+          <w:b w:val="0"/>
+          <w:bCs w:val="0"/>
+          <w:lang w:eastAsia="zh-CN"/>
+        </w:rPr>
+        <w:t>区开源大道11号C6栋702室</w:t>
       </w:r>
     </w:p>
     <w:p>
@@ -9826,7 +9458,7 @@
           <w:highlight w:val="none"/>
         </w:rPr>
         <w:drawing>
-          <wp:anchor distT="0" distB="0" distL="114935" distR="114935" simplePos="0" relativeHeight="251673600" behindDoc="0" locked="0" layoutInCell="1" allowOverlap="1">
+          <wp:anchor distT="0" distB="0" distL="114935" distR="114935" simplePos="0" relativeHeight="251667456" behindDoc="0" locked="0" layoutInCell="1" allowOverlap="1">
             <wp:simplePos x="0" y="0"/>
             <wp:positionH relativeFrom="column">
               <wp:posOffset>723900</wp:posOffset>
@@ -9851,7 +9483,7 @@
                     </pic:cNvPicPr>
                   </pic:nvPicPr>
                   <pic:blipFill>
-                    <a:blip r:embed="rId22"/>
+                    <a:blip r:embed="rId20"/>
                     <a:stretch>
                       <a:fillRect/>
                     </a:stretch>
@@ -9883,7 +9515,7 @@
           <w:highlight w:val="none"/>
         </w:rPr>
         <w:drawing>
-          <wp:anchor distT="0" distB="0" distL="114935" distR="114935" simplePos="0" relativeHeight="251672576" behindDoc="0" locked="0" layoutInCell="1" allowOverlap="1">
+          <wp:anchor distT="0" distB="0" distL="114935" distR="114935" simplePos="0" relativeHeight="251666432" behindDoc="0" locked="0" layoutInCell="1" allowOverlap="1">
             <wp:simplePos x="0" y="0"/>
             <wp:positionH relativeFrom="column">
               <wp:posOffset>30480</wp:posOffset>
@@ -9908,7 +9540,7 @@
                     </pic:cNvPicPr>
                   </pic:nvPicPr>
                   <pic:blipFill>
-                    <a:blip r:embed="rId23"/>
+                    <a:blip r:embed="rId21"/>
                     <a:stretch>
                       <a:fillRect/>
                     </a:stretch>
@@ -10090,7 +9722,7 @@
           <w:lang w:eastAsia="zh-CN"/>
         </w:rPr>
         <w:drawing>
-          <wp:anchor distT="0" distB="0" distL="0" distR="0" simplePos="0" relativeHeight="251671552" behindDoc="1" locked="0" layoutInCell="1" allowOverlap="1">
+          <wp:anchor distT="0" distB="0" distL="0" distR="0" simplePos="0" relativeHeight="251665408" behindDoc="1" locked="0" layoutInCell="1" allowOverlap="1">
             <wp:simplePos x="0" y="0"/>
             <wp:positionH relativeFrom="column">
               <wp:posOffset>4900295</wp:posOffset>
@@ -10115,7 +9747,7 @@
                     </pic:cNvPicPr>
                   </pic:nvPicPr>
                   <pic:blipFill>
-                    <a:blip r:embed="rId24"/>
+                    <a:blip r:embed="rId22"/>
                     <a:srcRect/>
                     <a:stretch>
                       <a:fillRect/>

--- a/WebContent/docx/微卫星不稳定性检测报告.docx
+++ b/WebContent/docx/微卫星不稳定性检测报告.docx
@@ -42,7 +42,7 @@
     <w:p>
       <w:r>
         <w:drawing>
-          <wp:anchor distT="0" distB="0" distL="0" distR="0" simplePos="0" relativeHeight="251668480" behindDoc="0" locked="0" layoutInCell="1" allowOverlap="1">
+          <wp:anchor distT="0" distB="0" distL="0" distR="0" simplePos="0" relativeHeight="251674624" behindDoc="0" locked="0" layoutInCell="1" allowOverlap="1">
             <wp:simplePos x="0" y="0"/>
             <wp:positionH relativeFrom="column">
               <wp:posOffset>2259330</wp:posOffset>
@@ -92,6 +92,7 @@
           </wp:anchor>
         </w:drawing>
       </w:r>
+      <w:bookmarkStart w:id="36" w:name="_GoBack"/>
       <w:r>
         <w:rPr>
           <w:lang w:eastAsia="zh-CN"/>
@@ -143,6 +144,7 @@
           </wp:anchor>
         </w:drawing>
       </w:r>
+      <w:bookmarkEnd w:id="36"/>
     </w:p>
     <w:p>
       <w:pPr>
@@ -2226,11 +2228,11 @@
           <w:docGrid w:linePitch="299" w:charSpace="0"/>
         </w:sectPr>
       </w:pPr>
-      <w:bookmarkStart w:id="0" w:name="_Toc21009_WPSOffice_Level1"/>
-      <w:bookmarkStart w:id="1" w:name="_Toc81251347"/>
+      <w:bookmarkStart w:id="0" w:name="_Toc81251347"/>
+      <w:bookmarkStart w:id="1" w:name="_Toc21009_WPSOffice_Level1"/>
       <w:bookmarkStart w:id="2" w:name="_Toc13806"/>
-      <w:bookmarkStart w:id="3" w:name="_Toc30143_WPSOffice_Level1"/>
-      <w:bookmarkStart w:id="4" w:name="_Toc21669"/>
+      <w:bookmarkStart w:id="3" w:name="_Toc21669"/>
+      <w:bookmarkStart w:id="4" w:name="_Toc30143_WPSOffice_Level1"/>
       <w:bookmarkStart w:id="5" w:name="_Toc24178_WPSOffice_Level1"/>
       <w:bookmarkStart w:id="6" w:name="_Toc2198"/>
     </w:p>
@@ -3244,13 +3246,13 @@
           <w:lang w:val="en-US" w:eastAsia="zh-CN"/>
         </w:rPr>
       </w:pPr>
-      <w:bookmarkStart w:id="15" w:name="_Toc16409"/>
-      <w:bookmarkStart w:id="16" w:name="_Toc25920"/>
-      <w:bookmarkStart w:id="17" w:name="_Toc6221_WPSOffice_Level1"/>
-      <w:bookmarkStart w:id="18" w:name="_Toc81251494"/>
+      <w:bookmarkStart w:id="15" w:name="_Toc25920"/>
+      <w:bookmarkStart w:id="16" w:name="_Toc81251494"/>
+      <w:bookmarkStart w:id="17" w:name="_Toc18058"/>
+      <w:bookmarkStart w:id="18" w:name="_Toc6221_WPSOffice_Level1"/>
       <w:bookmarkStart w:id="19" w:name="_Toc81251350"/>
       <w:bookmarkStart w:id="20" w:name="_Toc23369_WPSOffice_Level1"/>
-      <w:bookmarkStart w:id="21" w:name="_Toc18058"/>
+      <w:bookmarkStart w:id="21" w:name="_Toc16409"/>
       <w:bookmarkStart w:id="22" w:name="_Toc534807930"/>
       <w:r>
         <w:rPr>
@@ -3822,18 +3824,18 @@
               <mc:AlternateContent>
                 <mc:Choice Requires="wpg">
                   <w:drawing>
-                    <wp:anchor distT="0" distB="0" distL="114300" distR="114300" simplePos="0" relativeHeight="251669504" behindDoc="0" locked="0" layoutInCell="1" allowOverlap="1">
+                    <wp:anchor distT="0" distB="0" distL="114300" distR="114300" simplePos="0" relativeHeight="251665408" behindDoc="0" locked="0" layoutInCell="1" allowOverlap="1">
                       <wp:simplePos x="0" y="0"/>
                       <wp:positionH relativeFrom="column">
-                        <wp:posOffset>0</wp:posOffset>
+                        <wp:posOffset>31115</wp:posOffset>
                       </wp:positionH>
                       <wp:positionV relativeFrom="paragraph">
-                        <wp:posOffset>-460375</wp:posOffset>
+                        <wp:posOffset>-547370</wp:posOffset>
                       </wp:positionV>
-                      <wp:extent cx="3080385" cy="1442720"/>
-                      <wp:effectExtent l="0" t="0" r="13335" b="5080"/>
+                      <wp:extent cx="3160395" cy="1441450"/>
+                      <wp:effectExtent l="0" t="0" r="1905" b="6350"/>
                       <wp:wrapNone/>
-                      <wp:docPr id="34" name="组合 34"/>
+                      <wp:docPr id="10" name="组合 52"/>
                       <wp:cNvGraphicFramePr/>
                       <a:graphic xmlns:a="http://schemas.openxmlformats.org/drawingml/2006/main">
                         <a:graphicData uri="http://schemas.microsoft.com/office/word/2010/wordprocessingGroup">
@@ -3842,25 +3844,25 @@
                             <wpg:grpSpPr>
                               <a:xfrm>
                                 <a:off x="0" y="0"/>
-                                <a:ext cx="3080385" cy="1442720"/>
-                                <a:chOff x="17956" y="37747"/>
-                                <a:chExt cx="4851" cy="2272"/>
+                                <a:ext cx="3160395" cy="1441450"/>
+                                <a:chOff x="10964" y="3809"/>
+                                <a:chExt cx="4977" cy="2270"/>
                               </a:xfrm>
                             </wpg:grpSpPr>
                             <wpg:grpSp>
-                              <wpg:cNvPr id="4" name="组合 16"/>
+                              <wpg:cNvPr id="8" name="组合 6"/>
                               <wpg:cNvGrpSpPr/>
                               <wpg:grpSpPr>
                                 <a:xfrm>
-                                  <a:off x="17956" y="38313"/>
-                                  <a:ext cx="4049" cy="646"/>
-                                  <a:chOff x="17956" y="38313"/>
-                                  <a:chExt cx="4049" cy="646"/>
+                                  <a:off x="10964" y="4438"/>
+                                  <a:ext cx="4577" cy="734"/>
+                                  <a:chOff x="10964" y="4438"/>
+                                  <a:chExt cx="4577" cy="734"/>
                                 </a:xfrm>
                               </wpg:grpSpPr>
                               <pic:pic xmlns:pic="http://schemas.openxmlformats.org/drawingml/2006/picture">
                                 <pic:nvPicPr>
-                                  <pic:cNvPr id="12" name="图片 29" descr="IMG_256"/>
+                                  <pic:cNvPr id="6" name="图片 30" descr="微信图片_20220215110121"/>
                                   <pic:cNvPicPr>
                                     <a:picLocks noChangeAspect="1"/>
                                   </pic:cNvPicPr>
@@ -3869,17 +3871,16 @@
                                   <a:blip r:embed="rId15">
                                     <a:clrChange>
                                       <a:clrFrom>
-                                        <a:srgbClr val="FFFFFF">
-                                          <a:alpha val="100000"/>
-                                        </a:srgbClr>
+                                        <a:srgbClr val="A09D98"/>
                                       </a:clrFrom>
                                       <a:clrTo>
-                                        <a:srgbClr val="FFFFFF">
-                                          <a:alpha val="100000"/>
+                                        <a:srgbClr val="A09D98">
                                           <a:alpha val="0"/>
                                         </a:srgbClr>
                                       </a:clrTo>
                                     </a:clrChange>
+                                    <a:biLevel thresh="50000"/>
+                                    <a:grayscl/>
                                   </a:blip>
                                   <a:stretch>
                                     <a:fillRect/>
@@ -3887,67 +3888,75 @@
                                 </pic:blipFill>
                                 <pic:spPr>
                                   <a:xfrm>
-                                    <a:off x="21031" y="38313"/>
-                                    <a:ext cx="975" cy="570"/>
+                                    <a:off x="10964" y="4458"/>
+                                    <a:ext cx="1234" cy="715"/>
                                   </a:xfrm>
                                   <a:prstGeom prst="rect">
                                     <a:avLst/>
                                   </a:prstGeom>
                                   <a:noFill/>
-                                  <a:ln w="9525">
+                                  <a:ln>
                                     <a:noFill/>
                                   </a:ln>
                                 </pic:spPr>
                               </pic:pic>
                               <pic:pic xmlns:pic="http://schemas.openxmlformats.org/drawingml/2006/picture">
                                 <pic:nvPicPr>
-                                  <pic:cNvPr id="6" name="图片 15" descr="c9514d16fd70679bf0495aeebb03c72d_compress"/>
+                                  <pic:cNvPr id="7" name="图片 34" descr="晓敏"/>
                                   <pic:cNvPicPr>
                                     <a:picLocks noChangeAspect="1"/>
                                   </pic:cNvPicPr>
                                 </pic:nvPicPr>
                                 <pic:blipFill>
-                                  <a:blip r:embed="rId16"/>
-                                  <a:srcRect l="21003" t="56913" r="27176" b="26386"/>
+                                  <a:blip r:embed="rId16">
+                                    <a:clrChange>
+                                      <a:clrFrom>
+                                        <a:srgbClr val="949FA1"/>
+                                      </a:clrFrom>
+                                      <a:clrTo>
+                                        <a:srgbClr val="949FA1">
+                                          <a:alpha val="0"/>
+                                        </a:srgbClr>
+                                      </a:clrTo>
+                                    </a:clrChange>
+                                  </a:blip>
+                                  <a:srcRect l="34062" t="26445" r="34097" b="9325"/>
                                   <a:stretch>
                                     <a:fillRect/>
                                   </a:stretch>
                                 </pic:blipFill>
                                 <pic:spPr>
-                                  <a:xfrm>
-                                    <a:off x="17956" y="38485"/>
-                                    <a:ext cx="1550" cy="475"/>
+                                  <a:xfrm rot="-5400000">
+                                    <a:off x="14524" y="3981"/>
+                                    <a:ext cx="560" cy="1475"/>
                                   </a:xfrm>
                                   <a:prstGeom prst="rect">
                                     <a:avLst/>
                                   </a:prstGeom>
+                                  <a:noFill/>
+                                  <a:ln>
+                                    <a:noFill/>
+                                  </a:ln>
                                 </pic:spPr>
                               </pic:pic>
                             </wpg:grpSp>
                             <pic:pic xmlns:pic="http://schemas.openxmlformats.org/drawingml/2006/picture">
                               <pic:nvPicPr>
-                                <pic:cNvPr id="18" name="图片 25"/>
+                                <pic:cNvPr id="9" name="图片 8"/>
                                 <pic:cNvPicPr>
-                                  <a:picLocks noChangeAspect="1" noChangeArrowheads="1"/>
+                                  <a:picLocks noChangeAspect="1"/>
                                 </pic:cNvPicPr>
                               </pic:nvPicPr>
                               <pic:blipFill>
-                                <a:blip r:embed="rId17">
-                                  <a:extLst>
-                                    <a:ext uri="{28A0092B-C50C-407E-A947-70E740481C1C}">
-                                      <a14:useLocalDpi xmlns:a14="http://schemas.microsoft.com/office/drawing/2010/main" val="0"/>
-                                    </a:ext>
-                                  </a:extLst>
-                                </a:blip>
-                                <a:srcRect/>
+                                <a:blip r:embed="rId17"/>
                                 <a:stretch>
                                   <a:fillRect/>
                                 </a:stretch>
                               </pic:blipFill>
                               <pic:spPr>
                                 <a:xfrm>
-                                  <a:off x="20535" y="37747"/>
-                                  <a:ext cx="2273" cy="2273"/>
+                                  <a:off x="13671" y="3809"/>
+                                  <a:ext cx="2271" cy="2271"/>
                                 </a:xfrm>
                                 <a:prstGeom prst="rect">
                                   <a:avLst/>
@@ -3966,24 +3975,24 @@
                 </mc:Choice>
                 <mc:Fallback>
                   <w:pict>
-                    <v:group id="_x0000_s1026" o:spid="_x0000_s1026" o:spt="203" style="position:absolute;left:0pt;margin-left:0pt;margin-top:-36.25pt;height:113.6pt;width:242.55pt;z-index:251669504;mso-width-relative:page;mso-height-relative:page;" coordorigin="17956,37747" coordsize="4851,2272" o:gfxdata="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">
+                    <v:group id="组合 52" o:spid="_x0000_s1026" o:spt="203" style="position:absolute;left:0pt;margin-left:2.45pt;margin-top:-43.1pt;height:113.5pt;width:248.85pt;z-index:251665408;mso-width-relative:page;mso-height-relative:page;" coordorigin="10964,3809" coordsize="4977,2270" o:gfxdata="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">
                       <o:lock v:ext="edit" aspectratio="f"/>
-                      <v:group id="组合 16" o:spid="_x0000_s1026" o:spt="203" style="position:absolute;left:17956;top:38313;height:646;width:4049;" coordorigin="17956,38313" coordsize="4049,646" o:gfxdata="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">
+                      <v:group id="组合 6" o:spid="_x0000_s1026" o:spt="203" style="position:absolute;left:10964;top:4438;height:734;width:4577;" coordorigin="10964,4438" coordsize="4577,734" o:gfxdata="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">
                         <o:lock v:ext="edit" aspectratio="f"/>
-                        <v:shape id="图片 29" o:spid="_x0000_s1026" o:spt="75" alt="IMG_256" type="#_x0000_t75" style="position:absolute;left:21031;top:38313;height:570;width:975;" filled="f" o:preferrelative="t" stroked="f" coordsize="21600,21600" o:gfxdata="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">
+                        <v:shape id="图片 30" o:spid="_x0000_s1026" o:spt="75" alt="微信图片_20220215110121" type="#_x0000_t75" style="position:absolute;left:10964;top:4458;height:715;width:1234;" filled="f" o:preferrelative="t" stroked="f" coordsize="21600,21600" o:gfxdata="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">
                           <v:fill on="f" focussize="0,0"/>
                           <v:stroke on="f"/>
-                          <v:imagedata r:id="rId15" chromakey="#FFFFFF" o:title=""/>
+                          <v:imagedata r:id="rId15" grayscale="t" bilevel="t" chromakey="#A09D98" o:title=""/>
                           <o:lock v:ext="edit" aspectratio="t"/>
                         </v:shape>
-                        <v:shape id="图片 15" o:spid="_x0000_s1026" o:spt="75" alt="c9514d16fd70679bf0495aeebb03c72d_compress" type="#_x0000_t75" style="position:absolute;left:17956;top:38485;height:475;width:1550;" filled="f" o:preferrelative="t" stroked="f" coordsize="21600,21600" o:gfxdata="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">
+                        <v:shape id="图片 34" o:spid="_x0000_s1026" o:spt="75" alt="晓敏" type="#_x0000_t75" style="position:absolute;left:14524;top:3981;height:1475;width:560;rotation:-5898240f;" filled="f" o:preferrelative="t" stroked="f" coordsize="21600,21600" o:gfxdata="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">
                           <v:fill on="f" focussize="0,0"/>
                           <v:stroke on="f"/>
-                          <v:imagedata r:id="rId16" cropleft="13765f" croptop="37299f" cropright="17810f" cropbottom="17292f" o:title=""/>
+                          <v:imagedata r:id="rId16" cropleft="22323f" croptop="17331f" cropright="22346f" cropbottom="6111f" chromakey="#949FA1" o:title=""/>
                           <o:lock v:ext="edit" aspectratio="t"/>
                         </v:shape>
                       </v:group>
-                      <v:shape id="图片 25" o:spid="_x0000_s1026" o:spt="75" type="#_x0000_t75" style="position:absolute;left:20535;top:37747;height:2273;width:2273;" filled="f" o:preferrelative="t" stroked="f" coordsize="21600,21600" o:gfxdata="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">
+                      <v:shape id="图片 8" o:spid="_x0000_s1026" o:spt="75" type="#_x0000_t75" style="position:absolute;left:13671;top:3809;height:2271;width:2271;" filled="f" o:preferrelative="t" stroked="f" coordsize="21600,21600" o:gfxdata="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">
                         <v:fill on="f" focussize="0,0"/>
                         <v:stroke on="f"/>
                         <v:imagedata r:id="rId17" o:title=""/>
@@ -4280,9 +4289,8 @@
     <w:p>
       <w:pPr>
         <w:rPr>
-          <w:rFonts w:hint="default"/>
           <w:sz w:val="24"/>
-          <w:lang w:val="en-US" w:eastAsia="zh-CN"/>
+          <w:lang w:eastAsia="zh-CN"/>
         </w:rPr>
       </w:pPr>
     </w:p>
@@ -4379,18 +4387,18 @@
               <mc:AlternateContent>
                 <mc:Choice Requires="wpg">
                   <w:drawing>
-                    <wp:anchor distT="0" distB="0" distL="114300" distR="114300" simplePos="0" relativeHeight="251670528" behindDoc="0" locked="0" layoutInCell="1" allowOverlap="1">
+                    <wp:anchor distT="0" distB="0" distL="114300" distR="114300" simplePos="0" relativeHeight="251666432" behindDoc="0" locked="0" layoutInCell="1" allowOverlap="1">
                       <wp:simplePos x="0" y="0"/>
                       <wp:positionH relativeFrom="column">
-                        <wp:posOffset>0</wp:posOffset>
+                        <wp:posOffset>-8255</wp:posOffset>
                       </wp:positionH>
                       <wp:positionV relativeFrom="paragraph">
-                        <wp:posOffset>-490855</wp:posOffset>
+                        <wp:posOffset>-472440</wp:posOffset>
                       </wp:positionV>
-                      <wp:extent cx="3135630" cy="1442720"/>
-                      <wp:effectExtent l="0" t="0" r="3810" b="5080"/>
+                      <wp:extent cx="3210560" cy="1443355"/>
+                      <wp:effectExtent l="0" t="0" r="2540" b="4445"/>
                       <wp:wrapNone/>
-                      <wp:docPr id="36" name="组合 36"/>
+                      <wp:docPr id="15" name="组合 55"/>
                       <wp:cNvGraphicFramePr/>
                       <a:graphic xmlns:a="http://schemas.openxmlformats.org/drawingml/2006/main">
                         <a:graphicData uri="http://schemas.microsoft.com/office/word/2010/wordprocessingGroup">
@@ -4399,49 +4407,64 @@
                             <wpg:grpSpPr>
                               <a:xfrm>
                                 <a:off x="0" y="0"/>
-                                <a:ext cx="3135630" cy="1442720"/>
-                                <a:chOff x="17956" y="39496"/>
-                                <a:chExt cx="4938" cy="2272"/>
+                                <a:ext cx="3210560" cy="1443355"/>
+                                <a:chOff x="7101" y="5724"/>
+                                <a:chExt cx="5056" cy="2273"/>
                               </a:xfrm>
                             </wpg:grpSpPr>
                             <wpg:grpSp>
-                              <wpg:cNvPr id="37" name="组合 30"/>
+                              <wpg:cNvPr id="13" name="组合 1"/>
                               <wpg:cNvGrpSpPr/>
                               <wpg:grpSpPr>
                                 <a:xfrm>
-                                  <a:off x="17956" y="40098"/>
-                                  <a:ext cx="4213" cy="570"/>
-                                  <a:chOff x="17956" y="40098"/>
-                                  <a:chExt cx="4213" cy="570"/>
+                                  <a:off x="7101" y="6197"/>
+                                  <a:ext cx="4377" cy="714"/>
+                                  <a:chOff x="7101" y="6197"/>
+                                  <a:chExt cx="4377" cy="714"/>
                                 </a:xfrm>
                               </wpg:grpSpPr>
                               <pic:pic xmlns:pic="http://schemas.openxmlformats.org/drawingml/2006/picture">
                                 <pic:nvPicPr>
-                                  <pic:cNvPr id="7" name="图片 1" descr="24f613a0-66be-430b-9e80-270d3393fac5"/>
+                                  <pic:cNvPr id="11" name="图片 34" descr="晓敏"/>
                                   <pic:cNvPicPr>
                                     <a:picLocks noChangeAspect="1"/>
                                   </pic:cNvPicPr>
                                 </pic:nvPicPr>
                                 <pic:blipFill>
-                                  <a:blip r:embed="rId18"/>
-                                  <a:srcRect l="43292" t="26660" r="21693" b="24394"/>
+                                  <a:blip r:embed="rId16">
+                                    <a:clrChange>
+                                      <a:clrFrom>
+                                        <a:srgbClr val="949FA1"/>
+                                      </a:clrFrom>
+                                      <a:clrTo>
+                                        <a:srgbClr val="949FA1">
+                                          <a:alpha val="0"/>
+                                        </a:srgbClr>
+                                      </a:clrTo>
+                                    </a:clrChange>
+                                  </a:blip>
+                                  <a:srcRect l="34062" t="26445" r="34097" b="9325"/>
                                   <a:stretch>
                                     <a:fillRect/>
                                   </a:stretch>
                                 </pic:blipFill>
                                 <pic:spPr>
-                                  <a:xfrm rot="16200000">
-                                    <a:off x="18366" y="39740"/>
-                                    <a:ext cx="506" cy="1327"/>
+                                  <a:xfrm rot="-5400000">
+                                    <a:off x="7558" y="5850"/>
+                                    <a:ext cx="560" cy="1475"/>
                                   </a:xfrm>
                                   <a:prstGeom prst="rect">
                                     <a:avLst/>
                                   </a:prstGeom>
+                                  <a:noFill/>
+                                  <a:ln>
+                                    <a:noFill/>
+                                  </a:ln>
                                 </pic:spPr>
                               </pic:pic>
                               <pic:pic xmlns:pic="http://schemas.openxmlformats.org/drawingml/2006/picture">
                                 <pic:nvPicPr>
-                                  <pic:cNvPr id="29" name="图片 29" descr="IMG_256"/>
+                                  <pic:cNvPr id="12" name="图片 45" descr="微信图片_20220215110121"/>
                                   <pic:cNvPicPr>
                                     <a:picLocks noChangeAspect="1"/>
                                   </pic:cNvPicPr>
@@ -4450,17 +4473,16 @@
                                   <a:blip r:embed="rId15">
                                     <a:clrChange>
                                       <a:clrFrom>
-                                        <a:srgbClr val="FFFFFF">
-                                          <a:alpha val="100000"/>
-                                        </a:srgbClr>
+                                        <a:srgbClr val="A09D98"/>
                                       </a:clrFrom>
                                       <a:clrTo>
-                                        <a:srgbClr val="FFFFFF">
-                                          <a:alpha val="100000"/>
+                                        <a:srgbClr val="A09D98">
                                           <a:alpha val="0"/>
                                         </a:srgbClr>
                                       </a:clrTo>
                                     </a:clrChange>
+                                    <a:biLevel thresh="50000"/>
+                                    <a:grayscl/>
                                   </a:blip>
                                   <a:stretch>
                                     <a:fillRect/>
@@ -4468,14 +4490,14 @@
                                 </pic:blipFill>
                                 <pic:spPr>
                                   <a:xfrm>
-                                    <a:off x="21195" y="40098"/>
-                                    <a:ext cx="975" cy="570"/>
+                                    <a:off x="10244" y="6197"/>
+                                    <a:ext cx="1234" cy="715"/>
                                   </a:xfrm>
                                   <a:prstGeom prst="rect">
                                     <a:avLst/>
                                   </a:prstGeom>
                                   <a:noFill/>
-                                  <a:ln w="9525">
+                                  <a:ln>
                                     <a:noFill/>
                                   </a:ln>
                                 </pic:spPr>
@@ -4483,27 +4505,20 @@
                             </wpg:grpSp>
                             <pic:pic xmlns:pic="http://schemas.openxmlformats.org/drawingml/2006/picture">
                               <pic:nvPicPr>
-                                <pic:cNvPr id="9" name="图片 25"/>
+                                <pic:cNvPr id="14" name="图片 4"/>
                                 <pic:cNvPicPr>
-                                  <a:picLocks noChangeAspect="1" noChangeArrowheads="1"/>
+                                  <a:picLocks noChangeAspect="1"/>
                                 </pic:cNvPicPr>
                               </pic:nvPicPr>
                               <pic:blipFill>
-                                <a:blip r:embed="rId17">
-                                  <a:extLst>
-                                    <a:ext uri="{28A0092B-C50C-407E-A947-70E740481C1C}">
-                                      <a14:useLocalDpi xmlns:a14="http://schemas.microsoft.com/office/drawing/2010/main" val="0"/>
-                                    </a:ext>
-                                  </a:extLst>
-                                </a:blip>
-                                <a:srcRect/>
+                                <a:blip r:embed="rId17"/>
                                 <a:stretch>
                                   <a:fillRect/>
                                 </a:stretch>
                               </pic:blipFill>
                               <pic:spPr>
                                 <a:xfrm>
-                                  <a:off x="20622" y="39496"/>
+                                  <a:off x="9884" y="5724"/>
                                   <a:ext cx="2273" cy="2273"/>
                                 </a:xfrm>
                                 <a:prstGeom prst="rect">
@@ -4523,24 +4538,24 @@
                 </mc:Choice>
                 <mc:Fallback>
                   <w:pict>
-                    <v:group id="_x0000_s1026" o:spid="_x0000_s1026" o:spt="203" style="position:absolute;left:0pt;margin-left:0pt;margin-top:-38.65pt;height:113.6pt;width:246.9pt;z-index:251670528;mso-width-relative:page;mso-height-relative:page;" coordorigin="17956,39496" coordsize="4938,2272" o:gfxdata="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">
+                    <v:group id="组合 55" o:spid="_x0000_s1026" o:spt="203" style="position:absolute;left:0pt;margin-left:-0.65pt;margin-top:-37.2pt;height:113.65pt;width:252.8pt;z-index:251666432;mso-width-relative:page;mso-height-relative:page;" coordorigin="7101,5724" coordsize="5056,2273" o:gfxdata="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">
                       <o:lock v:ext="edit" aspectratio="f"/>
-                      <v:group id="组合 30" o:spid="_x0000_s1026" o:spt="203" style="position:absolute;left:17956;top:40098;height:570;width:4213;" coordorigin="17956,40098" coordsize="4213,570" o:gfxdata="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">
+                      <v:group id="组合 1" o:spid="_x0000_s1026" o:spt="203" style="position:absolute;left:7101;top:6197;height:714;width:4377;" coordorigin="7101,6197" coordsize="4377,714" o:gfxdata="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">
                         <o:lock v:ext="edit" aspectratio="f"/>
-                        <v:shape id="图片 1" o:spid="_x0000_s1026" o:spt="75" alt="24f613a0-66be-430b-9e80-270d3393fac5" type="#_x0000_t75" style="position:absolute;left:18366;top:39740;height:1327;width:506;rotation:-5898240f;" filled="f" o:preferrelative="t" stroked="f" coordsize="21600,21600" o:gfxdata="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">
+                        <v:shape id="图片 34" o:spid="_x0000_s1026" o:spt="75" alt="晓敏" type="#_x0000_t75" style="position:absolute;left:7558;top:5850;height:1475;width:560;rotation:-5898240f;" filled="f" o:preferrelative="t" stroked="f" coordsize="21600,21600" o:gfxdata="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">
                           <v:fill on="f" focussize="0,0"/>
                           <v:stroke on="f"/>
-                          <v:imagedata r:id="rId18" cropleft="28372f" croptop="17472f" cropright="14217f" cropbottom="15987f" o:title=""/>
+                          <v:imagedata r:id="rId16" cropleft="22323f" croptop="17331f" cropright="22346f" cropbottom="6111f" chromakey="#949FA1" o:title=""/>
                           <o:lock v:ext="edit" aspectratio="t"/>
                         </v:shape>
-                        <v:shape id="_x0000_s1026" o:spid="_x0000_s1026" o:spt="75" alt="IMG_256" type="#_x0000_t75" style="position:absolute;left:21195;top:40098;height:570;width:975;" filled="f" o:preferrelative="t" stroked="f" coordsize="21600,21600" o:gfxdata="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">
+                        <v:shape id="图片 45" o:spid="_x0000_s1026" o:spt="75" alt="微信图片_20220215110121" type="#_x0000_t75" style="position:absolute;left:10244;top:6197;height:715;width:1234;" filled="f" o:preferrelative="t" stroked="f" coordsize="21600,21600" o:gfxdata="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">
                           <v:fill on="f" focussize="0,0"/>
                           <v:stroke on="f"/>
-                          <v:imagedata r:id="rId15" chromakey="#FFFFFF" o:title=""/>
+                          <v:imagedata r:id="rId15" grayscale="t" bilevel="t" chromakey="#A09D98" o:title=""/>
                           <o:lock v:ext="edit" aspectratio="t"/>
                         </v:shape>
                       </v:group>
-                      <v:shape id="图片 25" o:spid="_x0000_s1026" o:spt="75" type="#_x0000_t75" style="position:absolute;left:20622;top:39496;height:2273;width:2273;" filled="f" o:preferrelative="t" stroked="f" coordsize="21600,21600" o:gfxdata="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">
+                      <v:shape id="图片 4" o:spid="_x0000_s1026" o:spt="75" type="#_x0000_t75" style="position:absolute;left:9884;top:5724;height:2273;width:2273;" filled="f" o:preferrelative="t" stroked="f" coordsize="21600,21600" o:gfxdata="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">
                         <v:fill on="f" focussize="0,0"/>
                         <v:stroke on="f"/>
                         <v:imagedata r:id="rId17" o:title=""/>
@@ -4932,23 +4947,23 @@
             </w:pPr>
             <w:r>
               <w:rPr>
-                <w:sz w:val="24"/>
+                <w:sz w:val="22"/>
               </w:rPr>
               <mc:AlternateContent>
                 <mc:Choice Requires="wpg">
                   <w:drawing>
-                    <wp:anchor distT="0" distB="0" distL="114300" distR="114300" simplePos="0" relativeHeight="251671552" behindDoc="0" locked="0" layoutInCell="1" allowOverlap="1">
+                    <wp:anchor distT="0" distB="0" distL="114300" distR="114300" simplePos="0" relativeHeight="251667456" behindDoc="0" locked="0" layoutInCell="1" allowOverlap="1">
                       <wp:simplePos x="0" y="0"/>
                       <wp:positionH relativeFrom="column">
-                        <wp:posOffset>-59690</wp:posOffset>
+                        <wp:posOffset>-17780</wp:posOffset>
                       </wp:positionH>
                       <wp:positionV relativeFrom="paragraph">
-                        <wp:posOffset>-527685</wp:posOffset>
+                        <wp:posOffset>-485775</wp:posOffset>
                       </wp:positionV>
-                      <wp:extent cx="3114040" cy="1442720"/>
-                      <wp:effectExtent l="0" t="0" r="10160" b="5080"/>
+                      <wp:extent cx="3196590" cy="1442720"/>
+                      <wp:effectExtent l="0" t="0" r="3810" b="5080"/>
                       <wp:wrapNone/>
-                      <wp:docPr id="11" name="组合 11"/>
+                      <wp:docPr id="21" name="组合 66"/>
                       <wp:cNvGraphicFramePr/>
                       <a:graphic xmlns:a="http://schemas.openxmlformats.org/drawingml/2006/main">
                         <a:graphicData uri="http://schemas.microsoft.com/office/word/2010/wordprocessingGroup">
@@ -4957,34 +4972,110 @@
                             <wpg:grpSpPr>
                               <a:xfrm>
                                 <a:off x="0" y="0"/>
-                                <a:ext cx="3114040" cy="1442720"/>
-                                <a:chOff x="17862" y="41199"/>
-                                <a:chExt cx="4904" cy="2272"/>
+                                <a:ext cx="3196590" cy="1442720"/>
+                                <a:chOff x="19087" y="960"/>
+                                <a:chExt cx="5034" cy="2272"/>
                               </a:xfrm>
                             </wpg:grpSpPr>
+                            <wpg:grpSp>
+                              <wpg:cNvPr id="19" name="组合 15"/>
+                              <wpg:cNvGrpSpPr/>
+                              <wpg:grpSpPr>
+                                <a:xfrm>
+                                  <a:off x="19087" y="1459"/>
+                                  <a:ext cx="4523" cy="714"/>
+                                  <a:chOff x="12357" y="7666"/>
+                                  <a:chExt cx="4523" cy="714"/>
+                                </a:xfrm>
+                              </wpg:grpSpPr>
+                              <pic:pic xmlns:pic="http://schemas.openxmlformats.org/drawingml/2006/picture">
+                                <pic:nvPicPr>
+                                  <pic:cNvPr id="16" name="图片 59" descr="图片1"/>
+                                  <pic:cNvPicPr>
+                                    <a:picLocks noChangeAspect="1"/>
+                                  </pic:cNvPicPr>
+                                </pic:nvPicPr>
+                                <pic:blipFill>
+                                  <a:blip r:embed="rId18">
+                                    <a:biLevel thresh="50000"/>
+                                    <a:grayscl/>
+                                  </a:blip>
+                                  <a:srcRect l="7864" t="11797" r="5322" b="19073"/>
+                                  <a:stretch>
+                                    <a:fillRect/>
+                                  </a:stretch>
+                                </pic:blipFill>
+                                <pic:spPr>
+                                  <a:xfrm>
+                                    <a:off x="12357" y="7738"/>
+                                    <a:ext cx="1468" cy="627"/>
+                                  </a:xfrm>
+                                  <a:prstGeom prst="rect">
+                                    <a:avLst/>
+                                  </a:prstGeom>
+                                  <a:noFill/>
+                                  <a:ln>
+                                    <a:noFill/>
+                                  </a:ln>
+                                </pic:spPr>
+                              </pic:pic>
+                              <pic:pic xmlns:pic="http://schemas.openxmlformats.org/drawingml/2006/picture">
+                                <pic:nvPicPr>
+                                  <pic:cNvPr id="18" name="图片 14" descr="微信图片_20220215110121"/>
+                                  <pic:cNvPicPr>
+                                    <a:picLocks noChangeAspect="1"/>
+                                  </pic:cNvPicPr>
+                                </pic:nvPicPr>
+                                <pic:blipFill>
+                                  <a:blip r:embed="rId15">
+                                    <a:clrChange>
+                                      <a:clrFrom>
+                                        <a:srgbClr val="A09D98"/>
+                                      </a:clrFrom>
+                                      <a:clrTo>
+                                        <a:srgbClr val="A09D98">
+                                          <a:alpha val="0"/>
+                                        </a:srgbClr>
+                                      </a:clrTo>
+                                    </a:clrChange>
+                                    <a:biLevel thresh="50000"/>
+                                    <a:grayscl/>
+                                  </a:blip>
+                                  <a:stretch>
+                                    <a:fillRect/>
+                                  </a:stretch>
+                                </pic:blipFill>
+                                <pic:spPr>
+                                  <a:xfrm>
+                                    <a:off x="15646" y="7666"/>
+                                    <a:ext cx="1234" cy="715"/>
+                                  </a:xfrm>
+                                  <a:prstGeom prst="rect">
+                                    <a:avLst/>
+                                  </a:prstGeom>
+                                  <a:noFill/>
+                                  <a:ln>
+                                    <a:noFill/>
+                                  </a:ln>
+                                </pic:spPr>
+                              </pic:pic>
+                            </wpg:grpSp>
                             <pic:pic xmlns:pic="http://schemas.openxmlformats.org/drawingml/2006/picture">
                               <pic:nvPicPr>
-                                <pic:cNvPr id="14" name="图片 23"/>
+                                <pic:cNvPr id="20" name="图片 23"/>
                                 <pic:cNvPicPr>
-                                  <a:picLocks noChangeAspect="1" noChangeArrowheads="1"/>
+                                  <a:picLocks noChangeAspect="1"/>
                                 </pic:cNvPicPr>
                               </pic:nvPicPr>
                               <pic:blipFill>
-                                <a:blip r:embed="rId17">
-                                  <a:extLst>
-                                    <a:ext uri="{28A0092B-C50C-407E-A947-70E740481C1C}">
-                                      <a14:useLocalDpi xmlns:a14="http://schemas.microsoft.com/office/drawing/2010/main" val="0"/>
-                                    </a:ext>
-                                  </a:extLst>
-                                </a:blip>
-                                <a:srcRect/>
+                                <a:blip r:embed="rId17"/>
                                 <a:stretch>
                                   <a:fillRect/>
                                 </a:stretch>
                               </pic:blipFill>
                               <pic:spPr>
                                 <a:xfrm>
-                                  <a:off x="20494" y="41199"/>
+                                  <a:off x="21849" y="960"/>
                                   <a:ext cx="2273" cy="2273"/>
                                 </a:xfrm>
                                 <a:prstGeom prst="rect">
@@ -4996,86 +5087,6 @@
                                 </a:ln>
                               </pic:spPr>
                             </pic:pic>
-                            <wpg:grpSp>
-                              <wpg:cNvPr id="39" name="组合 23"/>
-                              <wpg:cNvGrpSpPr/>
-                              <wpg:grpSpPr>
-                                <a:xfrm>
-                                  <a:off x="17862" y="41843"/>
-                                  <a:ext cx="4208" cy="652"/>
-                                  <a:chOff x="17862" y="41843"/>
-                                  <a:chExt cx="4208" cy="652"/>
-                                </a:xfrm>
-                              </wpg:grpSpPr>
-                              <pic:pic xmlns:pic="http://schemas.openxmlformats.org/drawingml/2006/picture">
-                                <pic:nvPicPr>
-                                  <pic:cNvPr id="22" name="图片 59" descr="图片1"/>
-                                  <pic:cNvPicPr>
-                                    <a:picLocks noChangeAspect="1"/>
-                                  </pic:cNvPicPr>
-                                </pic:nvPicPr>
-                                <pic:blipFill>
-                                  <a:blip r:embed="rId19">
-                                    <a:biLevel thresh="50000"/>
-                                  </a:blip>
-                                  <a:srcRect l="7865" t="11797" r="5322" b="19074"/>
-                                  <a:stretch>
-                                    <a:fillRect/>
-                                  </a:stretch>
-                                </pic:blipFill>
-                                <pic:spPr>
-                                  <a:xfrm>
-                                    <a:off x="17862" y="41869"/>
-                                    <a:ext cx="1468" cy="627"/>
-                                  </a:xfrm>
-                                  <a:prstGeom prst="rect">
-                                    <a:avLst/>
-                                  </a:prstGeom>
-                                  <a:noFill/>
-                                </pic:spPr>
-                              </pic:pic>
-                              <pic:pic xmlns:pic="http://schemas.openxmlformats.org/drawingml/2006/picture">
-                                <pic:nvPicPr>
-                                  <pic:cNvPr id="16" name="图片 29" descr="IMG_256"/>
-                                  <pic:cNvPicPr>
-                                    <a:picLocks noChangeAspect="1"/>
-                                  </pic:cNvPicPr>
-                                </pic:nvPicPr>
-                                <pic:blipFill>
-                                  <a:blip r:embed="rId15">
-                                    <a:clrChange>
-                                      <a:clrFrom>
-                                        <a:srgbClr val="FFFFFF">
-                                          <a:alpha val="100000"/>
-                                        </a:srgbClr>
-                                      </a:clrFrom>
-                                      <a:clrTo>
-                                        <a:srgbClr val="FFFFFF">
-                                          <a:alpha val="100000"/>
-                                          <a:alpha val="0"/>
-                                        </a:srgbClr>
-                                      </a:clrTo>
-                                    </a:clrChange>
-                                  </a:blip>
-                                  <a:stretch>
-                                    <a:fillRect/>
-                                  </a:stretch>
-                                </pic:blipFill>
-                                <pic:spPr>
-                                  <a:xfrm>
-                                    <a:off x="21096" y="41843"/>
-                                    <a:ext cx="975" cy="570"/>
-                                  </a:xfrm>
-                                  <a:prstGeom prst="rect">
-                                    <a:avLst/>
-                                  </a:prstGeom>
-                                  <a:noFill/>
-                                  <a:ln w="9525">
-                                    <a:noFill/>
-                                  </a:ln>
-                                </pic:spPr>
-                              </pic:pic>
-                            </wpg:grpSp>
                           </wpg:wgp>
                         </a:graphicData>
                       </a:graphic>
@@ -5084,29 +5095,29 @@
                 </mc:Choice>
                 <mc:Fallback>
                   <w:pict>
-                    <v:group id="_x0000_s1026" o:spid="_x0000_s1026" o:spt="203" style="position:absolute;left:0pt;margin-left:-4.7pt;margin-top:-41.55pt;height:113.6pt;width:245.2pt;z-index:251671552;mso-width-relative:page;mso-height-relative:page;" coordorigin="17862,41199" coordsize="4904,2272" o:gfxdata="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">
+                    <v:group id="组合 66" o:spid="_x0000_s1026" o:spt="203" style="position:absolute;left:0pt;margin-left:-1.4pt;margin-top:-38.25pt;height:113.6pt;width:251.7pt;z-index:251667456;mso-width-relative:page;mso-height-relative:page;" coordorigin="19087,960" coordsize="5034,2272" o:gfxdata="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">
                       <o:lock v:ext="edit" aspectratio="f"/>
-                      <v:shape id="图片 23" o:spid="_x0000_s1026" o:spt="75" type="#_x0000_t75" style="position:absolute;left:20494;top:41199;height:2273;width:2273;" filled="f" o:preferrelative="t" stroked="f" coordsize="21600,21600" o:gfxdata="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">
+                      <v:group id="组合 15" o:spid="_x0000_s1026" o:spt="203" style="position:absolute;left:19087;top:1459;height:714;width:4523;" coordorigin="12357,7666" coordsize="4523,714" o:gfxdata="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">
+                        <o:lock v:ext="edit" aspectratio="f"/>
+                        <v:shape id="图片 59" o:spid="_x0000_s1026" o:spt="75" alt="图片1" type="#_x0000_t75" style="position:absolute;left:12357;top:7738;height:627;width:1468;" filled="f" o:preferrelative="t" stroked="f" coordsize="21600,21600" o:gfxdata="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">
+                          <v:fill on="f" focussize="0,0"/>
+                          <v:stroke on="f"/>
+                          <v:imagedata r:id="rId18" cropleft="5154f" croptop="7731f" cropright="3488f" cropbottom="12500f" grayscale="t" bilevel="t" o:title=""/>
+                          <o:lock v:ext="edit" aspectratio="t"/>
+                        </v:shape>
+                        <v:shape id="图片 14" o:spid="_x0000_s1026" o:spt="75" alt="微信图片_20220215110121" type="#_x0000_t75" style="position:absolute;left:15646;top:7666;height:715;width:1234;" filled="f" o:preferrelative="t" stroked="f" coordsize="21600,21600" o:gfxdata="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">
+                          <v:fill on="f" focussize="0,0"/>
+                          <v:stroke on="f"/>
+                          <v:imagedata r:id="rId15" grayscale="t" bilevel="t" chromakey="#A09D98" o:title=""/>
+                          <o:lock v:ext="edit" aspectratio="t"/>
+                        </v:shape>
+                      </v:group>
+                      <v:shape id="图片 23" o:spid="_x0000_s1026" o:spt="75" type="#_x0000_t75" style="position:absolute;left:21849;top:960;height:2273;width:2273;" filled="f" o:preferrelative="t" stroked="f" coordsize="21600,21600" o:gfxdata="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">
                         <v:fill on="f" focussize="0,0"/>
                         <v:stroke on="f"/>
                         <v:imagedata r:id="rId17" o:title=""/>
                         <o:lock v:ext="edit" aspectratio="t"/>
                       </v:shape>
-                      <v:group id="组合 23" o:spid="_x0000_s1026" o:spt="203" style="position:absolute;left:17862;top:41843;height:652;width:4208;" coordorigin="17862,41843" coordsize="4208,652" o:gfxdata="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">
-                        <o:lock v:ext="edit" aspectratio="f"/>
-                        <v:shape id="图片 59" o:spid="_x0000_s1026" o:spt="75" alt="图片1" type="#_x0000_t75" style="position:absolute;left:17862;top:41869;height:627;width:1468;" filled="f" o:preferrelative="t" stroked="f" coordsize="21600,21600" o:gfxdata="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">
-                          <v:fill on="f" focussize="0,0"/>
-                          <v:stroke on="f"/>
-                          <v:imagedata r:id="rId19" cropleft="5154f" croptop="7731f" cropright="3488f" cropbottom="12500f" grayscale="t" bilevel="t" o:title=""/>
-                          <o:lock v:ext="edit" aspectratio="t"/>
-                        </v:shape>
-                        <v:shape id="图片 29" o:spid="_x0000_s1026" o:spt="75" alt="IMG_256" type="#_x0000_t75" style="position:absolute;left:21096;top:41843;height:570;width:975;" filled="f" o:preferrelative="t" stroked="f" coordsize="21600,21600" o:gfxdata="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">
-                          <v:fill on="f" focussize="0,0"/>
-                          <v:stroke on="f"/>
-                          <v:imagedata r:id="rId15" chromakey="#FFFFFF" o:title=""/>
-                          <o:lock v:ext="edit" aspectratio="t"/>
-                        </v:shape>
-                      </v:group>
                     </v:group>
                   </w:pict>
                 </mc:Fallback>
@@ -5495,12 +5506,12 @@
             </w:pPr>
             <w:r>
               <w:rPr>
-                <w:sz w:val="24"/>
+                <w:sz w:val="22"/>
               </w:rPr>
               <mc:AlternateContent>
                 <mc:Choice Requires="wpg">
                   <w:drawing>
-                    <wp:anchor distT="0" distB="0" distL="114300" distR="114300" simplePos="0" relativeHeight="251672576" behindDoc="0" locked="0" layoutInCell="1" allowOverlap="1">
+                    <wp:anchor distT="0" distB="0" distL="114300" distR="114300" simplePos="0" relativeHeight="251668480" behindDoc="0" locked="0" layoutInCell="1" allowOverlap="1">
                       <wp:simplePos x="0" y="0"/>
                       <wp:positionH relativeFrom="column">
                         <wp:posOffset>12700</wp:posOffset>
@@ -5508,10 +5519,10 @@
                       <wp:positionV relativeFrom="paragraph">
                         <wp:posOffset>-514985</wp:posOffset>
                       </wp:positionV>
-                      <wp:extent cx="3150235" cy="1442720"/>
-                      <wp:effectExtent l="0" t="0" r="4445" b="5080"/>
+                      <wp:extent cx="3143250" cy="1442720"/>
+                      <wp:effectExtent l="0" t="0" r="6350" b="5080"/>
                       <wp:wrapNone/>
-                      <wp:docPr id="20" name="组合 20"/>
+                      <wp:docPr id="26" name="组合 68"/>
                       <wp:cNvGraphicFramePr/>
                       <a:graphic xmlns:a="http://schemas.openxmlformats.org/drawingml/2006/main">
                         <a:graphicData uri="http://schemas.microsoft.com/office/word/2010/wordprocessingGroup">
@@ -5520,34 +5531,117 @@
                             <wpg:grpSpPr>
                               <a:xfrm>
                                 <a:off x="0" y="0"/>
-                                <a:ext cx="3150235" cy="1442720"/>
-                                <a:chOff x="17976" y="42945"/>
-                                <a:chExt cx="4961" cy="2272"/>
+                                <a:ext cx="3143250" cy="1442720"/>
+                                <a:chOff x="19315" y="2640"/>
+                                <a:chExt cx="4950" cy="2272"/>
                               </a:xfrm>
                             </wpg:grpSpPr>
+                            <wpg:grpSp>
+                              <wpg:cNvPr id="24" name="组合 22"/>
+                              <wpg:cNvGrpSpPr/>
+                              <wpg:grpSpPr>
+                                <a:xfrm>
+                                  <a:off x="19315" y="3174"/>
+                                  <a:ext cx="4415" cy="714"/>
+                                  <a:chOff x="12525" y="9562"/>
+                                  <a:chExt cx="4415" cy="714"/>
+                                </a:xfrm>
+                              </wpg:grpSpPr>
+                              <pic:pic xmlns:pic="http://schemas.openxmlformats.org/drawingml/2006/picture">
+                                <pic:nvPicPr>
+                                  <pic:cNvPr id="22" name="图片 29" descr="IMG_256"/>
+                                  <pic:cNvPicPr>
+                                    <a:picLocks noChangeAspect="1"/>
+                                  </pic:cNvPicPr>
+                                </pic:nvPicPr>
+                                <pic:blipFill>
+                                  <a:blip r:embed="rId19">
+                                    <a:clrChange>
+                                      <a:clrFrom>
+                                        <a:srgbClr val="FFFFFF"/>
+                                      </a:clrFrom>
+                                      <a:clrTo>
+                                        <a:srgbClr val="FFFFFF">
+                                          <a:alpha val="0"/>
+                                        </a:srgbClr>
+                                      </a:clrTo>
+                                    </a:clrChange>
+                                  </a:blip>
+                                  <a:stretch>
+                                    <a:fillRect/>
+                                  </a:stretch>
+                                </pic:blipFill>
+                                <pic:spPr>
+                                  <a:xfrm>
+                                    <a:off x="12525" y="9698"/>
+                                    <a:ext cx="975" cy="570"/>
+                                  </a:xfrm>
+                                  <a:prstGeom prst="rect">
+                                    <a:avLst/>
+                                  </a:prstGeom>
+                                  <a:noFill/>
+                                  <a:ln>
+                                    <a:noFill/>
+                                  </a:ln>
+                                </pic:spPr>
+                              </pic:pic>
+                              <pic:pic xmlns:pic="http://schemas.openxmlformats.org/drawingml/2006/picture">
+                                <pic:nvPicPr>
+                                  <pic:cNvPr id="23" name="图片 20" descr="微信图片_20220215110121"/>
+                                  <pic:cNvPicPr>
+                                    <a:picLocks noChangeAspect="1"/>
+                                  </pic:cNvPicPr>
+                                </pic:nvPicPr>
+                                <pic:blipFill>
+                                  <a:blip r:embed="rId15">
+                                    <a:clrChange>
+                                      <a:clrFrom>
+                                        <a:srgbClr val="A09D98"/>
+                                      </a:clrFrom>
+                                      <a:clrTo>
+                                        <a:srgbClr val="A09D98">
+                                          <a:alpha val="0"/>
+                                        </a:srgbClr>
+                                      </a:clrTo>
+                                    </a:clrChange>
+                                    <a:biLevel thresh="50000"/>
+                                    <a:grayscl/>
+                                  </a:blip>
+                                  <a:stretch>
+                                    <a:fillRect/>
+                                  </a:stretch>
+                                </pic:blipFill>
+                                <pic:spPr>
+                                  <a:xfrm>
+                                    <a:off x="15706" y="9562"/>
+                                    <a:ext cx="1234" cy="715"/>
+                                  </a:xfrm>
+                                  <a:prstGeom prst="rect">
+                                    <a:avLst/>
+                                  </a:prstGeom>
+                                  <a:noFill/>
+                                  <a:ln>
+                                    <a:noFill/>
+                                  </a:ln>
+                                </pic:spPr>
+                              </pic:pic>
+                            </wpg:grpSp>
                             <pic:pic xmlns:pic="http://schemas.openxmlformats.org/drawingml/2006/picture">
                               <pic:nvPicPr>
-                                <pic:cNvPr id="23" name="图片 25"/>
+                                <pic:cNvPr id="25" name="图片 25"/>
                                 <pic:cNvPicPr>
-                                  <a:picLocks noChangeAspect="1" noChangeArrowheads="1"/>
+                                  <a:picLocks noChangeAspect="1"/>
                                 </pic:cNvPicPr>
                               </pic:nvPicPr>
                               <pic:blipFill>
-                                <a:blip r:embed="rId17">
-                                  <a:extLst>
-                                    <a:ext uri="{28A0092B-C50C-407E-A947-70E740481C1C}">
-                                      <a14:useLocalDpi xmlns:a14="http://schemas.microsoft.com/office/drawing/2010/main" val="0"/>
-                                    </a:ext>
-                                  </a:extLst>
-                                </a:blip>
-                                <a:srcRect/>
+                                <a:blip r:embed="rId17"/>
                                 <a:stretch>
                                   <a:fillRect/>
                                 </a:stretch>
                               </pic:blipFill>
                               <pic:spPr>
                                 <a:xfrm>
-                                  <a:off x="20665" y="42945"/>
+                                  <a:off x="21993" y="2640"/>
                                   <a:ext cx="2273" cy="2273"/>
                                 </a:xfrm>
                                 <a:prstGeom prst="rect">
@@ -5559,86 +5653,6 @@
                                 </a:ln>
                               </pic:spPr>
                             </pic:pic>
-                            <wpg:grpSp>
-                              <wpg:cNvPr id="25" name="组合 27"/>
-                              <wpg:cNvGrpSpPr/>
-                              <wpg:grpSpPr>
-                                <a:xfrm>
-                                  <a:off x="17976" y="43614"/>
-                                  <a:ext cx="4551" cy="626"/>
-                                  <a:chOff x="17976" y="43614"/>
-                                  <a:chExt cx="4551" cy="626"/>
-                                </a:xfrm>
-                              </wpg:grpSpPr>
-                              <pic:pic xmlns:pic="http://schemas.openxmlformats.org/drawingml/2006/picture">
-                                <pic:nvPicPr>
-                                  <pic:cNvPr id="27" name="图片 29" descr="IMG_256"/>
-                                  <pic:cNvPicPr>
-                                    <a:picLocks noChangeAspect="1"/>
-                                  </pic:cNvPicPr>
-                                </pic:nvPicPr>
-                                <pic:blipFill>
-                                  <a:blip r:embed="rId15">
-                                    <a:clrChange>
-                                      <a:clrFrom>
-                                        <a:srgbClr val="FFFFFF">
-                                          <a:alpha val="100000"/>
-                                        </a:srgbClr>
-                                      </a:clrFrom>
-                                      <a:clrTo>
-                                        <a:srgbClr val="FFFFFF">
-                                          <a:alpha val="100000"/>
-                                          <a:alpha val="0"/>
-                                        </a:srgbClr>
-                                      </a:clrTo>
-                                    </a:clrChange>
-                                  </a:blip>
-                                  <a:stretch>
-                                    <a:fillRect/>
-                                  </a:stretch>
-                                </pic:blipFill>
-                                <pic:spPr>
-                                  <a:xfrm>
-                                    <a:off x="17976" y="43615"/>
-                                    <a:ext cx="975" cy="570"/>
-                                  </a:xfrm>
-                                  <a:prstGeom prst="rect">
-                                    <a:avLst/>
-                                  </a:prstGeom>
-                                  <a:noFill/>
-                                  <a:ln w="9525">
-                                    <a:noFill/>
-                                  </a:ln>
-                                </pic:spPr>
-                              </pic:pic>
-                              <pic:pic xmlns:pic="http://schemas.openxmlformats.org/drawingml/2006/picture">
-                                <pic:nvPicPr>
-                                  <pic:cNvPr id="32" name="图片 59" descr="图片1"/>
-                                  <pic:cNvPicPr>
-                                    <a:picLocks noChangeAspect="1"/>
-                                  </pic:cNvPicPr>
-                                </pic:nvPicPr>
-                                <pic:blipFill>
-                                  <a:blip r:embed="rId19">
-                                    <a:biLevel thresh="50000"/>
-                                  </a:blip>
-                                  <a:srcRect l="7865" t="11797" r="5322" b="19074"/>
-                                  <a:stretch>
-                                    <a:fillRect/>
-                                  </a:stretch>
-                                </pic:blipFill>
-                                <pic:spPr>
-                                  <a:xfrm>
-                                    <a:off x="21059" y="43614"/>
-                                    <a:ext cx="1468" cy="627"/>
-                                  </a:xfrm>
-                                  <a:prstGeom prst="rect">
-                                    <a:avLst/>
-                                  </a:prstGeom>
-                                  <a:noFill/>
-                                </pic:spPr>
-                              </pic:pic>
-                            </wpg:grpSp>
                           </wpg:wgp>
                         </a:graphicData>
                       </a:graphic>
@@ -5647,29 +5661,29 @@
                 </mc:Choice>
                 <mc:Fallback>
                   <w:pict>
-                    <v:group id="_x0000_s1026" o:spid="_x0000_s1026" o:spt="203" style="position:absolute;left:0pt;margin-left:1pt;margin-top:-40.55pt;height:113.6pt;width:248.05pt;z-index:251672576;mso-width-relative:page;mso-height-relative:page;" coordorigin="17976,42945" coordsize="4961,2272" o:gfxdata="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">
+                    <v:group id="组合 68" o:spid="_x0000_s1026" o:spt="203" style="position:absolute;left:0pt;margin-left:1pt;margin-top:-40.55pt;height:113.6pt;width:247.5pt;z-index:251668480;mso-width-relative:page;mso-height-relative:page;" coordorigin="19315,2640" coordsize="4950,2272" o:gfxdata="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">
                       <o:lock v:ext="edit" aspectratio="f"/>
-                      <v:shape id="图片 25" o:spid="_x0000_s1026" o:spt="75" type="#_x0000_t75" style="position:absolute;left:20665;top:42945;height:2273;width:2273;" filled="f" o:preferrelative="t" stroked="f" coordsize="21600,21600" o:gfxdata="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">
+                      <v:group id="组合 22" o:spid="_x0000_s1026" o:spt="203" style="position:absolute;left:19315;top:3174;height:714;width:4415;" coordorigin="12525,9562" coordsize="4415,714" o:gfxdata="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">
+                        <o:lock v:ext="edit" aspectratio="f"/>
+                        <v:shape id="图片 29" o:spid="_x0000_s1026" o:spt="75" alt="IMG_256" type="#_x0000_t75" style="position:absolute;left:12525;top:9698;height:570;width:975;" filled="f" o:preferrelative="t" stroked="f" coordsize="21600,21600" o:gfxdata="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">
+                          <v:fill on="f" focussize="0,0"/>
+                          <v:stroke on="f"/>
+                          <v:imagedata r:id="rId19" chromakey="#FFFFFF" o:title=""/>
+                          <o:lock v:ext="edit" aspectratio="t"/>
+                        </v:shape>
+                        <v:shape id="图片 20" o:spid="_x0000_s1026" o:spt="75" alt="微信图片_20220215110121" type="#_x0000_t75" style="position:absolute;left:15706;top:9562;height:715;width:1234;" filled="f" o:preferrelative="t" stroked="f" coordsize="21600,21600" o:gfxdata="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">
+                          <v:fill on="f" focussize="0,0"/>
+                          <v:stroke on="f"/>
+                          <v:imagedata r:id="rId15" grayscale="t" bilevel="t" chromakey="#A09D98" o:title=""/>
+                          <o:lock v:ext="edit" aspectratio="t"/>
+                        </v:shape>
+                      </v:group>
+                      <v:shape id="_x0000_s1026" o:spid="_x0000_s1026" o:spt="75" type="#_x0000_t75" style="position:absolute;left:21993;top:2640;height:2273;width:2273;" filled="f" o:preferrelative="t" stroked="f" coordsize="21600,21600" o:gfxdata="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">
                         <v:fill on="f" focussize="0,0"/>
                         <v:stroke on="f"/>
                         <v:imagedata r:id="rId17" o:title=""/>
                         <o:lock v:ext="edit" aspectratio="t"/>
                       </v:shape>
-                      <v:group id="组合 27" o:spid="_x0000_s1026" o:spt="203" style="position:absolute;left:17976;top:43614;height:626;width:4551;" coordorigin="17976,43614" coordsize="4551,626" o:gfxdata="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">
-                        <o:lock v:ext="edit" aspectratio="f"/>
-                        <v:shape id="图片 29" o:spid="_x0000_s1026" o:spt="75" alt="IMG_256" type="#_x0000_t75" style="position:absolute;left:17976;top:43615;height:570;width:975;" filled="f" o:preferrelative="t" stroked="f" coordsize="21600,21600" o:gfxdata="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">
-                          <v:fill on="f" focussize="0,0"/>
-                          <v:stroke on="f"/>
-                          <v:imagedata r:id="rId15" chromakey="#FFFFFF" o:title=""/>
-                          <o:lock v:ext="edit" aspectratio="t"/>
-                        </v:shape>
-                        <v:shape id="图片 59" o:spid="_x0000_s1026" o:spt="75" alt="图片1" type="#_x0000_t75" style="position:absolute;left:21059;top:43614;height:627;width:1468;" filled="f" o:preferrelative="t" stroked="f" coordsize="21600,21600" o:gfxdata="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">
-                          <v:fill on="f" focussize="0,0"/>
-                          <v:stroke on="f"/>
-                          <v:imagedata r:id="rId19" cropleft="5154f" croptop="7731f" cropright="3488f" cropbottom="12500f" grayscale="t" bilevel="t" o:title=""/>
-                          <o:lock v:ext="edit" aspectratio="t"/>
-                        </v:shape>
-                      </v:group>
                     </v:group>
                   </w:pict>
                 </mc:Fallback>
@@ -6050,6 +6064,192 @@
                 <w:szCs w:val="24"/>
               </w:rPr>
             </w:pPr>
+            <w:r>
+              <w:rPr>
+                <w:sz w:val="22"/>
+              </w:rPr>
+              <mc:AlternateContent>
+                <mc:Choice Requires="wpg">
+                  <w:drawing>
+                    <wp:anchor distT="0" distB="0" distL="114300" distR="114300" simplePos="0" relativeHeight="251669504" behindDoc="0" locked="0" layoutInCell="1" allowOverlap="1">
+                      <wp:simplePos x="0" y="0"/>
+                      <wp:positionH relativeFrom="column">
+                        <wp:posOffset>-66675</wp:posOffset>
+                      </wp:positionH>
+                      <wp:positionV relativeFrom="paragraph">
+                        <wp:posOffset>-510540</wp:posOffset>
+                      </wp:positionV>
+                      <wp:extent cx="3268345" cy="1442720"/>
+                      <wp:effectExtent l="0" t="0" r="8255" b="5080"/>
+                      <wp:wrapNone/>
+                      <wp:docPr id="35" name="组合 74"/>
+                      <wp:cNvGraphicFramePr/>
+                      <a:graphic xmlns:a="http://schemas.openxmlformats.org/drawingml/2006/main">
+                        <a:graphicData uri="http://schemas.microsoft.com/office/word/2010/wordprocessingGroup">
+                          <wpg:wgp>
+                            <wpg:cNvGrpSpPr/>
+                            <wpg:grpSpPr>
+                              <a:xfrm>
+                                <a:off x="0" y="0"/>
+                                <a:ext cx="3268345" cy="1442720"/>
+                                <a:chOff x="18998" y="4392"/>
+                                <a:chExt cx="5147" cy="2272"/>
+                              </a:xfrm>
+                            </wpg:grpSpPr>
+                            <wpg:grpSp>
+                              <wpg:cNvPr id="30" name="组合 42"/>
+                              <wpg:cNvGrpSpPr/>
+                              <wpg:grpSpPr>
+                                <a:xfrm>
+                                  <a:off x="18998" y="4887"/>
+                                  <a:ext cx="4576" cy="797"/>
+                                  <a:chOff x="12268" y="11374"/>
+                                  <a:chExt cx="4576" cy="797"/>
+                                </a:xfrm>
+                              </wpg:grpSpPr>
+                              <pic:pic xmlns:pic="http://schemas.openxmlformats.org/drawingml/2006/picture">
+                                <pic:nvPicPr>
+                                  <pic:cNvPr id="27" name="图片 48" descr="d6eaf1bc4e33dd49c55ac9b185f6f5b"/>
+                                  <pic:cNvPicPr>
+                                    <a:picLocks noChangeAspect="1"/>
+                                  </pic:cNvPicPr>
+                                </pic:nvPicPr>
+                                <pic:blipFill>
+                                  <a:blip r:embed="rId20">
+                                    <a:clrChange>
+                                      <a:clrFrom>
+                                        <a:srgbClr val="FFFDFF"/>
+                                      </a:clrFrom>
+                                      <a:clrTo>
+                                        <a:srgbClr val="FFFDFF">
+                                          <a:alpha val="0"/>
+                                        </a:srgbClr>
+                                      </a:clrTo>
+                                    </a:clrChange>
+                                  </a:blip>
+                                  <a:srcRect l="5435" t="13377" r="6271" b="18114"/>
+                                  <a:stretch>
+                                    <a:fillRect/>
+                                  </a:stretch>
+                                </pic:blipFill>
+                                <pic:spPr>
+                                  <a:xfrm>
+                                    <a:off x="12268" y="11459"/>
+                                    <a:ext cx="1630" cy="712"/>
+                                  </a:xfrm>
+                                  <a:prstGeom prst="rect">
+                                    <a:avLst/>
+                                  </a:prstGeom>
+                                  <a:noFill/>
+                                  <a:ln>
+                                    <a:noFill/>
+                                  </a:ln>
+                                </pic:spPr>
+                              </pic:pic>
+                              <pic:pic xmlns:pic="http://schemas.openxmlformats.org/drawingml/2006/picture">
+                                <pic:nvPicPr>
+                                  <pic:cNvPr id="29" name="图片 41" descr="微信图片_20220215110121"/>
+                                  <pic:cNvPicPr>
+                                    <a:picLocks noChangeAspect="1"/>
+                                  </pic:cNvPicPr>
+                                </pic:nvPicPr>
+                                <pic:blipFill>
+                                  <a:blip r:embed="rId15">
+                                    <a:clrChange>
+                                      <a:clrFrom>
+                                        <a:srgbClr val="A09D98"/>
+                                      </a:clrFrom>
+                                      <a:clrTo>
+                                        <a:srgbClr val="A09D98">
+                                          <a:alpha val="0"/>
+                                        </a:srgbClr>
+                                      </a:clrTo>
+                                    </a:clrChange>
+                                    <a:biLevel thresh="50000"/>
+                                    <a:grayscl/>
+                                  </a:blip>
+                                  <a:stretch>
+                                    <a:fillRect/>
+                                  </a:stretch>
+                                </pic:blipFill>
+                                <pic:spPr>
+                                  <a:xfrm>
+                                    <a:off x="15610" y="11374"/>
+                                    <a:ext cx="1234" cy="715"/>
+                                  </a:xfrm>
+                                  <a:prstGeom prst="rect">
+                                    <a:avLst/>
+                                  </a:prstGeom>
+                                  <a:noFill/>
+                                  <a:ln>
+                                    <a:noFill/>
+                                  </a:ln>
+                                </pic:spPr>
+                              </pic:pic>
+                            </wpg:grpSp>
+                            <pic:pic xmlns:pic="http://schemas.openxmlformats.org/drawingml/2006/picture">
+                              <pic:nvPicPr>
+                                <pic:cNvPr id="33" name="图片 27"/>
+                                <pic:cNvPicPr>
+                                  <a:picLocks noChangeAspect="1"/>
+                                </pic:cNvPicPr>
+                              </pic:nvPicPr>
+                              <pic:blipFill>
+                                <a:blip r:embed="rId17"/>
+                                <a:stretch>
+                                  <a:fillRect/>
+                                </a:stretch>
+                              </pic:blipFill>
+                              <pic:spPr>
+                                <a:xfrm>
+                                  <a:off x="21873" y="4392"/>
+                                  <a:ext cx="2273" cy="2273"/>
+                                </a:xfrm>
+                                <a:prstGeom prst="rect">
+                                  <a:avLst/>
+                                </a:prstGeom>
+                                <a:noFill/>
+                                <a:ln>
+                                  <a:noFill/>
+                                </a:ln>
+                              </pic:spPr>
+                            </pic:pic>
+                          </wpg:wgp>
+                        </a:graphicData>
+                      </a:graphic>
+                    </wp:anchor>
+                  </w:drawing>
+                </mc:Choice>
+                <mc:Fallback>
+                  <w:pict>
+                    <v:group id="组合 74" o:spid="_x0000_s1026" o:spt="203" style="position:absolute;left:0pt;margin-left:-5.25pt;margin-top:-40.2pt;height:113.6pt;width:257.35pt;z-index:251669504;mso-width-relative:page;mso-height-relative:page;" coordorigin="18998,4392" coordsize="5147,2272" o:gfxdata="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">
+                      <o:lock v:ext="edit" aspectratio="f"/>
+                      <v:group id="组合 42" o:spid="_x0000_s1026" o:spt="203" style="position:absolute;left:18998;top:4887;height:797;width:4576;" coordorigin="12268,11374" coordsize="4576,797" o:gfxdata="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">
+                        <o:lock v:ext="edit" aspectratio="f"/>
+                        <v:shape id="图片 48" o:spid="_x0000_s1026" o:spt="75" alt="d6eaf1bc4e33dd49c55ac9b185f6f5b" type="#_x0000_t75" style="position:absolute;left:12268;top:11459;height:712;width:1630;" filled="f" o:preferrelative="t" stroked="f" coordsize="21600,21600" o:gfxdata="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">
+                          <v:fill on="f" focussize="0,0"/>
+                          <v:stroke on="f"/>
+                          <v:imagedata r:id="rId20" cropleft="3562f" croptop="8767f" cropright="4110f" cropbottom="11871f" chromakey="#FFFDFF" o:title=""/>
+                          <o:lock v:ext="edit" aspectratio="t"/>
+                        </v:shape>
+                        <v:shape id="图片 41" o:spid="_x0000_s1026" o:spt="75" alt="微信图片_20220215110121" type="#_x0000_t75" style="position:absolute;left:15610;top:11374;height:715;width:1234;" filled="f" o:preferrelative="t" stroked="f" coordsize="21600,21600" o:gfxdata="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">
+                          <v:fill on="f" focussize="0,0"/>
+                          <v:stroke on="f"/>
+                          <v:imagedata r:id="rId15" grayscale="t" bilevel="t" chromakey="#A09D98" o:title=""/>
+                          <o:lock v:ext="edit" aspectratio="t"/>
+                        </v:shape>
+                      </v:group>
+                      <v:shape id="图片 27" o:spid="_x0000_s1026" o:spt="75" type="#_x0000_t75" style="position:absolute;left:21873;top:4392;height:2273;width:2273;" filled="f" o:preferrelative="t" stroked="f" coordsize="21600,21600" o:gfxdata="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">
+                        <v:fill on="f" focussize="0,0"/>
+                        <v:stroke on="f"/>
+                        <v:imagedata r:id="rId17" o:title=""/>
+                        <o:lock v:ext="edit" aspectratio="t"/>
+                      </v:shape>
+                    </v:group>
+                  </w:pict>
+                </mc:Fallback>
+              </mc:AlternateContent>
+            </w:r>
           </w:p>
         </w:tc>
         <w:tc>
@@ -6431,6 +6631,192 @@
                 <w:szCs w:val="24"/>
               </w:rPr>
             </w:pPr>
+            <w:r>
+              <w:rPr>
+                <w:sz w:val="22"/>
+              </w:rPr>
+              <mc:AlternateContent>
+                <mc:Choice Requires="wpg">
+                  <w:drawing>
+                    <wp:anchor distT="0" distB="0" distL="114300" distR="114300" simplePos="0" relativeHeight="251670528" behindDoc="0" locked="0" layoutInCell="1" allowOverlap="1">
+                      <wp:simplePos x="0" y="0"/>
+                      <wp:positionH relativeFrom="column">
+                        <wp:posOffset>111760</wp:posOffset>
+                      </wp:positionH>
+                      <wp:positionV relativeFrom="paragraph">
+                        <wp:posOffset>-577215</wp:posOffset>
+                      </wp:positionV>
+                      <wp:extent cx="3059430" cy="1442720"/>
+                      <wp:effectExtent l="0" t="0" r="1270" b="5080"/>
+                      <wp:wrapNone/>
+                      <wp:docPr id="40" name="组合 76"/>
+                      <wp:cNvGraphicFramePr/>
+                      <a:graphic xmlns:a="http://schemas.openxmlformats.org/drawingml/2006/main">
+                        <a:graphicData uri="http://schemas.microsoft.com/office/word/2010/wordprocessingGroup">
+                          <wpg:wgp>
+                            <wpg:cNvGrpSpPr/>
+                            <wpg:grpSpPr>
+                              <a:xfrm>
+                                <a:off x="0" y="0"/>
+                                <a:ext cx="3059430" cy="1442720"/>
+                                <a:chOff x="19399" y="6180"/>
+                                <a:chExt cx="4818" cy="2272"/>
+                              </a:xfrm>
+                            </wpg:grpSpPr>
+                            <wpg:grpSp>
+                              <wpg:cNvPr id="38" name="组合 34"/>
+                              <wpg:cNvGrpSpPr/>
+                              <wpg:grpSpPr>
+                                <a:xfrm>
+                                  <a:off x="19399" y="6701"/>
+                                  <a:ext cx="4343" cy="988"/>
+                                  <a:chOff x="12609" y="13215"/>
+                                  <a:chExt cx="4343" cy="988"/>
+                                </a:xfrm>
+                              </wpg:grpSpPr>
+                              <pic:pic xmlns:pic="http://schemas.openxmlformats.org/drawingml/2006/picture">
+                                <pic:nvPicPr>
+                                  <pic:cNvPr id="36" name="图片 1" descr="IMG_256"/>
+                                  <pic:cNvPicPr>
+                                    <a:picLocks noChangeAspect="1"/>
+                                  </pic:cNvPicPr>
+                                </pic:nvPicPr>
+                                <pic:blipFill>
+                                  <a:blip r:embed="rId21">
+                                    <a:clrChange>
+                                      <a:clrFrom>
+                                        <a:srgbClr val="AAA9A5"/>
+                                      </a:clrFrom>
+                                      <a:clrTo>
+                                        <a:srgbClr val="AAA9A5">
+                                          <a:alpha val="0"/>
+                                        </a:srgbClr>
+                                      </a:clrTo>
+                                    </a:clrChange>
+                                  </a:blip>
+                                  <a:srcRect l="27431" t="30452" r="31963" b="18126"/>
+                                  <a:stretch>
+                                    <a:fillRect/>
+                                  </a:stretch>
+                                </pic:blipFill>
+                                <pic:spPr>
+                                  <a:xfrm>
+                                    <a:off x="12609" y="13215"/>
+                                    <a:ext cx="781" cy="989"/>
+                                  </a:xfrm>
+                                  <a:prstGeom prst="rect">
+                                    <a:avLst/>
+                                  </a:prstGeom>
+                                  <a:noFill/>
+                                  <a:ln>
+                                    <a:noFill/>
+                                  </a:ln>
+                                </pic:spPr>
+                              </pic:pic>
+                              <pic:pic xmlns:pic="http://schemas.openxmlformats.org/drawingml/2006/picture">
+                                <pic:nvPicPr>
+                                  <pic:cNvPr id="37" name="图片 31" descr="微信图片_20220215110121"/>
+                                  <pic:cNvPicPr>
+                                    <a:picLocks noChangeAspect="1"/>
+                                  </pic:cNvPicPr>
+                                </pic:nvPicPr>
+                                <pic:blipFill>
+                                  <a:blip r:embed="rId15">
+                                    <a:clrChange>
+                                      <a:clrFrom>
+                                        <a:srgbClr val="A09D98"/>
+                                      </a:clrFrom>
+                                      <a:clrTo>
+                                        <a:srgbClr val="A09D98">
+                                          <a:alpha val="0"/>
+                                        </a:srgbClr>
+                                      </a:clrTo>
+                                    </a:clrChange>
+                                    <a:biLevel thresh="50000"/>
+                                    <a:grayscl/>
+                                  </a:blip>
+                                  <a:stretch>
+                                    <a:fillRect/>
+                                  </a:stretch>
+                                </pic:blipFill>
+                                <pic:spPr>
+                                  <a:xfrm>
+                                    <a:off x="15718" y="13246"/>
+                                    <a:ext cx="1234" cy="715"/>
+                                  </a:xfrm>
+                                  <a:prstGeom prst="rect">
+                                    <a:avLst/>
+                                  </a:prstGeom>
+                                  <a:noFill/>
+                                  <a:ln>
+                                    <a:noFill/>
+                                  </a:ln>
+                                </pic:spPr>
+                              </pic:pic>
+                            </wpg:grpSp>
+                            <pic:pic xmlns:pic="http://schemas.openxmlformats.org/drawingml/2006/picture">
+                              <pic:nvPicPr>
+                                <pic:cNvPr id="39" name="图片 32"/>
+                                <pic:cNvPicPr>
+                                  <a:picLocks noChangeAspect="1"/>
+                                </pic:cNvPicPr>
+                              </pic:nvPicPr>
+                              <pic:blipFill>
+                                <a:blip r:embed="rId17"/>
+                                <a:stretch>
+                                  <a:fillRect/>
+                                </a:stretch>
+                              </pic:blipFill>
+                              <pic:spPr>
+                                <a:xfrm>
+                                  <a:off x="21945" y="6180"/>
+                                  <a:ext cx="2273" cy="2273"/>
+                                </a:xfrm>
+                                <a:prstGeom prst="rect">
+                                  <a:avLst/>
+                                </a:prstGeom>
+                                <a:noFill/>
+                                <a:ln>
+                                  <a:noFill/>
+                                </a:ln>
+                              </pic:spPr>
+                            </pic:pic>
+                          </wpg:wgp>
+                        </a:graphicData>
+                      </a:graphic>
+                    </wp:anchor>
+                  </w:drawing>
+                </mc:Choice>
+                <mc:Fallback>
+                  <w:pict>
+                    <v:group id="组合 76" o:spid="_x0000_s1026" o:spt="203" style="position:absolute;left:0pt;margin-left:8.8pt;margin-top:-45.45pt;height:113.6pt;width:240.9pt;z-index:251670528;mso-width-relative:page;mso-height-relative:page;" coordorigin="19399,6180" coordsize="4818,2272" o:gfxdata="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">
+                      <o:lock v:ext="edit" aspectratio="f"/>
+                      <v:group id="组合 34" o:spid="_x0000_s1026" o:spt="203" style="position:absolute;left:19399;top:6701;height:988;width:4343;" coordorigin="12609,13215" coordsize="4343,988" o:gfxdata="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">
+                        <o:lock v:ext="edit" aspectratio="f"/>
+                        <v:shape id="图片 1" o:spid="_x0000_s1026" o:spt="75" alt="IMG_256" type="#_x0000_t75" style="position:absolute;left:12609;top:13215;height:989;width:781;" filled="f" o:preferrelative="t" stroked="f" coordsize="21600,21600" o:gfxdata="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">
+                          <v:fill on="f" focussize="0,0"/>
+                          <v:stroke on="f"/>
+                          <v:imagedata r:id="rId21" cropleft="17977f" croptop="19957f" cropright="20947f" cropbottom="11879f" chromakey="#AAA9A5" o:title=""/>
+                          <o:lock v:ext="edit" aspectratio="t"/>
+                        </v:shape>
+                        <v:shape id="图片 31" o:spid="_x0000_s1026" o:spt="75" alt="微信图片_20220215110121" type="#_x0000_t75" style="position:absolute;left:15718;top:13246;height:715;width:1234;" filled="f" o:preferrelative="t" stroked="f" coordsize="21600,21600" o:gfxdata="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">
+                          <v:fill on="f" focussize="0,0"/>
+                          <v:stroke on="f"/>
+                          <v:imagedata r:id="rId15" grayscale="t" bilevel="t" chromakey="#A09D98" o:title=""/>
+                          <o:lock v:ext="edit" aspectratio="t"/>
+                        </v:shape>
+                      </v:group>
+                      <v:shape id="图片 32" o:spid="_x0000_s1026" o:spt="75" type="#_x0000_t75" style="position:absolute;left:21945;top:6180;height:2273;width:2273;" filled="f" o:preferrelative="t" stroked="f" coordsize="21600,21600" o:gfxdata="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">
+                        <v:fill on="f" focussize="0,0"/>
+                        <v:stroke on="f"/>
+                        <v:imagedata r:id="rId17" o:title=""/>
+                        <o:lock v:ext="edit" aspectratio="t"/>
+                      </v:shape>
+                    </v:group>
+                  </w:pict>
+                </mc:Fallback>
+              </mc:AlternateContent>
+            </w:r>
           </w:p>
         </w:tc>
         <w:tc>
@@ -8879,15 +9265,15 @@
         <w:br w:type="page"/>
       </w:r>
       <w:bookmarkEnd w:id="14"/>
-      <w:bookmarkStart w:id="29" w:name="_Toc25727"/>
+      <w:bookmarkStart w:id="29" w:name="_Toc23903"/>
       <w:bookmarkEnd w:id="29"/>
-      <w:bookmarkStart w:id="30" w:name="_Toc32443_WPSOffice_Level1"/>
+      <w:bookmarkStart w:id="30" w:name="_Toc23846_WPSOffice_Level1"/>
       <w:bookmarkEnd w:id="30"/>
-      <w:bookmarkStart w:id="31" w:name="_Toc23903"/>
+      <w:bookmarkStart w:id="31" w:name="_Toc4331_WPSOffice_Level1"/>
       <w:bookmarkEnd w:id="31"/>
-      <w:bookmarkStart w:id="32" w:name="_Toc23846_WPSOffice_Level1"/>
+      <w:bookmarkStart w:id="32" w:name="_Toc32443_WPSOffice_Level1"/>
       <w:bookmarkEnd w:id="32"/>
-      <w:bookmarkStart w:id="33" w:name="_Toc4331_WPSOffice_Level1"/>
+      <w:bookmarkStart w:id="33" w:name="_Toc25727"/>
       <w:bookmarkEnd w:id="33"/>
     </w:p>
     <w:p>
@@ -9112,25 +9498,7 @@
           <w:bCs w:val="0"/>
           <w:lang w:eastAsia="zh-CN"/>
         </w:rPr>
-        <w:t>广州市黄</w:t>
-      </w:r>
-      <w:r>
-        <w:rPr>
-          <w:rFonts w:hint="eastAsia" w:ascii="Times New Roman" w:hAnsi="Times New Roman" w:eastAsia="微软雅黑" w:cs="Times New Roman"/>
-          <w:lang w:eastAsia="zh-CN"/>
-        </w:rPr>
-        <w:t>埔</w:t>
-      </w:r>
-      <w:bookmarkStart w:id="36" w:name="_GoBack"/>
-      <w:bookmarkEnd w:id="36"/>
-      <w:r>
-        <w:rPr>
-          <w:rFonts w:hint="eastAsia" w:ascii="Times New Roman" w:hAnsi="Times New Roman" w:eastAsia="微软雅黑" w:cs="Times New Roman"/>
-          <w:b w:val="0"/>
-          <w:bCs w:val="0"/>
-          <w:lang w:eastAsia="zh-CN"/>
-        </w:rPr>
-        <w:t>区开源大道11号C6栋702室</w:t>
+        <w:t>广州市黄浦区开源大道11号C6栋702室</w:t>
       </w:r>
     </w:p>
     <w:p>
@@ -9458,7 +9826,7 @@
           <w:highlight w:val="none"/>
         </w:rPr>
         <w:drawing>
-          <wp:anchor distT="0" distB="0" distL="114935" distR="114935" simplePos="0" relativeHeight="251667456" behindDoc="0" locked="0" layoutInCell="1" allowOverlap="1">
+          <wp:anchor distT="0" distB="0" distL="114935" distR="114935" simplePos="0" relativeHeight="251673600" behindDoc="0" locked="0" layoutInCell="1" allowOverlap="1">
             <wp:simplePos x="0" y="0"/>
             <wp:positionH relativeFrom="column">
               <wp:posOffset>723900</wp:posOffset>
@@ -9483,7 +9851,7 @@
                     </pic:cNvPicPr>
                   </pic:nvPicPr>
                   <pic:blipFill>
-                    <a:blip r:embed="rId20"/>
+                    <a:blip r:embed="rId22"/>
                     <a:stretch>
                       <a:fillRect/>
                     </a:stretch>
@@ -9515,7 +9883,7 @@
           <w:highlight w:val="none"/>
         </w:rPr>
         <w:drawing>
-          <wp:anchor distT="0" distB="0" distL="114935" distR="114935" simplePos="0" relativeHeight="251666432" behindDoc="0" locked="0" layoutInCell="1" allowOverlap="1">
+          <wp:anchor distT="0" distB="0" distL="114935" distR="114935" simplePos="0" relativeHeight="251672576" behindDoc="0" locked="0" layoutInCell="1" allowOverlap="1">
             <wp:simplePos x="0" y="0"/>
             <wp:positionH relativeFrom="column">
               <wp:posOffset>30480</wp:posOffset>
@@ -9540,7 +9908,7 @@
                     </pic:cNvPicPr>
                   </pic:nvPicPr>
                   <pic:blipFill>
-                    <a:blip r:embed="rId21"/>
+                    <a:blip r:embed="rId23"/>
                     <a:stretch>
                       <a:fillRect/>
                     </a:stretch>
@@ -9722,7 +10090,7 @@
           <w:lang w:eastAsia="zh-CN"/>
         </w:rPr>
         <w:drawing>
-          <wp:anchor distT="0" distB="0" distL="0" distR="0" simplePos="0" relativeHeight="251665408" behindDoc="1" locked="0" layoutInCell="1" allowOverlap="1">
+          <wp:anchor distT="0" distB="0" distL="0" distR="0" simplePos="0" relativeHeight="251671552" behindDoc="1" locked="0" layoutInCell="1" allowOverlap="1">
             <wp:simplePos x="0" y="0"/>
             <wp:positionH relativeFrom="column">
               <wp:posOffset>4900295</wp:posOffset>
@@ -9747,7 +10115,7 @@
                     </pic:cNvPicPr>
                   </pic:nvPicPr>
                   <pic:blipFill>
-                    <a:blip r:embed="rId22"/>
+                    <a:blip r:embed="rId24"/>
                     <a:srcRect/>
                     <a:stretch>
                       <a:fillRect/>

--- a/WebContent/docx/微卫星不稳定性检测报告.docx
+++ b/WebContent/docx/微卫星不稳定性检测报告.docx
@@ -1266,7 +1266,7 @@
           <w:szCs w:val="32"/>
           <w:lang w:eastAsia="zh-CN"/>
         </w:rPr>
-        <w:t>3</w:t>
+        <w:t>2</w:t>
       </w:r>
       <w:r>
         <w:rPr>
@@ -1413,7 +1413,7 @@
           <w:szCs w:val="28"/>
           <w:lang w:eastAsia="zh-CN"/>
         </w:rPr>
-        <w:t>3</w:t>
+        <w:t>2</w:t>
       </w:r>
       <w:r>
         <w:rPr>
@@ -1552,7 +1552,7 @@
           <w:szCs w:val="28"/>
           <w:lang w:eastAsia="zh-CN"/>
         </w:rPr>
-        <w:t>4</w:t>
+        <w:t>3</w:t>
       </w:r>
       <w:r>
         <w:rPr>
@@ -1691,7 +1691,7 @@
           <w:szCs w:val="28"/>
           <w:lang w:eastAsia="zh-CN"/>
         </w:rPr>
-        <w:t>4</w:t>
+        <w:t>3</w:t>
       </w:r>
       <w:r>
         <w:rPr>
@@ -1830,7 +1830,7 @@
           <w:szCs w:val="28"/>
           <w:lang w:eastAsia="zh-CN"/>
         </w:rPr>
-        <w:t>5</w:t>
+        <w:t>4</w:t>
       </w:r>
       <w:r>
         <w:rPr>
@@ -1969,7 +1969,7 @@
           <w:szCs w:val="28"/>
           <w:lang w:eastAsia="zh-CN"/>
         </w:rPr>
-        <w:t>5</w:t>
+        <w:t>4</w:t>
       </w:r>
       <w:r>
         <w:rPr>
@@ -2147,7 +2147,7 @@
           <w:szCs w:val="32"/>
           <w:lang w:eastAsia="zh-CN"/>
         </w:rPr>
-        <w:t>6</w:t>
+        <w:t>5</w:t>
       </w:r>
       <w:r>
         <w:rPr>
@@ -2226,13 +2226,13 @@
           <w:docGrid w:linePitch="299" w:charSpace="0"/>
         </w:sectPr>
       </w:pPr>
-      <w:bookmarkStart w:id="0" w:name="_Toc21009_WPSOffice_Level1"/>
-      <w:bookmarkStart w:id="1" w:name="_Toc81251347"/>
-      <w:bookmarkStart w:id="2" w:name="_Toc13806"/>
-      <w:bookmarkStart w:id="3" w:name="_Toc30143_WPSOffice_Level1"/>
+      <w:bookmarkStart w:id="0" w:name="_Toc13806"/>
+      <w:bookmarkStart w:id="1" w:name="_Toc30143_WPSOffice_Level1"/>
+      <w:bookmarkStart w:id="2" w:name="_Toc24178_WPSOffice_Level1"/>
+      <w:bookmarkStart w:id="3" w:name="_Toc2198"/>
       <w:bookmarkStart w:id="4" w:name="_Toc21669"/>
-      <w:bookmarkStart w:id="5" w:name="_Toc24178_WPSOffice_Level1"/>
-      <w:bookmarkStart w:id="6" w:name="_Toc2198"/>
+      <w:bookmarkStart w:id="5" w:name="_Toc21009_WPSOffice_Level1"/>
+      <w:bookmarkStart w:id="6" w:name="_Toc81251347"/>
     </w:p>
     <w:p>
       <w:pPr>
@@ -3135,11 +3135,11 @@
         </w:rPr>
       </w:pPr>
       <w:bookmarkStart w:id="8" w:name="_Toc14411"/>
-      <w:bookmarkStart w:id="9" w:name="_Toc81251348"/>
-      <w:bookmarkStart w:id="10" w:name="_Toc18062_WPSOffice_Level1"/>
-      <w:bookmarkStart w:id="11" w:name="_Toc11015_WPSOffice_Level1"/>
+      <w:bookmarkStart w:id="9" w:name="_Toc17451"/>
+      <w:bookmarkStart w:id="10" w:name="_Toc11015_WPSOffice_Level1"/>
+      <w:bookmarkStart w:id="11" w:name="_Toc81251348"/>
       <w:bookmarkStart w:id="12" w:name="_Toc7021_WPSOffice_Level1"/>
-      <w:bookmarkStart w:id="13" w:name="_Toc17451"/>
+      <w:bookmarkStart w:id="13" w:name="_Toc18062_WPSOffice_Level1"/>
       <w:bookmarkStart w:id="14" w:name="_Toc3823"/>
       <w:r>
         <w:rPr>
@@ -3244,13 +3244,13 @@
           <w:lang w:val="en-US" w:eastAsia="zh-CN"/>
         </w:rPr>
       </w:pPr>
-      <w:bookmarkStart w:id="15" w:name="_Toc16409"/>
-      <w:bookmarkStart w:id="16" w:name="_Toc25920"/>
-      <w:bookmarkStart w:id="17" w:name="_Toc6221_WPSOffice_Level1"/>
-      <w:bookmarkStart w:id="18" w:name="_Toc81251494"/>
-      <w:bookmarkStart w:id="19" w:name="_Toc81251350"/>
-      <w:bookmarkStart w:id="20" w:name="_Toc23369_WPSOffice_Level1"/>
-      <w:bookmarkStart w:id="21" w:name="_Toc18058"/>
+      <w:bookmarkStart w:id="15" w:name="_Toc23369_WPSOffice_Level1"/>
+      <w:bookmarkStart w:id="16" w:name="_Toc18058"/>
+      <w:bookmarkStart w:id="17" w:name="_Toc16409"/>
+      <w:bookmarkStart w:id="18" w:name="_Toc81251350"/>
+      <w:bookmarkStart w:id="19" w:name="_Toc25920"/>
+      <w:bookmarkStart w:id="20" w:name="_Toc81251494"/>
+      <w:bookmarkStart w:id="21" w:name="_Toc6221_WPSOffice_Level1"/>
       <w:bookmarkStart w:id="22" w:name="_Toc534807930"/>
       <w:r>
         <w:rPr>
@@ -3677,55 +3677,14 @@
         </w:rPr>
         <w:t>请结合临床实际情况及其他检测结果综合使用本结果，具体请咨询相关医院专科医师。</w:t>
       </w:r>
-      <w:r>
-        <w:rPr>
-          <w:rFonts w:hint="eastAsia" w:ascii="Times New Roman" w:hAnsi="Times New Roman" w:eastAsia="微软雅黑" w:cs="Times New Roman"/>
-          <w:sz w:val="24"/>
-          <w:szCs w:val="24"/>
-          <w:lang w:eastAsia="zh-CN"/>
-        </w:rPr>
-        <w:t xml:space="preserve">{% if testedby == </w:t>
-      </w:r>
-      <w:r>
-        <w:rPr>
-          <w:rFonts w:ascii="Times New Roman" w:hAnsi="Times New Roman" w:eastAsia="微软雅黑" w:cs="Times New Roman"/>
-          <w:sz w:val="24"/>
-          <w:szCs w:val="24"/>
-          <w:lang w:eastAsia="zh-CN"/>
-        </w:rPr>
-        <w:t>“</w:t>
-      </w:r>
-      <w:r>
-        <w:rPr>
-          <w:rFonts w:hint="eastAsia" w:ascii="Times New Roman" w:hAnsi="Times New Roman" w:eastAsia="微软雅黑" w:cs="Times New Roman"/>
-          <w:sz w:val="24"/>
-          <w:szCs w:val="24"/>
-          <w:lang w:eastAsia="zh-CN"/>
-        </w:rPr>
-        <w:t>1</w:t>
-      </w:r>
-      <w:r>
-        <w:rPr>
-          <w:rFonts w:ascii="Times New Roman" w:hAnsi="Times New Roman" w:eastAsia="微软雅黑" w:cs="Times New Roman"/>
-          <w:sz w:val="24"/>
-          <w:szCs w:val="24"/>
-          <w:lang w:eastAsia="zh-CN"/>
-        </w:rPr>
-        <w:t>”</w:t>
-      </w:r>
-      <w:r>
-        <w:rPr>
-          <w:rFonts w:hint="eastAsia" w:ascii="Times New Roman" w:hAnsi="Times New Roman" w:eastAsia="微软雅黑" w:cs="Times New Roman"/>
-          <w:sz w:val="24"/>
-          <w:szCs w:val="24"/>
-          <w:lang w:eastAsia="zh-CN"/>
-        </w:rPr>
-        <w:t xml:space="preserve"> %}</w:t>
-      </w:r>
     </w:p>
     <w:p>
       <w:pPr>
         <w:rPr>
+          <w:rFonts w:ascii="Times New Roman" w:hAnsi="Times New Roman" w:eastAsia="微软雅黑" w:cs="黑体"/>
+          <w:color w:val="00B050"/>
+          <w:sz w:val="28"/>
+          <w:szCs w:val="36"/>
           <w:lang w:eastAsia="zh-CN"/>
         </w:rPr>
       </w:pPr>
@@ -3733,6 +3692,10 @@
     <w:p>
       <w:pPr>
         <w:rPr>
+          <w:rFonts w:ascii="Times New Roman" w:hAnsi="Times New Roman" w:eastAsia="微软雅黑" w:cs="黑体"/>
+          <w:color w:val="00B050"/>
+          <w:sz w:val="28"/>
+          <w:szCs w:val="36"/>
           <w:lang w:eastAsia="zh-CN"/>
         </w:rPr>
       </w:pPr>
@@ -3740,7 +3703,7 @@
     <w:tbl>
       <w:tblPr>
         <w:tblStyle w:val="41"/>
-        <w:tblW w:w="6772" w:type="dxa"/>
+        <w:tblW w:w="7224" w:type="dxa"/>
         <w:jc w:val="right"/>
         <w:tblLayout w:type="fixed"/>
         <w:tblCellMar>
@@ -3754,7 +3717,7 @@
         <w:gridCol w:w="1272"/>
         <w:gridCol w:w="2040"/>
         <w:gridCol w:w="1166"/>
-        <w:gridCol w:w="2294"/>
+        <w:gridCol w:w="2746"/>
       </w:tblGrid>
       <w:tr>
         <w:tblPrEx>
@@ -3817,7 +3780,7 @@
             </w:pPr>
             <w:r>
               <w:rPr>
-                <w:sz w:val="22"/>
+                <w:sz w:val="24"/>
               </w:rPr>
               <mc:AlternateContent>
                 <mc:Choice Requires="wpg">
@@ -3825,15 +3788,15 @@
                     <wp:anchor distT="0" distB="0" distL="114300" distR="114300" simplePos="0" relativeHeight="251669504" behindDoc="0" locked="0" layoutInCell="1" allowOverlap="1">
                       <wp:simplePos x="0" y="0"/>
                       <wp:positionH relativeFrom="column">
-                        <wp:posOffset>0</wp:posOffset>
+                        <wp:posOffset>287020</wp:posOffset>
                       </wp:positionH>
                       <wp:positionV relativeFrom="paragraph">
-                        <wp:posOffset>-460375</wp:posOffset>
+                        <wp:posOffset>-525145</wp:posOffset>
                       </wp:positionV>
-                      <wp:extent cx="3080385" cy="1442720"/>
-                      <wp:effectExtent l="0" t="0" r="13335" b="5080"/>
+                      <wp:extent cx="3558540" cy="1443355"/>
+                      <wp:effectExtent l="0" t="0" r="0" b="4445"/>
                       <wp:wrapNone/>
-                      <wp:docPr id="34" name="组合 34"/>
+                      <wp:docPr id="15" name="组合 15"/>
                       <wp:cNvGraphicFramePr/>
                       <a:graphic xmlns:a="http://schemas.openxmlformats.org/drawingml/2006/main">
                         <a:graphicData uri="http://schemas.microsoft.com/office/word/2010/wordprocessingGroup">
@@ -3842,91 +3805,79 @@
                             <wpg:grpSpPr>
                               <a:xfrm>
                                 <a:off x="0" y="0"/>
-                                <a:ext cx="3080385" cy="1442720"/>
-                                <a:chOff x="17956" y="37747"/>
-                                <a:chExt cx="4851" cy="2272"/>
+                                <a:ext cx="3558540" cy="1443355"/>
+                                <a:chOff x="7006" y="30746"/>
+                                <a:chExt cx="5604" cy="2273"/>
                               </a:xfrm>
                             </wpg:grpSpPr>
-                            <wpg:grpSp>
-                              <wpg:cNvPr id="4" name="组合 16"/>
-                              <wpg:cNvGrpSpPr/>
-                              <wpg:grpSpPr>
-                                <a:xfrm>
-                                  <a:off x="17956" y="38313"/>
-                                  <a:ext cx="4049" cy="646"/>
-                                  <a:chOff x="17956" y="38313"/>
-                                  <a:chExt cx="4049" cy="646"/>
-                                </a:xfrm>
-                              </wpg:grpSpPr>
-                              <pic:pic xmlns:pic="http://schemas.openxmlformats.org/drawingml/2006/picture">
-                                <pic:nvPicPr>
-                                  <pic:cNvPr id="12" name="图片 29" descr="IMG_256"/>
-                                  <pic:cNvPicPr>
-                                    <a:picLocks noChangeAspect="1"/>
-                                  </pic:cNvPicPr>
-                                </pic:nvPicPr>
-                                <pic:blipFill>
-                                  <a:blip r:embed="rId15">
-                                    <a:clrChange>
-                                      <a:clrFrom>
-                                        <a:srgbClr val="FFFFFF">
-                                          <a:alpha val="100000"/>
-                                        </a:srgbClr>
-                                      </a:clrFrom>
-                                      <a:clrTo>
-                                        <a:srgbClr val="FFFFFF">
-                                          <a:alpha val="100000"/>
-                                          <a:alpha val="0"/>
-                                        </a:srgbClr>
-                                      </a:clrTo>
-                                    </a:clrChange>
-                                  </a:blip>
-                                  <a:stretch>
-                                    <a:fillRect/>
-                                  </a:stretch>
-                                </pic:blipFill>
-                                <pic:spPr>
-                                  <a:xfrm>
-                                    <a:off x="21031" y="38313"/>
-                                    <a:ext cx="975" cy="570"/>
-                                  </a:xfrm>
-                                  <a:prstGeom prst="rect">
-                                    <a:avLst/>
-                                  </a:prstGeom>
-                                  <a:noFill/>
-                                  <a:ln w="9525">
-                                    <a:noFill/>
-                                  </a:ln>
-                                </pic:spPr>
-                              </pic:pic>
-                              <pic:pic xmlns:pic="http://schemas.openxmlformats.org/drawingml/2006/picture">
-                                <pic:nvPicPr>
-                                  <pic:cNvPr id="6" name="图片 15" descr="c9514d16fd70679bf0495aeebb03c72d_compress"/>
-                                  <pic:cNvPicPr>
-                                    <a:picLocks noChangeAspect="1"/>
-                                  </pic:cNvPicPr>
-                                </pic:nvPicPr>
-                                <pic:blipFill>
-                                  <a:blip r:embed="rId16"/>
-                                  <a:srcRect l="21003" t="56913" r="27176" b="26386"/>
-                                  <a:stretch>
-                                    <a:fillRect/>
-                                  </a:stretch>
-                                </pic:blipFill>
-                                <pic:spPr>
-                                  <a:xfrm>
-                                    <a:off x="17956" y="38485"/>
-                                    <a:ext cx="1550" cy="475"/>
-                                  </a:xfrm>
-                                  <a:prstGeom prst="rect">
-                                    <a:avLst/>
-                                  </a:prstGeom>
-                                </pic:spPr>
-                              </pic:pic>
-                            </wpg:grpSp>
                             <pic:pic xmlns:pic="http://schemas.openxmlformats.org/drawingml/2006/picture">
                               <pic:nvPicPr>
-                                <pic:cNvPr id="18" name="图片 25"/>
+                                <pic:cNvPr id="12" name="图片 4" descr="王建丽"/>
+                                <pic:cNvPicPr>
+                                  <a:picLocks noChangeAspect="1"/>
+                                </pic:cNvPicPr>
+                              </pic:nvPicPr>
+                              <pic:blipFill>
+                                <a:blip r:embed="rId15">
+                                  <a:clrChange>
+                                    <a:clrFrom>
+                                      <a:srgbClr val="FFFFFF">
+                                        <a:alpha val="100000"/>
+                                      </a:srgbClr>
+                                    </a:clrFrom>
+                                    <a:clrTo>
+                                      <a:srgbClr val="FFFFFF">
+                                        <a:alpha val="100000"/>
+                                        <a:alpha val="0"/>
+                                      </a:srgbClr>
+                                    </a:clrTo>
+                                  </a:clrChange>
+                                </a:blip>
+                                <a:stretch>
+                                  <a:fillRect/>
+                                </a:stretch>
+                              </pic:blipFill>
+                              <pic:spPr>
+                                <a:xfrm>
+                                  <a:off x="11352" y="31430"/>
+                                  <a:ext cx="1258" cy="713"/>
+                                </a:xfrm>
+                                <a:prstGeom prst="rect">
+                                  <a:avLst/>
+                                </a:prstGeom>
+                              </pic:spPr>
+                            </pic:pic>
+                            <pic:pic xmlns:pic="http://schemas.openxmlformats.org/drawingml/2006/picture">
+                              <pic:nvPicPr>
+                                <pic:cNvPr id="13" name="图片 1" descr="IMG_256"/>
+                                <pic:cNvPicPr>
+                                  <a:picLocks noChangeAspect="1"/>
+                                </pic:cNvPicPr>
+                              </pic:nvPicPr>
+                              <pic:blipFill>
+                                <a:blip r:embed="rId16"/>
+                                <a:srcRect t="6992" r="30292"/>
+                                <a:stretch>
+                                  <a:fillRect/>
+                                </a:stretch>
+                              </pic:blipFill>
+                              <pic:spPr>
+                                <a:xfrm>
+                                  <a:off x="7006" y="31454"/>
+                                  <a:ext cx="1192" cy="572"/>
+                                </a:xfrm>
+                                <a:prstGeom prst="rect">
+                                  <a:avLst/>
+                                </a:prstGeom>
+                                <a:noFill/>
+                                <a:ln w="9525">
+                                  <a:noFill/>
+                                </a:ln>
+                              </pic:spPr>
+                            </pic:pic>
+                            <pic:pic xmlns:pic="http://schemas.openxmlformats.org/drawingml/2006/picture">
+                              <pic:nvPicPr>
+                                <pic:cNvPr id="21" name="图片 25"/>
                                 <pic:cNvPicPr>
                                   <a:picLocks noChangeAspect="1" noChangeArrowheads="1"/>
                                 </pic:cNvPicPr>
@@ -3946,7 +3897,7 @@
                               </pic:blipFill>
                               <pic:spPr>
                                 <a:xfrm>
-                                  <a:off x="20535" y="37747"/>
+                                  <a:off x="10065" y="30746"/>
                                   <a:ext cx="2273" cy="2273"/>
                                 </a:xfrm>
                                 <a:prstGeom prst="rect">
@@ -3966,24 +3917,21 @@
                 </mc:Choice>
                 <mc:Fallback>
                   <w:pict>
-                    <v:group id="_x0000_s1026" o:spid="_x0000_s1026" o:spt="203" style="position:absolute;left:0pt;margin-left:0pt;margin-top:-36.25pt;height:113.6pt;width:242.55pt;z-index:251669504;mso-width-relative:page;mso-height-relative:page;" coordorigin="17956,37747" coordsize="4851,2272" o:gfxdata="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">
+                    <v:group id="_x0000_s1026" o:spid="_x0000_s1026" o:spt="203" style="position:absolute;left:0pt;margin-left:22.6pt;margin-top:-41.35pt;height:113.65pt;width:280.2pt;z-index:251669504;mso-width-relative:page;mso-height-relative:page;" coordorigin="7006,30746" coordsize="5604,2273" o:gfxdata="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">
                       <o:lock v:ext="edit" aspectratio="f"/>
-                      <v:group id="组合 16" o:spid="_x0000_s1026" o:spt="203" style="position:absolute;left:17956;top:38313;height:646;width:4049;" coordorigin="17956,38313" coordsize="4049,646" o:gfxdata="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">
-                        <o:lock v:ext="edit" aspectratio="f"/>
-                        <v:shape id="图片 29" o:spid="_x0000_s1026" o:spt="75" alt="IMG_256" type="#_x0000_t75" style="position:absolute;left:21031;top:38313;height:570;width:975;" filled="f" o:preferrelative="t" stroked="f" coordsize="21600,21600" o:gfxdata="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">
-                          <v:fill on="f" focussize="0,0"/>
-                          <v:stroke on="f"/>
-                          <v:imagedata r:id="rId15" chromakey="#FFFFFF" o:title=""/>
-                          <o:lock v:ext="edit" aspectratio="t"/>
-                        </v:shape>
-                        <v:shape id="图片 15" o:spid="_x0000_s1026" o:spt="75" alt="c9514d16fd70679bf0495aeebb03c72d_compress" type="#_x0000_t75" style="position:absolute;left:17956;top:38485;height:475;width:1550;" filled="f" o:preferrelative="t" stroked="f" coordsize="21600,21600" o:gfxdata="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">
-                          <v:fill on="f" focussize="0,0"/>
-                          <v:stroke on="f"/>
-                          <v:imagedata r:id="rId16" cropleft="13765f" croptop="37299f" cropright="17810f" cropbottom="17292f" o:title=""/>
-                          <o:lock v:ext="edit" aspectratio="t"/>
-                        </v:shape>
-                      </v:group>
-                      <v:shape id="图片 25" o:spid="_x0000_s1026" o:spt="75" type="#_x0000_t75" style="position:absolute;left:20535;top:37747;height:2273;width:2273;" filled="f" o:preferrelative="t" stroked="f" coordsize="21600,21600" o:gfxdata="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">
+                      <v:shape id="图片 4" o:spid="_x0000_s1026" o:spt="75" alt="王建丽" type="#_x0000_t75" style="position:absolute;left:11352;top:31430;height:713;width:1258;" filled="f" o:preferrelative="t" stroked="f" coordsize="21600,21600" o:gfxdata="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">
+                        <v:fill on="f" focussize="0,0"/>
+                        <v:stroke on="f"/>
+                        <v:imagedata r:id="rId15" chromakey="#FFFFFF" o:title=""/>
+                        <o:lock v:ext="edit" aspectratio="t"/>
+                      </v:shape>
+                      <v:shape id="图片 1" o:spid="_x0000_s1026" o:spt="75" alt="IMG_256" type="#_x0000_t75" style="position:absolute;left:7006;top:31454;height:572;width:1192;" filled="f" o:preferrelative="t" stroked="f" coordsize="21600,21600" o:gfxdata="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">
+                        <v:fill on="f" focussize="0,0"/>
+                        <v:stroke on="f"/>
+                        <v:imagedata r:id="rId16" croptop="4582f" cropright="19852f" o:title=""/>
+                        <o:lock v:ext="edit" aspectratio="t"/>
+                      </v:shape>
+                      <v:shape id="图片 25" o:spid="_x0000_s1026" o:spt="75" type="#_x0000_t75" style="position:absolute;left:10065;top:30746;height:2273;width:2273;" filled="f" o:preferrelative="t" stroked="f" coordsize="21600,21600" o:gfxdata="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">
                         <v:fill on="f" focussize="0,0"/>
                         <v:stroke on="f"/>
                         <v:imagedata r:id="rId17" o:title=""/>
@@ -4036,7 +3984,7 @@
         </w:tc>
         <w:tc>
           <w:tcPr>
-            <w:tcW w:w="2294" w:type="dxa"/>
+            <w:tcW w:w="2746" w:type="dxa"/>
             <w:vAlign w:val="center"/>
           </w:tcPr>
           <w:p>
@@ -4052,6 +4000,16 @@
                 <w:szCs w:val="24"/>
               </w:rPr>
             </w:pPr>
+            <w:r>
+              <w:rPr>
+                <w:rFonts w:hint="eastAsia" w:ascii="Times New Roman" w:hAnsi="Times New Roman" w:cs="Times New Roman"/>
+                <w:b w:val="0"/>
+                <w:bCs/>
+                <w:sz w:val="24"/>
+                <w:szCs w:val="24"/>
+              </w:rPr>
+              <w:t>临检所复核人，</w:t>
+            </w:r>
           </w:p>
         </w:tc>
       </w:tr>
@@ -4193,7 +4151,7 @@
         </w:tc>
         <w:tc>
           <w:tcPr>
-            <w:tcW w:w="2294" w:type="dxa"/>
+            <w:tcW w:w="2746" w:type="dxa"/>
             <w:vAlign w:val="center"/>
           </w:tcPr>
           <w:p>
@@ -4225,2469 +4183,36 @@
     <w:p>
       <w:pPr>
         <w:rPr>
-          <w:rFonts w:ascii="Times New Roman" w:hAnsi="Times New Roman" w:eastAsia="微软雅黑" w:cs="Times New Roman"/>
-          <w:sz w:val="24"/>
-          <w:szCs w:val="24"/>
-          <w:lang w:eastAsia="zh-CN"/>
-        </w:rPr>
-      </w:pPr>
-      <w:r>
-        <w:rPr>
-          <w:rFonts w:hint="eastAsia" w:ascii="Times New Roman" w:hAnsi="Times New Roman" w:eastAsia="微软雅黑" w:cs="Times New Roman"/>
-          <w:sz w:val="24"/>
-          <w:szCs w:val="24"/>
-          <w:lang w:eastAsia="zh-CN"/>
-        </w:rPr>
-        <w:t xml:space="preserve">{% endif %}{% if testedby == </w:t>
-      </w:r>
-      <w:r>
-        <w:rPr>
-          <w:rFonts w:ascii="Times New Roman" w:hAnsi="Times New Roman" w:eastAsia="微软雅黑" w:cs="Times New Roman"/>
-          <w:sz w:val="24"/>
-          <w:szCs w:val="24"/>
-          <w:lang w:eastAsia="zh-CN"/>
-        </w:rPr>
-        <w:t>“</w:t>
-      </w:r>
-      <w:r>
-        <w:rPr>
-          <w:rFonts w:hint="eastAsia" w:ascii="Times New Roman" w:hAnsi="Times New Roman" w:eastAsia="微软雅黑" w:cs="Times New Roman"/>
-          <w:sz w:val="24"/>
-          <w:szCs w:val="24"/>
-          <w:lang w:eastAsia="zh-CN"/>
-        </w:rPr>
-        <w:t>2</w:t>
-      </w:r>
-      <w:r>
-        <w:rPr>
-          <w:rFonts w:ascii="Times New Roman" w:hAnsi="Times New Roman" w:eastAsia="微软雅黑" w:cs="Times New Roman"/>
-          <w:sz w:val="24"/>
-          <w:szCs w:val="24"/>
-          <w:lang w:eastAsia="zh-CN"/>
-        </w:rPr>
-        <w:t>”</w:t>
-      </w:r>
-      <w:r>
-        <w:rPr>
-          <w:rFonts w:hint="eastAsia" w:ascii="Times New Roman" w:hAnsi="Times New Roman" w:eastAsia="微软雅黑" w:cs="Times New Roman"/>
-          <w:sz w:val="24"/>
-          <w:szCs w:val="24"/>
-          <w:lang w:eastAsia="zh-CN"/>
-        </w:rPr>
-        <w:t xml:space="preserve"> %}</w:t>
-      </w:r>
-    </w:p>
-    <w:p>
-      <w:pPr>
-        <w:rPr>
-          <w:rFonts w:hint="default"/>
-          <w:sz w:val="24"/>
-          <w:lang w:val="en-US" w:eastAsia="zh-CN"/>
-        </w:rPr>
-      </w:pPr>
-    </w:p>
-    <w:p>
-      <w:pPr>
-        <w:rPr>
-          <w:sz w:val="24"/>
-          <w:lang w:eastAsia="zh-CN"/>
-        </w:rPr>
-      </w:pPr>
-    </w:p>
-    <w:tbl>
-      <w:tblPr>
-        <w:tblStyle w:val="41"/>
-        <w:tblW w:w="6772" w:type="dxa"/>
-        <w:jc w:val="right"/>
-        <w:tblLayout w:type="fixed"/>
-        <w:tblCellMar>
-          <w:top w:w="0" w:type="dxa"/>
-          <w:left w:w="0" w:type="dxa"/>
-          <w:bottom w:w="0" w:type="dxa"/>
-          <w:right w:w="0" w:type="dxa"/>
-        </w:tblCellMar>
-      </w:tblPr>
-      <w:tblGrid>
-        <w:gridCol w:w="1272"/>
-        <w:gridCol w:w="2040"/>
-        <w:gridCol w:w="1166"/>
-        <w:gridCol w:w="2294"/>
-      </w:tblGrid>
-      <w:tr>
-        <w:tblPrEx>
-          <w:tblCellMar>
-            <w:top w:w="0" w:type="dxa"/>
-            <w:left w:w="0" w:type="dxa"/>
-            <w:bottom w:w="0" w:type="dxa"/>
-            <w:right w:w="0" w:type="dxa"/>
-          </w:tblCellMar>
-        </w:tblPrEx>
-        <w:trPr>
-          <w:trHeight w:val="441" w:hRule="exact"/>
-          <w:jc w:val="right"/>
-        </w:trPr>
-        <w:tc>
-          <w:tcPr>
-            <w:tcW w:w="1272" w:type="dxa"/>
-            <w:vAlign w:val="center"/>
-          </w:tcPr>
-          <w:p>
-            <w:pPr>
-              <w:pStyle w:val="26"/>
-              <w:spacing w:before="13"/>
-              <w:ind w:left="13" w:right="95"/>
-              <w:jc w:val="both"/>
-              <w:rPr>
-                <w:rFonts w:ascii="Times New Roman" w:hAnsi="Times New Roman" w:cs="Times New Roman"/>
-                <w:b/>
-                <w:sz w:val="24"/>
-                <w:szCs w:val="24"/>
-              </w:rPr>
-            </w:pPr>
-            <w:r>
-              <w:rPr>
-                <w:rFonts w:ascii="Times New Roman" w:hAnsi="Times New Roman" w:cs="Times New Roman"/>
-                <w:b/>
-                <w:sz w:val="24"/>
-                <w:szCs w:val="24"/>
-              </w:rPr>
-              <w:t>检测人：</w:t>
-            </w:r>
-          </w:p>
-        </w:tc>
-        <w:tc>
-          <w:tcPr>
-            <w:tcW w:w="2040" w:type="dxa"/>
-            <w:vAlign w:val="center"/>
-          </w:tcPr>
-          <w:p>
-            <w:pPr>
-              <w:pStyle w:val="26"/>
-              <w:spacing w:before="13"/>
-              <w:jc w:val="both"/>
-              <w:rPr>
-                <w:rFonts w:ascii="Times New Roman" w:hAnsi="Times New Roman" w:cs="Times New Roman"/>
-                <w:b/>
-                <w:sz w:val="24"/>
-                <w:szCs w:val="24"/>
-              </w:rPr>
-            </w:pPr>
-            <w:r>
-              <w:rPr>
-                <w:sz w:val="22"/>
-              </w:rPr>
-              <mc:AlternateContent>
-                <mc:Choice Requires="wpg">
-                  <w:drawing>
-                    <wp:anchor distT="0" distB="0" distL="114300" distR="114300" simplePos="0" relativeHeight="251670528" behindDoc="0" locked="0" layoutInCell="1" allowOverlap="1">
-                      <wp:simplePos x="0" y="0"/>
-                      <wp:positionH relativeFrom="column">
-                        <wp:posOffset>0</wp:posOffset>
-                      </wp:positionH>
-                      <wp:positionV relativeFrom="paragraph">
-                        <wp:posOffset>-490855</wp:posOffset>
-                      </wp:positionV>
-                      <wp:extent cx="3135630" cy="1442720"/>
-                      <wp:effectExtent l="0" t="0" r="3810" b="5080"/>
-                      <wp:wrapNone/>
-                      <wp:docPr id="36" name="组合 36"/>
-                      <wp:cNvGraphicFramePr/>
-                      <a:graphic xmlns:a="http://schemas.openxmlformats.org/drawingml/2006/main">
-                        <a:graphicData uri="http://schemas.microsoft.com/office/word/2010/wordprocessingGroup">
-                          <wpg:wgp>
-                            <wpg:cNvGrpSpPr/>
-                            <wpg:grpSpPr>
-                              <a:xfrm>
-                                <a:off x="0" y="0"/>
-                                <a:ext cx="3135630" cy="1442720"/>
-                                <a:chOff x="17956" y="39496"/>
-                                <a:chExt cx="4938" cy="2272"/>
-                              </a:xfrm>
-                            </wpg:grpSpPr>
-                            <wpg:grpSp>
-                              <wpg:cNvPr id="37" name="组合 30"/>
-                              <wpg:cNvGrpSpPr/>
-                              <wpg:grpSpPr>
-                                <a:xfrm>
-                                  <a:off x="17956" y="40098"/>
-                                  <a:ext cx="4213" cy="570"/>
-                                  <a:chOff x="17956" y="40098"/>
-                                  <a:chExt cx="4213" cy="570"/>
-                                </a:xfrm>
-                              </wpg:grpSpPr>
-                              <pic:pic xmlns:pic="http://schemas.openxmlformats.org/drawingml/2006/picture">
-                                <pic:nvPicPr>
-                                  <pic:cNvPr id="7" name="图片 1" descr="24f613a0-66be-430b-9e80-270d3393fac5"/>
-                                  <pic:cNvPicPr>
-                                    <a:picLocks noChangeAspect="1"/>
-                                  </pic:cNvPicPr>
-                                </pic:nvPicPr>
-                                <pic:blipFill>
-                                  <a:blip r:embed="rId18"/>
-                                  <a:srcRect l="43292" t="26660" r="21693" b="24394"/>
-                                  <a:stretch>
-                                    <a:fillRect/>
-                                  </a:stretch>
-                                </pic:blipFill>
-                                <pic:spPr>
-                                  <a:xfrm rot="16200000">
-                                    <a:off x="18366" y="39740"/>
-                                    <a:ext cx="506" cy="1327"/>
-                                  </a:xfrm>
-                                  <a:prstGeom prst="rect">
-                                    <a:avLst/>
-                                  </a:prstGeom>
-                                </pic:spPr>
-                              </pic:pic>
-                              <pic:pic xmlns:pic="http://schemas.openxmlformats.org/drawingml/2006/picture">
-                                <pic:nvPicPr>
-                                  <pic:cNvPr id="29" name="图片 29" descr="IMG_256"/>
-                                  <pic:cNvPicPr>
-                                    <a:picLocks noChangeAspect="1"/>
-                                  </pic:cNvPicPr>
-                                </pic:nvPicPr>
-                                <pic:blipFill>
-                                  <a:blip r:embed="rId15">
-                                    <a:clrChange>
-                                      <a:clrFrom>
-                                        <a:srgbClr val="FFFFFF">
-                                          <a:alpha val="100000"/>
-                                        </a:srgbClr>
-                                      </a:clrFrom>
-                                      <a:clrTo>
-                                        <a:srgbClr val="FFFFFF">
-                                          <a:alpha val="100000"/>
-                                          <a:alpha val="0"/>
-                                        </a:srgbClr>
-                                      </a:clrTo>
-                                    </a:clrChange>
-                                  </a:blip>
-                                  <a:stretch>
-                                    <a:fillRect/>
-                                  </a:stretch>
-                                </pic:blipFill>
-                                <pic:spPr>
-                                  <a:xfrm>
-                                    <a:off x="21195" y="40098"/>
-                                    <a:ext cx="975" cy="570"/>
-                                  </a:xfrm>
-                                  <a:prstGeom prst="rect">
-                                    <a:avLst/>
-                                  </a:prstGeom>
-                                  <a:noFill/>
-                                  <a:ln w="9525">
-                                    <a:noFill/>
-                                  </a:ln>
-                                </pic:spPr>
-                              </pic:pic>
-                            </wpg:grpSp>
-                            <pic:pic xmlns:pic="http://schemas.openxmlformats.org/drawingml/2006/picture">
-                              <pic:nvPicPr>
-                                <pic:cNvPr id="9" name="图片 25"/>
-                                <pic:cNvPicPr>
-                                  <a:picLocks noChangeAspect="1" noChangeArrowheads="1"/>
-                                </pic:cNvPicPr>
-                              </pic:nvPicPr>
-                              <pic:blipFill>
-                                <a:blip r:embed="rId17">
-                                  <a:extLst>
-                                    <a:ext uri="{28A0092B-C50C-407E-A947-70E740481C1C}">
-                                      <a14:useLocalDpi xmlns:a14="http://schemas.microsoft.com/office/drawing/2010/main" val="0"/>
-                                    </a:ext>
-                                  </a:extLst>
-                                </a:blip>
-                                <a:srcRect/>
-                                <a:stretch>
-                                  <a:fillRect/>
-                                </a:stretch>
-                              </pic:blipFill>
-                              <pic:spPr>
-                                <a:xfrm>
-                                  <a:off x="20622" y="39496"/>
-                                  <a:ext cx="2273" cy="2273"/>
-                                </a:xfrm>
-                                <a:prstGeom prst="rect">
-                                  <a:avLst/>
-                                </a:prstGeom>
-                                <a:noFill/>
-                                <a:ln>
-                                  <a:noFill/>
-                                </a:ln>
-                              </pic:spPr>
-                            </pic:pic>
-                          </wpg:wgp>
-                        </a:graphicData>
-                      </a:graphic>
-                    </wp:anchor>
-                  </w:drawing>
-                </mc:Choice>
-                <mc:Fallback>
-                  <w:pict>
-                    <v:group id="_x0000_s1026" o:spid="_x0000_s1026" o:spt="203" style="position:absolute;left:0pt;margin-left:0pt;margin-top:-38.65pt;height:113.6pt;width:246.9pt;z-index:251670528;mso-width-relative:page;mso-height-relative:page;" coordorigin="17956,39496" coordsize="4938,2272" o:gfxdata="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">
-                      <o:lock v:ext="edit" aspectratio="f"/>
-                      <v:group id="组合 30" o:spid="_x0000_s1026" o:spt="203" style="position:absolute;left:17956;top:40098;height:570;width:4213;" coordorigin="17956,40098" coordsize="4213,570" o:gfxdata="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">
-                        <o:lock v:ext="edit" aspectratio="f"/>
-                        <v:shape id="图片 1" o:spid="_x0000_s1026" o:spt="75" alt="24f613a0-66be-430b-9e80-270d3393fac5" type="#_x0000_t75" style="position:absolute;left:18366;top:39740;height:1327;width:506;rotation:-5898240f;" filled="f" o:preferrelative="t" stroked="f" coordsize="21600,21600" o:gfxdata="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">
-                          <v:fill on="f" focussize="0,0"/>
-                          <v:stroke on="f"/>
-                          <v:imagedata r:id="rId18" cropleft="28372f" croptop="17472f" cropright="14217f" cropbottom="15987f" o:title=""/>
-                          <o:lock v:ext="edit" aspectratio="t"/>
-                        </v:shape>
-                        <v:shape id="_x0000_s1026" o:spid="_x0000_s1026" o:spt="75" alt="IMG_256" type="#_x0000_t75" style="position:absolute;left:21195;top:40098;height:570;width:975;" filled="f" o:preferrelative="t" stroked="f" coordsize="21600,21600" o:gfxdata="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">
-                          <v:fill on="f" focussize="0,0"/>
-                          <v:stroke on="f"/>
-                          <v:imagedata r:id="rId15" chromakey="#FFFFFF" o:title=""/>
-                          <o:lock v:ext="edit" aspectratio="t"/>
-                        </v:shape>
-                      </v:group>
-                      <v:shape id="图片 25" o:spid="_x0000_s1026" o:spt="75" type="#_x0000_t75" style="position:absolute;left:20622;top:39496;height:2273;width:2273;" filled="f" o:preferrelative="t" stroked="f" coordsize="21600,21600" o:gfxdata="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">
-                        <v:fill on="f" focussize="0,0"/>
-                        <v:stroke on="f"/>
-                        <v:imagedata r:id="rId17" o:title=""/>
-                        <o:lock v:ext="edit" aspectratio="t"/>
-                      </v:shape>
-                    </v:group>
-                  </w:pict>
-                </mc:Fallback>
-              </mc:AlternateContent>
-            </w:r>
-          </w:p>
-        </w:tc>
-        <w:tc>
-          <w:tcPr>
-            <w:tcW w:w="1166" w:type="dxa"/>
-            <w:vAlign w:val="center"/>
-          </w:tcPr>
-          <w:p>
-            <w:pPr>
-              <w:pStyle w:val="26"/>
-              <w:spacing w:before="13"/>
-              <w:jc w:val="both"/>
-              <w:rPr>
-                <w:rFonts w:ascii="Times New Roman" w:hAnsi="Times New Roman" w:cs="Times New Roman"/>
-                <w:b/>
-                <w:sz w:val="24"/>
-                <w:szCs w:val="24"/>
-              </w:rPr>
-            </w:pPr>
-            <w:r>
-              <w:rPr>
-                <w:rFonts w:ascii="Times New Roman" w:hAnsi="Times New Roman" w:cs="Times New Roman"/>
-                <w:b/>
-                <w:sz w:val="24"/>
-                <w:szCs w:val="24"/>
-              </w:rPr>
-              <w:t>复核人</w:t>
-            </w:r>
-            <w:r>
-              <w:rPr>
-                <w:rFonts w:ascii="Times New Roman" w:hAnsi="Times New Roman" w:cs="Times New Roman"/>
-                <w:b/>
-                <w:sz w:val="24"/>
-                <w:szCs w:val="24"/>
-                <w:lang w:eastAsia="zh-CN"/>
-              </w:rPr>
-              <w:t>：</w:t>
-            </w:r>
-          </w:p>
-        </w:tc>
-        <w:tc>
-          <w:tcPr>
-            <w:tcW w:w="2294" w:type="dxa"/>
-            <w:vAlign w:val="center"/>
-          </w:tcPr>
-          <w:p>
-            <w:pPr>
-              <w:pStyle w:val="26"/>
-              <w:spacing w:before="13"/>
-              <w:ind w:right="15"/>
-              <w:jc w:val="both"/>
-              <w:rPr>
-                <w:rFonts w:ascii="Times New Roman" w:hAnsi="Times New Roman" w:cs="Times New Roman"/>
-                <w:b/>
-                <w:sz w:val="24"/>
-                <w:szCs w:val="24"/>
-              </w:rPr>
-            </w:pPr>
-          </w:p>
-        </w:tc>
-      </w:tr>
-      <w:tr>
-        <w:tblPrEx>
-          <w:tblCellMar>
-            <w:top w:w="0" w:type="dxa"/>
-            <w:left w:w="0" w:type="dxa"/>
-            <w:bottom w:w="0" w:type="dxa"/>
-            <w:right w:w="0" w:type="dxa"/>
-          </w:tblCellMar>
-        </w:tblPrEx>
-        <w:trPr>
-          <w:trHeight w:val="457" w:hRule="exact"/>
-          <w:jc w:val="right"/>
-        </w:trPr>
-        <w:tc>
-          <w:tcPr>
-            <w:tcW w:w="1272" w:type="dxa"/>
-            <w:vAlign w:val="center"/>
-          </w:tcPr>
-          <w:p>
-            <w:pPr>
-              <w:pStyle w:val="26"/>
-              <w:spacing w:line="341" w:lineRule="exact"/>
-              <w:ind w:left="13" w:right="165"/>
-              <w:jc w:val="both"/>
-              <w:rPr>
-                <w:rFonts w:ascii="Times New Roman" w:hAnsi="Times New Roman" w:cs="Times New Roman"/>
-                <w:b/>
-                <w:sz w:val="24"/>
-                <w:szCs w:val="24"/>
-              </w:rPr>
-            </w:pPr>
-            <w:r>
-              <w:rPr>
-                <w:rFonts w:ascii="Times New Roman" w:hAnsi="Times New Roman" w:cs="Times New Roman"/>
-                <w:b/>
-                <w:sz w:val="24"/>
-                <w:szCs w:val="24"/>
-              </w:rPr>
-              <w:t>日</w:t>
-            </w:r>
-            <w:r>
-              <w:rPr>
-                <w:rFonts w:ascii="Times New Roman" w:hAnsi="Times New Roman" w:cs="Times New Roman"/>
-                <w:b/>
-                <w:sz w:val="24"/>
-                <w:szCs w:val="24"/>
-                <w:lang w:eastAsia="zh-CN"/>
-              </w:rPr>
-              <w:t xml:space="preserve">  </w:t>
-            </w:r>
-            <w:r>
-              <w:rPr>
-                <w:rFonts w:ascii="Times New Roman" w:hAnsi="Times New Roman" w:cs="Times New Roman"/>
-                <w:b/>
-                <w:sz w:val="24"/>
-                <w:szCs w:val="24"/>
-              </w:rPr>
-              <w:t>期：</w:t>
-            </w:r>
-          </w:p>
-        </w:tc>
-        <w:tc>
-          <w:tcPr>
-            <w:tcW w:w="2040" w:type="dxa"/>
-            <w:vAlign w:val="center"/>
-          </w:tcPr>
-          <w:p>
-            <w:pPr>
-              <w:pStyle w:val="26"/>
-              <w:spacing w:line="363" w:lineRule="exact"/>
-              <w:jc w:val="both"/>
-              <w:rPr>
-                <w:rFonts w:ascii="Times New Roman" w:hAnsi="Times New Roman" w:cs="Times New Roman"/>
-                <w:sz w:val="24"/>
-                <w:szCs w:val="24"/>
-              </w:rPr>
-            </w:pPr>
-            <w:r>
-              <w:rPr>
-                <w:rFonts w:ascii="Times New Roman" w:hAnsi="Times New Roman" w:cs="Times New Roman"/>
-                <w:kern w:val="2"/>
-                <w:sz w:val="24"/>
-                <w:szCs w:val="24"/>
-                <w:lang w:eastAsia="zh-CN"/>
-              </w:rPr>
-              <w:t>{{ reportdate }}</w:t>
-            </w:r>
-          </w:p>
-        </w:tc>
-        <w:tc>
-          <w:tcPr>
-            <w:tcW w:w="1166" w:type="dxa"/>
-            <w:vAlign w:val="center"/>
-          </w:tcPr>
-          <w:p>
-            <w:pPr>
-              <w:pStyle w:val="26"/>
-              <w:spacing w:line="341" w:lineRule="exact"/>
-              <w:jc w:val="both"/>
-              <w:rPr>
-                <w:rFonts w:ascii="Times New Roman" w:hAnsi="Times New Roman" w:cs="Times New Roman"/>
-                <w:b/>
-                <w:sz w:val="24"/>
-                <w:szCs w:val="24"/>
-              </w:rPr>
-            </w:pPr>
-            <w:r>
-              <w:rPr>
-                <w:rFonts w:ascii="Times New Roman" w:hAnsi="Times New Roman" w:cs="Times New Roman"/>
-                <w:b/>
-                <w:sz w:val="24"/>
-                <w:szCs w:val="24"/>
-              </w:rPr>
-              <w:t>日</w:t>
-            </w:r>
-            <w:r>
-              <w:rPr>
-                <w:rFonts w:ascii="Times New Roman" w:hAnsi="Times New Roman" w:cs="Times New Roman"/>
-                <w:b/>
-                <w:sz w:val="24"/>
-                <w:szCs w:val="24"/>
-                <w:lang w:eastAsia="zh-CN"/>
-              </w:rPr>
-              <w:t xml:space="preserve">  </w:t>
-            </w:r>
-            <w:r>
-              <w:rPr>
-                <w:rFonts w:ascii="Times New Roman" w:hAnsi="Times New Roman" w:cs="Times New Roman"/>
-                <w:b/>
-                <w:sz w:val="24"/>
-                <w:szCs w:val="24"/>
-              </w:rPr>
-              <w:t>期：</w:t>
-            </w:r>
-          </w:p>
-        </w:tc>
-        <w:tc>
-          <w:tcPr>
-            <w:tcW w:w="2294" w:type="dxa"/>
-            <w:vAlign w:val="center"/>
-          </w:tcPr>
-          <w:p>
-            <w:pPr>
-              <w:pStyle w:val="26"/>
-              <w:spacing w:line="363" w:lineRule="exact"/>
-              <w:ind w:right="15"/>
-              <w:jc w:val="both"/>
-              <w:rPr>
-                <w:rFonts w:ascii="Times New Roman" w:hAnsi="Times New Roman" w:cs="Times New Roman"/>
-                <w:sz w:val="24"/>
-                <w:szCs w:val="24"/>
-              </w:rPr>
-            </w:pPr>
-            <w:r>
-              <w:rPr>
-                <w:rFonts w:ascii="Times New Roman" w:hAnsi="Times New Roman" w:cs="Times New Roman"/>
-                <w:kern w:val="2"/>
-                <w:sz w:val="24"/>
-                <w:szCs w:val="24"/>
-                <w:lang w:eastAsia="zh-CN"/>
-              </w:rPr>
-              <w:t>{{ reportdate }}</w:t>
-            </w:r>
-          </w:p>
-        </w:tc>
-      </w:tr>
-    </w:tbl>
-    <w:p>
-      <w:pPr>
-        <w:rPr>
-          <w:rFonts w:ascii="Times New Roman" w:hAnsi="Times New Roman" w:eastAsia="微软雅黑" w:cs="Times New Roman"/>
-          <w:sz w:val="24"/>
-          <w:szCs w:val="24"/>
-          <w:lang w:eastAsia="zh-CN"/>
-        </w:rPr>
-      </w:pPr>
-      <w:r>
-        <w:rPr>
-          <w:rFonts w:hint="eastAsia" w:ascii="Times New Roman" w:hAnsi="Times New Roman" w:eastAsia="微软雅黑" w:cs="Times New Roman"/>
-          <w:sz w:val="24"/>
-          <w:szCs w:val="24"/>
-          <w:lang w:eastAsia="zh-CN"/>
-        </w:rPr>
-        <w:t xml:space="preserve">{% endif %}{% if testedby == </w:t>
-      </w:r>
-      <w:r>
-        <w:rPr>
-          <w:rFonts w:ascii="Times New Roman" w:hAnsi="Times New Roman" w:eastAsia="微软雅黑" w:cs="Times New Roman"/>
-          <w:sz w:val="24"/>
-          <w:szCs w:val="24"/>
-          <w:lang w:eastAsia="zh-CN"/>
-        </w:rPr>
-        <w:t>“</w:t>
-      </w:r>
-      <w:r>
-        <w:rPr>
-          <w:rFonts w:hint="eastAsia" w:ascii="Times New Roman" w:hAnsi="Times New Roman" w:eastAsia="微软雅黑" w:cs="Times New Roman"/>
-          <w:sz w:val="24"/>
-          <w:szCs w:val="24"/>
-          <w:lang w:eastAsia="zh-CN"/>
-        </w:rPr>
-        <w:t>3</w:t>
-      </w:r>
-      <w:r>
-        <w:rPr>
-          <w:rFonts w:ascii="Times New Roman" w:hAnsi="Times New Roman" w:eastAsia="微软雅黑" w:cs="Times New Roman"/>
-          <w:sz w:val="24"/>
-          <w:szCs w:val="24"/>
-          <w:lang w:eastAsia="zh-CN"/>
-        </w:rPr>
-        <w:t>”</w:t>
-      </w:r>
-      <w:r>
-        <w:rPr>
-          <w:rFonts w:hint="eastAsia" w:ascii="Times New Roman" w:hAnsi="Times New Roman" w:eastAsia="微软雅黑" w:cs="Times New Roman"/>
-          <w:sz w:val="24"/>
-          <w:szCs w:val="24"/>
-          <w:lang w:eastAsia="zh-CN"/>
-        </w:rPr>
-        <w:t xml:space="preserve"> %}</w:t>
-      </w:r>
-    </w:p>
-    <w:p>
-      <w:pPr>
-        <w:rPr>
-          <w:rFonts w:ascii="Times New Roman" w:hAnsi="Times New Roman" w:eastAsia="微软雅黑" w:cs="Times New Roman"/>
-          <w:sz w:val="24"/>
-          <w:szCs w:val="24"/>
-          <w:lang w:eastAsia="zh-CN"/>
-        </w:rPr>
-      </w:pPr>
-    </w:p>
-    <w:p>
-      <w:pPr>
-        <w:rPr>
-          <w:sz w:val="24"/>
-          <w:lang w:eastAsia="zh-CN"/>
-        </w:rPr>
-      </w:pPr>
-    </w:p>
-    <w:tbl>
-      <w:tblPr>
-        <w:tblStyle w:val="41"/>
-        <w:tblW w:w="6772" w:type="dxa"/>
-        <w:jc w:val="right"/>
-        <w:tblLayout w:type="fixed"/>
-        <w:tblCellMar>
-          <w:top w:w="0" w:type="dxa"/>
-          <w:left w:w="0" w:type="dxa"/>
-          <w:bottom w:w="0" w:type="dxa"/>
-          <w:right w:w="0" w:type="dxa"/>
-        </w:tblCellMar>
-      </w:tblPr>
-      <w:tblGrid>
-        <w:gridCol w:w="1272"/>
-        <w:gridCol w:w="2040"/>
-        <w:gridCol w:w="1166"/>
-        <w:gridCol w:w="2294"/>
-      </w:tblGrid>
-      <w:tr>
-        <w:tblPrEx>
-          <w:tblCellMar>
-            <w:top w:w="0" w:type="dxa"/>
-            <w:left w:w="0" w:type="dxa"/>
-            <w:bottom w:w="0" w:type="dxa"/>
-            <w:right w:w="0" w:type="dxa"/>
-          </w:tblCellMar>
-        </w:tblPrEx>
-        <w:trPr>
-          <w:trHeight w:val="441" w:hRule="exact"/>
-          <w:jc w:val="right"/>
-        </w:trPr>
-        <w:tc>
-          <w:tcPr>
-            <w:tcW w:w="1272" w:type="dxa"/>
-            <w:vAlign w:val="center"/>
-          </w:tcPr>
-          <w:p>
-            <w:pPr>
-              <w:pStyle w:val="26"/>
-              <w:spacing w:before="13"/>
-              <w:ind w:left="13" w:right="95"/>
-              <w:jc w:val="both"/>
-              <w:rPr>
-                <w:rFonts w:ascii="Times New Roman" w:hAnsi="Times New Roman" w:cs="Times New Roman"/>
-                <w:b/>
-                <w:sz w:val="24"/>
-                <w:szCs w:val="24"/>
-              </w:rPr>
-            </w:pPr>
-            <w:r>
-              <w:rPr>
-                <w:rFonts w:ascii="Times New Roman" w:hAnsi="Times New Roman" w:cs="Times New Roman"/>
-                <w:b/>
-                <w:sz w:val="24"/>
-                <w:szCs w:val="24"/>
-              </w:rPr>
-              <w:t>检测人：</w:t>
-            </w:r>
-          </w:p>
-        </w:tc>
-        <w:tc>
-          <w:tcPr>
-            <w:tcW w:w="2040" w:type="dxa"/>
-            <w:vAlign w:val="center"/>
-          </w:tcPr>
-          <w:p>
-            <w:pPr>
-              <w:pStyle w:val="26"/>
-              <w:spacing w:before="13"/>
-              <w:jc w:val="both"/>
-              <w:rPr>
-                <w:rFonts w:ascii="Times New Roman" w:hAnsi="Times New Roman" w:cs="Times New Roman"/>
-                <w:b/>
-                <w:sz w:val="24"/>
-                <w:szCs w:val="24"/>
-              </w:rPr>
-            </w:pPr>
-            <w:r>
-              <w:rPr>
-                <w:sz w:val="24"/>
-              </w:rPr>
-              <mc:AlternateContent>
-                <mc:Choice Requires="wpg">
-                  <w:drawing>
-                    <wp:anchor distT="0" distB="0" distL="114300" distR="114300" simplePos="0" relativeHeight="251671552" behindDoc="0" locked="0" layoutInCell="1" allowOverlap="1">
-                      <wp:simplePos x="0" y="0"/>
-                      <wp:positionH relativeFrom="column">
-                        <wp:posOffset>-59690</wp:posOffset>
-                      </wp:positionH>
-                      <wp:positionV relativeFrom="paragraph">
-                        <wp:posOffset>-527685</wp:posOffset>
-                      </wp:positionV>
-                      <wp:extent cx="3114040" cy="1442720"/>
-                      <wp:effectExtent l="0" t="0" r="10160" b="5080"/>
-                      <wp:wrapNone/>
-                      <wp:docPr id="11" name="组合 11"/>
-                      <wp:cNvGraphicFramePr/>
-                      <a:graphic xmlns:a="http://schemas.openxmlformats.org/drawingml/2006/main">
-                        <a:graphicData uri="http://schemas.microsoft.com/office/word/2010/wordprocessingGroup">
-                          <wpg:wgp>
-                            <wpg:cNvGrpSpPr/>
-                            <wpg:grpSpPr>
-                              <a:xfrm>
-                                <a:off x="0" y="0"/>
-                                <a:ext cx="3114040" cy="1442720"/>
-                                <a:chOff x="17862" y="41199"/>
-                                <a:chExt cx="4904" cy="2272"/>
-                              </a:xfrm>
-                            </wpg:grpSpPr>
-                            <pic:pic xmlns:pic="http://schemas.openxmlformats.org/drawingml/2006/picture">
-                              <pic:nvPicPr>
-                                <pic:cNvPr id="14" name="图片 23"/>
-                                <pic:cNvPicPr>
-                                  <a:picLocks noChangeAspect="1" noChangeArrowheads="1"/>
-                                </pic:cNvPicPr>
-                              </pic:nvPicPr>
-                              <pic:blipFill>
-                                <a:blip r:embed="rId17">
-                                  <a:extLst>
-                                    <a:ext uri="{28A0092B-C50C-407E-A947-70E740481C1C}">
-                                      <a14:useLocalDpi xmlns:a14="http://schemas.microsoft.com/office/drawing/2010/main" val="0"/>
-                                    </a:ext>
-                                  </a:extLst>
-                                </a:blip>
-                                <a:srcRect/>
-                                <a:stretch>
-                                  <a:fillRect/>
-                                </a:stretch>
-                              </pic:blipFill>
-                              <pic:spPr>
-                                <a:xfrm>
-                                  <a:off x="20494" y="41199"/>
-                                  <a:ext cx="2273" cy="2273"/>
-                                </a:xfrm>
-                                <a:prstGeom prst="rect">
-                                  <a:avLst/>
-                                </a:prstGeom>
-                                <a:noFill/>
-                                <a:ln>
-                                  <a:noFill/>
-                                </a:ln>
-                              </pic:spPr>
-                            </pic:pic>
-                            <wpg:grpSp>
-                              <wpg:cNvPr id="39" name="组合 23"/>
-                              <wpg:cNvGrpSpPr/>
-                              <wpg:grpSpPr>
-                                <a:xfrm>
-                                  <a:off x="17862" y="41843"/>
-                                  <a:ext cx="4208" cy="652"/>
-                                  <a:chOff x="17862" y="41843"/>
-                                  <a:chExt cx="4208" cy="652"/>
-                                </a:xfrm>
-                              </wpg:grpSpPr>
-                              <pic:pic xmlns:pic="http://schemas.openxmlformats.org/drawingml/2006/picture">
-                                <pic:nvPicPr>
-                                  <pic:cNvPr id="22" name="图片 59" descr="图片1"/>
-                                  <pic:cNvPicPr>
-                                    <a:picLocks noChangeAspect="1"/>
-                                  </pic:cNvPicPr>
-                                </pic:nvPicPr>
-                                <pic:blipFill>
-                                  <a:blip r:embed="rId19">
-                                    <a:biLevel thresh="50000"/>
-                                  </a:blip>
-                                  <a:srcRect l="7865" t="11797" r="5322" b="19074"/>
-                                  <a:stretch>
-                                    <a:fillRect/>
-                                  </a:stretch>
-                                </pic:blipFill>
-                                <pic:spPr>
-                                  <a:xfrm>
-                                    <a:off x="17862" y="41869"/>
-                                    <a:ext cx="1468" cy="627"/>
-                                  </a:xfrm>
-                                  <a:prstGeom prst="rect">
-                                    <a:avLst/>
-                                  </a:prstGeom>
-                                  <a:noFill/>
-                                </pic:spPr>
-                              </pic:pic>
-                              <pic:pic xmlns:pic="http://schemas.openxmlformats.org/drawingml/2006/picture">
-                                <pic:nvPicPr>
-                                  <pic:cNvPr id="16" name="图片 29" descr="IMG_256"/>
-                                  <pic:cNvPicPr>
-                                    <a:picLocks noChangeAspect="1"/>
-                                  </pic:cNvPicPr>
-                                </pic:nvPicPr>
-                                <pic:blipFill>
-                                  <a:blip r:embed="rId15">
-                                    <a:clrChange>
-                                      <a:clrFrom>
-                                        <a:srgbClr val="FFFFFF">
-                                          <a:alpha val="100000"/>
-                                        </a:srgbClr>
-                                      </a:clrFrom>
-                                      <a:clrTo>
-                                        <a:srgbClr val="FFFFFF">
-                                          <a:alpha val="100000"/>
-                                          <a:alpha val="0"/>
-                                        </a:srgbClr>
-                                      </a:clrTo>
-                                    </a:clrChange>
-                                  </a:blip>
-                                  <a:stretch>
-                                    <a:fillRect/>
-                                  </a:stretch>
-                                </pic:blipFill>
-                                <pic:spPr>
-                                  <a:xfrm>
-                                    <a:off x="21096" y="41843"/>
-                                    <a:ext cx="975" cy="570"/>
-                                  </a:xfrm>
-                                  <a:prstGeom prst="rect">
-                                    <a:avLst/>
-                                  </a:prstGeom>
-                                  <a:noFill/>
-                                  <a:ln w="9525">
-                                    <a:noFill/>
-                                  </a:ln>
-                                </pic:spPr>
-                              </pic:pic>
-                            </wpg:grpSp>
-                          </wpg:wgp>
-                        </a:graphicData>
-                      </a:graphic>
-                    </wp:anchor>
-                  </w:drawing>
-                </mc:Choice>
-                <mc:Fallback>
-                  <w:pict>
-                    <v:group id="_x0000_s1026" o:spid="_x0000_s1026" o:spt="203" style="position:absolute;left:0pt;margin-left:-4.7pt;margin-top:-41.55pt;height:113.6pt;width:245.2pt;z-index:251671552;mso-width-relative:page;mso-height-relative:page;" coordorigin="17862,41199" coordsize="4904,2272" o:gfxdata="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">
-                      <o:lock v:ext="edit" aspectratio="f"/>
-                      <v:shape id="图片 23" o:spid="_x0000_s1026" o:spt="75" type="#_x0000_t75" style="position:absolute;left:20494;top:41199;height:2273;width:2273;" filled="f" o:preferrelative="t" stroked="f" coordsize="21600,21600" o:gfxdata="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">
-                        <v:fill on="f" focussize="0,0"/>
-                        <v:stroke on="f"/>
-                        <v:imagedata r:id="rId17" o:title=""/>
-                        <o:lock v:ext="edit" aspectratio="t"/>
-                      </v:shape>
-                      <v:group id="组合 23" o:spid="_x0000_s1026" o:spt="203" style="position:absolute;left:17862;top:41843;height:652;width:4208;" coordorigin="17862,41843" coordsize="4208,652" o:gfxdata="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">
-                        <o:lock v:ext="edit" aspectratio="f"/>
-                        <v:shape id="图片 59" o:spid="_x0000_s1026" o:spt="75" alt="图片1" type="#_x0000_t75" style="position:absolute;left:17862;top:41869;height:627;width:1468;" filled="f" o:preferrelative="t" stroked="f" coordsize="21600,21600" o:gfxdata="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">
-                          <v:fill on="f" focussize="0,0"/>
-                          <v:stroke on="f"/>
-                          <v:imagedata r:id="rId19" cropleft="5154f" croptop="7731f" cropright="3488f" cropbottom="12500f" grayscale="t" bilevel="t" o:title=""/>
-                          <o:lock v:ext="edit" aspectratio="t"/>
-                        </v:shape>
-                        <v:shape id="图片 29" o:spid="_x0000_s1026" o:spt="75" alt="IMG_256" type="#_x0000_t75" style="position:absolute;left:21096;top:41843;height:570;width:975;" filled="f" o:preferrelative="t" stroked="f" coordsize="21600,21600" o:gfxdata="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">
-                          <v:fill on="f" focussize="0,0"/>
-                          <v:stroke on="f"/>
-                          <v:imagedata r:id="rId15" chromakey="#FFFFFF" o:title=""/>
-                          <o:lock v:ext="edit" aspectratio="t"/>
-                        </v:shape>
-                      </v:group>
-                    </v:group>
-                  </w:pict>
-                </mc:Fallback>
-              </mc:AlternateContent>
-            </w:r>
-          </w:p>
-        </w:tc>
-        <w:tc>
-          <w:tcPr>
-            <w:tcW w:w="1166" w:type="dxa"/>
-            <w:vAlign w:val="center"/>
-          </w:tcPr>
-          <w:p>
-            <w:pPr>
-              <w:pStyle w:val="26"/>
-              <w:spacing w:before="13"/>
-              <w:jc w:val="both"/>
-              <w:rPr>
-                <w:rFonts w:ascii="Times New Roman" w:hAnsi="Times New Roman" w:cs="Times New Roman"/>
-                <w:b/>
-                <w:sz w:val="24"/>
-                <w:szCs w:val="24"/>
-              </w:rPr>
-            </w:pPr>
-            <w:r>
-              <w:rPr>
-                <w:rFonts w:ascii="Times New Roman" w:hAnsi="Times New Roman" w:cs="Times New Roman"/>
-                <w:b/>
-                <w:sz w:val="24"/>
-                <w:szCs w:val="24"/>
-              </w:rPr>
-              <w:t>复核人</w:t>
-            </w:r>
-            <w:r>
-              <w:rPr>
-                <w:rFonts w:ascii="Times New Roman" w:hAnsi="Times New Roman" w:cs="Times New Roman"/>
-                <w:b/>
-                <w:sz w:val="24"/>
-                <w:szCs w:val="24"/>
-                <w:lang w:eastAsia="zh-CN"/>
-              </w:rPr>
-              <w:t>：</w:t>
-            </w:r>
-          </w:p>
-        </w:tc>
-        <w:tc>
-          <w:tcPr>
-            <w:tcW w:w="2294" w:type="dxa"/>
-            <w:vAlign w:val="center"/>
-          </w:tcPr>
-          <w:p>
-            <w:pPr>
-              <w:pStyle w:val="26"/>
-              <w:spacing w:before="13"/>
-              <w:ind w:right="15"/>
-              <w:jc w:val="both"/>
-              <w:rPr>
-                <w:rFonts w:ascii="Times New Roman" w:hAnsi="Times New Roman" w:cs="Times New Roman"/>
-                <w:b/>
-                <w:sz w:val="24"/>
-                <w:szCs w:val="24"/>
-              </w:rPr>
-            </w:pPr>
-          </w:p>
-        </w:tc>
-      </w:tr>
-      <w:tr>
-        <w:tblPrEx>
-          <w:tblCellMar>
-            <w:top w:w="0" w:type="dxa"/>
-            <w:left w:w="0" w:type="dxa"/>
-            <w:bottom w:w="0" w:type="dxa"/>
-            <w:right w:w="0" w:type="dxa"/>
-          </w:tblCellMar>
-        </w:tblPrEx>
-        <w:trPr>
-          <w:trHeight w:val="457" w:hRule="exact"/>
-          <w:jc w:val="right"/>
-        </w:trPr>
-        <w:tc>
-          <w:tcPr>
-            <w:tcW w:w="1272" w:type="dxa"/>
-            <w:vAlign w:val="center"/>
-          </w:tcPr>
-          <w:p>
-            <w:pPr>
-              <w:pStyle w:val="26"/>
-              <w:spacing w:line="341" w:lineRule="exact"/>
-              <w:ind w:left="13" w:right="165"/>
-              <w:jc w:val="both"/>
-              <w:rPr>
-                <w:rFonts w:ascii="Times New Roman" w:hAnsi="Times New Roman" w:cs="Times New Roman"/>
-                <w:b/>
-                <w:sz w:val="24"/>
-                <w:szCs w:val="24"/>
-              </w:rPr>
-            </w:pPr>
-            <w:r>
-              <w:rPr>
-                <w:rFonts w:ascii="Times New Roman" w:hAnsi="Times New Roman" w:cs="Times New Roman"/>
-                <w:b/>
-                <w:sz w:val="24"/>
-                <w:szCs w:val="24"/>
-              </w:rPr>
-              <w:t>日</w:t>
-            </w:r>
-            <w:r>
-              <w:rPr>
-                <w:rFonts w:ascii="Times New Roman" w:hAnsi="Times New Roman" w:cs="Times New Roman"/>
-                <w:b/>
-                <w:sz w:val="24"/>
-                <w:szCs w:val="24"/>
-                <w:lang w:eastAsia="zh-CN"/>
-              </w:rPr>
-              <w:t xml:space="preserve">  </w:t>
-            </w:r>
-            <w:r>
-              <w:rPr>
-                <w:rFonts w:ascii="Times New Roman" w:hAnsi="Times New Roman" w:cs="Times New Roman"/>
-                <w:b/>
-                <w:sz w:val="24"/>
-                <w:szCs w:val="24"/>
-              </w:rPr>
-              <w:t>期：</w:t>
-            </w:r>
-          </w:p>
-        </w:tc>
-        <w:tc>
-          <w:tcPr>
-            <w:tcW w:w="2040" w:type="dxa"/>
-            <w:vAlign w:val="center"/>
-          </w:tcPr>
-          <w:p>
-            <w:pPr>
-              <w:pStyle w:val="26"/>
-              <w:spacing w:line="363" w:lineRule="exact"/>
-              <w:jc w:val="both"/>
-              <w:rPr>
-                <w:rFonts w:ascii="Times New Roman" w:hAnsi="Times New Roman" w:cs="Times New Roman"/>
-                <w:sz w:val="24"/>
-                <w:szCs w:val="24"/>
-              </w:rPr>
-            </w:pPr>
-            <w:r>
-              <w:rPr>
-                <w:rFonts w:ascii="Times New Roman" w:hAnsi="Times New Roman" w:cs="Times New Roman"/>
-                <w:kern w:val="2"/>
-                <w:sz w:val="24"/>
-                <w:szCs w:val="24"/>
-                <w:lang w:eastAsia="zh-CN"/>
-              </w:rPr>
-              <w:t>{{ reportdate }}</w:t>
-            </w:r>
-          </w:p>
-        </w:tc>
-        <w:tc>
-          <w:tcPr>
-            <w:tcW w:w="1166" w:type="dxa"/>
-            <w:vAlign w:val="center"/>
-          </w:tcPr>
-          <w:p>
-            <w:pPr>
-              <w:pStyle w:val="26"/>
-              <w:spacing w:line="341" w:lineRule="exact"/>
-              <w:jc w:val="both"/>
-              <w:rPr>
-                <w:rFonts w:ascii="Times New Roman" w:hAnsi="Times New Roman" w:cs="Times New Roman"/>
-                <w:b/>
-                <w:sz w:val="24"/>
-                <w:szCs w:val="24"/>
-              </w:rPr>
-            </w:pPr>
-            <w:r>
-              <w:rPr>
-                <w:rFonts w:ascii="Times New Roman" w:hAnsi="Times New Roman" w:cs="Times New Roman"/>
-                <w:b/>
-                <w:sz w:val="24"/>
-                <w:szCs w:val="24"/>
-              </w:rPr>
-              <w:t>日</w:t>
-            </w:r>
-            <w:r>
-              <w:rPr>
-                <w:rFonts w:ascii="Times New Roman" w:hAnsi="Times New Roman" w:cs="Times New Roman"/>
-                <w:b/>
-                <w:sz w:val="24"/>
-                <w:szCs w:val="24"/>
-                <w:lang w:eastAsia="zh-CN"/>
-              </w:rPr>
-              <w:t xml:space="preserve">  </w:t>
-            </w:r>
-            <w:r>
-              <w:rPr>
-                <w:rFonts w:ascii="Times New Roman" w:hAnsi="Times New Roman" w:cs="Times New Roman"/>
-                <w:b/>
-                <w:sz w:val="24"/>
-                <w:szCs w:val="24"/>
-              </w:rPr>
-              <w:t>期：</w:t>
-            </w:r>
-          </w:p>
-        </w:tc>
-        <w:tc>
-          <w:tcPr>
-            <w:tcW w:w="2294" w:type="dxa"/>
-            <w:vAlign w:val="center"/>
-          </w:tcPr>
-          <w:p>
-            <w:pPr>
-              <w:pStyle w:val="26"/>
-              <w:spacing w:line="363" w:lineRule="exact"/>
-              <w:ind w:right="15"/>
-              <w:jc w:val="both"/>
-              <w:rPr>
-                <w:rFonts w:ascii="Times New Roman" w:hAnsi="Times New Roman" w:cs="Times New Roman"/>
-                <w:sz w:val="24"/>
-                <w:szCs w:val="24"/>
-              </w:rPr>
-            </w:pPr>
-            <w:r>
-              <w:rPr>
-                <w:rFonts w:ascii="Times New Roman" w:hAnsi="Times New Roman" w:cs="Times New Roman"/>
-                <w:kern w:val="2"/>
-                <w:sz w:val="24"/>
-                <w:szCs w:val="24"/>
-                <w:lang w:eastAsia="zh-CN"/>
-              </w:rPr>
-              <w:t>{{ reportdate }}</w:t>
-            </w:r>
-          </w:p>
-        </w:tc>
-      </w:tr>
-    </w:tbl>
-    <w:p>
-      <w:pPr>
-        <w:rPr>
-          <w:rFonts w:ascii="Times New Roman" w:hAnsi="Times New Roman" w:eastAsia="微软雅黑" w:cs="Times New Roman"/>
-          <w:sz w:val="24"/>
-          <w:szCs w:val="24"/>
-          <w:lang w:eastAsia="zh-CN"/>
-        </w:rPr>
-      </w:pPr>
-      <w:r>
-        <w:rPr>
-          <w:rFonts w:hint="eastAsia" w:ascii="Times New Roman" w:hAnsi="Times New Roman" w:eastAsia="微软雅黑" w:cs="Times New Roman"/>
-          <w:sz w:val="24"/>
-          <w:szCs w:val="24"/>
-          <w:lang w:eastAsia="zh-CN"/>
-        </w:rPr>
-        <w:t xml:space="preserve">{% endif %}{% if testedby == </w:t>
-      </w:r>
-      <w:r>
-        <w:rPr>
-          <w:rFonts w:ascii="Times New Roman" w:hAnsi="Times New Roman" w:eastAsia="微软雅黑" w:cs="Times New Roman"/>
-          <w:sz w:val="24"/>
-          <w:szCs w:val="24"/>
-          <w:lang w:eastAsia="zh-CN"/>
-        </w:rPr>
-        <w:t>“</w:t>
-      </w:r>
-      <w:r>
-        <w:rPr>
-          <w:rFonts w:hint="eastAsia" w:ascii="Times New Roman" w:hAnsi="Times New Roman" w:eastAsia="微软雅黑" w:cs="Times New Roman"/>
-          <w:sz w:val="24"/>
-          <w:szCs w:val="24"/>
-          <w:lang w:eastAsia="zh-CN"/>
-        </w:rPr>
-        <w:t>4</w:t>
-      </w:r>
-      <w:r>
-        <w:rPr>
-          <w:rFonts w:ascii="Times New Roman" w:hAnsi="Times New Roman" w:eastAsia="微软雅黑" w:cs="Times New Roman"/>
-          <w:sz w:val="24"/>
-          <w:szCs w:val="24"/>
-          <w:lang w:eastAsia="zh-CN"/>
-        </w:rPr>
-        <w:t>”</w:t>
-      </w:r>
-      <w:r>
-        <w:rPr>
-          <w:rFonts w:hint="eastAsia" w:ascii="Times New Roman" w:hAnsi="Times New Roman" w:eastAsia="微软雅黑" w:cs="Times New Roman"/>
-          <w:sz w:val="24"/>
-          <w:szCs w:val="24"/>
-          <w:lang w:eastAsia="zh-CN"/>
-        </w:rPr>
-        <w:t xml:space="preserve"> %}</w:t>
-      </w:r>
-    </w:p>
-    <w:p>
-      <w:pPr>
-        <w:rPr>
-          <w:rFonts w:ascii="Times New Roman" w:hAnsi="Times New Roman" w:eastAsia="微软雅黑" w:cs="Times New Roman"/>
-          <w:sz w:val="24"/>
-          <w:szCs w:val="24"/>
-          <w:lang w:eastAsia="zh-CN"/>
-        </w:rPr>
-      </w:pPr>
-    </w:p>
-    <w:p>
-      <w:pPr>
-        <w:rPr>
-          <w:rFonts w:ascii="Times New Roman" w:hAnsi="Times New Roman" w:eastAsia="微软雅黑" w:cs="Times New Roman"/>
-          <w:sz w:val="24"/>
-          <w:szCs w:val="24"/>
-          <w:lang w:eastAsia="zh-CN"/>
-        </w:rPr>
-      </w:pPr>
-    </w:p>
-    <w:tbl>
-      <w:tblPr>
-        <w:tblStyle w:val="41"/>
-        <w:tblW w:w="6772" w:type="dxa"/>
-        <w:jc w:val="right"/>
-        <w:tblLayout w:type="fixed"/>
-        <w:tblCellMar>
-          <w:top w:w="0" w:type="dxa"/>
-          <w:left w:w="0" w:type="dxa"/>
-          <w:bottom w:w="0" w:type="dxa"/>
-          <w:right w:w="0" w:type="dxa"/>
-        </w:tblCellMar>
-      </w:tblPr>
-      <w:tblGrid>
-        <w:gridCol w:w="1272"/>
-        <w:gridCol w:w="2040"/>
-        <w:gridCol w:w="1166"/>
-        <w:gridCol w:w="2294"/>
-      </w:tblGrid>
-      <w:tr>
-        <w:tblPrEx>
-          <w:tblCellMar>
-            <w:top w:w="0" w:type="dxa"/>
-            <w:left w:w="0" w:type="dxa"/>
-            <w:bottom w:w="0" w:type="dxa"/>
-            <w:right w:w="0" w:type="dxa"/>
-          </w:tblCellMar>
-        </w:tblPrEx>
-        <w:trPr>
-          <w:trHeight w:val="441" w:hRule="exact"/>
-          <w:jc w:val="right"/>
-        </w:trPr>
-        <w:tc>
-          <w:tcPr>
-            <w:tcW w:w="1272" w:type="dxa"/>
-            <w:vAlign w:val="center"/>
-          </w:tcPr>
-          <w:p>
-            <w:pPr>
-              <w:pStyle w:val="26"/>
-              <w:spacing w:before="13"/>
-              <w:ind w:left="13" w:right="95"/>
-              <w:jc w:val="both"/>
-              <w:rPr>
-                <w:rFonts w:ascii="Times New Roman" w:hAnsi="Times New Roman" w:cs="Times New Roman"/>
-                <w:b/>
-                <w:sz w:val="24"/>
-                <w:szCs w:val="24"/>
-              </w:rPr>
-            </w:pPr>
-            <w:r>
-              <w:rPr>
-                <w:rFonts w:ascii="Times New Roman" w:hAnsi="Times New Roman" w:cs="Times New Roman"/>
-                <w:b/>
-                <w:sz w:val="24"/>
-                <w:szCs w:val="24"/>
-              </w:rPr>
-              <w:t>检测人：</w:t>
-            </w:r>
-          </w:p>
-        </w:tc>
-        <w:tc>
-          <w:tcPr>
-            <w:tcW w:w="2040" w:type="dxa"/>
-            <w:vAlign w:val="center"/>
-          </w:tcPr>
-          <w:p>
-            <w:pPr>
-              <w:pStyle w:val="26"/>
-              <w:spacing w:before="13"/>
-              <w:jc w:val="both"/>
-              <w:rPr>
-                <w:rFonts w:ascii="Times New Roman" w:hAnsi="Times New Roman" w:cs="Times New Roman"/>
-                <w:b/>
-                <w:sz w:val="24"/>
-                <w:szCs w:val="24"/>
-              </w:rPr>
-            </w:pPr>
-            <w:r>
-              <w:rPr>
-                <w:sz w:val="24"/>
-              </w:rPr>
-              <mc:AlternateContent>
-                <mc:Choice Requires="wpg">
-                  <w:drawing>
-                    <wp:anchor distT="0" distB="0" distL="114300" distR="114300" simplePos="0" relativeHeight="251672576" behindDoc="0" locked="0" layoutInCell="1" allowOverlap="1">
-                      <wp:simplePos x="0" y="0"/>
-                      <wp:positionH relativeFrom="column">
-                        <wp:posOffset>12700</wp:posOffset>
-                      </wp:positionH>
-                      <wp:positionV relativeFrom="paragraph">
-                        <wp:posOffset>-514985</wp:posOffset>
-                      </wp:positionV>
-                      <wp:extent cx="3150235" cy="1442720"/>
-                      <wp:effectExtent l="0" t="0" r="4445" b="5080"/>
-                      <wp:wrapNone/>
-                      <wp:docPr id="20" name="组合 20"/>
-                      <wp:cNvGraphicFramePr/>
-                      <a:graphic xmlns:a="http://schemas.openxmlformats.org/drawingml/2006/main">
-                        <a:graphicData uri="http://schemas.microsoft.com/office/word/2010/wordprocessingGroup">
-                          <wpg:wgp>
-                            <wpg:cNvGrpSpPr/>
-                            <wpg:grpSpPr>
-                              <a:xfrm>
-                                <a:off x="0" y="0"/>
-                                <a:ext cx="3150235" cy="1442720"/>
-                                <a:chOff x="17976" y="42945"/>
-                                <a:chExt cx="4961" cy="2272"/>
-                              </a:xfrm>
-                            </wpg:grpSpPr>
-                            <pic:pic xmlns:pic="http://schemas.openxmlformats.org/drawingml/2006/picture">
-                              <pic:nvPicPr>
-                                <pic:cNvPr id="23" name="图片 25"/>
-                                <pic:cNvPicPr>
-                                  <a:picLocks noChangeAspect="1" noChangeArrowheads="1"/>
-                                </pic:cNvPicPr>
-                              </pic:nvPicPr>
-                              <pic:blipFill>
-                                <a:blip r:embed="rId17">
-                                  <a:extLst>
-                                    <a:ext uri="{28A0092B-C50C-407E-A947-70E740481C1C}">
-                                      <a14:useLocalDpi xmlns:a14="http://schemas.microsoft.com/office/drawing/2010/main" val="0"/>
-                                    </a:ext>
-                                  </a:extLst>
-                                </a:blip>
-                                <a:srcRect/>
-                                <a:stretch>
-                                  <a:fillRect/>
-                                </a:stretch>
-                              </pic:blipFill>
-                              <pic:spPr>
-                                <a:xfrm>
-                                  <a:off x="20665" y="42945"/>
-                                  <a:ext cx="2273" cy="2273"/>
-                                </a:xfrm>
-                                <a:prstGeom prst="rect">
-                                  <a:avLst/>
-                                </a:prstGeom>
-                                <a:noFill/>
-                                <a:ln>
-                                  <a:noFill/>
-                                </a:ln>
-                              </pic:spPr>
-                            </pic:pic>
-                            <wpg:grpSp>
-                              <wpg:cNvPr id="25" name="组合 27"/>
-                              <wpg:cNvGrpSpPr/>
-                              <wpg:grpSpPr>
-                                <a:xfrm>
-                                  <a:off x="17976" y="43614"/>
-                                  <a:ext cx="4551" cy="626"/>
-                                  <a:chOff x="17976" y="43614"/>
-                                  <a:chExt cx="4551" cy="626"/>
-                                </a:xfrm>
-                              </wpg:grpSpPr>
-                              <pic:pic xmlns:pic="http://schemas.openxmlformats.org/drawingml/2006/picture">
-                                <pic:nvPicPr>
-                                  <pic:cNvPr id="27" name="图片 29" descr="IMG_256"/>
-                                  <pic:cNvPicPr>
-                                    <a:picLocks noChangeAspect="1"/>
-                                  </pic:cNvPicPr>
-                                </pic:nvPicPr>
-                                <pic:blipFill>
-                                  <a:blip r:embed="rId15">
-                                    <a:clrChange>
-                                      <a:clrFrom>
-                                        <a:srgbClr val="FFFFFF">
-                                          <a:alpha val="100000"/>
-                                        </a:srgbClr>
-                                      </a:clrFrom>
-                                      <a:clrTo>
-                                        <a:srgbClr val="FFFFFF">
-                                          <a:alpha val="100000"/>
-                                          <a:alpha val="0"/>
-                                        </a:srgbClr>
-                                      </a:clrTo>
-                                    </a:clrChange>
-                                  </a:blip>
-                                  <a:stretch>
-                                    <a:fillRect/>
-                                  </a:stretch>
-                                </pic:blipFill>
-                                <pic:spPr>
-                                  <a:xfrm>
-                                    <a:off x="17976" y="43615"/>
-                                    <a:ext cx="975" cy="570"/>
-                                  </a:xfrm>
-                                  <a:prstGeom prst="rect">
-                                    <a:avLst/>
-                                  </a:prstGeom>
-                                  <a:noFill/>
-                                  <a:ln w="9525">
-                                    <a:noFill/>
-                                  </a:ln>
-                                </pic:spPr>
-                              </pic:pic>
-                              <pic:pic xmlns:pic="http://schemas.openxmlformats.org/drawingml/2006/picture">
-                                <pic:nvPicPr>
-                                  <pic:cNvPr id="32" name="图片 59" descr="图片1"/>
-                                  <pic:cNvPicPr>
-                                    <a:picLocks noChangeAspect="1"/>
-                                  </pic:cNvPicPr>
-                                </pic:nvPicPr>
-                                <pic:blipFill>
-                                  <a:blip r:embed="rId19">
-                                    <a:biLevel thresh="50000"/>
-                                  </a:blip>
-                                  <a:srcRect l="7865" t="11797" r="5322" b="19074"/>
-                                  <a:stretch>
-                                    <a:fillRect/>
-                                  </a:stretch>
-                                </pic:blipFill>
-                                <pic:spPr>
-                                  <a:xfrm>
-                                    <a:off x="21059" y="43614"/>
-                                    <a:ext cx="1468" cy="627"/>
-                                  </a:xfrm>
-                                  <a:prstGeom prst="rect">
-                                    <a:avLst/>
-                                  </a:prstGeom>
-                                  <a:noFill/>
-                                </pic:spPr>
-                              </pic:pic>
-                            </wpg:grpSp>
-                          </wpg:wgp>
-                        </a:graphicData>
-                      </a:graphic>
-                    </wp:anchor>
-                  </w:drawing>
-                </mc:Choice>
-                <mc:Fallback>
-                  <w:pict>
-                    <v:group id="_x0000_s1026" o:spid="_x0000_s1026" o:spt="203" style="position:absolute;left:0pt;margin-left:1pt;margin-top:-40.55pt;height:113.6pt;width:248.05pt;z-index:251672576;mso-width-relative:page;mso-height-relative:page;" coordorigin="17976,42945" coordsize="4961,2272" o:gfxdata="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">
-                      <o:lock v:ext="edit" aspectratio="f"/>
-                      <v:shape id="图片 25" o:spid="_x0000_s1026" o:spt="75" type="#_x0000_t75" style="position:absolute;left:20665;top:42945;height:2273;width:2273;" filled="f" o:preferrelative="t" stroked="f" coordsize="21600,21600" o:gfxdata="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">
-                        <v:fill on="f" focussize="0,0"/>
-                        <v:stroke on="f"/>
-                        <v:imagedata r:id="rId17" o:title=""/>
-                        <o:lock v:ext="edit" aspectratio="t"/>
-                      </v:shape>
-                      <v:group id="组合 27" o:spid="_x0000_s1026" o:spt="203" style="position:absolute;left:17976;top:43614;height:626;width:4551;" coordorigin="17976,43614" coordsize="4551,626" o:gfxdata="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">
-                        <o:lock v:ext="edit" aspectratio="f"/>
-                        <v:shape id="图片 29" o:spid="_x0000_s1026" o:spt="75" alt="IMG_256" type="#_x0000_t75" style="position:absolute;left:17976;top:43615;height:570;width:975;" filled="f" o:preferrelative="t" stroked="f" coordsize="21600,21600" o:gfxdata="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">
-                          <v:fill on="f" focussize="0,0"/>
-                          <v:stroke on="f"/>
-                          <v:imagedata r:id="rId15" chromakey="#FFFFFF" o:title=""/>
-                          <o:lock v:ext="edit" aspectratio="t"/>
-                        </v:shape>
-                        <v:shape id="图片 59" o:spid="_x0000_s1026" o:spt="75" alt="图片1" type="#_x0000_t75" style="position:absolute;left:21059;top:43614;height:627;width:1468;" filled="f" o:preferrelative="t" stroked="f" coordsize="21600,21600" o:gfxdata="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">
-                          <v:fill on="f" focussize="0,0"/>
-                          <v:stroke on="f"/>
-                          <v:imagedata r:id="rId19" cropleft="5154f" croptop="7731f" cropright="3488f" cropbottom="12500f" grayscale="t" bilevel="t" o:title=""/>
-                          <o:lock v:ext="edit" aspectratio="t"/>
-                        </v:shape>
-                      </v:group>
-                    </v:group>
-                  </w:pict>
-                </mc:Fallback>
-              </mc:AlternateContent>
-            </w:r>
-          </w:p>
-        </w:tc>
-        <w:tc>
-          <w:tcPr>
-            <w:tcW w:w="1166" w:type="dxa"/>
-            <w:vAlign w:val="center"/>
-          </w:tcPr>
-          <w:p>
-            <w:pPr>
-              <w:pStyle w:val="26"/>
-              <w:spacing w:before="13"/>
-              <w:jc w:val="both"/>
-              <w:rPr>
-                <w:rFonts w:ascii="Times New Roman" w:hAnsi="Times New Roman" w:cs="Times New Roman"/>
-                <w:b/>
-                <w:sz w:val="24"/>
-                <w:szCs w:val="24"/>
-              </w:rPr>
-            </w:pPr>
-            <w:r>
-              <w:rPr>
-                <w:rFonts w:ascii="Times New Roman" w:hAnsi="Times New Roman" w:cs="Times New Roman"/>
-                <w:b/>
-                <w:sz w:val="24"/>
-                <w:szCs w:val="24"/>
-              </w:rPr>
-              <w:t>复核人</w:t>
-            </w:r>
-            <w:r>
-              <w:rPr>
-                <w:rFonts w:ascii="Times New Roman" w:hAnsi="Times New Roman" w:cs="Times New Roman"/>
-                <w:b/>
-                <w:sz w:val="24"/>
-                <w:szCs w:val="24"/>
-                <w:lang w:eastAsia="zh-CN"/>
-              </w:rPr>
-              <w:t>：</w:t>
-            </w:r>
-          </w:p>
-        </w:tc>
-        <w:tc>
-          <w:tcPr>
-            <w:tcW w:w="2294" w:type="dxa"/>
-            <w:vAlign w:val="center"/>
-          </w:tcPr>
-          <w:p>
-            <w:pPr>
-              <w:pStyle w:val="26"/>
-              <w:spacing w:before="13"/>
-              <w:ind w:right="15"/>
-              <w:jc w:val="both"/>
-              <w:rPr>
-                <w:rFonts w:ascii="Times New Roman" w:hAnsi="Times New Roman" w:cs="Times New Roman"/>
-                <w:b/>
-                <w:sz w:val="24"/>
-                <w:szCs w:val="24"/>
-              </w:rPr>
-            </w:pPr>
-          </w:p>
-        </w:tc>
-      </w:tr>
-      <w:tr>
-        <w:tblPrEx>
-          <w:tblCellMar>
-            <w:top w:w="0" w:type="dxa"/>
-            <w:left w:w="0" w:type="dxa"/>
-            <w:bottom w:w="0" w:type="dxa"/>
-            <w:right w:w="0" w:type="dxa"/>
-          </w:tblCellMar>
-        </w:tblPrEx>
-        <w:trPr>
-          <w:trHeight w:val="457" w:hRule="exact"/>
-          <w:jc w:val="right"/>
-        </w:trPr>
-        <w:tc>
-          <w:tcPr>
-            <w:tcW w:w="1272" w:type="dxa"/>
-            <w:vAlign w:val="center"/>
-          </w:tcPr>
-          <w:p>
-            <w:pPr>
-              <w:pStyle w:val="26"/>
-              <w:spacing w:line="341" w:lineRule="exact"/>
-              <w:ind w:left="13" w:right="165"/>
-              <w:jc w:val="both"/>
-              <w:rPr>
-                <w:rFonts w:ascii="Times New Roman" w:hAnsi="Times New Roman" w:cs="Times New Roman"/>
-                <w:b/>
-                <w:sz w:val="24"/>
-                <w:szCs w:val="24"/>
-              </w:rPr>
-            </w:pPr>
-            <w:r>
-              <w:rPr>
-                <w:rFonts w:ascii="Times New Roman" w:hAnsi="Times New Roman" w:cs="Times New Roman"/>
-                <w:b/>
-                <w:sz w:val="24"/>
-                <w:szCs w:val="24"/>
-              </w:rPr>
-              <w:t>日</w:t>
-            </w:r>
-            <w:r>
-              <w:rPr>
-                <w:rFonts w:ascii="Times New Roman" w:hAnsi="Times New Roman" w:cs="Times New Roman"/>
-                <w:b/>
-                <w:sz w:val="24"/>
-                <w:szCs w:val="24"/>
-                <w:lang w:eastAsia="zh-CN"/>
-              </w:rPr>
-              <w:t xml:space="preserve">  </w:t>
-            </w:r>
-            <w:r>
-              <w:rPr>
-                <w:rFonts w:ascii="Times New Roman" w:hAnsi="Times New Roman" w:cs="Times New Roman"/>
-                <w:b/>
-                <w:sz w:val="24"/>
-                <w:szCs w:val="24"/>
-              </w:rPr>
-              <w:t>期：</w:t>
-            </w:r>
-          </w:p>
-        </w:tc>
-        <w:tc>
-          <w:tcPr>
-            <w:tcW w:w="2040" w:type="dxa"/>
-            <w:vAlign w:val="center"/>
-          </w:tcPr>
-          <w:p>
-            <w:pPr>
-              <w:pStyle w:val="26"/>
-              <w:spacing w:line="363" w:lineRule="exact"/>
-              <w:jc w:val="both"/>
-              <w:rPr>
-                <w:rFonts w:ascii="Times New Roman" w:hAnsi="Times New Roman" w:cs="Times New Roman"/>
-                <w:sz w:val="24"/>
-                <w:szCs w:val="24"/>
-              </w:rPr>
-            </w:pPr>
-            <w:r>
-              <w:rPr>
-                <w:rFonts w:ascii="Times New Roman" w:hAnsi="Times New Roman" w:cs="Times New Roman"/>
-                <w:kern w:val="2"/>
-                <w:sz w:val="24"/>
-                <w:szCs w:val="24"/>
-                <w:lang w:eastAsia="zh-CN"/>
-              </w:rPr>
-              <w:t>{{ reportdate }}</w:t>
-            </w:r>
-          </w:p>
-        </w:tc>
-        <w:tc>
-          <w:tcPr>
-            <w:tcW w:w="1166" w:type="dxa"/>
-            <w:vAlign w:val="center"/>
-          </w:tcPr>
-          <w:p>
-            <w:pPr>
-              <w:pStyle w:val="26"/>
-              <w:spacing w:line="341" w:lineRule="exact"/>
-              <w:jc w:val="both"/>
-              <w:rPr>
-                <w:rFonts w:ascii="Times New Roman" w:hAnsi="Times New Roman" w:cs="Times New Roman"/>
-                <w:b/>
-                <w:sz w:val="24"/>
-                <w:szCs w:val="24"/>
-              </w:rPr>
-            </w:pPr>
-            <w:r>
-              <w:rPr>
-                <w:rFonts w:ascii="Times New Roman" w:hAnsi="Times New Roman" w:cs="Times New Roman"/>
-                <w:b/>
-                <w:sz w:val="24"/>
-                <w:szCs w:val="24"/>
-              </w:rPr>
-              <w:t>日</w:t>
-            </w:r>
-            <w:r>
-              <w:rPr>
-                <w:rFonts w:ascii="Times New Roman" w:hAnsi="Times New Roman" w:cs="Times New Roman"/>
-                <w:b/>
-                <w:sz w:val="24"/>
-                <w:szCs w:val="24"/>
-                <w:lang w:eastAsia="zh-CN"/>
-              </w:rPr>
-              <w:t xml:space="preserve">  </w:t>
-            </w:r>
-            <w:r>
-              <w:rPr>
-                <w:rFonts w:ascii="Times New Roman" w:hAnsi="Times New Roman" w:cs="Times New Roman"/>
-                <w:b/>
-                <w:sz w:val="24"/>
-                <w:szCs w:val="24"/>
-              </w:rPr>
-              <w:t>期：</w:t>
-            </w:r>
-          </w:p>
-        </w:tc>
-        <w:tc>
-          <w:tcPr>
-            <w:tcW w:w="2294" w:type="dxa"/>
-            <w:vAlign w:val="center"/>
-          </w:tcPr>
-          <w:p>
-            <w:pPr>
-              <w:pStyle w:val="26"/>
-              <w:spacing w:line="363" w:lineRule="exact"/>
-              <w:ind w:right="15"/>
-              <w:jc w:val="both"/>
-              <w:rPr>
-                <w:rFonts w:ascii="Times New Roman" w:hAnsi="Times New Roman" w:cs="Times New Roman"/>
-                <w:sz w:val="24"/>
-                <w:szCs w:val="24"/>
-              </w:rPr>
-            </w:pPr>
-            <w:r>
-              <w:rPr>
-                <w:rFonts w:ascii="Times New Roman" w:hAnsi="Times New Roman" w:cs="Times New Roman"/>
-                <w:kern w:val="2"/>
-                <w:sz w:val="24"/>
-                <w:szCs w:val="24"/>
-                <w:lang w:eastAsia="zh-CN"/>
-              </w:rPr>
-              <w:t>{{ reportdate }}</w:t>
-            </w:r>
-          </w:p>
-        </w:tc>
-      </w:tr>
-    </w:tbl>
-    <w:p>
-      <w:pPr>
-        <w:rPr>
-          <w:rFonts w:ascii="Times New Roman" w:hAnsi="Times New Roman" w:eastAsia="微软雅黑" w:cs="Times New Roman"/>
-          <w:sz w:val="24"/>
-          <w:szCs w:val="24"/>
-          <w:lang w:eastAsia="zh-CN"/>
-        </w:rPr>
-      </w:pPr>
-      <w:r>
-        <w:rPr>
-          <w:rFonts w:hint="eastAsia" w:ascii="Times New Roman" w:hAnsi="Times New Roman" w:eastAsia="微软雅黑" w:cs="Times New Roman"/>
-          <w:sz w:val="24"/>
-          <w:szCs w:val="24"/>
-          <w:lang w:eastAsia="zh-CN"/>
-        </w:rPr>
-        <w:t xml:space="preserve">{% endif %}{% if testedby == </w:t>
-      </w:r>
-      <w:r>
-        <w:rPr>
-          <w:rFonts w:ascii="Times New Roman" w:hAnsi="Times New Roman" w:eastAsia="微软雅黑" w:cs="Times New Roman"/>
-          <w:sz w:val="24"/>
-          <w:szCs w:val="24"/>
-          <w:lang w:eastAsia="zh-CN"/>
-        </w:rPr>
-        <w:t>“</w:t>
-      </w:r>
-      <w:r>
-        <w:rPr>
-          <w:rFonts w:hint="eastAsia" w:ascii="Times New Roman" w:hAnsi="Times New Roman" w:eastAsia="微软雅黑" w:cs="Times New Roman"/>
-          <w:sz w:val="24"/>
-          <w:szCs w:val="24"/>
-          <w:lang w:eastAsia="zh-CN"/>
-        </w:rPr>
-        <w:t>5</w:t>
-      </w:r>
-      <w:r>
-        <w:rPr>
-          <w:rFonts w:ascii="Times New Roman" w:hAnsi="Times New Roman" w:eastAsia="微软雅黑" w:cs="Times New Roman"/>
-          <w:sz w:val="24"/>
-          <w:szCs w:val="24"/>
-          <w:lang w:eastAsia="zh-CN"/>
-        </w:rPr>
-        <w:t>”</w:t>
-      </w:r>
-      <w:r>
-        <w:rPr>
-          <w:rFonts w:hint="eastAsia" w:ascii="Times New Roman" w:hAnsi="Times New Roman" w:eastAsia="微软雅黑" w:cs="Times New Roman"/>
-          <w:sz w:val="24"/>
-          <w:szCs w:val="24"/>
-          <w:lang w:eastAsia="zh-CN"/>
-        </w:rPr>
-        <w:t xml:space="preserve"> %}</w:t>
-      </w:r>
-    </w:p>
-    <w:p>
-      <w:pPr>
-        <w:rPr>
-          <w:lang w:eastAsia="zh-CN"/>
-        </w:rPr>
-      </w:pPr>
-    </w:p>
-    <w:p>
-      <w:pPr>
-        <w:rPr>
-          <w:lang w:eastAsia="zh-CN"/>
-        </w:rPr>
-      </w:pPr>
-    </w:p>
-    <w:tbl>
-      <w:tblPr>
-        <w:tblStyle w:val="41"/>
-        <w:tblW w:w="6772" w:type="dxa"/>
-        <w:jc w:val="right"/>
-        <w:tblLayout w:type="fixed"/>
-        <w:tblCellMar>
-          <w:top w:w="0" w:type="dxa"/>
-          <w:left w:w="0" w:type="dxa"/>
-          <w:bottom w:w="0" w:type="dxa"/>
-          <w:right w:w="0" w:type="dxa"/>
-        </w:tblCellMar>
-      </w:tblPr>
-      <w:tblGrid>
-        <w:gridCol w:w="1272"/>
-        <w:gridCol w:w="2040"/>
-        <w:gridCol w:w="1166"/>
-        <w:gridCol w:w="2294"/>
-      </w:tblGrid>
-      <w:tr>
-        <w:tblPrEx>
-          <w:tblCellMar>
-            <w:top w:w="0" w:type="dxa"/>
-            <w:left w:w="0" w:type="dxa"/>
-            <w:bottom w:w="0" w:type="dxa"/>
-            <w:right w:w="0" w:type="dxa"/>
-          </w:tblCellMar>
-        </w:tblPrEx>
-        <w:trPr>
-          <w:trHeight w:val="441" w:hRule="exact"/>
-          <w:jc w:val="right"/>
-        </w:trPr>
-        <w:tc>
-          <w:tcPr>
-            <w:tcW w:w="1272" w:type="dxa"/>
-            <w:vAlign w:val="center"/>
-          </w:tcPr>
-          <w:p>
-            <w:pPr>
-              <w:pStyle w:val="26"/>
-              <w:spacing w:before="13"/>
-              <w:ind w:left="13" w:right="95"/>
-              <w:jc w:val="both"/>
-              <w:rPr>
-                <w:rFonts w:ascii="Times New Roman" w:hAnsi="Times New Roman" w:cs="Times New Roman"/>
-                <w:b/>
-                <w:sz w:val="24"/>
-                <w:szCs w:val="24"/>
-              </w:rPr>
-            </w:pPr>
-            <w:r>
-              <w:rPr>
-                <w:rFonts w:ascii="Times New Roman" w:hAnsi="Times New Roman" w:cs="Times New Roman"/>
-                <w:b/>
-                <w:sz w:val="24"/>
-                <w:szCs w:val="24"/>
-              </w:rPr>
-              <w:t>检测人：</w:t>
-            </w:r>
-          </w:p>
-        </w:tc>
-        <w:tc>
-          <w:tcPr>
-            <w:tcW w:w="2040" w:type="dxa"/>
-            <w:vAlign w:val="center"/>
-          </w:tcPr>
-          <w:p>
-            <w:pPr>
-              <w:pStyle w:val="26"/>
-              <w:spacing w:before="13"/>
-              <w:jc w:val="both"/>
-              <w:rPr>
-                <w:rFonts w:ascii="Times New Roman" w:hAnsi="Times New Roman" w:cs="Times New Roman"/>
-                <w:b/>
-                <w:sz w:val="24"/>
-                <w:szCs w:val="24"/>
-              </w:rPr>
-            </w:pPr>
-          </w:p>
-        </w:tc>
-        <w:tc>
-          <w:tcPr>
-            <w:tcW w:w="1166" w:type="dxa"/>
-            <w:vAlign w:val="center"/>
-          </w:tcPr>
-          <w:p>
-            <w:pPr>
-              <w:pStyle w:val="26"/>
-              <w:spacing w:before="13"/>
-              <w:jc w:val="both"/>
-              <w:rPr>
-                <w:rFonts w:ascii="Times New Roman" w:hAnsi="Times New Roman" w:cs="Times New Roman"/>
-                <w:b/>
-                <w:sz w:val="24"/>
-                <w:szCs w:val="24"/>
-              </w:rPr>
-            </w:pPr>
-            <w:r>
-              <w:rPr>
-                <w:rFonts w:ascii="Times New Roman" w:hAnsi="Times New Roman" w:cs="Times New Roman"/>
-                <w:b/>
-                <w:sz w:val="24"/>
-                <w:szCs w:val="24"/>
-              </w:rPr>
-              <w:t>复核人</w:t>
-            </w:r>
-            <w:r>
-              <w:rPr>
-                <w:rFonts w:ascii="Times New Roman" w:hAnsi="Times New Roman" w:cs="Times New Roman"/>
-                <w:b/>
-                <w:sz w:val="24"/>
-                <w:szCs w:val="24"/>
-                <w:lang w:eastAsia="zh-CN"/>
-              </w:rPr>
-              <w:t>：</w:t>
-            </w:r>
-          </w:p>
-        </w:tc>
-        <w:tc>
-          <w:tcPr>
-            <w:tcW w:w="2294" w:type="dxa"/>
-            <w:vAlign w:val="center"/>
-          </w:tcPr>
-          <w:p>
-            <w:pPr>
-              <w:pStyle w:val="26"/>
-              <w:spacing w:before="13"/>
-              <w:ind w:right="15"/>
-              <w:jc w:val="both"/>
-              <w:rPr>
-                <w:rFonts w:ascii="Times New Roman" w:hAnsi="Times New Roman" w:cs="Times New Roman"/>
-                <w:b/>
-                <w:sz w:val="24"/>
-                <w:szCs w:val="24"/>
-              </w:rPr>
-            </w:pPr>
-          </w:p>
-        </w:tc>
-      </w:tr>
-      <w:tr>
-        <w:tblPrEx>
-          <w:tblCellMar>
-            <w:top w:w="0" w:type="dxa"/>
-            <w:left w:w="0" w:type="dxa"/>
-            <w:bottom w:w="0" w:type="dxa"/>
-            <w:right w:w="0" w:type="dxa"/>
-          </w:tblCellMar>
-        </w:tblPrEx>
-        <w:trPr>
-          <w:trHeight w:val="457" w:hRule="exact"/>
-          <w:jc w:val="right"/>
-        </w:trPr>
-        <w:tc>
-          <w:tcPr>
-            <w:tcW w:w="1272" w:type="dxa"/>
-            <w:vAlign w:val="center"/>
-          </w:tcPr>
-          <w:p>
-            <w:pPr>
-              <w:pStyle w:val="26"/>
-              <w:spacing w:line="341" w:lineRule="exact"/>
-              <w:ind w:left="13" w:right="165"/>
-              <w:jc w:val="both"/>
-              <w:rPr>
-                <w:rFonts w:ascii="Times New Roman" w:hAnsi="Times New Roman" w:cs="Times New Roman"/>
-                <w:b/>
-                <w:sz w:val="24"/>
-                <w:szCs w:val="24"/>
-              </w:rPr>
-            </w:pPr>
-            <w:r>
-              <w:rPr>
-                <w:rFonts w:ascii="Times New Roman" w:hAnsi="Times New Roman" w:cs="Times New Roman"/>
-                <w:b/>
-                <w:sz w:val="24"/>
-                <w:szCs w:val="24"/>
-              </w:rPr>
-              <w:t>日</w:t>
-            </w:r>
-            <w:r>
-              <w:rPr>
-                <w:rFonts w:ascii="Times New Roman" w:hAnsi="Times New Roman" w:cs="Times New Roman"/>
-                <w:b/>
-                <w:sz w:val="24"/>
-                <w:szCs w:val="24"/>
-                <w:lang w:eastAsia="zh-CN"/>
-              </w:rPr>
-              <w:t xml:space="preserve">  </w:t>
-            </w:r>
-            <w:r>
-              <w:rPr>
-                <w:rFonts w:ascii="Times New Roman" w:hAnsi="Times New Roman" w:cs="Times New Roman"/>
-                <w:b/>
-                <w:sz w:val="24"/>
-                <w:szCs w:val="24"/>
-              </w:rPr>
-              <w:t>期：</w:t>
-            </w:r>
-          </w:p>
-        </w:tc>
-        <w:tc>
-          <w:tcPr>
-            <w:tcW w:w="2040" w:type="dxa"/>
-            <w:vAlign w:val="center"/>
-          </w:tcPr>
-          <w:p>
-            <w:pPr>
-              <w:pStyle w:val="26"/>
-              <w:spacing w:line="363" w:lineRule="exact"/>
-              <w:jc w:val="both"/>
-              <w:rPr>
-                <w:rFonts w:ascii="Times New Roman" w:hAnsi="Times New Roman" w:cs="Times New Roman"/>
-                <w:sz w:val="24"/>
-                <w:szCs w:val="24"/>
-              </w:rPr>
-            </w:pPr>
-            <w:r>
-              <w:rPr>
-                <w:rFonts w:ascii="Times New Roman" w:hAnsi="Times New Roman" w:cs="Times New Roman"/>
-                <w:kern w:val="2"/>
-                <w:sz w:val="24"/>
-                <w:szCs w:val="24"/>
-                <w:lang w:eastAsia="zh-CN"/>
-              </w:rPr>
-              <w:t>{{ reportdate }}</w:t>
-            </w:r>
-          </w:p>
-        </w:tc>
-        <w:tc>
-          <w:tcPr>
-            <w:tcW w:w="1166" w:type="dxa"/>
-            <w:vAlign w:val="center"/>
-          </w:tcPr>
-          <w:p>
-            <w:pPr>
-              <w:pStyle w:val="26"/>
-              <w:spacing w:line="341" w:lineRule="exact"/>
-              <w:jc w:val="both"/>
-              <w:rPr>
-                <w:rFonts w:ascii="Times New Roman" w:hAnsi="Times New Roman" w:cs="Times New Roman"/>
-                <w:b/>
-                <w:sz w:val="24"/>
-                <w:szCs w:val="24"/>
-              </w:rPr>
-            </w:pPr>
-            <w:r>
-              <w:rPr>
-                <w:rFonts w:ascii="Times New Roman" w:hAnsi="Times New Roman" w:cs="Times New Roman"/>
-                <w:b/>
-                <w:sz w:val="24"/>
-                <w:szCs w:val="24"/>
-              </w:rPr>
-              <w:t>日</w:t>
-            </w:r>
-            <w:r>
-              <w:rPr>
-                <w:rFonts w:ascii="Times New Roman" w:hAnsi="Times New Roman" w:cs="Times New Roman"/>
-                <w:b/>
-                <w:sz w:val="24"/>
-                <w:szCs w:val="24"/>
-                <w:lang w:eastAsia="zh-CN"/>
-              </w:rPr>
-              <w:t xml:space="preserve">  </w:t>
-            </w:r>
-            <w:r>
-              <w:rPr>
-                <w:rFonts w:ascii="Times New Roman" w:hAnsi="Times New Roman" w:cs="Times New Roman"/>
-                <w:b/>
-                <w:sz w:val="24"/>
-                <w:szCs w:val="24"/>
-              </w:rPr>
-              <w:t>期：</w:t>
-            </w:r>
-          </w:p>
-        </w:tc>
-        <w:tc>
-          <w:tcPr>
-            <w:tcW w:w="2294" w:type="dxa"/>
-            <w:vAlign w:val="center"/>
-          </w:tcPr>
-          <w:p>
-            <w:pPr>
-              <w:pStyle w:val="26"/>
-              <w:spacing w:line="363" w:lineRule="exact"/>
-              <w:ind w:right="15"/>
-              <w:jc w:val="both"/>
-              <w:rPr>
-                <w:rFonts w:ascii="Times New Roman" w:hAnsi="Times New Roman" w:cs="Times New Roman"/>
-                <w:sz w:val="24"/>
-                <w:szCs w:val="24"/>
-              </w:rPr>
-            </w:pPr>
-            <w:r>
-              <w:rPr>
-                <w:rFonts w:ascii="Times New Roman" w:hAnsi="Times New Roman" w:cs="Times New Roman"/>
-                <w:kern w:val="2"/>
-                <w:sz w:val="24"/>
-                <w:szCs w:val="24"/>
-                <w:lang w:eastAsia="zh-CN"/>
-              </w:rPr>
-              <w:t>{{ reportdate }}</w:t>
-            </w:r>
-          </w:p>
-        </w:tc>
-      </w:tr>
-    </w:tbl>
-    <w:p>
-      <w:pPr>
-        <w:rPr>
-          <w:rFonts w:ascii="Times New Roman" w:hAnsi="Times New Roman" w:eastAsia="微软雅黑" w:cs="Times New Roman"/>
-          <w:sz w:val="24"/>
-          <w:szCs w:val="24"/>
-          <w:lang w:eastAsia="zh-CN"/>
-        </w:rPr>
-      </w:pPr>
-      <w:r>
-        <w:rPr>
-          <w:rFonts w:hint="eastAsia" w:ascii="Times New Roman" w:hAnsi="Times New Roman" w:eastAsia="微软雅黑" w:cs="Times New Roman"/>
-          <w:sz w:val="24"/>
-          <w:szCs w:val="24"/>
-          <w:lang w:eastAsia="zh-CN"/>
-        </w:rPr>
-        <w:t xml:space="preserve">{% endif %}{% if testedby == </w:t>
-      </w:r>
-      <w:r>
-        <w:rPr>
-          <w:rFonts w:ascii="Times New Roman" w:hAnsi="Times New Roman" w:eastAsia="微软雅黑" w:cs="Times New Roman"/>
-          <w:sz w:val="24"/>
-          <w:szCs w:val="24"/>
-          <w:lang w:eastAsia="zh-CN"/>
-        </w:rPr>
-        <w:t>“</w:t>
-      </w:r>
-      <w:r>
-        <w:rPr>
-          <w:rFonts w:hint="eastAsia" w:ascii="Times New Roman" w:hAnsi="Times New Roman" w:eastAsia="微软雅黑" w:cs="Times New Roman"/>
-          <w:sz w:val="24"/>
-          <w:szCs w:val="24"/>
-          <w:lang w:eastAsia="zh-CN"/>
-        </w:rPr>
-        <w:t>6</w:t>
-      </w:r>
-      <w:r>
-        <w:rPr>
-          <w:rFonts w:ascii="Times New Roman" w:hAnsi="Times New Roman" w:eastAsia="微软雅黑" w:cs="Times New Roman"/>
-          <w:sz w:val="24"/>
-          <w:szCs w:val="24"/>
-          <w:lang w:eastAsia="zh-CN"/>
-        </w:rPr>
-        <w:t>”</w:t>
-      </w:r>
-      <w:r>
-        <w:rPr>
-          <w:rFonts w:hint="eastAsia" w:ascii="Times New Roman" w:hAnsi="Times New Roman" w:eastAsia="微软雅黑" w:cs="Times New Roman"/>
-          <w:sz w:val="24"/>
-          <w:szCs w:val="24"/>
-          <w:lang w:eastAsia="zh-CN"/>
-        </w:rPr>
-        <w:t xml:space="preserve"> %}</w:t>
-      </w:r>
-    </w:p>
-    <w:p>
-      <w:pPr>
-        <w:rPr>
-          <w:rFonts w:ascii="Times New Roman" w:hAnsi="Times New Roman" w:eastAsia="微软雅黑" w:cs="Times New Roman"/>
-          <w:sz w:val="24"/>
-          <w:szCs w:val="24"/>
-          <w:lang w:eastAsia="zh-CN"/>
-        </w:rPr>
-      </w:pPr>
-    </w:p>
-    <w:p>
-      <w:pPr>
-        <w:rPr>
-          <w:rFonts w:ascii="Times New Roman" w:hAnsi="Times New Roman" w:eastAsia="微软雅黑" w:cs="Times New Roman"/>
-          <w:sz w:val="24"/>
-          <w:szCs w:val="24"/>
-          <w:lang w:eastAsia="zh-CN"/>
-        </w:rPr>
-      </w:pPr>
-    </w:p>
-    <w:tbl>
-      <w:tblPr>
-        <w:tblStyle w:val="41"/>
-        <w:tblW w:w="6772" w:type="dxa"/>
-        <w:jc w:val="right"/>
-        <w:tblLayout w:type="fixed"/>
-        <w:tblCellMar>
-          <w:top w:w="0" w:type="dxa"/>
-          <w:left w:w="0" w:type="dxa"/>
-          <w:bottom w:w="0" w:type="dxa"/>
-          <w:right w:w="0" w:type="dxa"/>
-        </w:tblCellMar>
-      </w:tblPr>
-      <w:tblGrid>
-        <w:gridCol w:w="1272"/>
-        <w:gridCol w:w="2040"/>
-        <w:gridCol w:w="1166"/>
-        <w:gridCol w:w="2294"/>
-      </w:tblGrid>
-      <w:tr>
-        <w:tblPrEx>
-          <w:tblCellMar>
-            <w:top w:w="0" w:type="dxa"/>
-            <w:left w:w="0" w:type="dxa"/>
-            <w:bottom w:w="0" w:type="dxa"/>
-            <w:right w:w="0" w:type="dxa"/>
-          </w:tblCellMar>
-        </w:tblPrEx>
-        <w:trPr>
-          <w:trHeight w:val="441" w:hRule="exact"/>
-          <w:jc w:val="right"/>
-        </w:trPr>
-        <w:tc>
-          <w:tcPr>
-            <w:tcW w:w="1272" w:type="dxa"/>
-            <w:vAlign w:val="center"/>
-          </w:tcPr>
-          <w:p>
-            <w:pPr>
-              <w:pStyle w:val="26"/>
-              <w:spacing w:before="13"/>
-              <w:ind w:left="13" w:right="95"/>
-              <w:jc w:val="both"/>
-              <w:rPr>
-                <w:rFonts w:ascii="Times New Roman" w:hAnsi="Times New Roman" w:cs="Times New Roman"/>
-                <w:b/>
-                <w:sz w:val="24"/>
-                <w:szCs w:val="24"/>
-              </w:rPr>
-            </w:pPr>
-            <w:r>
-              <w:rPr>
-                <w:rFonts w:ascii="Times New Roman" w:hAnsi="Times New Roman" w:cs="Times New Roman"/>
-                <w:b/>
-                <w:sz w:val="24"/>
-                <w:szCs w:val="24"/>
-              </w:rPr>
-              <w:t>检测人：</w:t>
-            </w:r>
-          </w:p>
-        </w:tc>
-        <w:tc>
-          <w:tcPr>
-            <w:tcW w:w="2040" w:type="dxa"/>
-            <w:vAlign w:val="center"/>
-          </w:tcPr>
-          <w:p>
-            <w:pPr>
-              <w:pStyle w:val="26"/>
-              <w:spacing w:before="13"/>
-              <w:jc w:val="both"/>
-              <w:rPr>
-                <w:rFonts w:ascii="Times New Roman" w:hAnsi="Times New Roman" w:cs="Times New Roman"/>
-                <w:b/>
-                <w:sz w:val="24"/>
-                <w:szCs w:val="24"/>
-              </w:rPr>
-            </w:pPr>
-          </w:p>
-        </w:tc>
-        <w:tc>
-          <w:tcPr>
-            <w:tcW w:w="1166" w:type="dxa"/>
-            <w:vAlign w:val="center"/>
-          </w:tcPr>
-          <w:p>
-            <w:pPr>
-              <w:pStyle w:val="26"/>
-              <w:spacing w:before="13"/>
-              <w:jc w:val="both"/>
-              <w:rPr>
-                <w:rFonts w:ascii="Times New Roman" w:hAnsi="Times New Roman" w:cs="Times New Roman"/>
-                <w:b/>
-                <w:sz w:val="24"/>
-                <w:szCs w:val="24"/>
-              </w:rPr>
-            </w:pPr>
-            <w:r>
-              <w:rPr>
-                <w:rFonts w:ascii="Times New Roman" w:hAnsi="Times New Roman" w:cs="Times New Roman"/>
-                <w:b/>
-                <w:sz w:val="24"/>
-                <w:szCs w:val="24"/>
-              </w:rPr>
-              <w:t>复核人</w:t>
-            </w:r>
-            <w:r>
-              <w:rPr>
-                <w:rFonts w:ascii="Times New Roman" w:hAnsi="Times New Roman" w:cs="Times New Roman"/>
-                <w:b/>
-                <w:sz w:val="24"/>
-                <w:szCs w:val="24"/>
-                <w:lang w:eastAsia="zh-CN"/>
-              </w:rPr>
-              <w:t>：</w:t>
-            </w:r>
-          </w:p>
-        </w:tc>
-        <w:tc>
-          <w:tcPr>
-            <w:tcW w:w="2294" w:type="dxa"/>
-            <w:vAlign w:val="center"/>
-          </w:tcPr>
-          <w:p>
-            <w:pPr>
-              <w:pStyle w:val="26"/>
-              <w:spacing w:before="13"/>
-              <w:ind w:right="15"/>
-              <w:jc w:val="both"/>
-              <w:rPr>
-                <w:rFonts w:ascii="Times New Roman" w:hAnsi="Times New Roman" w:cs="Times New Roman"/>
-                <w:b/>
-                <w:sz w:val="24"/>
-                <w:szCs w:val="24"/>
-              </w:rPr>
-            </w:pPr>
-          </w:p>
-        </w:tc>
-      </w:tr>
-      <w:tr>
-        <w:tblPrEx>
-          <w:tblCellMar>
-            <w:top w:w="0" w:type="dxa"/>
-            <w:left w:w="0" w:type="dxa"/>
-            <w:bottom w:w="0" w:type="dxa"/>
-            <w:right w:w="0" w:type="dxa"/>
-          </w:tblCellMar>
-        </w:tblPrEx>
-        <w:trPr>
-          <w:trHeight w:val="457" w:hRule="exact"/>
-          <w:jc w:val="right"/>
-        </w:trPr>
-        <w:tc>
-          <w:tcPr>
-            <w:tcW w:w="1272" w:type="dxa"/>
-            <w:vAlign w:val="center"/>
-          </w:tcPr>
-          <w:p>
-            <w:pPr>
-              <w:pStyle w:val="26"/>
-              <w:spacing w:line="341" w:lineRule="exact"/>
-              <w:ind w:left="13" w:right="165"/>
-              <w:jc w:val="both"/>
-              <w:rPr>
-                <w:rFonts w:ascii="Times New Roman" w:hAnsi="Times New Roman" w:cs="Times New Roman"/>
-                <w:b/>
-                <w:sz w:val="24"/>
-                <w:szCs w:val="24"/>
-              </w:rPr>
-            </w:pPr>
-            <w:r>
-              <w:rPr>
-                <w:rFonts w:ascii="Times New Roman" w:hAnsi="Times New Roman" w:cs="Times New Roman"/>
-                <w:b/>
-                <w:sz w:val="24"/>
-                <w:szCs w:val="24"/>
-              </w:rPr>
-              <w:t>日</w:t>
-            </w:r>
-            <w:r>
-              <w:rPr>
-                <w:rFonts w:ascii="Times New Roman" w:hAnsi="Times New Roman" w:cs="Times New Roman"/>
-                <w:b/>
-                <w:sz w:val="24"/>
-                <w:szCs w:val="24"/>
-                <w:lang w:eastAsia="zh-CN"/>
-              </w:rPr>
-              <w:t xml:space="preserve">  </w:t>
-            </w:r>
-            <w:r>
-              <w:rPr>
-                <w:rFonts w:ascii="Times New Roman" w:hAnsi="Times New Roman" w:cs="Times New Roman"/>
-                <w:b/>
-                <w:sz w:val="24"/>
-                <w:szCs w:val="24"/>
-              </w:rPr>
-              <w:t>期：</w:t>
-            </w:r>
-          </w:p>
-        </w:tc>
-        <w:tc>
-          <w:tcPr>
-            <w:tcW w:w="2040" w:type="dxa"/>
-            <w:vAlign w:val="center"/>
-          </w:tcPr>
-          <w:p>
-            <w:pPr>
-              <w:pStyle w:val="26"/>
-              <w:spacing w:line="363" w:lineRule="exact"/>
-              <w:jc w:val="both"/>
-              <w:rPr>
-                <w:rFonts w:ascii="Times New Roman" w:hAnsi="Times New Roman" w:cs="Times New Roman"/>
-                <w:sz w:val="24"/>
-                <w:szCs w:val="24"/>
-              </w:rPr>
-            </w:pPr>
-            <w:r>
-              <w:rPr>
-                <w:rFonts w:ascii="Times New Roman" w:hAnsi="Times New Roman" w:cs="Times New Roman"/>
-                <w:kern w:val="2"/>
-                <w:sz w:val="24"/>
-                <w:szCs w:val="24"/>
-                <w:lang w:eastAsia="zh-CN"/>
-              </w:rPr>
-              <w:t>{{ reportdate }}</w:t>
-            </w:r>
-          </w:p>
-        </w:tc>
-        <w:tc>
-          <w:tcPr>
-            <w:tcW w:w="1166" w:type="dxa"/>
-            <w:vAlign w:val="center"/>
-          </w:tcPr>
-          <w:p>
-            <w:pPr>
-              <w:pStyle w:val="26"/>
-              <w:spacing w:line="341" w:lineRule="exact"/>
-              <w:jc w:val="both"/>
-              <w:rPr>
-                <w:rFonts w:ascii="Times New Roman" w:hAnsi="Times New Roman" w:cs="Times New Roman"/>
-                <w:b/>
-                <w:sz w:val="24"/>
-                <w:szCs w:val="24"/>
-              </w:rPr>
-            </w:pPr>
-            <w:r>
-              <w:rPr>
-                <w:rFonts w:ascii="Times New Roman" w:hAnsi="Times New Roman" w:cs="Times New Roman"/>
-                <w:b/>
-                <w:sz w:val="24"/>
-                <w:szCs w:val="24"/>
-              </w:rPr>
-              <w:t>日</w:t>
-            </w:r>
-            <w:r>
-              <w:rPr>
-                <w:rFonts w:ascii="Times New Roman" w:hAnsi="Times New Roman" w:cs="Times New Roman"/>
-                <w:b/>
-                <w:sz w:val="24"/>
-                <w:szCs w:val="24"/>
-                <w:lang w:eastAsia="zh-CN"/>
-              </w:rPr>
-              <w:t xml:space="preserve">  </w:t>
-            </w:r>
-            <w:r>
-              <w:rPr>
-                <w:rFonts w:ascii="Times New Roman" w:hAnsi="Times New Roman" w:cs="Times New Roman"/>
-                <w:b/>
-                <w:sz w:val="24"/>
-                <w:szCs w:val="24"/>
-              </w:rPr>
-              <w:t>期：</w:t>
-            </w:r>
-          </w:p>
-        </w:tc>
-        <w:tc>
-          <w:tcPr>
-            <w:tcW w:w="2294" w:type="dxa"/>
-            <w:vAlign w:val="center"/>
-          </w:tcPr>
-          <w:p>
-            <w:pPr>
-              <w:pStyle w:val="26"/>
-              <w:spacing w:line="363" w:lineRule="exact"/>
-              <w:ind w:right="15"/>
-              <w:jc w:val="both"/>
-              <w:rPr>
-                <w:rFonts w:ascii="Times New Roman" w:hAnsi="Times New Roman" w:cs="Times New Roman"/>
-                <w:sz w:val="24"/>
-                <w:szCs w:val="24"/>
-              </w:rPr>
-            </w:pPr>
-            <w:r>
-              <w:rPr>
-                <w:rFonts w:ascii="Times New Roman" w:hAnsi="Times New Roman" w:cs="Times New Roman"/>
-                <w:kern w:val="2"/>
-                <w:sz w:val="24"/>
-                <w:szCs w:val="24"/>
-                <w:lang w:eastAsia="zh-CN"/>
-              </w:rPr>
-              <w:t>{{ reportdate }}</w:t>
-            </w:r>
-          </w:p>
-        </w:tc>
-      </w:tr>
-    </w:tbl>
-    <w:p>
-      <w:pPr>
-        <w:rPr>
-          <w:rFonts w:ascii="微软雅黑" w:hAnsi="微软雅黑" w:eastAsia="微软雅黑" w:cs="微软雅黑"/>
-          <w:sz w:val="18"/>
-          <w:szCs w:val="18"/>
-          <w:lang w:eastAsia="zh-CN"/>
-        </w:rPr>
-      </w:pPr>
-      <w:r>
-        <w:rPr>
-          <w:rFonts w:hint="eastAsia" w:ascii="Times New Roman" w:hAnsi="Times New Roman" w:eastAsia="微软雅黑" w:cs="Times New Roman"/>
-          <w:sz w:val="24"/>
-          <w:szCs w:val="24"/>
-          <w:lang w:eastAsia="zh-CN"/>
-        </w:rPr>
-        <w:t>{% endif %}</w:t>
-      </w:r>
-      <w:r>
-        <w:rPr>
           <w:rFonts w:ascii="Times New Roman" w:hAnsi="Times New Roman" w:eastAsia="微软雅黑" w:cs="黑体"/>
           <w:color w:val="00B050"/>
           <w:sz w:val="28"/>
           <w:szCs w:val="36"/>
           <w:lang w:eastAsia="zh-CN"/>
         </w:rPr>
+      </w:pPr>
+    </w:p>
+    <w:p>
+      <w:pPr>
+        <w:rPr>
+          <w:rFonts w:ascii="微软雅黑" w:hAnsi="微软雅黑" w:eastAsia="微软雅黑" w:cs="微软雅黑"/>
+          <w:sz w:val="18"/>
+          <w:szCs w:val="18"/>
+          <w:lang w:eastAsia="zh-CN"/>
+        </w:rPr>
+      </w:pPr>
+      <w:r>
+        <w:rPr>
+          <w:rFonts w:ascii="Times New Roman" w:hAnsi="Times New Roman" w:eastAsia="微软雅黑" w:cs="黑体"/>
+          <w:color w:val="00B050"/>
+          <w:sz w:val="28"/>
+          <w:szCs w:val="36"/>
+          <w:lang w:eastAsia="zh-CN"/>
+        </w:rPr>
         <w:br w:type="page"/>
       </w:r>
       <w:bookmarkEnd w:id="22"/>
+      <w:bookmarkStart w:id="36" w:name="_GoBack"/>
+      <w:bookmarkEnd w:id="36"/>
     </w:p>
     <w:p>
       <w:pPr>
@@ -8879,15 +6404,15 @@
         <w:br w:type="page"/>
       </w:r>
       <w:bookmarkEnd w:id="14"/>
-      <w:bookmarkStart w:id="29" w:name="_Toc25727"/>
+      <w:bookmarkStart w:id="29" w:name="_Toc4331_WPSOffice_Level1"/>
       <w:bookmarkEnd w:id="29"/>
       <w:bookmarkStart w:id="30" w:name="_Toc32443_WPSOffice_Level1"/>
       <w:bookmarkEnd w:id="30"/>
-      <w:bookmarkStart w:id="31" w:name="_Toc23903"/>
+      <w:bookmarkStart w:id="31" w:name="_Toc25727"/>
       <w:bookmarkEnd w:id="31"/>
       <w:bookmarkStart w:id="32" w:name="_Toc23846_WPSOffice_Level1"/>
       <w:bookmarkEnd w:id="32"/>
-      <w:bookmarkStart w:id="33" w:name="_Toc4331_WPSOffice_Level1"/>
+      <w:bookmarkStart w:id="33" w:name="_Toc23903"/>
       <w:bookmarkEnd w:id="33"/>
     </w:p>
     <w:p>
@@ -8906,8 +6431,8 @@
           <w:szCs w:val="30"/>
         </w:rPr>
       </w:pPr>
-      <w:bookmarkStart w:id="34" w:name="_Toc81251356"/>
-      <w:bookmarkStart w:id="35" w:name="_Toc13152"/>
+      <w:bookmarkStart w:id="34" w:name="_Toc13152"/>
+      <w:bookmarkStart w:id="35" w:name="_Toc81251356"/>
       <w:r>
         <w:rPr>
           <w:rFonts w:hint="eastAsia" w:ascii="Times New Roman" w:hAnsi="Times New Roman"/>
@@ -9121,8 +6646,6 @@
         </w:rPr>
         <w:t>埔</w:t>
       </w:r>
-      <w:bookmarkStart w:id="36" w:name="_GoBack"/>
-      <w:bookmarkEnd w:id="36"/>
       <w:r>
         <w:rPr>
           <w:rFonts w:hint="eastAsia" w:ascii="Times New Roman" w:hAnsi="Times New Roman" w:eastAsia="微软雅黑" w:cs="Times New Roman"/>
@@ -9483,7 +7006,7 @@
                     </pic:cNvPicPr>
                   </pic:nvPicPr>
                   <pic:blipFill>
-                    <a:blip r:embed="rId20"/>
+                    <a:blip r:embed="rId18"/>
                     <a:stretch>
                       <a:fillRect/>
                     </a:stretch>
@@ -9540,7 +7063,7 @@
                     </pic:cNvPicPr>
                   </pic:nvPicPr>
                   <pic:blipFill>
-                    <a:blip r:embed="rId21"/>
+                    <a:blip r:embed="rId19"/>
                     <a:stretch>
                       <a:fillRect/>
                     </a:stretch>
@@ -9747,7 +7270,7 @@
                     </pic:cNvPicPr>
                   </pic:nvPicPr>
                   <pic:blipFill>
-                    <a:blip r:embed="rId22"/>
+                    <a:blip r:embed="rId20"/>
                     <a:srcRect/>
                     <a:stretch>
                       <a:fillRect/>

--- a/WebContent/docx/微卫星不稳定性检测报告.docx
+++ b/WebContent/docx/微卫星不稳定性检测报告.docx
@@ -2228,11 +2228,11 @@
       </w:pPr>
       <w:bookmarkStart w:id="0" w:name="_Toc13806"/>
       <w:bookmarkStart w:id="1" w:name="_Toc30143_WPSOffice_Level1"/>
-      <w:bookmarkStart w:id="2" w:name="_Toc24178_WPSOffice_Level1"/>
+      <w:bookmarkStart w:id="2" w:name="_Toc81251347"/>
       <w:bookmarkStart w:id="3" w:name="_Toc2198"/>
-      <w:bookmarkStart w:id="4" w:name="_Toc21669"/>
-      <w:bookmarkStart w:id="5" w:name="_Toc21009_WPSOffice_Level1"/>
-      <w:bookmarkStart w:id="6" w:name="_Toc81251347"/>
+      <w:bookmarkStart w:id="4" w:name="_Toc21009_WPSOffice_Level1"/>
+      <w:bookmarkStart w:id="5" w:name="_Toc21669"/>
+      <w:bookmarkStart w:id="6" w:name="_Toc24178_WPSOffice_Level1"/>
     </w:p>
     <w:p>
       <w:pPr>
@@ -3134,12 +3134,12 @@
           <w:szCs w:val="30"/>
         </w:rPr>
       </w:pPr>
-      <w:bookmarkStart w:id="8" w:name="_Toc14411"/>
-      <w:bookmarkStart w:id="9" w:name="_Toc17451"/>
-      <w:bookmarkStart w:id="10" w:name="_Toc11015_WPSOffice_Level1"/>
-      <w:bookmarkStart w:id="11" w:name="_Toc81251348"/>
-      <w:bookmarkStart w:id="12" w:name="_Toc7021_WPSOffice_Level1"/>
-      <w:bookmarkStart w:id="13" w:name="_Toc18062_WPSOffice_Level1"/>
+      <w:bookmarkStart w:id="8" w:name="_Toc11015_WPSOffice_Level1"/>
+      <w:bookmarkStart w:id="9" w:name="_Toc14411"/>
+      <w:bookmarkStart w:id="10" w:name="_Toc7021_WPSOffice_Level1"/>
+      <w:bookmarkStart w:id="11" w:name="_Toc18062_WPSOffice_Level1"/>
+      <w:bookmarkStart w:id="12" w:name="_Toc17451"/>
+      <w:bookmarkStart w:id="13" w:name="_Toc81251348"/>
       <w:bookmarkStart w:id="14" w:name="_Toc3823"/>
       <w:r>
         <w:rPr>
@@ -3244,13 +3244,13 @@
           <w:lang w:val="en-US" w:eastAsia="zh-CN"/>
         </w:rPr>
       </w:pPr>
-      <w:bookmarkStart w:id="15" w:name="_Toc23369_WPSOffice_Level1"/>
-      <w:bookmarkStart w:id="16" w:name="_Toc18058"/>
-      <w:bookmarkStart w:id="17" w:name="_Toc16409"/>
-      <w:bookmarkStart w:id="18" w:name="_Toc81251350"/>
-      <w:bookmarkStart w:id="19" w:name="_Toc25920"/>
-      <w:bookmarkStart w:id="20" w:name="_Toc81251494"/>
-      <w:bookmarkStart w:id="21" w:name="_Toc6221_WPSOffice_Level1"/>
+      <w:bookmarkStart w:id="15" w:name="_Toc81251494"/>
+      <w:bookmarkStart w:id="16" w:name="_Toc6221_WPSOffice_Level1"/>
+      <w:bookmarkStart w:id="17" w:name="_Toc23369_WPSOffice_Level1"/>
+      <w:bookmarkStart w:id="18" w:name="_Toc25920"/>
+      <w:bookmarkStart w:id="19" w:name="_Toc18058"/>
+      <w:bookmarkStart w:id="20" w:name="_Toc16409"/>
+      <w:bookmarkStart w:id="21" w:name="_Toc81251350"/>
       <w:bookmarkStart w:id="22" w:name="_Toc534807930"/>
       <w:r>
         <w:rPr>
@@ -3699,6 +3699,8 @@
           <w:lang w:eastAsia="zh-CN"/>
         </w:rPr>
       </w:pPr>
+      <w:bookmarkStart w:id="36" w:name="_GoBack"/>
+      <w:bookmarkEnd w:id="36"/>
     </w:p>
     <w:tbl>
       <w:tblPr>
@@ -3788,15 +3790,15 @@
                     <wp:anchor distT="0" distB="0" distL="114300" distR="114300" simplePos="0" relativeHeight="251669504" behindDoc="0" locked="0" layoutInCell="1" allowOverlap="1">
                       <wp:simplePos x="0" y="0"/>
                       <wp:positionH relativeFrom="column">
-                        <wp:posOffset>287020</wp:posOffset>
+                        <wp:posOffset>-40640</wp:posOffset>
                       </wp:positionH>
                       <wp:positionV relativeFrom="paragraph">
-                        <wp:posOffset>-525145</wp:posOffset>
+                        <wp:posOffset>-494665</wp:posOffset>
                       </wp:positionV>
-                      <wp:extent cx="3558540" cy="1443355"/>
-                      <wp:effectExtent l="0" t="0" r="0" b="4445"/>
+                      <wp:extent cx="3347720" cy="1443355"/>
+                      <wp:effectExtent l="0" t="0" r="5080" b="4445"/>
                       <wp:wrapNone/>
-                      <wp:docPr id="15" name="组合 15"/>
+                      <wp:docPr id="4" name="组合 4"/>
                       <wp:cNvGraphicFramePr/>
                       <a:graphic xmlns:a="http://schemas.openxmlformats.org/drawingml/2006/main">
                         <a:graphicData uri="http://schemas.microsoft.com/office/word/2010/wordprocessingGroup">
@@ -3805,9 +3807,9 @@
                             <wpg:grpSpPr>
                               <a:xfrm>
                                 <a:off x="0" y="0"/>
-                                <a:ext cx="3558540" cy="1443355"/>
-                                <a:chOff x="7006" y="30746"/>
-                                <a:chExt cx="5604" cy="2273"/>
+                                <a:ext cx="3347720" cy="1443355"/>
+                                <a:chOff x="7006" y="30794"/>
+                                <a:chExt cx="5272" cy="2273"/>
                               </a:xfrm>
                             </wpg:grpSpPr>
                             <pic:pic xmlns:pic="http://schemas.openxmlformats.org/drawingml/2006/picture">
@@ -3839,7 +3841,7 @@
                               </pic:blipFill>
                               <pic:spPr>
                                 <a:xfrm>
-                                  <a:off x="11352" y="31430"/>
+                                  <a:off x="10380" y="31430"/>
                                   <a:ext cx="1258" cy="713"/>
                                 </a:xfrm>
                                 <a:prstGeom prst="rect">
@@ -3897,7 +3899,7 @@
                               </pic:blipFill>
                               <pic:spPr>
                                 <a:xfrm>
-                                  <a:off x="10065" y="30746"/>
+                                  <a:off x="10005" y="30794"/>
                                   <a:ext cx="2273" cy="2273"/>
                                 </a:xfrm>
                                 <a:prstGeom prst="rect">
@@ -3917,9 +3919,9 @@
                 </mc:Choice>
                 <mc:Fallback>
                   <w:pict>
-                    <v:group id="_x0000_s1026" o:spid="_x0000_s1026" o:spt="203" style="position:absolute;left:0pt;margin-left:22.6pt;margin-top:-41.35pt;height:113.65pt;width:280.2pt;z-index:251669504;mso-width-relative:page;mso-height-relative:page;" coordorigin="7006,30746" coordsize="5604,2273" o:gfxdata="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">
+                    <v:group id="_x0000_s1026" o:spid="_x0000_s1026" o:spt="203" style="position:absolute;left:0pt;margin-left:-3.2pt;margin-top:-38.95pt;height:113.65pt;width:263.6pt;z-index:251669504;mso-width-relative:page;mso-height-relative:page;" coordorigin="7006,30794" coordsize="5272,2273" o:gfxdata="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">
                       <o:lock v:ext="edit" aspectratio="f"/>
-                      <v:shape id="图片 4" o:spid="_x0000_s1026" o:spt="75" alt="王建丽" type="#_x0000_t75" style="position:absolute;left:11352;top:31430;height:713;width:1258;" filled="f" o:preferrelative="t" stroked="f" coordsize="21600,21600" o:gfxdata="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">
+                      <v:shape id="图片 4" o:spid="_x0000_s1026" o:spt="75" alt="王建丽" type="#_x0000_t75" style="position:absolute;left:10380;top:31430;height:713;width:1258;" filled="f" o:preferrelative="t" stroked="f" coordsize="21600,21600" o:gfxdata="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">
                         <v:fill on="f" focussize="0,0"/>
                         <v:stroke on="f"/>
                         <v:imagedata r:id="rId15" chromakey="#FFFFFF" o:title=""/>
@@ -3931,7 +3933,7 @@
                         <v:imagedata r:id="rId16" croptop="4582f" cropright="19852f" o:title=""/>
                         <o:lock v:ext="edit" aspectratio="t"/>
                       </v:shape>
-                      <v:shape id="图片 25" o:spid="_x0000_s1026" o:spt="75" type="#_x0000_t75" style="position:absolute;left:10065;top:30746;height:2273;width:2273;" filled="f" o:preferrelative="t" stroked="f" coordsize="21600,21600" o:gfxdata="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">
+                      <v:shape id="图片 25" o:spid="_x0000_s1026" o:spt="75" type="#_x0000_t75" style="position:absolute;left:10005;top:30794;height:2273;width:2273;" filled="f" o:preferrelative="t" stroked="f" coordsize="21600,21600" o:gfxdata="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">
                         <v:fill on="f" focussize="0,0"/>
                         <v:stroke on="f"/>
                         <v:imagedata r:id="rId17" o:title=""/>
@@ -4000,16 +4002,6 @@
                 <w:szCs w:val="24"/>
               </w:rPr>
             </w:pPr>
-            <w:r>
-              <w:rPr>
-                <w:rFonts w:hint="eastAsia" w:ascii="Times New Roman" w:hAnsi="Times New Roman" w:cs="Times New Roman"/>
-                <w:b w:val="0"/>
-                <w:bCs/>
-                <w:sz w:val="24"/>
-                <w:szCs w:val="24"/>
-              </w:rPr>
-              <w:t>临检所复核人，</w:t>
-            </w:r>
           </w:p>
         </w:tc>
       </w:tr>
@@ -4211,8 +4203,6 @@
         <w:br w:type="page"/>
       </w:r>
       <w:bookmarkEnd w:id="22"/>
-      <w:bookmarkStart w:id="36" w:name="_GoBack"/>
-      <w:bookmarkEnd w:id="36"/>
     </w:p>
     <w:p>
       <w:pPr>
@@ -6404,15 +6394,15 @@
         <w:br w:type="page"/>
       </w:r>
       <w:bookmarkEnd w:id="14"/>
-      <w:bookmarkStart w:id="29" w:name="_Toc4331_WPSOffice_Level1"/>
+      <w:bookmarkStart w:id="29" w:name="_Toc23903"/>
       <w:bookmarkEnd w:id="29"/>
-      <w:bookmarkStart w:id="30" w:name="_Toc32443_WPSOffice_Level1"/>
+      <w:bookmarkStart w:id="30" w:name="_Toc23846_WPSOffice_Level1"/>
       <w:bookmarkEnd w:id="30"/>
-      <w:bookmarkStart w:id="31" w:name="_Toc25727"/>
+      <w:bookmarkStart w:id="31" w:name="_Toc32443_WPSOffice_Level1"/>
       <w:bookmarkEnd w:id="31"/>
-      <w:bookmarkStart w:id="32" w:name="_Toc23846_WPSOffice_Level1"/>
+      <w:bookmarkStart w:id="32" w:name="_Toc4331_WPSOffice_Level1"/>
       <w:bookmarkEnd w:id="32"/>
-      <w:bookmarkStart w:id="33" w:name="_Toc23903"/>
+      <w:bookmarkStart w:id="33" w:name="_Toc25727"/>
       <w:bookmarkEnd w:id="33"/>
     </w:p>
     <w:p>

--- a/WebContent/docx/微卫星不稳定性检测报告.docx
+++ b/WebContent/docx/微卫星不稳定性检测报告.docx
@@ -39,21 +39,282 @@
     <w:p/>
     <w:p/>
     <w:p/>
+    <w:p/>
     <w:p>
-      <w:r>
+      <w:pPr>
+        <w:jc w:val="center"/>
+      </w:pPr>
+      <w:r>
+        <w:rPr>
+          <w:lang w:eastAsia="zh-CN"/>
+        </w:rPr>
+        <mc:AlternateContent>
+          <mc:Choice Requires="wps">
+            <w:drawing>
+              <wp:anchor distT="0" distB="0" distL="114300" distR="114300" simplePos="0" relativeHeight="251666432" behindDoc="0" locked="0" layoutInCell="1" allowOverlap="1">
+                <wp:simplePos x="0" y="0"/>
+                <wp:positionH relativeFrom="column">
+                  <wp:posOffset>57785</wp:posOffset>
+                </wp:positionH>
+                <wp:positionV relativeFrom="paragraph">
+                  <wp:posOffset>2376170</wp:posOffset>
+                </wp:positionV>
+                <wp:extent cx="6316980" cy="2331085"/>
+                <wp:effectExtent l="0" t="0" r="0" b="0"/>
+                <wp:wrapNone/>
+                <wp:docPr id="9" name="文本框 9"/>
+                <wp:cNvGraphicFramePr/>
+                <a:graphic xmlns:a="http://schemas.openxmlformats.org/drawingml/2006/main">
+                  <a:graphicData uri="http://schemas.microsoft.com/office/word/2010/wordprocessingShape">
+                    <wps:wsp>
+                      <wps:cNvSpPr txBox="1"/>
+                      <wps:spPr>
+                        <a:xfrm>
+                          <a:off x="0" y="0"/>
+                          <a:ext cx="6316980" cy="2331085"/>
+                        </a:xfrm>
+                        <a:prstGeom prst="rect">
+                          <a:avLst/>
+                        </a:prstGeom>
+                        <a:noFill/>
+                        <a:ln w="6350">
+                          <a:noFill/>
+                        </a:ln>
+                      </wps:spPr>
+                      <wps:style>
+                        <a:lnRef idx="0">
+                          <a:schemeClr val="accent1"/>
+                        </a:lnRef>
+                        <a:fillRef idx="0">
+                          <a:schemeClr val="accent1"/>
+                        </a:fillRef>
+                        <a:effectRef idx="0">
+                          <a:schemeClr val="accent1"/>
+                        </a:effectRef>
+                        <a:fontRef idx="minor">
+                          <a:schemeClr val="dk1"/>
+                        </a:fontRef>
+                      </wps:style>
+                      <wps:txbx>
+                        <w:txbxContent>
+                          <w:p>
+                            <w:pPr>
+                              <w:keepNext w:val="0"/>
+                              <w:keepLines w:val="0"/>
+                              <w:pageBreakBefore w:val="0"/>
+                              <w:widowControl w:val="0"/>
+                              <w:kinsoku/>
+                              <w:wordWrap/>
+                              <w:overflowPunct/>
+                              <w:topLinePunct w:val="0"/>
+                              <w:bidi w:val="0"/>
+                              <w:adjustRightInd/>
+                              <w:snapToGrid/>
+                              <w:textAlignment w:val="auto"/>
+                              <w:rPr>
+                                <w:rFonts w:hint="default" w:ascii="Times New Roman" w:hAnsi="Times New Roman" w:eastAsia="黑体" w:cs="Times New Roman"/>
+                                <w:color w:val="FFFFFF" w:themeColor="background1"/>
+                                <w:sz w:val="52"/>
+                                <w:szCs w:val="52"/>
+                                <w:lang w:eastAsia="zh-CN"/>
+                                <w14:textFill>
+                                  <w14:solidFill>
+                                    <w14:schemeClr w14:val="bg1"/>
+                                  </w14:solidFill>
+                                </w14:textFill>
+                              </w:rPr>
+                            </w:pPr>
+                            <w:r>
+                              <w:rPr>
+                                <w:rFonts w:hint="default" w:ascii="Times New Roman" w:hAnsi="Times New Roman" w:eastAsia="黑体" w:cs="Times New Roman"/>
+                                <w:color w:val="FFFFFF" w:themeColor="background1"/>
+                                <w:sz w:val="52"/>
+                                <w:szCs w:val="52"/>
+                                <w:lang w:eastAsia="zh-CN"/>
+                                <w14:textFill>
+                                  <w14:solidFill>
+                                    <w14:schemeClr w14:val="bg1"/>
+                                  </w14:solidFill>
+                                </w14:textFill>
+                              </w:rPr>
+                              <w:t>肿瘤个性化诊疗指导</w:t>
+                            </w:r>
+                          </w:p>
+                          <w:p>
+                            <w:pPr>
+                              <w:keepNext w:val="0"/>
+                              <w:keepLines w:val="0"/>
+                              <w:pageBreakBefore w:val="0"/>
+                              <w:widowControl w:val="0"/>
+                              <w:kinsoku/>
+                              <w:wordWrap/>
+                              <w:overflowPunct/>
+                              <w:topLinePunct w:val="0"/>
+                              <w:bidi w:val="0"/>
+                              <w:adjustRightInd/>
+                              <w:snapToGrid/>
+                              <w:textAlignment w:val="auto"/>
+                              <w:rPr>
+                                <w:rFonts w:hint="default" w:ascii="Times New Roman" w:hAnsi="Times New Roman" w:eastAsia="黑体" w:cs="Times New Roman"/>
+                                <w:color w:val="FFFFFF" w:themeColor="background1"/>
+                                <w:sz w:val="72"/>
+                                <w:szCs w:val="72"/>
+                                <w:lang w:eastAsia="zh-CN"/>
+                                <w14:textFill>
+                                  <w14:solidFill>
+                                    <w14:schemeClr w14:val="bg1"/>
+                                  </w14:solidFill>
+                                </w14:textFill>
+                              </w:rPr>
+                            </w:pPr>
+                            <w:r>
+                              <w:rPr>
+                                <w:rFonts w:hint="default" w:ascii="Times New Roman" w:hAnsi="Times New Roman" w:eastAsia="黑体" w:cs="Times New Roman"/>
+                                <w:color w:val="FFFFFF" w:themeColor="background1"/>
+                                <w:sz w:val="72"/>
+                                <w:szCs w:val="72"/>
+                                <w:lang w:eastAsia="zh-CN"/>
+                                <w14:textFill>
+                                  <w14:solidFill>
+                                    <w14:schemeClr w14:val="bg1"/>
+                                  </w14:solidFill>
+                                </w14:textFill>
+                              </w:rPr>
+                              <w:t>微卫星不稳定状态分析报告</w:t>
+                            </w:r>
+                          </w:p>
+                        </w:txbxContent>
+                      </wps:txbx>
+                      <wps:bodyPr rot="0" spcFirstLastPara="0" vertOverflow="overflow" horzOverflow="overflow" vert="horz" wrap="square" lIns="91440" tIns="45720" rIns="91440" bIns="45720" numCol="1" spcCol="0" rtlCol="0" fromWordArt="0" anchor="ctr" anchorCtr="0" forceAA="0" compatLnSpc="1">
+                        <a:noAutofit/>
+                      </wps:bodyPr>
+                    </wps:wsp>
+                  </a:graphicData>
+                </a:graphic>
+              </wp:anchor>
+            </w:drawing>
+          </mc:Choice>
+          <mc:Fallback>
+            <w:pict>
+              <v:shape id="_x0000_s1026" o:spid="_x0000_s1026" o:spt="202" type="#_x0000_t202" style="position:absolute;left:0pt;margin-left:4.55pt;margin-top:187.1pt;height:183.55pt;width:497.4pt;z-index:251666432;v-text-anchor:middle;mso-width-relative:page;mso-height-relative:page;" filled="f" stroked="f" coordsize="21600,21600" o:gfxdata="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">
+                <v:fill on="f" focussize="0,0"/>
+                <v:stroke on="f" weight="0.5pt"/>
+                <v:imagedata o:title=""/>
+                <o:lock v:ext="edit" aspectratio="f"/>
+                <v:textbox>
+                  <w:txbxContent>
+                    <w:p>
+                      <w:pPr>
+                        <w:keepNext w:val="0"/>
+                        <w:keepLines w:val="0"/>
+                        <w:pageBreakBefore w:val="0"/>
+                        <w:widowControl w:val="0"/>
+                        <w:kinsoku/>
+                        <w:wordWrap/>
+                        <w:overflowPunct/>
+                        <w:topLinePunct w:val="0"/>
+                        <w:bidi w:val="0"/>
+                        <w:adjustRightInd/>
+                        <w:snapToGrid/>
+                        <w:textAlignment w:val="auto"/>
+                        <w:rPr>
+                          <w:rFonts w:hint="default" w:ascii="Times New Roman" w:hAnsi="Times New Roman" w:eastAsia="黑体" w:cs="Times New Roman"/>
+                          <w:color w:val="FFFFFF" w:themeColor="background1"/>
+                          <w:sz w:val="52"/>
+                          <w:szCs w:val="52"/>
+                          <w:lang w:eastAsia="zh-CN"/>
+                          <w14:textFill>
+                            <w14:solidFill>
+                              <w14:schemeClr w14:val="bg1"/>
+                            </w14:solidFill>
+                          </w14:textFill>
+                        </w:rPr>
+                      </w:pPr>
+                      <w:r>
+                        <w:rPr>
+                          <w:rFonts w:hint="default" w:ascii="Times New Roman" w:hAnsi="Times New Roman" w:eastAsia="黑体" w:cs="Times New Roman"/>
+                          <w:color w:val="FFFFFF" w:themeColor="background1"/>
+                          <w:sz w:val="52"/>
+                          <w:szCs w:val="52"/>
+                          <w:lang w:eastAsia="zh-CN"/>
+                          <w14:textFill>
+                            <w14:solidFill>
+                              <w14:schemeClr w14:val="bg1"/>
+                            </w14:solidFill>
+                          </w14:textFill>
+                        </w:rPr>
+                        <w:t>肿瘤个性化诊疗指导</w:t>
+                      </w:r>
+                    </w:p>
+                    <w:p>
+                      <w:pPr>
+                        <w:keepNext w:val="0"/>
+                        <w:keepLines w:val="0"/>
+                        <w:pageBreakBefore w:val="0"/>
+                        <w:widowControl w:val="0"/>
+                        <w:kinsoku/>
+                        <w:wordWrap/>
+                        <w:overflowPunct/>
+                        <w:topLinePunct w:val="0"/>
+                        <w:bidi w:val="0"/>
+                        <w:adjustRightInd/>
+                        <w:snapToGrid/>
+                        <w:textAlignment w:val="auto"/>
+                        <w:rPr>
+                          <w:rFonts w:hint="default" w:ascii="Times New Roman" w:hAnsi="Times New Roman" w:eastAsia="黑体" w:cs="Times New Roman"/>
+                          <w:color w:val="FFFFFF" w:themeColor="background1"/>
+                          <w:sz w:val="72"/>
+                          <w:szCs w:val="72"/>
+                          <w:lang w:eastAsia="zh-CN"/>
+                          <w14:textFill>
+                            <w14:solidFill>
+                              <w14:schemeClr w14:val="bg1"/>
+                            </w14:solidFill>
+                          </w14:textFill>
+                        </w:rPr>
+                      </w:pPr>
+                      <w:r>
+                        <w:rPr>
+                          <w:rFonts w:hint="default" w:ascii="Times New Roman" w:hAnsi="Times New Roman" w:eastAsia="黑体" w:cs="Times New Roman"/>
+                          <w:color w:val="FFFFFF" w:themeColor="background1"/>
+                          <w:sz w:val="72"/>
+                          <w:szCs w:val="72"/>
+                          <w:lang w:eastAsia="zh-CN"/>
+                          <w14:textFill>
+                            <w14:solidFill>
+                              <w14:schemeClr w14:val="bg1"/>
+                            </w14:solidFill>
+                          </w14:textFill>
+                        </w:rPr>
+                        <w:t>微卫星不稳定状态分析报告</w:t>
+                      </w:r>
+                    </w:p>
+                  </w:txbxContent>
+                </v:textbox>
+              </v:shape>
+            </w:pict>
+          </mc:Fallback>
+        </mc:AlternateContent>
+      </w:r>
+      <w:r>
+        <w:rPr>
+          <w:rFonts w:hint="eastAsia" w:eastAsia="宋体"/>
+          <w:sz w:val="20"/>
+          <w:lang w:eastAsia="zh-CN"/>
+        </w:rPr>
         <w:drawing>
-          <wp:anchor distT="0" distB="0" distL="0" distR="0" simplePos="0" relativeHeight="251668480" behindDoc="0" locked="0" layoutInCell="1" allowOverlap="1">
+          <wp:anchor distT="0" distB="0" distL="114300" distR="114300" simplePos="0" relativeHeight="251665408" behindDoc="0" locked="0" layoutInCell="1" allowOverlap="1">
             <wp:simplePos x="0" y="0"/>
             <wp:positionH relativeFrom="column">
-              <wp:posOffset>2259330</wp:posOffset>
+              <wp:posOffset>19685</wp:posOffset>
             </wp:positionH>
             <wp:positionV relativeFrom="paragraph">
-              <wp:posOffset>-1275715</wp:posOffset>
+              <wp:posOffset>-1721485</wp:posOffset>
             </wp:positionV>
-            <wp:extent cx="1643380" cy="986790"/>
-            <wp:effectExtent l="0" t="0" r="2540" b="0"/>
+            <wp:extent cx="7956550" cy="10721975"/>
+            <wp:effectExtent l="0" t="0" r="13970" b="6985"/>
             <wp:wrapNone/>
-            <wp:docPr id="3" name="图片 1"/>
+            <wp:docPr id="20" name="图片 20" descr="20250320-刘建峰-宣传册封面-06"/>
             <wp:cNvGraphicFramePr>
               <a:graphicFrameLocks xmlns:a="http://schemas.openxmlformats.org/drawingml/2006/main" noChangeAspect="1"/>
             </wp:cNvGraphicFramePr>
@@ -61,14 +322,13 @@
               <a:graphicData uri="http://schemas.openxmlformats.org/drawingml/2006/picture">
                 <pic:pic xmlns:pic="http://schemas.openxmlformats.org/drawingml/2006/picture">
                   <pic:nvPicPr>
-                    <pic:cNvPr id="3" name="图片 1"/>
+                    <pic:cNvPr id="20" name="图片 20" descr="20250320-刘建峰-宣传册封面-06"/>
                     <pic:cNvPicPr>
-                      <a:picLocks noChangeAspect="1" noChangeArrowheads="1"/>
+                      <a:picLocks noChangeAspect="1"/>
                     </pic:cNvPicPr>
                   </pic:nvPicPr>
                   <pic:blipFill>
-                    <a:blip r:embed="rId13"/>
-                    <a:srcRect/>
+                    <a:blip r:embed="rId12"/>
                     <a:stretch>
                       <a:fillRect/>
                     </a:stretch>
@@ -76,62 +336,7 @@
                   <pic:spPr>
                     <a:xfrm>
                       <a:off x="0" y="0"/>
-                      <a:ext cx="1643380" cy="986790"/>
-                    </a:xfrm>
-                    <a:prstGeom prst="rect">
-                      <a:avLst/>
-                    </a:prstGeom>
-                    <a:noFill/>
-                    <a:ln>
-                      <a:noFill/>
-                    </a:ln>
-                  </pic:spPr>
-                </pic:pic>
-              </a:graphicData>
-            </a:graphic>
-          </wp:anchor>
-        </w:drawing>
-      </w:r>
-      <w:r>
-        <w:rPr>
-          <w:lang w:eastAsia="zh-CN"/>
-        </w:rPr>
-        <w:drawing>
-          <wp:anchor distT="0" distB="0" distL="114935" distR="114935" simplePos="0" relativeHeight="251660288" behindDoc="1" locked="0" layoutInCell="1" allowOverlap="1">
-            <wp:simplePos x="0" y="0"/>
-            <wp:positionH relativeFrom="column">
-              <wp:posOffset>0</wp:posOffset>
-            </wp:positionH>
-            <wp:positionV relativeFrom="paragraph">
-              <wp:posOffset>-1555750</wp:posOffset>
-            </wp:positionV>
-            <wp:extent cx="7559675" cy="10698480"/>
-            <wp:effectExtent l="0" t="0" r="14605" b="0"/>
-            <wp:wrapNone/>
-            <wp:docPr id="28" name="图片 28" descr="封面111111"/>
-            <wp:cNvGraphicFramePr>
-              <a:graphicFrameLocks xmlns:a="http://schemas.openxmlformats.org/drawingml/2006/main" noChangeAspect="1"/>
-            </wp:cNvGraphicFramePr>
-            <a:graphic xmlns:a="http://schemas.openxmlformats.org/drawingml/2006/main">
-              <a:graphicData uri="http://schemas.openxmlformats.org/drawingml/2006/picture">
-                <pic:pic xmlns:pic="http://schemas.openxmlformats.org/drawingml/2006/picture">
-                  <pic:nvPicPr>
-                    <pic:cNvPr id="28" name="图片 28" descr="封面111111"/>
-                    <pic:cNvPicPr>
-                      <a:picLocks noChangeAspect="1"/>
-                    </pic:cNvPicPr>
-                  </pic:nvPicPr>
-                  <pic:blipFill>
-                    <a:blip r:embed="rId14"/>
-                    <a:srcRect l="1400" t="66" r="1581" b="-6"/>
-                    <a:stretch>
-                      <a:fillRect/>
-                    </a:stretch>
-                  </pic:blipFill>
-                  <pic:spPr>
-                    <a:xfrm>
-                      <a:off x="0" y="0"/>
-                      <a:ext cx="7559675" cy="10698480"/>
+                      <a:ext cx="7956550" cy="10721975"/>
                     </a:xfrm>
                     <a:prstGeom prst="rect">
                       <a:avLst/>
@@ -146,282 +351,11 @@
     </w:p>
     <w:p>
       <w:pPr>
-        <w:jc w:val="center"/>
-      </w:pPr>
-      <w:r>
-        <w:rPr>
-          <w:sz w:val="22"/>
-        </w:rPr>
-        <mc:AlternateContent>
-          <mc:Choice Requires="wps">
-            <w:drawing>
-              <wp:anchor distT="0" distB="0" distL="114300" distR="114300" simplePos="0" relativeHeight="251662336" behindDoc="0" locked="0" layoutInCell="1" allowOverlap="1">
-                <wp:simplePos x="0" y="0"/>
-                <wp:positionH relativeFrom="column">
-                  <wp:posOffset>714375</wp:posOffset>
-                </wp:positionH>
-                <wp:positionV relativeFrom="paragraph">
-                  <wp:posOffset>8004175</wp:posOffset>
-                </wp:positionV>
-                <wp:extent cx="2209165" cy="320675"/>
-                <wp:effectExtent l="5080" t="4445" r="8255" b="5080"/>
-                <wp:wrapNone/>
-                <wp:docPr id="5" name="文本框 126"/>
-                <wp:cNvGraphicFramePr/>
-                <a:graphic xmlns:a="http://schemas.openxmlformats.org/drawingml/2006/main">
-                  <a:graphicData uri="http://schemas.microsoft.com/office/word/2010/wordprocessingShape">
-                    <wps:wsp>
-                      <wps:cNvSpPr txBox="1"/>
-                      <wps:spPr>
-                        <a:xfrm>
-                          <a:off x="0" y="0"/>
-                          <a:ext cx="2209165" cy="320675"/>
-                        </a:xfrm>
-                        <a:prstGeom prst="rect">
-                          <a:avLst/>
-                        </a:prstGeom>
-                        <a:solidFill>
-                          <a:srgbClr val="FFFFFF"/>
-                        </a:solidFill>
-                        <a:ln w="9525" cap="flat" cmpd="sng">
-                          <a:solidFill>
-                            <a:srgbClr val="FFFFFF"/>
-                          </a:solidFill>
-                          <a:prstDash val="solid"/>
-                          <a:miter/>
-                          <a:headEnd type="none" w="med" len="med"/>
-                          <a:tailEnd type="none" w="med" len="med"/>
-                        </a:ln>
-                      </wps:spPr>
-                      <wps:txbx>
-                        <w:txbxContent>
-                          <w:p>
-                            <w:r>
-                              <w:rPr>
-                                <w:rFonts w:hint="eastAsia" w:ascii="黑体" w:hAnsi="黑体" w:eastAsia="黑体" w:cs="黑体"/>
-                                <w:color w:val="7C7C7C" w:themeColor="accent3" w:themeShade="BF"/>
-                                <w:sz w:val="24"/>
-                                <w:szCs w:val="24"/>
-                                <w:lang w:eastAsia="zh-CN"/>
-                              </w:rPr>
-                              <w:t>基因科技守护生命健康</w:t>
-                            </w:r>
-                          </w:p>
-                        </w:txbxContent>
-                      </wps:txbx>
-                      <wps:bodyPr upright="1"/>
-                    </wps:wsp>
-                  </a:graphicData>
-                </a:graphic>
-              </wp:anchor>
-            </w:drawing>
-          </mc:Choice>
-          <mc:Fallback>
-            <w:pict>
-              <v:shape id="文本框 126" o:spid="_x0000_s1026" o:spt="202" type="#_x0000_t202" style="position:absolute;left:0pt;margin-left:56.25pt;margin-top:630.25pt;height:25.25pt;width:173.95pt;z-index:251662336;mso-width-relative:page;mso-height-relative:page;" fillcolor="#FFFFFF" filled="t" stroked="t" coordsize="21600,21600" o:gfxdata="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">
-                <v:fill on="t" focussize="0,0"/>
-                <v:stroke color="#FFFFFF" joinstyle="miter"/>
-                <v:imagedata o:title=""/>
-                <o:lock v:ext="edit" aspectratio="f"/>
-                <v:textbox>
-                  <w:txbxContent>
-                    <w:p>
-                      <w:r>
-                        <w:rPr>
-                          <w:rFonts w:hint="eastAsia" w:ascii="黑体" w:hAnsi="黑体" w:eastAsia="黑体" w:cs="黑体"/>
-                          <w:color w:val="7C7C7C" w:themeColor="accent3" w:themeShade="BF"/>
-                          <w:sz w:val="24"/>
-                          <w:szCs w:val="24"/>
-                          <w:lang w:eastAsia="zh-CN"/>
-                        </w:rPr>
-                        <w:t>基因科技守护生命健康</w:t>
-                      </w:r>
-                    </w:p>
-                  </w:txbxContent>
-                </v:textbox>
-              </v:shape>
-            </w:pict>
-          </mc:Fallback>
-        </mc:AlternateContent>
-      </w:r>
-      <w:r>
-        <w:rPr>
-          <w:lang w:eastAsia="zh-CN"/>
-        </w:rPr>
-        <mc:AlternateContent>
-          <mc:Choice Requires="wps">
-            <w:drawing>
-              <wp:anchor distT="0" distB="0" distL="114300" distR="114300" simplePos="0" relativeHeight="251661312" behindDoc="0" locked="0" layoutInCell="1" allowOverlap="1">
-                <wp:simplePos x="0" y="0"/>
-                <wp:positionH relativeFrom="column">
-                  <wp:posOffset>592455</wp:posOffset>
-                </wp:positionH>
-                <wp:positionV relativeFrom="paragraph">
-                  <wp:posOffset>6284595</wp:posOffset>
-                </wp:positionV>
-                <wp:extent cx="6065520" cy="1199515"/>
-                <wp:effectExtent l="0" t="0" r="0" b="0"/>
-                <wp:wrapNone/>
-                <wp:docPr id="31" name="文本框 31"/>
-                <wp:cNvGraphicFramePr/>
-                <a:graphic xmlns:a="http://schemas.openxmlformats.org/drawingml/2006/main">
-                  <a:graphicData uri="http://schemas.microsoft.com/office/word/2010/wordprocessingShape">
-                    <wps:wsp>
-                      <wps:cNvSpPr txBox="1"/>
-                      <wps:spPr>
-                        <a:xfrm>
-                          <a:off x="592455" y="8020050"/>
-                          <a:ext cx="6065520" cy="1199515"/>
-                        </a:xfrm>
-                        <a:prstGeom prst="rect">
-                          <a:avLst/>
-                        </a:prstGeom>
-                        <a:noFill/>
-                        <a:ln w="6350">
-                          <a:noFill/>
-                        </a:ln>
-                        <a:effectLst/>
-                      </wps:spPr>
-                      <wps:txbx>
-                        <w:txbxContent>
-                          <w:p>
-                            <w:pPr>
-                              <w:rPr>
-                                <w:rFonts w:ascii="Times New Roman" w:hAnsi="Times New Roman" w:eastAsia="微软雅黑" w:cs="Times New Roman"/>
-                                <w:sz w:val="52"/>
-                                <w:szCs w:val="44"/>
-                                <w:lang w:eastAsia="zh-CN"/>
-                              </w:rPr>
-                            </w:pPr>
-                            <w:r>
-                              <w:rPr>
-                                <w:rFonts w:hint="eastAsia" w:ascii="黑体" w:hAnsi="黑体" w:eastAsia="黑体" w:cs="黑体"/>
-                                <w:color w:val="548235" w:themeColor="accent6" w:themeShade="BF"/>
-                                <w:sz w:val="52"/>
-                                <w:szCs w:val="52"/>
-                                <w:lang w:eastAsia="zh-CN"/>
-                              </w:rPr>
-                              <w:t>肿瘤个性化诊疗指导</w:t>
-                            </w:r>
-                          </w:p>
-                          <w:p>
-                            <w:pPr>
-                              <w:rPr>
-                                <w:rFonts w:hint="default" w:ascii="黑体" w:hAnsi="黑体" w:eastAsia="黑体" w:cs="黑体"/>
-                                <w:color w:val="548235" w:themeColor="accent6" w:themeShade="BF"/>
-                                <w:sz w:val="72"/>
-                                <w:szCs w:val="72"/>
-                                <w:lang w:val="en-US" w:eastAsia="zh-CN"/>
-                              </w:rPr>
-                            </w:pPr>
-                            <w:r>
-                              <w:rPr>
-                                <w:rFonts w:hint="eastAsia" w:ascii="黑体" w:hAnsi="黑体" w:eastAsia="黑体" w:cs="黑体"/>
-                                <w:color w:val="548235" w:themeColor="accent6" w:themeShade="BF"/>
-                                <w:sz w:val="72"/>
-                                <w:szCs w:val="72"/>
-                                <w:lang w:eastAsia="zh-CN"/>
-                              </w:rPr>
-                              <w:t>微卫星不稳定状态</w:t>
-                            </w:r>
-                            <w:r>
-                              <w:rPr>
-                                <w:rFonts w:hint="eastAsia" w:ascii="黑体" w:hAnsi="黑体" w:eastAsia="黑体" w:cs="黑体"/>
-                                <w:color w:val="548235" w:themeColor="accent6" w:themeShade="BF"/>
-                                <w:sz w:val="72"/>
-                                <w:szCs w:val="72"/>
-                                <w:lang w:val="en-US" w:eastAsia="zh-CN"/>
-                              </w:rPr>
-                              <w:t>分析报告</w:t>
-                            </w:r>
-                          </w:p>
-                        </w:txbxContent>
-                      </wps:txbx>
-                      <wps:bodyPr rot="0" spcFirstLastPara="0" vertOverflow="overflow" horzOverflow="overflow" vert="horz" wrap="square" lIns="91440" tIns="45720" rIns="91440" bIns="45720" numCol="1" spcCol="0" rtlCol="0" fromWordArt="0" anchor="t" anchorCtr="0" forceAA="0" compatLnSpc="1">
-                        <a:noAutofit/>
-                      </wps:bodyPr>
-                    </wps:wsp>
-                  </a:graphicData>
-                </a:graphic>
-              </wp:anchor>
-            </w:drawing>
-          </mc:Choice>
-          <mc:Fallback>
-            <w:pict>
-              <v:shape id="_x0000_s1026" o:spid="_x0000_s1026" o:spt="202" type="#_x0000_t202" style="position:absolute;left:0pt;margin-left:46.65pt;margin-top:494.85pt;height:94.45pt;width:477.6pt;z-index:251661312;mso-width-relative:page;mso-height-relative:page;" filled="f" stroked="f" coordsize="21600,21600" o:gfxdata="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">
-                <v:fill on="f" focussize="0,0"/>
-                <v:stroke on="f" weight="0.5pt"/>
-                <v:imagedata o:title=""/>
-                <o:lock v:ext="edit" aspectratio="f"/>
-                <v:textbox>
-                  <w:txbxContent>
-                    <w:p>
-                      <w:pPr>
-                        <w:rPr>
-                          <w:rFonts w:ascii="Times New Roman" w:hAnsi="Times New Roman" w:eastAsia="微软雅黑" w:cs="Times New Roman"/>
-                          <w:sz w:val="52"/>
-                          <w:szCs w:val="44"/>
-                          <w:lang w:eastAsia="zh-CN"/>
-                        </w:rPr>
-                      </w:pPr>
-                      <w:r>
-                        <w:rPr>
-                          <w:rFonts w:hint="eastAsia" w:ascii="黑体" w:hAnsi="黑体" w:eastAsia="黑体" w:cs="黑体"/>
-                          <w:color w:val="548235" w:themeColor="accent6" w:themeShade="BF"/>
-                          <w:sz w:val="52"/>
-                          <w:szCs w:val="52"/>
-                          <w:lang w:eastAsia="zh-CN"/>
-                        </w:rPr>
-                        <w:t>肿瘤个性化诊疗指导</w:t>
-                      </w:r>
-                    </w:p>
-                    <w:p>
-                      <w:pPr>
-                        <w:rPr>
-                          <w:rFonts w:hint="default" w:ascii="黑体" w:hAnsi="黑体" w:eastAsia="黑体" w:cs="黑体"/>
-                          <w:color w:val="548235" w:themeColor="accent6" w:themeShade="BF"/>
-                          <w:sz w:val="72"/>
-                          <w:szCs w:val="72"/>
-                          <w:lang w:val="en-US" w:eastAsia="zh-CN"/>
-                        </w:rPr>
-                      </w:pPr>
-                      <w:r>
-                        <w:rPr>
-                          <w:rFonts w:hint="eastAsia" w:ascii="黑体" w:hAnsi="黑体" w:eastAsia="黑体" w:cs="黑体"/>
-                          <w:color w:val="548235" w:themeColor="accent6" w:themeShade="BF"/>
-                          <w:sz w:val="72"/>
-                          <w:szCs w:val="72"/>
-                          <w:lang w:eastAsia="zh-CN"/>
-                        </w:rPr>
-                        <w:t>微卫星不稳定状态</w:t>
-                      </w:r>
-                      <w:r>
-                        <w:rPr>
-                          <w:rFonts w:hint="eastAsia" w:ascii="黑体" w:hAnsi="黑体" w:eastAsia="黑体" w:cs="黑体"/>
-                          <w:color w:val="548235" w:themeColor="accent6" w:themeShade="BF"/>
-                          <w:sz w:val="72"/>
-                          <w:szCs w:val="72"/>
-                          <w:lang w:val="en-US" w:eastAsia="zh-CN"/>
-                        </w:rPr>
-                        <w:t>分析报告</w:t>
-                      </w:r>
-                    </w:p>
-                  </w:txbxContent>
-                </v:textbox>
-              </v:shape>
-            </w:pict>
-          </mc:Fallback>
-        </mc:AlternateContent>
-      </w:r>
-    </w:p>
-    <w:p>
-      <w:pPr>
         <w:rPr>
           <w:sz w:val="20"/>
           <w:lang w:eastAsia="zh-CN"/>
         </w:rPr>
         <w:sectPr>
-          <w:footerReference r:id="rId4" w:type="first"/>
           <w:headerReference r:id="rId3" w:type="default"/>
           <w:pgSz w:w="11910" w:h="16840"/>
           <w:pgMar w:top="0" w:right="0" w:bottom="0" w:left="0" w:header="0" w:footer="0" w:gutter="0"/>
@@ -453,7 +387,7 @@
         <w:rPr>
           <w:rFonts w:hint="eastAsia" w:ascii="Times New Roman" w:hAnsi="Times New Roman" w:eastAsia="微软雅黑" w:cs="Times New Roman"/>
           <w:b/>
-          <w:color w:val="62B541"/>
+          <w:color w:val="0083C3"/>
           <w:sz w:val="56"/>
           <w:szCs w:val="56"/>
           <w:lang w:eastAsia="zh-CN"/>
@@ -469,7 +403,7 @@
         <w:rPr>
           <w:rFonts w:hint="eastAsia" w:ascii="Times New Roman" w:hAnsi="Times New Roman" w:eastAsia="微软雅黑" w:cs="Times New Roman"/>
           <w:b/>
-          <w:color w:val="62B541"/>
+          <w:color w:val="0083C3"/>
           <w:sz w:val="56"/>
           <w:szCs w:val="56"/>
           <w:lang w:val="en-US" w:eastAsia="zh-CN"/>
@@ -569,7 +503,7 @@
           <w:bCs/>
           <w:i w:val="0"/>
           <w:iCs w:val="0"/>
-          <w:color w:val="62B541"/>
+          <w:color w:val="0083C3"/>
           <w:sz w:val="32"/>
           <w:szCs w:val="32"/>
           <w:lang w:eastAsia="zh-CN"/>
@@ -583,7 +517,7 @@
           <w:bCs/>
           <w:i w:val="0"/>
           <w:iCs w:val="0"/>
-          <w:color w:val="62B541"/>
+          <w:color w:val="0083C3"/>
           <w:sz w:val="32"/>
           <w:szCs w:val="32"/>
           <w:lang w:eastAsia="zh-CN"/>
@@ -598,7 +532,7 @@
           <w:bCs/>
           <w:i w:val="0"/>
           <w:iCs w:val="0"/>
-          <w:color w:val="62B541"/>
+          <w:color w:val="0083C3"/>
           <w:sz w:val="32"/>
           <w:szCs w:val="32"/>
           <w:lang w:eastAsia="zh-CN"/>
@@ -613,7 +547,7 @@
           <w:bCs/>
           <w:i w:val="0"/>
           <w:iCs w:val="0"/>
-          <w:color w:val="62B541"/>
+          <w:color w:val="0083C3"/>
           <w:sz w:val="32"/>
           <w:szCs w:val="32"/>
           <w:lang w:eastAsia="zh-CN"/>
@@ -628,7 +562,7 @@
           <w:bCs/>
           <w:i w:val="0"/>
           <w:iCs w:val="0"/>
-          <w:color w:val="62B541"/>
+          <w:color w:val="0083C3"/>
           <w:sz w:val="32"/>
           <w:szCs w:val="32"/>
           <w:lang w:eastAsia="zh-CN"/>
@@ -643,7 +577,7 @@
           <w:bCs/>
           <w:i w:val="0"/>
           <w:iCs w:val="0"/>
-          <w:color w:val="62B541"/>
+          <w:color w:val="0083C3"/>
           <w:sz w:val="32"/>
           <w:szCs w:val="32"/>
           <w:lang w:eastAsia="zh-CN"/>
@@ -658,7 +592,7 @@
           <w:bCs/>
           <w:i w:val="0"/>
           <w:iCs w:val="0"/>
-          <w:color w:val="62B541"/>
+          <w:color w:val="0083C3"/>
           <w:sz w:val="32"/>
           <w:szCs w:val="32"/>
           <w:lang w:eastAsia="zh-CN"/>
@@ -673,7 +607,7 @@
           <w:bCs/>
           <w:i w:val="0"/>
           <w:iCs w:val="0"/>
-          <w:color w:val="62B541"/>
+          <w:color w:val="0083C3"/>
           <w:sz w:val="32"/>
           <w:szCs w:val="32"/>
           <w:lang w:eastAsia="zh-CN"/>
@@ -688,7 +622,7 @@
           <w:bCs/>
           <w:i w:val="0"/>
           <w:iCs w:val="0"/>
-          <w:color w:val="62B541"/>
+          <w:color w:val="0083C3"/>
           <w:sz w:val="32"/>
           <w:szCs w:val="32"/>
           <w:lang w:eastAsia="zh-CN"/>
@@ -703,7 +637,7 @@
           <w:bCs/>
           <w:i w:val="0"/>
           <w:iCs w:val="0"/>
-          <w:color w:val="62B541"/>
+          <w:color w:val="0083C3"/>
           <w:sz w:val="32"/>
           <w:szCs w:val="32"/>
           <w:lang w:eastAsia="zh-CN"/>
@@ -718,7 +652,7 @@
           <w:bCs/>
           <w:i w:val="0"/>
           <w:iCs w:val="0"/>
-          <w:color w:val="62B541"/>
+          <w:color w:val="0083C3"/>
           <w:sz w:val="32"/>
           <w:szCs w:val="32"/>
           <w:lang w:eastAsia="zh-CN"/>
@@ -733,7 +667,7 @@
           <w:bCs/>
           <w:i w:val="0"/>
           <w:iCs w:val="0"/>
-          <w:color w:val="62B541"/>
+          <w:color w:val="0083C3"/>
           <w:sz w:val="32"/>
           <w:szCs w:val="32"/>
           <w:lang w:eastAsia="zh-CN"/>
@@ -755,7 +689,7 @@
           <w:bCs/>
           <w:i w:val="0"/>
           <w:iCs w:val="0"/>
-          <w:color w:val="62B541"/>
+          <w:color w:val="0083C3"/>
           <w:sz w:val="32"/>
           <w:szCs w:val="32"/>
           <w:lang w:eastAsia="zh-CN"/>
@@ -769,7 +703,7 @@
           <w:bCs/>
           <w:i w:val="0"/>
           <w:iCs w:val="0"/>
-          <w:color w:val="62B541"/>
+          <w:color w:val="0083C3"/>
           <w:sz w:val="32"/>
           <w:szCs w:val="32"/>
           <w:lang w:eastAsia="zh-CN"/>
@@ -784,7 +718,7 @@
           <w:bCs/>
           <w:i w:val="0"/>
           <w:iCs w:val="0"/>
-          <w:color w:val="62B541"/>
+          <w:color w:val="0083C3"/>
           <w:sz w:val="32"/>
           <w:szCs w:val="32"/>
           <w:lang w:eastAsia="zh-CN"/>
@@ -799,7 +733,7 @@
           <w:bCs/>
           <w:i w:val="0"/>
           <w:iCs w:val="0"/>
-          <w:color w:val="62B541"/>
+          <w:color w:val="0083C3"/>
           <w:sz w:val="32"/>
           <w:szCs w:val="32"/>
           <w:lang w:eastAsia="zh-CN"/>
@@ -814,7 +748,7 @@
           <w:bCs/>
           <w:i w:val="0"/>
           <w:iCs w:val="0"/>
-          <w:color w:val="62B541"/>
+          <w:color w:val="0083C3"/>
           <w:sz w:val="32"/>
           <w:szCs w:val="32"/>
           <w:lang w:eastAsia="zh-CN"/>
@@ -829,7 +763,7 @@
           <w:bCs/>
           <w:i w:val="0"/>
           <w:iCs w:val="0"/>
-          <w:color w:val="62B541"/>
+          <w:color w:val="0083C3"/>
           <w:sz w:val="32"/>
           <w:szCs w:val="32"/>
           <w:lang w:eastAsia="zh-CN"/>
@@ -844,7 +778,7 @@
           <w:bCs/>
           <w:i w:val="0"/>
           <w:iCs w:val="0"/>
-          <w:color w:val="62B541"/>
+          <w:color w:val="0083C3"/>
           <w:sz w:val="32"/>
           <w:szCs w:val="32"/>
           <w:lang w:eastAsia="zh-CN"/>
@@ -859,7 +793,7 @@
           <w:bCs/>
           <w:i w:val="0"/>
           <w:iCs w:val="0"/>
-          <w:color w:val="62B541"/>
+          <w:color w:val="0083C3"/>
           <w:sz w:val="32"/>
           <w:szCs w:val="32"/>
           <w:lang w:eastAsia="zh-CN"/>
@@ -874,7 +808,7 @@
           <w:bCs/>
           <w:i w:val="0"/>
           <w:iCs w:val="0"/>
-          <w:color w:val="62B541"/>
+          <w:color w:val="0083C3"/>
           <w:sz w:val="32"/>
           <w:szCs w:val="32"/>
           <w:lang w:eastAsia="zh-CN"/>
@@ -889,7 +823,7 @@
           <w:bCs/>
           <w:i w:val="0"/>
           <w:iCs w:val="0"/>
-          <w:color w:val="62B541"/>
+          <w:color w:val="0083C3"/>
           <w:sz w:val="32"/>
           <w:szCs w:val="32"/>
           <w:lang w:eastAsia="zh-CN"/>
@@ -904,7 +838,7 @@
           <w:bCs/>
           <w:i w:val="0"/>
           <w:iCs w:val="0"/>
-          <w:color w:val="62B541"/>
+          <w:color w:val="0083C3"/>
           <w:sz w:val="32"/>
           <w:szCs w:val="32"/>
           <w:lang w:eastAsia="zh-CN"/>
@@ -919,7 +853,7 @@
           <w:bCs/>
           <w:i w:val="0"/>
           <w:iCs w:val="0"/>
-          <w:color w:val="62B541"/>
+          <w:color w:val="0083C3"/>
           <w:sz w:val="32"/>
           <w:szCs w:val="32"/>
           <w:lang w:eastAsia="zh-CN"/>
@@ -941,7 +875,7 @@
           <w:bCs/>
           <w:i w:val="0"/>
           <w:iCs w:val="0"/>
-          <w:color w:val="62B541"/>
+          <w:color w:val="0083C3"/>
           <w:sz w:val="32"/>
           <w:szCs w:val="32"/>
           <w:lang w:eastAsia="zh-CN"/>
@@ -955,7 +889,7 @@
           <w:bCs/>
           <w:i w:val="0"/>
           <w:iCs w:val="0"/>
-          <w:color w:val="62B541"/>
+          <w:color w:val="0083C3"/>
           <w:sz w:val="32"/>
           <w:szCs w:val="32"/>
           <w:lang w:eastAsia="zh-CN"/>
@@ -970,7 +904,7 @@
           <w:bCs/>
           <w:i w:val="0"/>
           <w:iCs w:val="0"/>
-          <w:color w:val="62B541"/>
+          <w:color w:val="0083C3"/>
           <w:sz w:val="32"/>
           <w:szCs w:val="32"/>
           <w:lang w:eastAsia="zh-CN"/>
@@ -985,7 +919,7 @@
           <w:bCs/>
           <w:i w:val="0"/>
           <w:iCs w:val="0"/>
-          <w:color w:val="62B541"/>
+          <w:color w:val="0083C3"/>
           <w:sz w:val="32"/>
           <w:szCs w:val="32"/>
           <w:lang w:eastAsia="zh-CN"/>
@@ -1000,7 +934,7 @@
           <w:bCs/>
           <w:i w:val="0"/>
           <w:iCs w:val="0"/>
-          <w:color w:val="62B541"/>
+          <w:color w:val="0083C3"/>
           <w:sz w:val="32"/>
           <w:szCs w:val="32"/>
           <w:lang w:val="en-US" w:eastAsia="zh-CN"/>
@@ -1015,7 +949,7 @@
           <w:bCs/>
           <w:i w:val="0"/>
           <w:iCs w:val="0"/>
-          <w:color w:val="62B541"/>
+          <w:color w:val="0083C3"/>
           <w:sz w:val="32"/>
           <w:szCs w:val="32"/>
           <w:lang w:eastAsia="zh-CN"/>
@@ -1030,7 +964,7 @@
           <w:bCs/>
           <w:i w:val="0"/>
           <w:iCs w:val="0"/>
-          <w:color w:val="62B541"/>
+          <w:color w:val="0083C3"/>
           <w:sz w:val="32"/>
           <w:szCs w:val="32"/>
           <w:lang w:eastAsia="zh-CN"/>
@@ -1045,7 +979,7 @@
           <w:bCs/>
           <w:i w:val="0"/>
           <w:iCs w:val="0"/>
-          <w:color w:val="62B541"/>
+          <w:color w:val="0083C3"/>
           <w:sz w:val="32"/>
           <w:szCs w:val="32"/>
           <w:lang w:eastAsia="zh-CN"/>
@@ -1060,7 +994,7 @@
           <w:bCs/>
           <w:i w:val="0"/>
           <w:iCs w:val="0"/>
-          <w:color w:val="62B541"/>
+          <w:color w:val="0083C3"/>
           <w:sz w:val="32"/>
           <w:szCs w:val="32"/>
           <w:lang w:eastAsia="zh-CN"/>
@@ -1075,7 +1009,7 @@
           <w:bCs/>
           <w:i w:val="0"/>
           <w:iCs w:val="0"/>
-          <w:color w:val="62B541"/>
+          <w:color w:val="0083C3"/>
           <w:sz w:val="32"/>
           <w:szCs w:val="32"/>
           <w:lang w:eastAsia="zh-CN"/>
@@ -1090,7 +1024,7 @@
           <w:bCs/>
           <w:i w:val="0"/>
           <w:iCs w:val="0"/>
-          <w:color w:val="62B541"/>
+          <w:color w:val="0083C3"/>
           <w:sz w:val="32"/>
           <w:szCs w:val="32"/>
           <w:lang w:eastAsia="zh-CN"/>
@@ -1105,7 +1039,7 @@
           <w:bCs/>
           <w:i w:val="0"/>
           <w:iCs w:val="0"/>
-          <w:color w:val="62B541"/>
+          <w:color w:val="0083C3"/>
           <w:sz w:val="32"/>
           <w:szCs w:val="32"/>
           <w:lang w:eastAsia="zh-CN"/>
@@ -1127,7 +1061,7 @@
           <w:bCs/>
           <w:i w:val="0"/>
           <w:iCs w:val="0"/>
-          <w:color w:val="62B541"/>
+          <w:color w:val="0083C3"/>
           <w:sz w:val="32"/>
           <w:szCs w:val="32"/>
           <w:lang w:eastAsia="zh-CN"/>
@@ -1141,7 +1075,7 @@
           <w:bCs/>
           <w:i w:val="0"/>
           <w:iCs w:val="0"/>
-          <w:color w:val="62B541"/>
+          <w:color w:val="0083C3"/>
           <w:sz w:val="32"/>
           <w:szCs w:val="32"/>
           <w:lang w:eastAsia="zh-CN"/>
@@ -1156,7 +1090,7 @@
           <w:bCs/>
           <w:i w:val="0"/>
           <w:iCs w:val="0"/>
-          <w:color w:val="62B541"/>
+          <w:color w:val="0083C3"/>
           <w:sz w:val="32"/>
           <w:szCs w:val="32"/>
           <w:lang w:eastAsia="zh-CN"/>
@@ -1171,7 +1105,7 @@
           <w:bCs/>
           <w:i w:val="0"/>
           <w:iCs w:val="0"/>
-          <w:color w:val="62B541"/>
+          <w:color w:val="0083C3"/>
           <w:sz w:val="32"/>
           <w:szCs w:val="32"/>
           <w:lang w:eastAsia="zh-CN"/>
@@ -1186,7 +1120,7 @@
           <w:bCs/>
           <w:i w:val="0"/>
           <w:iCs w:val="0"/>
-          <w:color w:val="62B541"/>
+          <w:color w:val="0083C3"/>
           <w:sz w:val="32"/>
           <w:szCs w:val="32"/>
           <w:lang w:eastAsia="zh-CN"/>
@@ -1201,7 +1135,7 @@
           <w:bCs/>
           <w:i w:val="0"/>
           <w:iCs w:val="0"/>
-          <w:color w:val="62B541"/>
+          <w:color w:val="0083C3"/>
           <w:sz w:val="32"/>
           <w:szCs w:val="32"/>
           <w:lang w:eastAsia="zh-CN"/>
@@ -1216,7 +1150,7 @@
           <w:bCs/>
           <w:i w:val="0"/>
           <w:iCs w:val="0"/>
-          <w:color w:val="62B541"/>
+          <w:color w:val="0083C3"/>
           <w:sz w:val="32"/>
           <w:szCs w:val="32"/>
           <w:lang w:eastAsia="zh-CN"/>
@@ -1231,7 +1165,7 @@
           <w:bCs/>
           <w:i w:val="0"/>
           <w:iCs w:val="0"/>
-          <w:color w:val="62B541"/>
+          <w:color w:val="0083C3"/>
           <w:sz w:val="32"/>
           <w:szCs w:val="32"/>
           <w:lang w:eastAsia="zh-CN"/>
@@ -1246,7 +1180,7 @@
           <w:bCs/>
           <w:i w:val="0"/>
           <w:iCs w:val="0"/>
-          <w:color w:val="62B541"/>
+          <w:color w:val="0083C3"/>
           <w:sz w:val="32"/>
           <w:szCs w:val="32"/>
           <w:lang w:eastAsia="zh-CN"/>
@@ -1261,7 +1195,7 @@
           <w:bCs/>
           <w:i w:val="0"/>
           <w:iCs w:val="0"/>
-          <w:color w:val="62B541"/>
+          <w:color w:val="0083C3"/>
           <w:sz w:val="32"/>
           <w:szCs w:val="32"/>
           <w:lang w:eastAsia="zh-CN"/>
@@ -1276,7 +1210,7 @@
           <w:bCs/>
           <w:i w:val="0"/>
           <w:iCs w:val="0"/>
-          <w:color w:val="62B541"/>
+          <w:color w:val="0083C3"/>
           <w:sz w:val="32"/>
           <w:szCs w:val="32"/>
           <w:lang w:eastAsia="zh-CN"/>
@@ -1291,7 +1225,7 @@
           <w:bCs/>
           <w:i w:val="0"/>
           <w:iCs w:val="0"/>
-          <w:color w:val="62B541"/>
+          <w:color w:val="0083C3"/>
           <w:sz w:val="32"/>
           <w:szCs w:val="32"/>
           <w:lang w:eastAsia="zh-CN"/>
@@ -2008,7 +1942,7 @@
           <w:bCs/>
           <w:i w:val="0"/>
           <w:iCs w:val="0"/>
-          <w:color w:val="62B541"/>
+          <w:color w:val="0083C3"/>
           <w:sz w:val="32"/>
           <w:szCs w:val="32"/>
           <w:lang w:eastAsia="zh-CN"/>
@@ -2022,7 +1956,7 @@
           <w:bCs/>
           <w:i w:val="0"/>
           <w:iCs w:val="0"/>
-          <w:color w:val="62B541"/>
+          <w:color w:val="0083C3"/>
           <w:sz w:val="32"/>
           <w:szCs w:val="32"/>
           <w:lang w:eastAsia="zh-CN"/>
@@ -2037,7 +1971,7 @@
           <w:bCs/>
           <w:i w:val="0"/>
           <w:iCs w:val="0"/>
-          <w:color w:val="62B541"/>
+          <w:color w:val="0083C3"/>
           <w:sz w:val="32"/>
           <w:szCs w:val="32"/>
           <w:lang w:eastAsia="zh-CN"/>
@@ -2052,7 +1986,7 @@
           <w:bCs/>
           <w:i w:val="0"/>
           <w:iCs w:val="0"/>
-          <w:color w:val="62B541"/>
+          <w:color w:val="0083C3"/>
           <w:sz w:val="32"/>
           <w:szCs w:val="32"/>
           <w:lang w:eastAsia="zh-CN"/>
@@ -2067,7 +2001,7 @@
           <w:bCs/>
           <w:i w:val="0"/>
           <w:iCs w:val="0"/>
-          <w:color w:val="62B541"/>
+          <w:color w:val="0083C3"/>
           <w:sz w:val="32"/>
           <w:szCs w:val="32"/>
           <w:lang w:eastAsia="zh-CN"/>
@@ -2082,7 +2016,7 @@
           <w:bCs/>
           <w:i w:val="0"/>
           <w:iCs w:val="0"/>
-          <w:color w:val="62B541"/>
+          <w:color w:val="0083C3"/>
           <w:sz w:val="32"/>
           <w:szCs w:val="32"/>
           <w:lang w:eastAsia="zh-CN"/>
@@ -2097,7 +2031,7 @@
           <w:bCs/>
           <w:i w:val="0"/>
           <w:iCs w:val="0"/>
-          <w:color w:val="62B541"/>
+          <w:color w:val="0083C3"/>
           <w:sz w:val="32"/>
           <w:szCs w:val="32"/>
           <w:lang w:eastAsia="zh-CN"/>
@@ -2112,7 +2046,7 @@
           <w:bCs/>
           <w:i w:val="0"/>
           <w:iCs w:val="0"/>
-          <w:color w:val="62B541"/>
+          <w:color w:val="0083C3"/>
           <w:sz w:val="32"/>
           <w:szCs w:val="32"/>
           <w:lang w:eastAsia="zh-CN"/>
@@ -2127,7 +2061,7 @@
           <w:bCs/>
           <w:i w:val="0"/>
           <w:iCs w:val="0"/>
-          <w:color w:val="62B541"/>
+          <w:color w:val="0083C3"/>
           <w:sz w:val="32"/>
           <w:szCs w:val="32"/>
           <w:lang w:eastAsia="zh-CN"/>
@@ -2142,7 +2076,7 @@
           <w:bCs/>
           <w:i w:val="0"/>
           <w:iCs w:val="0"/>
-          <w:color w:val="62B541"/>
+          <w:color w:val="0083C3"/>
           <w:sz w:val="32"/>
           <w:szCs w:val="32"/>
           <w:lang w:eastAsia="zh-CN"/>
@@ -2157,7 +2091,7 @@
           <w:bCs/>
           <w:i w:val="0"/>
           <w:iCs w:val="0"/>
-          <w:color w:val="62B541"/>
+          <w:color w:val="0083C3"/>
           <w:sz w:val="32"/>
           <w:szCs w:val="32"/>
           <w:lang w:eastAsia="zh-CN"/>
@@ -2172,7 +2106,7 @@
           <w:bCs/>
           <w:i w:val="0"/>
           <w:iCs w:val="0"/>
-          <w:color w:val="62B541"/>
+          <w:color w:val="0083C3"/>
           <w:sz w:val="32"/>
           <w:szCs w:val="32"/>
           <w:lang w:eastAsia="zh-CN"/>
@@ -2215,9 +2149,9 @@
           <w:sz w:val="32"/>
         </w:rPr>
         <w:sectPr>
-          <w:headerReference r:id="rId5" w:type="first"/>
-          <w:footerReference r:id="rId7" w:type="first"/>
-          <w:footerReference r:id="rId6" w:type="default"/>
+          <w:headerReference r:id="rId4" w:type="first"/>
+          <w:footerReference r:id="rId6" w:type="first"/>
+          <w:footerReference r:id="rId5" w:type="default"/>
           <w:pgSz w:w="11910" w:h="16840"/>
           <w:pgMar w:top="1037" w:right="1020" w:bottom="981" w:left="1020" w:header="510" w:footer="567" w:gutter="0"/>
           <w:pgNumType w:start="0"/>
@@ -2226,13 +2160,13 @@
           <w:docGrid w:linePitch="299" w:charSpace="0"/>
         </w:sectPr>
       </w:pPr>
-      <w:bookmarkStart w:id="0" w:name="_Toc13806"/>
-      <w:bookmarkStart w:id="1" w:name="_Toc30143_WPSOffice_Level1"/>
-      <w:bookmarkStart w:id="2" w:name="_Toc81251347"/>
-      <w:bookmarkStart w:id="3" w:name="_Toc2198"/>
-      <w:bookmarkStart w:id="4" w:name="_Toc21009_WPSOffice_Level1"/>
-      <w:bookmarkStart w:id="5" w:name="_Toc21669"/>
-      <w:bookmarkStart w:id="6" w:name="_Toc24178_WPSOffice_Level1"/>
+      <w:bookmarkStart w:id="0" w:name="_Toc30143_WPSOffice_Level1"/>
+      <w:bookmarkStart w:id="1" w:name="_Toc24178_WPSOffice_Level1"/>
+      <w:bookmarkStart w:id="2" w:name="_Toc21009_WPSOffice_Level1"/>
+      <w:bookmarkStart w:id="3" w:name="_Toc13806"/>
+      <w:bookmarkStart w:id="4" w:name="_Toc81251347"/>
+      <w:bookmarkStart w:id="5" w:name="_Toc2198"/>
+      <w:bookmarkStart w:id="6" w:name="_Toc21669"/>
     </w:p>
     <w:p>
       <w:pPr>
@@ -2245,7 +2179,7 @@
         <w:jc w:val="center"/>
         <w:rPr>
           <w:rFonts w:ascii="Times New Roman" w:hAnsi="Times New Roman"/>
-          <w:color w:val="62B541"/>
+          <w:color w:val="0083C3"/>
           <w:sz w:val="30"/>
           <w:szCs w:val="30"/>
         </w:rPr>
@@ -2254,7 +2188,7 @@
       <w:r>
         <w:rPr>
           <w:rFonts w:ascii="Times New Roman" w:hAnsi="Times New Roman"/>
-          <w:color w:val="62B541"/>
+          <w:color w:val="0083C3"/>
           <w:sz w:val="30"/>
           <w:szCs w:val="30"/>
         </w:rPr>
@@ -2328,7 +2262,7 @@
           <w:tcPr>
             <w:tcW w:w="3231" w:type="dxa"/>
             <w:tcBorders>
-              <w:top w:val="single" w:color="62BC41" w:sz="24" w:space="0"/>
+              <w:top w:val="single" w:color="0083C3" w:sz="24" w:space="0"/>
               <w:tl2br w:val="nil"/>
               <w:tr2bl w:val="nil"/>
             </w:tcBorders>
@@ -2375,7 +2309,7 @@
           <w:tcPr>
             <w:tcW w:w="3323" w:type="dxa"/>
             <w:tcBorders>
-              <w:top w:val="single" w:color="62BC41" w:sz="24" w:space="0"/>
+              <w:top w:val="single" w:color="0083C3" w:sz="24" w:space="0"/>
               <w:tl2br w:val="nil"/>
               <w:tr2bl w:val="nil"/>
             </w:tcBorders>
@@ -2422,7 +2356,7 @@
           <w:tcPr>
             <w:tcW w:w="3316" w:type="dxa"/>
             <w:tcBorders>
-              <w:top w:val="single" w:color="62BC41" w:sz="24" w:space="0"/>
+              <w:top w:val="single" w:color="0083C3" w:sz="24" w:space="0"/>
               <w:tl2br w:val="nil"/>
               <w:tr2bl w:val="nil"/>
             </w:tcBorders>
@@ -2719,17 +2653,18 @@
                 <w:szCs w:val="21"/>
                 <w:lang w:eastAsia="zh-CN"/>
               </w:rPr>
-              <w:t>送检医生：</w:t>
-            </w:r>
-            <w:r>
-              <w:rPr>
-                <w:rFonts w:hint="eastAsia" w:ascii="Times New Roman" w:hAnsi="Times New Roman" w:eastAsia="微软雅黑" w:cs="Times New Roman"/>
+              <w:t>订单编号：</w:t>
+            </w:r>
+            <w:r>
+              <w:rPr>
+                <w:rFonts w:ascii="Times New Roman" w:hAnsi="Times New Roman" w:eastAsia="微软雅黑" w:cs="Times New Roman"/>
+                <w:bCs/>
                 <w:color w:val="000000"/>
                 <w:sz w:val="21"/>
                 <w:szCs w:val="21"/>
                 <w:lang w:eastAsia="zh-CN"/>
               </w:rPr>
-              <w:t>{{ doctorname }}</w:t>
+              <w:t>-</w:t>
             </w:r>
           </w:p>
         </w:tc>
@@ -2921,7 +2856,7 @@
                 <w:szCs w:val="21"/>
                 <w:lang w:eastAsia="zh-CN"/>
               </w:rPr>
-              <w:t>送检时间：</w:t>
+              <w:t>接收时间：</w:t>
             </w:r>
             <w:r>
               <w:rPr>
@@ -2932,7 +2867,7 @@
                 <w:szCs w:val="21"/>
                 <w:lang w:eastAsia="zh-CN"/>
               </w:rPr>
-              <w:t>{{ commission_date }}</w:t>
+              <w:t>{{ receiveddate }}</w:t>
             </w:r>
           </w:p>
         </w:tc>
@@ -2960,7 +2895,8 @@
         </w:trPr>
         <w:tc>
           <w:tcPr>
-            <w:tcW w:w="3231" w:type="dxa"/>
+            <w:tcW w:w="9870" w:type="dxa"/>
+            <w:gridSpan w:val="3"/>
             <w:tcBorders>
               <w:tl2br w:val="nil"/>
               <w:tr2bl w:val="nil"/>
@@ -3004,96 +2940,6 @@
             </w:r>
           </w:p>
         </w:tc>
-        <w:tc>
-          <w:tcPr>
-            <w:tcW w:w="3323" w:type="dxa"/>
-            <w:tcBorders>
-              <w:tl2br w:val="nil"/>
-              <w:tr2bl w:val="nil"/>
-            </w:tcBorders>
-            <w:shd w:val="clear" w:color="auto" w:fill="auto"/>
-            <w:vAlign w:val="center"/>
-          </w:tcPr>
-          <w:p>
-            <w:pPr>
-              <w:jc w:val="both"/>
-              <w:rPr>
-                <w:rFonts w:ascii="Times New Roman" w:hAnsi="Times New Roman" w:eastAsia="微软雅黑" w:cs="Times New Roman"/>
-                <w:color w:val="000000"/>
-                <w:sz w:val="21"/>
-                <w:szCs w:val="21"/>
-                <w:lang w:eastAsia="zh-CN"/>
-              </w:rPr>
-            </w:pPr>
-            <w:r>
-              <w:rPr>
-                <w:rFonts w:ascii="Times New Roman" w:hAnsi="Times New Roman" w:eastAsia="微软雅黑" w:cs="Times New Roman"/>
-                <w:color w:val="000000"/>
-                <w:sz w:val="21"/>
-                <w:szCs w:val="21"/>
-                <w:lang w:eastAsia="zh-CN"/>
-              </w:rPr>
-              <w:t>订单编号：</w:t>
-            </w:r>
-            <w:r>
-              <w:rPr>
-                <w:rFonts w:ascii="Times New Roman" w:hAnsi="Times New Roman" w:eastAsia="微软雅黑" w:cs="Times New Roman"/>
-                <w:bCs/>
-                <w:color w:val="000000"/>
-                <w:sz w:val="21"/>
-                <w:szCs w:val="21"/>
-                <w:lang w:eastAsia="zh-CN"/>
-              </w:rPr>
-              <w:t>-</w:t>
-            </w:r>
-          </w:p>
-        </w:tc>
-        <w:tc>
-          <w:tcPr>
-            <w:tcW w:w="3316" w:type="dxa"/>
-            <w:tcBorders>
-              <w:tl2br w:val="nil"/>
-              <w:tr2bl w:val="nil"/>
-            </w:tcBorders>
-            <w:shd w:val="clear" w:color="auto" w:fill="auto"/>
-            <w:vAlign w:val="center"/>
-          </w:tcPr>
-          <w:p>
-            <w:pPr>
-              <w:jc w:val="both"/>
-              <w:rPr>
-                <w:rFonts w:ascii="Times New Roman" w:hAnsi="Times New Roman" w:eastAsia="微软雅黑" w:cs="Times New Roman"/>
-                <w:bCs/>
-                <w:color w:val="000000"/>
-                <w:sz w:val="21"/>
-                <w:szCs w:val="21"/>
-                <w:lang w:eastAsia="zh-CN"/>
-              </w:rPr>
-            </w:pPr>
-            <w:r>
-              <w:rPr>
-                <w:rFonts w:ascii="Times New Roman" w:hAnsi="Times New Roman" w:eastAsia="微软雅黑" w:cs="Times New Roman"/>
-                <w:bCs/>
-                <w:color w:val="000000"/>
-                <w:sz w:val="21"/>
-                <w:szCs w:val="21"/>
-                <w:lang w:eastAsia="zh-CN"/>
-              </w:rPr>
-              <w:t>接收时间：</w:t>
-            </w:r>
-            <w:r>
-              <w:rPr>
-                <w:rFonts w:hint="eastAsia" w:ascii="Times New Roman" w:hAnsi="Times New Roman" w:eastAsia="微软雅黑" w:cs="Times New Roman"/>
-                <w:bCs/>
-                <w:color w:val="000000"/>
-                <w:sz w:val="21"/>
-                <w:szCs w:val="21"/>
-                <w:lang w:eastAsia="zh-CN"/>
-              </w:rPr>
-              <w:t>{{ receiveddate }}</w:t>
-            </w:r>
-          </w:p>
-        </w:tc>
       </w:tr>
     </w:tbl>
     <w:p>
@@ -3129,22 +2975,22 @@
         <w:jc w:val="center"/>
         <w:rPr>
           <w:rFonts w:ascii="Times New Roman" w:hAnsi="Times New Roman"/>
-          <w:color w:val="62B541"/>
+          <w:color w:val="0083C3"/>
           <w:sz w:val="30"/>
           <w:szCs w:val="30"/>
         </w:rPr>
       </w:pPr>
-      <w:bookmarkStart w:id="8" w:name="_Toc11015_WPSOffice_Level1"/>
-      <w:bookmarkStart w:id="9" w:name="_Toc14411"/>
-      <w:bookmarkStart w:id="10" w:name="_Toc7021_WPSOffice_Level1"/>
-      <w:bookmarkStart w:id="11" w:name="_Toc18062_WPSOffice_Level1"/>
-      <w:bookmarkStart w:id="12" w:name="_Toc17451"/>
-      <w:bookmarkStart w:id="13" w:name="_Toc81251348"/>
+      <w:bookmarkStart w:id="8" w:name="_Toc17451"/>
+      <w:bookmarkStart w:id="9" w:name="_Toc81251348"/>
+      <w:bookmarkStart w:id="10" w:name="_Toc11015_WPSOffice_Level1"/>
+      <w:bookmarkStart w:id="11" w:name="_Toc14411"/>
+      <w:bookmarkStart w:id="12" w:name="_Toc7021_WPSOffice_Level1"/>
+      <w:bookmarkStart w:id="13" w:name="_Toc18062_WPSOffice_Level1"/>
       <w:bookmarkStart w:id="14" w:name="_Toc3823"/>
       <w:r>
         <w:rPr>
           <w:rFonts w:ascii="Times New Roman" w:hAnsi="Times New Roman"/>
-          <w:color w:val="62B541"/>
+          <w:color w:val="0083C3"/>
           <w:sz w:val="30"/>
           <w:szCs w:val="30"/>
         </w:rPr>
@@ -3238,24 +3084,24 @@
         <w:jc w:val="center"/>
         <w:rPr>
           <w:rFonts w:hint="eastAsia"/>
-          <w:color w:val="62B541"/>
+          <w:color w:val="0083C3"/>
           <w:sz w:val="30"/>
           <w:szCs w:val="30"/>
           <w:lang w:val="en-US" w:eastAsia="zh-CN"/>
         </w:rPr>
       </w:pPr>
-      <w:bookmarkStart w:id="15" w:name="_Toc81251494"/>
-      <w:bookmarkStart w:id="16" w:name="_Toc6221_WPSOffice_Level1"/>
-      <w:bookmarkStart w:id="17" w:name="_Toc23369_WPSOffice_Level1"/>
-      <w:bookmarkStart w:id="18" w:name="_Toc25920"/>
-      <w:bookmarkStart w:id="19" w:name="_Toc18058"/>
-      <w:bookmarkStart w:id="20" w:name="_Toc16409"/>
-      <w:bookmarkStart w:id="21" w:name="_Toc81251350"/>
+      <w:bookmarkStart w:id="15" w:name="_Toc23369_WPSOffice_Level1"/>
+      <w:bookmarkStart w:id="16" w:name="_Toc25920"/>
+      <w:bookmarkStart w:id="17" w:name="_Toc81251494"/>
+      <w:bookmarkStart w:id="18" w:name="_Toc81251350"/>
+      <w:bookmarkStart w:id="19" w:name="_Toc16409"/>
+      <w:bookmarkStart w:id="20" w:name="_Toc18058"/>
+      <w:bookmarkStart w:id="21" w:name="_Toc6221_WPSOffice_Level1"/>
       <w:bookmarkStart w:id="22" w:name="_Toc534807930"/>
       <w:r>
         <w:rPr>
           <w:rFonts w:hint="eastAsia"/>
-          <w:color w:val="62B541"/>
+          <w:color w:val="0083C3"/>
           <w:sz w:val="30"/>
           <w:szCs w:val="30"/>
           <w:lang w:val="en-US" w:eastAsia="zh-CN"/>
@@ -3325,7 +3171,7 @@
               <w:bottom w:val="nil"/>
               <w:right w:val="single" w:color="FFFFFF" w:sz="18" w:space="0"/>
             </w:tcBorders>
-            <w:shd w:val="clear" w:color="auto" w:fill="62BC41"/>
+            <w:shd w:val="clear" w:color="auto" w:fill="0083C3"/>
             <w:vAlign w:val="center"/>
           </w:tcPr>
           <w:p>
@@ -3333,6 +3179,8 @@
               <w:jc w:val="center"/>
               <w:rPr>
                 <w:rFonts w:ascii="微软雅黑" w:eastAsia="微软雅黑"/>
+                <w:b/>
+                <w:bCs/>
                 <w:color w:val="FFFFFF" w:themeColor="background1"/>
                 <w:sz w:val="21"/>
                 <w:lang w:eastAsia="zh-CN"/>
@@ -3343,9 +3191,12 @@
                 </w14:textFill>
               </w:rPr>
             </w:pPr>
+            <w:bookmarkStart w:id="36" w:name="_GoBack" w:colFirst="0" w:colLast="1"/>
             <w:r>
               <w:rPr>
                 <w:rFonts w:hint="eastAsia" w:cs="黑体"/>
+                <w:b/>
+                <w:bCs/>
                 <w:color w:val="FFFFFF" w:themeColor="background1"/>
                 <w:sz w:val="28"/>
                 <w:szCs w:val="36"/>
@@ -3361,6 +3212,8 @@
             <w:r>
               <w:rPr>
                 <w:rFonts w:hint="eastAsia" w:ascii="微软雅黑" w:eastAsia="微软雅黑"/>
+                <w:b/>
+                <w:bCs/>
                 <w:color w:val="FFFFFF" w:themeColor="background1"/>
                 <w:sz w:val="21"/>
                 <w14:textFill>
@@ -3374,6 +3227,8 @@
             <w:r>
               <w:rPr>
                 <w:rFonts w:hint="eastAsia" w:ascii="微软雅黑" w:eastAsia="微软雅黑"/>
+                <w:b/>
+                <w:bCs/>
                 <w:color w:val="FFFFFF" w:themeColor="background1"/>
                 <w:sz w:val="21"/>
                 <w:lang w:eastAsia="zh-CN"/>
@@ -3395,7 +3250,7 @@
               <w:left w:val="single" w:color="FFFFFF" w:sz="18" w:space="0"/>
               <w:bottom w:val="nil"/>
             </w:tcBorders>
-            <w:shd w:val="clear" w:color="auto" w:fill="62BC41"/>
+            <w:shd w:val="clear" w:color="auto" w:fill="0083C3"/>
             <w:vAlign w:val="center"/>
           </w:tcPr>
           <w:p>
@@ -3403,6 +3258,8 @@
               <w:jc w:val="center"/>
               <w:rPr>
                 <w:rFonts w:ascii="微软雅黑" w:eastAsia="微软雅黑"/>
+                <w:b/>
+                <w:bCs/>
                 <w:color w:val="FFFFFF" w:themeColor="background1"/>
                 <w14:textFill>
                   <w14:solidFill>
@@ -3414,6 +3271,8 @@
             <w:r>
               <w:rPr>
                 <w:rFonts w:ascii="Times New Roman" w:hAnsi="Times New Roman" w:eastAsia="微软雅黑" w:cs="黑体"/>
+                <w:b/>
+                <w:bCs/>
                 <w:color w:val="FFFFFF" w:themeColor="background1"/>
                 <w:sz w:val="21"/>
                 <w14:textFill>
@@ -3427,6 +3286,7 @@
           </w:p>
         </w:tc>
       </w:tr>
+      <w:bookmarkEnd w:id="36"/>
       <w:tr>
         <w:tblPrEx>
           <w:tblBorders>
@@ -3699,8 +3559,6 @@
           <w:lang w:eastAsia="zh-CN"/>
         </w:rPr>
       </w:pPr>
-      <w:bookmarkStart w:id="36" w:name="_GoBack"/>
-      <w:bookmarkEnd w:id="36"/>
     </w:p>
     <w:tbl>
       <w:tblPr>
@@ -3787,7 +3645,7 @@
               <mc:AlternateContent>
                 <mc:Choice Requires="wpg">
                   <w:drawing>
-                    <wp:anchor distT="0" distB="0" distL="114300" distR="114300" simplePos="0" relativeHeight="251669504" behindDoc="0" locked="0" layoutInCell="1" allowOverlap="1">
+                    <wp:anchor distT="0" distB="0" distL="114300" distR="114300" simplePos="0" relativeHeight="251664384" behindDoc="0" locked="0" layoutInCell="1" allowOverlap="1">
                       <wp:simplePos x="0" y="0"/>
                       <wp:positionH relativeFrom="column">
                         <wp:posOffset>-40640</wp:posOffset>
@@ -3820,7 +3678,7 @@
                                 </pic:cNvPicPr>
                               </pic:nvPicPr>
                               <pic:blipFill>
-                                <a:blip r:embed="rId15">
+                                <a:blip r:embed="rId13">
                                   <a:clrChange>
                                     <a:clrFrom>
                                       <a:srgbClr val="FFFFFF">
@@ -3857,7 +3715,7 @@
                                 </pic:cNvPicPr>
                               </pic:nvPicPr>
                               <pic:blipFill>
-                                <a:blip r:embed="rId16"/>
+                                <a:blip r:embed="rId14"/>
                                 <a:srcRect t="6992" r="30292"/>
                                 <a:stretch>
                                   <a:fillRect/>
@@ -3885,7 +3743,7 @@
                                 </pic:cNvPicPr>
                               </pic:nvPicPr>
                               <pic:blipFill>
-                                <a:blip r:embed="rId17">
+                                <a:blip r:embed="rId15">
                                   <a:extLst>
                                     <a:ext uri="{28A0092B-C50C-407E-A947-70E740481C1C}">
                                       <a14:useLocalDpi xmlns:a14="http://schemas.microsoft.com/office/drawing/2010/main" val="0"/>
@@ -3919,24 +3777,24 @@
                 </mc:Choice>
                 <mc:Fallback>
                   <w:pict>
-                    <v:group id="_x0000_s1026" o:spid="_x0000_s1026" o:spt="203" style="position:absolute;left:0pt;margin-left:-3.2pt;margin-top:-38.95pt;height:113.65pt;width:263.6pt;z-index:251669504;mso-width-relative:page;mso-height-relative:page;" coordorigin="7006,30794" coordsize="5272,2273" o:gfxdata="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">
+                    <v:group id="_x0000_s1026" o:spid="_x0000_s1026" o:spt="203" style="position:absolute;left:0pt;margin-left:-3.2pt;margin-top:-38.95pt;height:113.65pt;width:263.6pt;z-index:251664384;mso-width-relative:page;mso-height-relative:page;" coordorigin="7006,30794" coordsize="5272,2273" o:gfxdata="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">
                       <o:lock v:ext="edit" aspectratio="f"/>
                       <v:shape id="图片 4" o:spid="_x0000_s1026" o:spt="75" alt="王建丽" type="#_x0000_t75" style="position:absolute;left:10380;top:31430;height:713;width:1258;" filled="f" o:preferrelative="t" stroked="f" coordsize="21600,21600" o:gfxdata="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">
                         <v:fill on="f" focussize="0,0"/>
                         <v:stroke on="f"/>
-                        <v:imagedata r:id="rId15" chromakey="#FFFFFF" o:title=""/>
+                        <v:imagedata r:id="rId13" chromakey="#FFFFFF" o:title=""/>
                         <o:lock v:ext="edit" aspectratio="t"/>
                       </v:shape>
                       <v:shape id="图片 1" o:spid="_x0000_s1026" o:spt="75" alt="IMG_256" type="#_x0000_t75" style="position:absolute;left:7006;top:31454;height:572;width:1192;" filled="f" o:preferrelative="t" stroked="f" coordsize="21600,21600" o:gfxdata="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">
                         <v:fill on="f" focussize="0,0"/>
                         <v:stroke on="f"/>
-                        <v:imagedata r:id="rId16" croptop="4582f" cropright="19852f" o:title=""/>
+                        <v:imagedata r:id="rId14" croptop="4582f" cropright="19852f" o:title=""/>
                         <o:lock v:ext="edit" aspectratio="t"/>
                       </v:shape>
                       <v:shape id="图片 25" o:spid="_x0000_s1026" o:spt="75" type="#_x0000_t75" style="position:absolute;left:10005;top:30794;height:2273;width:2273;" filled="f" o:preferrelative="t" stroked="f" coordsize="21600,21600" o:gfxdata="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">
                         <v:fill on="f" focussize="0,0"/>
                         <v:stroke on="f"/>
-                        <v:imagedata r:id="rId17" o:title=""/>
+                        <v:imagedata r:id="rId15" o:title=""/>
                         <o:lock v:ext="edit" aspectratio="t"/>
                       </v:shape>
                     </v:group>
@@ -4215,7 +4073,7 @@
         <w:jc w:val="center"/>
         <w:rPr>
           <w:rFonts w:hint="eastAsia" w:ascii="Times New Roman" w:hAnsi="Times New Roman"/>
-          <w:color w:val="62B541"/>
+          <w:color w:val="0083C3"/>
           <w:sz w:val="30"/>
           <w:szCs w:val="30"/>
         </w:rPr>
@@ -4224,7 +4082,7 @@
       <w:r>
         <w:rPr>
           <w:rFonts w:hint="eastAsia" w:ascii="Times New Roman" w:hAnsi="Times New Roman"/>
-          <w:color w:val="62B541"/>
+          <w:color w:val="0083C3"/>
           <w:sz w:val="30"/>
           <w:szCs w:val="30"/>
         </w:rPr>
@@ -4253,7 +4111,7 @@
         <w:outlineLvl w:val="9"/>
         <w:rPr>
           <w:rFonts w:ascii="Times New Roman" w:hAnsi="Times New Roman"/>
-          <w:color w:val="62BC41"/>
+          <w:color w:val="0083C3"/>
           <w:sz w:val="24"/>
           <w:szCs w:val="24"/>
           <w:lang w:eastAsia="zh-CN"/>
@@ -4263,7 +4121,7 @@
       <w:r>
         <w:rPr>
           <w:rFonts w:hint="eastAsia" w:ascii="Times New Roman" w:hAnsi="Times New Roman"/>
-          <w:color w:val="62BC41"/>
+          <w:color w:val="0083C3"/>
           <w:sz w:val="24"/>
           <w:szCs w:val="24"/>
           <w:lang w:eastAsia="zh-CN"/>
@@ -4480,7 +4338,7 @@
         <w:outlineLvl w:val="9"/>
         <w:rPr>
           <w:rFonts w:hint="eastAsia" w:ascii="Times New Roman" w:hAnsi="Times New Roman"/>
-          <w:color w:val="62BC41"/>
+          <w:color w:val="0083C3"/>
           <w:sz w:val="24"/>
           <w:szCs w:val="24"/>
           <w:lang w:eastAsia="zh-CN"/>
@@ -4490,7 +4348,7 @@
       <w:r>
         <w:rPr>
           <w:rFonts w:hint="eastAsia" w:ascii="Times New Roman" w:hAnsi="Times New Roman"/>
-          <w:color w:val="62BC41"/>
+          <w:color w:val="0083C3"/>
           <w:sz w:val="24"/>
           <w:szCs w:val="24"/>
           <w:lang w:eastAsia="zh-CN"/>
@@ -5294,7 +5152,7 @@
         <w:outlineLvl w:val="9"/>
         <w:rPr>
           <w:rFonts w:hint="eastAsia" w:ascii="Times New Roman" w:hAnsi="Times New Roman"/>
-          <w:color w:val="62BC41"/>
+          <w:color w:val="0083C3"/>
           <w:sz w:val="24"/>
           <w:szCs w:val="24"/>
           <w:lang w:eastAsia="zh-CN"/>
@@ -5304,7 +5162,7 @@
       <w:r>
         <w:rPr>
           <w:rFonts w:hint="eastAsia" w:ascii="Times New Roman" w:hAnsi="Times New Roman"/>
-          <w:color w:val="62BC41"/>
+          <w:color w:val="0083C3"/>
           <w:sz w:val="24"/>
           <w:szCs w:val="24"/>
           <w:lang w:eastAsia="zh-CN"/>
@@ -6094,7 +5952,7 @@
         <w:outlineLvl w:val="9"/>
         <w:rPr>
           <w:rFonts w:hint="eastAsia" w:ascii="Times New Roman" w:hAnsi="Times New Roman"/>
-          <w:color w:val="62BC41"/>
+          <w:color w:val="0083C3"/>
           <w:sz w:val="24"/>
           <w:szCs w:val="24"/>
           <w:lang w:eastAsia="zh-CN"/>
@@ -6104,7 +5962,7 @@
       <w:r>
         <w:rPr>
           <w:rFonts w:hint="eastAsia" w:ascii="Times New Roman" w:hAnsi="Times New Roman"/>
-          <w:color w:val="62BC41"/>
+          <w:color w:val="0083C3"/>
           <w:sz w:val="24"/>
           <w:szCs w:val="24"/>
           <w:lang w:eastAsia="zh-CN"/>
@@ -6253,7 +6111,7 @@
         <w:outlineLvl w:val="9"/>
         <w:rPr>
           <w:rFonts w:hint="eastAsia" w:ascii="Times New Roman" w:hAnsi="Times New Roman"/>
-          <w:color w:val="62BC41"/>
+          <w:color w:val="0083C3"/>
           <w:sz w:val="24"/>
           <w:szCs w:val="24"/>
           <w:lang w:eastAsia="zh-CN"/>
@@ -6263,7 +6121,7 @@
       <w:r>
         <w:rPr>
           <w:rFonts w:hint="eastAsia" w:ascii="Times New Roman" w:hAnsi="Times New Roman"/>
-          <w:color w:val="62BC41"/>
+          <w:color w:val="0083C3"/>
           <w:sz w:val="24"/>
           <w:szCs w:val="24"/>
           <w:lang w:eastAsia="zh-CN"/>
@@ -6394,15 +6252,15 @@
         <w:br w:type="page"/>
       </w:r>
       <w:bookmarkEnd w:id="14"/>
-      <w:bookmarkStart w:id="29" w:name="_Toc23903"/>
+      <w:bookmarkStart w:id="29" w:name="_Toc23846_WPSOffice_Level1"/>
       <w:bookmarkEnd w:id="29"/>
-      <w:bookmarkStart w:id="30" w:name="_Toc23846_WPSOffice_Level1"/>
+      <w:bookmarkStart w:id="30" w:name="_Toc25727"/>
       <w:bookmarkEnd w:id="30"/>
-      <w:bookmarkStart w:id="31" w:name="_Toc32443_WPSOffice_Level1"/>
+      <w:bookmarkStart w:id="31" w:name="_Toc4331_WPSOffice_Level1"/>
       <w:bookmarkEnd w:id="31"/>
-      <w:bookmarkStart w:id="32" w:name="_Toc4331_WPSOffice_Level1"/>
+      <w:bookmarkStart w:id="32" w:name="_Toc23903"/>
       <w:bookmarkEnd w:id="32"/>
-      <w:bookmarkStart w:id="33" w:name="_Toc25727"/>
+      <w:bookmarkStart w:id="33" w:name="_Toc32443_WPSOffice_Level1"/>
       <w:bookmarkEnd w:id="33"/>
     </w:p>
     <w:p>
@@ -6416,17 +6274,17 @@
         <w:jc w:val="center"/>
         <w:rPr>
           <w:rFonts w:hint="eastAsia" w:ascii="Times New Roman" w:hAnsi="Times New Roman"/>
-          <w:color w:val="62B541"/>
+          <w:color w:val="0083C3"/>
           <w:sz w:val="30"/>
           <w:szCs w:val="30"/>
         </w:rPr>
       </w:pPr>
-      <w:bookmarkStart w:id="34" w:name="_Toc13152"/>
-      <w:bookmarkStart w:id="35" w:name="_Toc81251356"/>
+      <w:bookmarkStart w:id="34" w:name="_Toc81251356"/>
+      <w:bookmarkStart w:id="35" w:name="_Toc13152"/>
       <w:r>
         <w:rPr>
           <w:rFonts w:hint="eastAsia" w:ascii="Times New Roman" w:hAnsi="Times New Roman"/>
-          <w:color w:val="62B541"/>
+          <w:color w:val="0083C3"/>
           <w:sz w:val="30"/>
           <w:szCs w:val="30"/>
         </w:rPr>
@@ -6513,7 +6371,25 @@
           <w:szCs w:val="21"/>
           <w:lang w:eastAsia="zh-CN"/>
         </w:rPr>
-        <w:t>《中国结直肠癌诊疗规范（2017版）》</w:t>
+        <w:t>《中国结直肠癌诊疗规范（</w:t>
+      </w:r>
+      <w:r>
+        <w:rPr>
+          <w:rFonts w:hint="eastAsia" w:eastAsia="微软雅黑"/>
+          <w:sz w:val="21"/>
+          <w:szCs w:val="21"/>
+          <w:lang w:val="en-US" w:eastAsia="zh-CN"/>
+        </w:rPr>
+        <w:t>2023</w:t>
+      </w:r>
+      <w:r>
+        <w:rPr>
+          <w:rFonts w:eastAsia="微软雅黑"/>
+          <w:sz w:val="21"/>
+          <w:szCs w:val="21"/>
+          <w:lang w:eastAsia="zh-CN"/>
+        </w:rPr>
+        <w:t>版）》</w:t>
       </w:r>
     </w:p>
     <w:p>
@@ -6540,7 +6416,25 @@
           <w:szCs w:val="21"/>
           <w:lang w:eastAsia="zh-CN"/>
         </w:rPr>
-        <w:t>《NCCN Guidelines Version 1.2020 - Colon Cancer》</w:t>
+        <w:t xml:space="preserve">《NCCN Guidelines </w:t>
+      </w:r>
+      <w:r>
+        <w:rPr>
+          <w:rFonts w:hint="eastAsia" w:eastAsia="微软雅黑"/>
+          <w:sz w:val="21"/>
+          <w:szCs w:val="21"/>
+          <w:lang w:val="en-US" w:eastAsia="zh-CN"/>
+        </w:rPr>
+        <w:t>2025</w:t>
+      </w:r>
+      <w:r>
+        <w:rPr>
+          <w:rFonts w:eastAsia="微软雅黑"/>
+          <w:sz w:val="21"/>
+          <w:szCs w:val="21"/>
+          <w:lang w:eastAsia="zh-CN"/>
+        </w:rPr>
+        <w:t xml:space="preserve"> - Colon Cancer》</w:t>
       </w:r>
     </w:p>
     <w:p>
@@ -6577,8 +6471,8 @@
           <w:lang w:eastAsia="zh-CN"/>
         </w:rPr>
         <w:sectPr>
-          <w:footerReference r:id="rId9" w:type="first"/>
-          <w:footerReference r:id="rId8" w:type="default"/>
+          <w:footerReference r:id="rId8" w:type="first"/>
+          <w:footerReference r:id="rId7" w:type="default"/>
           <w:pgSz w:w="11910" w:h="16840"/>
           <w:pgMar w:top="1037" w:right="1020" w:bottom="981" w:left="1020" w:header="510" w:footer="567" w:gutter="0"/>
           <w:pgNumType w:fmt="decimal" w:start="1"/>
@@ -6776,15 +6670,6 @@
           <w:bCs w:val="0"/>
         </w:rPr>
       </w:pPr>
-      <w:r>
-        <w:rPr>
-          <w:rFonts w:hint="eastAsia" w:ascii="Times New Roman" w:hAnsi="Times New Roman" w:eastAsia="微软雅黑" w:cs="Times New Roman"/>
-          <w:b w:val="0"/>
-          <w:bCs w:val="0"/>
-          <w:lang w:eastAsia="zh-CN"/>
-        </w:rPr>
-        <w:t>T.020-32038634</w:t>
-      </w:r>
     </w:p>
     <w:p>
       <w:pPr>
@@ -6971,7 +6856,7 @@
           <w:highlight w:val="none"/>
         </w:rPr>
         <w:drawing>
-          <wp:anchor distT="0" distB="0" distL="114935" distR="114935" simplePos="0" relativeHeight="251667456" behindDoc="0" locked="0" layoutInCell="1" allowOverlap="1">
+          <wp:anchor distT="0" distB="0" distL="114935" distR="114935" simplePos="0" relativeHeight="251663360" behindDoc="0" locked="0" layoutInCell="1" allowOverlap="1">
             <wp:simplePos x="0" y="0"/>
             <wp:positionH relativeFrom="column">
               <wp:posOffset>723900</wp:posOffset>
@@ -6996,7 +6881,7 @@
                     </pic:cNvPicPr>
                   </pic:nvPicPr>
                   <pic:blipFill>
-                    <a:blip r:embed="rId18"/>
+                    <a:blip r:embed="rId16"/>
                     <a:stretch>
                       <a:fillRect/>
                     </a:stretch>
@@ -7028,7 +6913,7 @@
           <w:highlight w:val="none"/>
         </w:rPr>
         <w:drawing>
-          <wp:anchor distT="0" distB="0" distL="114935" distR="114935" simplePos="0" relativeHeight="251666432" behindDoc="0" locked="0" layoutInCell="1" allowOverlap="1">
+          <wp:anchor distT="0" distB="0" distL="114935" distR="114935" simplePos="0" relativeHeight="251662336" behindDoc="0" locked="0" layoutInCell="1" allowOverlap="1">
             <wp:simplePos x="0" y="0"/>
             <wp:positionH relativeFrom="column">
               <wp:posOffset>30480</wp:posOffset>
@@ -7053,7 +6938,7 @@
                     </pic:cNvPicPr>
                   </pic:nvPicPr>
                   <pic:blipFill>
-                    <a:blip r:embed="rId19"/>
+                    <a:blip r:embed="rId17"/>
                     <a:stretch>
                       <a:fillRect/>
                     </a:stretch>
@@ -7174,7 +7059,7 @@
           <w:rFonts w:hint="eastAsia" w:ascii="微软雅黑" w:hAnsi="微软雅黑" w:eastAsia="微软雅黑" w:cs="微软雅黑"/>
           <w:b/>
           <w:bCs/>
-          <w:color w:val="61964C"/>
+          <w:color w:val="0083C3"/>
           <w:sz w:val="20"/>
           <w:szCs w:val="20"/>
           <w:lang w:eastAsia="zh-CN"/>
@@ -7185,7 +7070,7 @@
           <w:rFonts w:hint="eastAsia" w:ascii="微软雅黑" w:hAnsi="微软雅黑" w:eastAsia="微软雅黑" w:cs="微软雅黑"/>
           <w:b/>
           <w:bCs/>
-          <w:color w:val="61964C"/>
+          <w:color w:val="0083C3"/>
           <w:sz w:val="20"/>
           <w:szCs w:val="20"/>
           <w:lang w:eastAsia="zh-CN"/>
@@ -7207,7 +7092,7 @@
           <w:rFonts w:ascii="Times New Roman" w:hAnsi="Times New Roman" w:eastAsia="等线"/>
           <w:b/>
           <w:bCs/>
-          <w:color w:val="61964C"/>
+          <w:color w:val="0083C3"/>
           <w:sz w:val="28"/>
           <w:szCs w:val="28"/>
         </w:rPr>
@@ -7235,7 +7120,7 @@
           <w:lang w:eastAsia="zh-CN"/>
         </w:rPr>
         <w:drawing>
-          <wp:anchor distT="0" distB="0" distL="0" distR="0" simplePos="0" relativeHeight="251665408" behindDoc="1" locked="0" layoutInCell="1" allowOverlap="1">
+          <wp:anchor distT="0" distB="0" distL="0" distR="0" simplePos="0" relativeHeight="251661312" behindDoc="1" locked="0" layoutInCell="1" allowOverlap="1">
             <wp:simplePos x="0" y="0"/>
             <wp:positionH relativeFrom="column">
               <wp:posOffset>4900295</wp:posOffset>
@@ -7260,7 +7145,7 @@
                     </pic:cNvPicPr>
                   </pic:nvPicPr>
                   <pic:blipFill>
-                    <a:blip r:embed="rId20"/>
+                    <a:blip r:embed="rId18"/>
                     <a:srcRect/>
                     <a:stretch>
                       <a:fillRect/>
@@ -7594,8 +7479,8 @@
       </w:r>
     </w:p>
     <w:sectPr>
-      <w:headerReference r:id="rId10" w:type="default"/>
-      <w:footerReference r:id="rId11" w:type="default"/>
+      <w:headerReference r:id="rId9" w:type="default"/>
+      <w:footerReference r:id="rId10" w:type="default"/>
       <w:pgSz w:w="11906" w:h="16838"/>
       <w:pgMar w:top="850" w:right="850" w:bottom="850" w:left="1020" w:header="851" w:footer="992" w:gutter="0"/>
       <w:pgNumType w:fmt="decimal"/>
@@ -7610,71 +7495,6 @@
 <w:ftr xmlns:wpc="http://schemas.microsoft.com/office/word/2010/wordprocessingCanvas" xmlns:mc="http://schemas.openxmlformats.org/markup-compatibility/2006" xmlns:o="urn:schemas-microsoft-com:office:office" xmlns:r="http://schemas.openxmlformats.org/officeDocument/2006/relationships" xmlns:m="http://schemas.openxmlformats.org/officeDocument/2006/math" xmlns:v="urn:schemas-microsoft-com:vml" xmlns:wp14="http://schemas.microsoft.com/office/word/2010/wordprocessingDrawing" xmlns:wp="http://schemas.openxmlformats.org/drawingml/2006/wordprocessingDrawing" xmlns:w10="urn:schemas-microsoft-com:office:word" xmlns:w="http://schemas.openxmlformats.org/wordprocessingml/2006/main" xmlns:w14="http://schemas.microsoft.com/office/word/2010/wordml" xmlns:w15="http://schemas.microsoft.com/office/word/2012/wordml" xmlns:wpg="http://schemas.microsoft.com/office/word/2010/wordprocessingGroup" xmlns:wpi="http://schemas.microsoft.com/office/word/2010/wordprocessingInk" xmlns:wne="http://schemas.microsoft.com/office/word/2006/wordml" xmlns:wps="http://schemas.microsoft.com/office/word/2010/wordprocessingShape" xmlns:wpsCustomData="http://www.wps.cn/officeDocument/2013/wpsCustomData" mc:Ignorable="w14 w15 wp14">
   <w:p>
     <w:pPr>
-      <w:pStyle w:val="12"/>
-    </w:pPr>
-    <w:r>
-      <mc:AlternateContent>
-        <mc:Choice Requires="wps">
-          <w:drawing>
-            <wp:anchor distT="0" distB="0" distL="114300" distR="114300" simplePos="0" relativeHeight="251659264" behindDoc="0" locked="0" layoutInCell="1" allowOverlap="1">
-              <wp:simplePos x="0" y="0"/>
-              <wp:positionH relativeFrom="column">
-                <wp:posOffset>-2540</wp:posOffset>
-              </wp:positionH>
-              <wp:positionV relativeFrom="paragraph">
-                <wp:posOffset>-74295</wp:posOffset>
-              </wp:positionV>
-              <wp:extent cx="7614285" cy="234950"/>
-              <wp:effectExtent l="0" t="0" r="5715" b="6350"/>
-              <wp:wrapNone/>
-              <wp:docPr id="41" name="矩形 1"/>
-              <wp:cNvGraphicFramePr/>
-              <a:graphic xmlns:a="http://schemas.openxmlformats.org/drawingml/2006/main">
-                <a:graphicData uri="http://schemas.microsoft.com/office/word/2010/wordprocessingShape">
-                  <wps:wsp>
-                    <wps:cNvSpPr/>
-                    <wps:spPr>
-                      <a:xfrm>
-                        <a:off x="0" y="0"/>
-                        <a:ext cx="7614285" cy="234950"/>
-                      </a:xfrm>
-                      <a:prstGeom prst="rect">
-                        <a:avLst/>
-                      </a:prstGeom>
-                      <a:solidFill>
-                        <a:srgbClr val="62B541"/>
-                      </a:solidFill>
-                      <a:ln w="12700">
-                        <a:noFill/>
-                      </a:ln>
-                    </wps:spPr>
-                    <wps:bodyPr anchor="ctr" anchorCtr="0" upright="1"/>
-                  </wps:wsp>
-                </a:graphicData>
-              </a:graphic>
-            </wp:anchor>
-          </w:drawing>
-        </mc:Choice>
-        <mc:Fallback>
-          <w:pict>
-            <v:rect id="矩形 1" o:spid="_x0000_s1026" o:spt="1" style="position:absolute;left:0pt;margin-left:-0.2pt;margin-top:-5.85pt;height:18.5pt;width:599.55pt;z-index:251659264;v-text-anchor:middle;mso-width-relative:page;mso-height-relative:page;" fillcolor="#62B541" filled="t" stroked="f" coordsize="21600,21600" o:gfxdata="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">
-              <v:fill on="t" focussize="0,0"/>
-              <v:stroke on="f" weight="1pt"/>
-              <v:imagedata o:title=""/>
-              <o:lock v:ext="edit" aspectratio="f"/>
-            </v:rect>
-          </w:pict>
-        </mc:Fallback>
-      </mc:AlternateContent>
-    </w:r>
-  </w:p>
-</w:ftr>
-</file>
-
-<file path=word/footer2.xml><?xml version="1.0" encoding="utf-8"?>
-<w:ftr xmlns:wpc="http://schemas.microsoft.com/office/word/2010/wordprocessingCanvas" xmlns:mc="http://schemas.openxmlformats.org/markup-compatibility/2006" xmlns:o="urn:schemas-microsoft-com:office:office" xmlns:r="http://schemas.openxmlformats.org/officeDocument/2006/relationships" xmlns:m="http://schemas.openxmlformats.org/officeDocument/2006/math" xmlns:v="urn:schemas-microsoft-com:vml" xmlns:wp14="http://schemas.microsoft.com/office/word/2010/wordprocessingDrawing" xmlns:wp="http://schemas.openxmlformats.org/drawingml/2006/wordprocessingDrawing" xmlns:w10="urn:schemas-microsoft-com:office:word" xmlns:w="http://schemas.openxmlformats.org/wordprocessingml/2006/main" xmlns:w14="http://schemas.microsoft.com/office/word/2010/wordml" xmlns:w15="http://schemas.microsoft.com/office/word/2012/wordml" xmlns:wpg="http://schemas.microsoft.com/office/word/2010/wordprocessingGroup" xmlns:wpi="http://schemas.microsoft.com/office/word/2010/wordprocessingInk" xmlns:wne="http://schemas.microsoft.com/office/word/2006/wordml" xmlns:wps="http://schemas.microsoft.com/office/word/2010/wordprocessingShape" xmlns:wpsCustomData="http://www.wps.cn/officeDocument/2013/wpsCustomData" mc:Ignorable="w14 w15 wp14">
-  <w:p>
-    <w:pPr>
       <w:rPr>
         <w:sz w:val="20"/>
         <w:szCs w:val="20"/>
@@ -7684,7 +7504,7 @@
 </w:ftr>
 </file>
 
-<file path=word/footer3.xml><?xml version="1.0" encoding="utf-8"?>
+<file path=word/footer2.xml><?xml version="1.0" encoding="utf-8"?>
 <w:ftr xmlns:wpc="http://schemas.microsoft.com/office/word/2010/wordprocessingCanvas" xmlns:mc="http://schemas.openxmlformats.org/markup-compatibility/2006" xmlns:o="urn:schemas-microsoft-com:office:office" xmlns:r="http://schemas.openxmlformats.org/officeDocument/2006/relationships" xmlns:m="http://schemas.openxmlformats.org/officeDocument/2006/math" xmlns:v="urn:schemas-microsoft-com:vml" xmlns:wp14="http://schemas.microsoft.com/office/word/2010/wordprocessingDrawing" xmlns:wp="http://schemas.openxmlformats.org/drawingml/2006/wordprocessingDrawing" xmlns:w10="urn:schemas-microsoft-com:office:word" xmlns:w="http://schemas.openxmlformats.org/wordprocessingml/2006/main" xmlns:w14="http://schemas.microsoft.com/office/word/2010/wordml" xmlns:w15="http://schemas.microsoft.com/office/word/2012/wordml" xmlns:wpg="http://schemas.microsoft.com/office/word/2010/wordprocessingGroup" xmlns:wpi="http://schemas.microsoft.com/office/word/2010/wordprocessingInk" xmlns:wne="http://schemas.microsoft.com/office/word/2006/wordml" xmlns:wps="http://schemas.microsoft.com/office/word/2010/wordprocessingShape" xmlns:wpsCustomData="http://www.wps.cn/officeDocument/2013/wpsCustomData" mc:Ignorable="w14 w15 wp14">
   <w:p>
     <w:pPr>
@@ -7694,7 +7514,7 @@
 </w:ftr>
 </file>
 
-<file path=word/footer4.xml><?xml version="1.0" encoding="utf-8"?>
+<file path=word/footer3.xml><?xml version="1.0" encoding="utf-8"?>
 <w:ftr xmlns:wpc="http://schemas.microsoft.com/office/word/2010/wordprocessingCanvas" xmlns:mc="http://schemas.openxmlformats.org/markup-compatibility/2006" xmlns:o="urn:schemas-microsoft-com:office:office" xmlns:r="http://schemas.openxmlformats.org/officeDocument/2006/relationships" xmlns:m="http://schemas.openxmlformats.org/officeDocument/2006/math" xmlns:v="urn:schemas-microsoft-com:vml" xmlns:wp14="http://schemas.microsoft.com/office/word/2010/wordprocessingDrawing" xmlns:wp="http://schemas.openxmlformats.org/drawingml/2006/wordprocessingDrawing" xmlns:w10="urn:schemas-microsoft-com:office:word" xmlns:w="http://schemas.openxmlformats.org/wordprocessingml/2006/main" xmlns:w14="http://schemas.microsoft.com/office/word/2010/wordml" xmlns:w15="http://schemas.microsoft.com/office/word/2012/wordml" xmlns:wpg="http://schemas.microsoft.com/office/word/2010/wordprocessingGroup" xmlns:wpi="http://schemas.microsoft.com/office/word/2010/wordprocessingInk" xmlns:wne="http://schemas.microsoft.com/office/word/2006/wordml" xmlns:wps="http://schemas.microsoft.com/office/word/2010/wordprocessingShape" xmlns:wpsCustomData="http://www.wps.cn/officeDocument/2013/wpsCustomData" mc:Ignorable="w14 w15 wp14">
   <w:p>
     <w:pPr>
@@ -7710,7 +7530,7 @@
       <mc:AlternateContent>
         <mc:Choice Requires="wps">
           <w:drawing>
-            <wp:anchor distT="0" distB="0" distL="114300" distR="114300" simplePos="0" relativeHeight="251663360" behindDoc="0" locked="0" layoutInCell="1" allowOverlap="1">
+            <wp:anchor distT="0" distB="0" distL="114300" distR="114300" simplePos="0" relativeHeight="251659264" behindDoc="0" locked="0" layoutInCell="1" allowOverlap="1">
               <wp:simplePos x="0" y="0"/>
               <wp:positionH relativeFrom="margin">
                 <wp:posOffset>3003550</wp:posOffset>
@@ -7928,7 +7748,7 @@
         </mc:Choice>
         <mc:Fallback>
           <w:pict>
-            <v:shape id="文本框 8" o:spid="_x0000_s1026" o:spt="202" type="#_x0000_t202" style="position:absolute;left:0pt;margin-left:236.5pt;margin-top:1.15pt;height:52.7pt;width:132.65pt;mso-position-horizontal-relative:margin;z-index:251663360;mso-width-relative:page;mso-height-relative:page;" filled="f" stroked="f" coordsize="21600,21600" o:gfxdata="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">
+            <v:shape id="文本框 8" o:spid="_x0000_s1026" o:spt="202" type="#_x0000_t202" style="position:absolute;left:0pt;margin-left:236.5pt;margin-top:1.15pt;height:52.7pt;width:132.65pt;mso-position-horizontal-relative:margin;z-index:251659264;mso-width-relative:page;mso-height-relative:page;" filled="f" stroked="f" coordsize="21600,21600" o:gfxdata="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">
               <v:fill on="f" focussize="0,0"/>
               <v:stroke on="f"/>
               <v:imagedata o:title=""/>
@@ -8121,7 +7941,7 @@
 </w:ftr>
 </file>
 
-<file path=word/footer5.xml><?xml version="1.0" encoding="utf-8"?>
+<file path=word/footer4.xml><?xml version="1.0" encoding="utf-8"?>
 <w:ftr xmlns:wpc="http://schemas.microsoft.com/office/word/2010/wordprocessingCanvas" xmlns:mc="http://schemas.openxmlformats.org/markup-compatibility/2006" xmlns:o="urn:schemas-microsoft-com:office:office" xmlns:r="http://schemas.openxmlformats.org/officeDocument/2006/relationships" xmlns:m="http://schemas.openxmlformats.org/officeDocument/2006/math" xmlns:v="urn:schemas-microsoft-com:vml" xmlns:wp14="http://schemas.microsoft.com/office/word/2010/wordprocessingDrawing" xmlns:wp="http://schemas.openxmlformats.org/drawingml/2006/wordprocessingDrawing" xmlns:w10="urn:schemas-microsoft-com:office:word" xmlns:w="http://schemas.openxmlformats.org/wordprocessingml/2006/main" xmlns:w14="http://schemas.microsoft.com/office/word/2010/wordml" xmlns:w15="http://schemas.microsoft.com/office/word/2012/wordml" xmlns:wpg="http://schemas.microsoft.com/office/word/2010/wordprocessingGroup" xmlns:wpi="http://schemas.microsoft.com/office/word/2010/wordprocessingInk" xmlns:wne="http://schemas.microsoft.com/office/word/2006/wordml" xmlns:wps="http://schemas.microsoft.com/office/word/2010/wordprocessingShape" xmlns:wpsCustomData="http://www.wps.cn/officeDocument/2013/wpsCustomData" mc:Ignorable="w14 w15 wp14">
   <w:p>
     <w:pPr>
@@ -8134,7 +7954,7 @@
       <mc:AlternateContent>
         <mc:Choice Requires="wps">
           <w:drawing>
-            <wp:anchor distT="0" distB="0" distL="114300" distR="114300" simplePos="0" relativeHeight="251664384" behindDoc="0" locked="0" layoutInCell="1" allowOverlap="1">
+            <wp:anchor distT="0" distB="0" distL="114300" distR="114300" simplePos="0" relativeHeight="251660288" behindDoc="0" locked="0" layoutInCell="1" allowOverlap="1">
               <wp:simplePos x="0" y="0"/>
               <wp:positionH relativeFrom="margin">
                 <wp:align>center</wp:align>
@@ -8359,7 +8179,7 @@
         </mc:Choice>
         <mc:Fallback>
           <w:pict>
-            <v:shape id="文本框 9" o:spid="_x0000_s1026" o:spt="202" type="#_x0000_t202" style="position:absolute;left:0pt;margin-top:0pt;height:15.15pt;width:33.65pt;mso-position-horizontal:center;mso-position-horizontal-relative:margin;z-index:251664384;mso-width-relative:page;mso-height-relative:page;" filled="f" stroked="f" coordsize="21600,21600" o:gfxdata="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">
+            <v:shape id="文本框 9" o:spid="_x0000_s1026" o:spt="202" type="#_x0000_t202" style="position:absolute;left:0pt;margin-top:0pt;height:15.15pt;width:33.65pt;mso-position-horizontal:center;mso-position-horizontal-relative:margin;z-index:251660288;mso-width-relative:page;mso-height-relative:page;" filled="f" stroked="f" coordsize="21600,21600" o:gfxdata="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">
               <v:fill on="f" focussize="0,0"/>
               <v:stroke on="f"/>
               <v:imagedata o:title=""/>
@@ -8559,7 +8379,7 @@
 </w:ftr>
 </file>
 
-<file path=word/footer6.xml><?xml version="1.0" encoding="utf-8"?>
+<file path=word/footer5.xml><?xml version="1.0" encoding="utf-8"?>
 <w:ftr xmlns:wpc="http://schemas.microsoft.com/office/word/2010/wordprocessingCanvas" xmlns:mc="http://schemas.openxmlformats.org/markup-compatibility/2006" xmlns:o="urn:schemas-microsoft-com:office:office" xmlns:r="http://schemas.openxmlformats.org/officeDocument/2006/relationships" xmlns:m="http://schemas.openxmlformats.org/officeDocument/2006/math" xmlns:v="urn:schemas-microsoft-com:vml" xmlns:wp14="http://schemas.microsoft.com/office/word/2010/wordprocessingDrawing" xmlns:wp="http://schemas.openxmlformats.org/drawingml/2006/wordprocessingDrawing" xmlns:w10="urn:schemas-microsoft-com:office:word" xmlns:w="http://schemas.openxmlformats.org/wordprocessingml/2006/main" xmlns:w14="http://schemas.microsoft.com/office/word/2010/wordml" xmlns:w15="http://schemas.microsoft.com/office/word/2012/wordml" xmlns:wpg="http://schemas.microsoft.com/office/word/2010/wordprocessingGroup" xmlns:wpi="http://schemas.microsoft.com/office/word/2010/wordprocessingInk" xmlns:wne="http://schemas.microsoft.com/office/word/2006/wordml" xmlns:wps="http://schemas.microsoft.com/office/word/2010/wordprocessingShape" xmlns:wpsCustomData="http://www.wps.cn/officeDocument/2013/wpsCustomData" mc:Ignorable="w14 w15 wp14">
   <w:p>
     <w:pPr>

--- a/WebContent/docx/微卫星不稳定性检测报告.docx
+++ b/WebContent/docx/微卫星不稳定性检测报告.docx
@@ -9,6 +9,58 @@
           <w:lang w:eastAsia="zh-CN"/>
         </w:rPr>
       </w:pPr>
+      <w:r>
+        <w:rPr>
+          <w:rFonts w:hint="eastAsia" w:eastAsia="宋体"/>
+          <w:sz w:val="20"/>
+          <w:lang w:eastAsia="zh-CN"/>
+        </w:rPr>
+        <w:drawing>
+          <wp:anchor distT="0" distB="0" distL="114300" distR="114300" simplePos="0" relativeHeight="251665408" behindDoc="0" locked="0" layoutInCell="1" allowOverlap="1">
+            <wp:simplePos x="0" y="0"/>
+            <wp:positionH relativeFrom="column">
+              <wp:posOffset>1905</wp:posOffset>
+            </wp:positionH>
+            <wp:positionV relativeFrom="paragraph">
+              <wp:posOffset>1270</wp:posOffset>
+            </wp:positionV>
+            <wp:extent cx="7956550" cy="10721975"/>
+            <wp:effectExtent l="0" t="0" r="13970" b="6985"/>
+            <wp:wrapNone/>
+            <wp:docPr id="20" name="图片 20" descr="20250320-刘建峰-宣传册封面-06"/>
+            <wp:cNvGraphicFramePr>
+              <a:graphicFrameLocks xmlns:a="http://schemas.openxmlformats.org/drawingml/2006/main" noChangeAspect="1"/>
+            </wp:cNvGraphicFramePr>
+            <a:graphic xmlns:a="http://schemas.openxmlformats.org/drawingml/2006/main">
+              <a:graphicData uri="http://schemas.openxmlformats.org/drawingml/2006/picture">
+                <pic:pic xmlns:pic="http://schemas.openxmlformats.org/drawingml/2006/picture">
+                  <pic:nvPicPr>
+                    <pic:cNvPr id="20" name="图片 20" descr="20250320-刘建峰-宣传册封面-06"/>
+                    <pic:cNvPicPr>
+                      <a:picLocks noChangeAspect="1"/>
+                    </pic:cNvPicPr>
+                  </pic:nvPicPr>
+                  <pic:blipFill>
+                    <a:blip r:embed="rId12"/>
+                    <a:stretch>
+                      <a:fillRect/>
+                    </a:stretch>
+                  </pic:blipFill>
+                  <pic:spPr>
+                    <a:xfrm>
+                      <a:off x="0" y="0"/>
+                      <a:ext cx="7956550" cy="10721975"/>
+                    </a:xfrm>
+                    <a:prstGeom prst="rect">
+                      <a:avLst/>
+                    </a:prstGeom>
+                  </pic:spPr>
+                </pic:pic>
+              </a:graphicData>
+            </a:graphic>
+          </wp:anchor>
+        </w:drawing>
+      </w:r>
     </w:p>
     <w:p>
       <w:pPr>
@@ -44,6 +96,300 @@
       <w:pPr>
         <w:jc w:val="center"/>
       </w:pPr>
+      <w:bookmarkStart w:id="36" w:name="_GoBack"/>
+      <w:bookmarkEnd w:id="36"/>
+      <w:r>
+        <w:rPr>
+          <w:sz w:val="22"/>
+        </w:rPr>
+        <mc:AlternateContent>
+          <mc:Choice Requires="wps">
+            <w:drawing>
+              <wp:anchor distT="0" distB="0" distL="114300" distR="114300" simplePos="0" relativeHeight="251668480" behindDoc="0" locked="0" layoutInCell="1" allowOverlap="1">
+                <wp:simplePos x="0" y="0"/>
+                <wp:positionH relativeFrom="column">
+                  <wp:posOffset>483235</wp:posOffset>
+                </wp:positionH>
+                <wp:positionV relativeFrom="paragraph">
+                  <wp:posOffset>6838950</wp:posOffset>
+                </wp:positionV>
+                <wp:extent cx="4082415" cy="957580"/>
+                <wp:effectExtent l="0" t="0" r="0" b="0"/>
+                <wp:wrapNone/>
+                <wp:docPr id="30" name="文本框 30"/>
+                <wp:cNvGraphicFramePr/>
+                <a:graphic xmlns:a="http://schemas.openxmlformats.org/drawingml/2006/main">
+                  <a:graphicData uri="http://schemas.microsoft.com/office/word/2010/wordprocessingShape">
+                    <wps:wsp>
+                      <wps:cNvSpPr txBox="1"/>
+                      <wps:spPr>
+                        <a:xfrm>
+                          <a:off x="0" y="0"/>
+                          <a:ext cx="4082415" cy="957580"/>
+                        </a:xfrm>
+                        <a:prstGeom prst="rect">
+                          <a:avLst/>
+                        </a:prstGeom>
+                        <a:noFill/>
+                        <a:ln w="6350">
+                          <a:noFill/>
+                        </a:ln>
+                      </wps:spPr>
+                      <wps:style>
+                        <a:lnRef idx="0">
+                          <a:schemeClr val="accent1"/>
+                        </a:lnRef>
+                        <a:fillRef idx="0">
+                          <a:schemeClr val="accent1"/>
+                        </a:fillRef>
+                        <a:effectRef idx="0">
+                          <a:schemeClr val="accent1"/>
+                        </a:effectRef>
+                        <a:fontRef idx="minor">
+                          <a:schemeClr val="dk1"/>
+                        </a:fontRef>
+                      </wps:style>
+                      <wps:txbx>
+                        <w:txbxContent>
+                          <w:p>
+                            <w:pPr>
+                              <w:rPr>
+                                <w:rFonts w:ascii="Times New Roman" w:hAnsi="Times New Roman" w:eastAsia="等线" w:cs="宋体"/>
+                                <w:sz w:val="24"/>
+                                <w:szCs w:val="22"/>
+                                <w:lang w:val="en-US" w:eastAsia="zh-CN" w:bidi="ar-SA"/>
+                              </w:rPr>
+                            </w:pPr>
+                            <w:r>
+                              <w:rPr>
+                                <w:rFonts w:ascii="Times New Roman" w:hAnsi="Times New Roman" w:eastAsia="等线" w:cs="宋体"/>
+                                <w:sz w:val="24"/>
+                                <w:szCs w:val="22"/>
+                                <w:lang w:val="en-US" w:eastAsia="zh-CN" w:bidi="ar-SA"/>
+                              </w:rPr>
+                              <w:t>{{ summaryOfRresults.binary | ci(</w:t>
+                            </w:r>
+                            <w:r>
+                              <w:rPr>
+                                <w:rFonts w:hint="eastAsia" w:ascii="Times New Roman" w:hAnsi="Times New Roman" w:eastAsia="等线" w:cs="宋体"/>
+                                <w:sz w:val="24"/>
+                                <w:szCs w:val="22"/>
+                                <w:lang w:val="en-US" w:eastAsia="zh-CN" w:bidi="ar-SA"/>
+                              </w:rPr>
+                              <w:t>35.4</w:t>
+                            </w:r>
+                            <w:r>
+                              <w:rPr>
+                                <w:rFonts w:ascii="Times New Roman" w:hAnsi="Times New Roman" w:eastAsia="等线" w:cs="宋体"/>
+                                <w:sz w:val="24"/>
+                                <w:szCs w:val="22"/>
+                                <w:lang w:val="en-US" w:eastAsia="zh-CN" w:bidi="ar-SA"/>
+                              </w:rPr>
+                              <w:t>,</w:t>
+                            </w:r>
+                            <w:r>
+                              <w:rPr>
+                                <w:rFonts w:hint="eastAsia" w:ascii="Times New Roman" w:hAnsi="Times New Roman" w:eastAsia="等线" w:cs="宋体"/>
+                                <w:sz w:val="24"/>
+                                <w:szCs w:val="22"/>
+                                <w:lang w:val="en-US" w:eastAsia="zh-CN" w:bidi="ar-SA"/>
+                              </w:rPr>
+                              <w:t>35.4</w:t>
+                            </w:r>
+                            <w:r>
+                              <w:rPr>
+                                <w:rFonts w:ascii="Times New Roman" w:hAnsi="Times New Roman" w:eastAsia="等线" w:cs="宋体"/>
+                                <w:sz w:val="24"/>
+                                <w:szCs w:val="22"/>
+                                <w:lang w:val="en-US" w:eastAsia="zh-CN" w:bidi="ar-SA"/>
+                              </w:rPr>
+                              <w:t>) }}</w:t>
+                            </w:r>
+                          </w:p>
+                          <w:p>
+                            <w:pPr>
+                              <w:rPr>
+                                <w:rFonts w:hint="eastAsia" w:ascii="微软雅黑" w:hAnsi="微软雅黑" w:eastAsia="微软雅黑" w:cs="微软雅黑"/>
+                                <w:b/>
+                                <w:bCs/>
+                                <w:color w:val="0083C3"/>
+                                <w:sz w:val="20"/>
+                                <w:szCs w:val="20"/>
+                                <w:lang w:val="en-US" w:eastAsia="zh-CN" w:bidi="ar-SA"/>
+                              </w:rPr>
+                            </w:pPr>
+                            <w:r>
+                              <w:rPr>
+                                <w:rFonts w:hint="eastAsia" w:ascii="微软雅黑" w:hAnsi="微软雅黑" w:eastAsia="微软雅黑" w:cs="微软雅黑"/>
+                                <w:b/>
+                                <w:bCs/>
+                                <w:color w:val="0083C3"/>
+                                <w:sz w:val="20"/>
+                                <w:szCs w:val="20"/>
+                                <w:lang w:val="en-US" w:eastAsia="zh-CN" w:bidi="ar-SA"/>
+                              </w:rPr>
+                              <w:t>扫码认证</w:t>
+                            </w:r>
+                          </w:p>
+                          <w:p>
+                            <w:pPr>
+                              <w:widowControl/>
+                              <w:rPr>
+                                <w:rFonts w:hint="eastAsia" w:ascii="微软雅黑" w:hAnsi="微软雅黑" w:eastAsia="微软雅黑" w:cs="微软雅黑"/>
+                                <w:b/>
+                                <w:bCs/>
+                                <w:color w:val="0083C3"/>
+                                <w:sz w:val="20"/>
+                                <w:szCs w:val="20"/>
+                                <w:lang w:val="en-US" w:eastAsia="zh-CN" w:bidi="ar-SA"/>
+                              </w:rPr>
+                            </w:pPr>
+                            <w:r>
+                              <w:rPr>
+                                <w:rFonts w:hint="eastAsia" w:ascii="微软雅黑" w:hAnsi="微软雅黑" w:eastAsia="微软雅黑" w:cs="微软雅黑"/>
+                                <w:b/>
+                                <w:bCs/>
+                                <w:color w:val="0083C3"/>
+                                <w:sz w:val="20"/>
+                                <w:szCs w:val="20"/>
+                                <w:lang w:val="en-US" w:eastAsia="zh-CN" w:bidi="ar-SA"/>
+                              </w:rPr>
+                              <w:t>请受检者接收本报告后务必通过扫描防伪二维码确认报告真实性</w:t>
+                            </w:r>
+                          </w:p>
+                        </w:txbxContent>
+                      </wps:txbx>
+                      <wps:bodyPr rot="0" spcFirstLastPara="0" vertOverflow="overflow" horzOverflow="overflow" vert="horz" wrap="square" lIns="91440" tIns="45720" rIns="91440" bIns="45720" numCol="1" spcCol="0" rtlCol="0" fromWordArt="0" anchor="t" anchorCtr="0" forceAA="0" compatLnSpc="1">
+                        <a:noAutofit/>
+                      </wps:bodyPr>
+                    </wps:wsp>
+                  </a:graphicData>
+                </a:graphic>
+              </wp:anchor>
+            </w:drawing>
+          </mc:Choice>
+          <mc:Fallback>
+            <w:pict>
+              <v:shape id="_x0000_s1026" o:spid="_x0000_s1026" o:spt="202" type="#_x0000_t202" style="position:absolute;left:0pt;margin-left:38.05pt;margin-top:538.5pt;height:75.4pt;width:321.45pt;z-index:251668480;mso-width-relative:page;mso-height-relative:page;" filled="f" stroked="f" coordsize="21600,21600" o:gfxdata="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">
+                <v:fill on="f" focussize="0,0"/>
+                <v:stroke on="f" weight="0.5pt"/>
+                <v:imagedata o:title=""/>
+                <o:lock v:ext="edit" aspectratio="f"/>
+                <v:textbox>
+                  <w:txbxContent>
+                    <w:p>
+                      <w:pPr>
+                        <w:rPr>
+                          <w:rFonts w:ascii="Times New Roman" w:hAnsi="Times New Roman" w:eastAsia="等线" w:cs="宋体"/>
+                          <w:sz w:val="24"/>
+                          <w:szCs w:val="22"/>
+                          <w:lang w:val="en-US" w:eastAsia="zh-CN" w:bidi="ar-SA"/>
+                        </w:rPr>
+                      </w:pPr>
+                      <w:r>
+                        <w:rPr>
+                          <w:rFonts w:ascii="Times New Roman" w:hAnsi="Times New Roman" w:eastAsia="等线" w:cs="宋体"/>
+                          <w:sz w:val="24"/>
+                          <w:szCs w:val="22"/>
+                          <w:lang w:val="en-US" w:eastAsia="zh-CN" w:bidi="ar-SA"/>
+                        </w:rPr>
+                        <w:t>{{ summaryOfRresults.binary | ci(</w:t>
+                      </w:r>
+                      <w:r>
+                        <w:rPr>
+                          <w:rFonts w:hint="eastAsia" w:ascii="Times New Roman" w:hAnsi="Times New Roman" w:eastAsia="等线" w:cs="宋体"/>
+                          <w:sz w:val="24"/>
+                          <w:szCs w:val="22"/>
+                          <w:lang w:val="en-US" w:eastAsia="zh-CN" w:bidi="ar-SA"/>
+                        </w:rPr>
+                        <w:t>35.4</w:t>
+                      </w:r>
+                      <w:r>
+                        <w:rPr>
+                          <w:rFonts w:ascii="Times New Roman" w:hAnsi="Times New Roman" w:eastAsia="等线" w:cs="宋体"/>
+                          <w:sz w:val="24"/>
+                          <w:szCs w:val="22"/>
+                          <w:lang w:val="en-US" w:eastAsia="zh-CN" w:bidi="ar-SA"/>
+                        </w:rPr>
+                        <w:t>,</w:t>
+                      </w:r>
+                      <w:r>
+                        <w:rPr>
+                          <w:rFonts w:hint="eastAsia" w:ascii="Times New Roman" w:hAnsi="Times New Roman" w:eastAsia="等线" w:cs="宋体"/>
+                          <w:sz w:val="24"/>
+                          <w:szCs w:val="22"/>
+                          <w:lang w:val="en-US" w:eastAsia="zh-CN" w:bidi="ar-SA"/>
+                        </w:rPr>
+                        <w:t>35.4</w:t>
+                      </w:r>
+                      <w:r>
+                        <w:rPr>
+                          <w:rFonts w:ascii="Times New Roman" w:hAnsi="Times New Roman" w:eastAsia="等线" w:cs="宋体"/>
+                          <w:sz w:val="24"/>
+                          <w:szCs w:val="22"/>
+                          <w:lang w:val="en-US" w:eastAsia="zh-CN" w:bidi="ar-SA"/>
+                        </w:rPr>
+                        <w:t>) }}</w:t>
+                      </w:r>
+                    </w:p>
+                    <w:p>
+                      <w:pPr>
+                        <w:rPr>
+                          <w:rFonts w:hint="eastAsia" w:ascii="微软雅黑" w:hAnsi="微软雅黑" w:eastAsia="微软雅黑" w:cs="微软雅黑"/>
+                          <w:b/>
+                          <w:bCs/>
+                          <w:color w:val="0083C3"/>
+                          <w:sz w:val="20"/>
+                          <w:szCs w:val="20"/>
+                          <w:lang w:val="en-US" w:eastAsia="zh-CN" w:bidi="ar-SA"/>
+                        </w:rPr>
+                      </w:pPr>
+                      <w:r>
+                        <w:rPr>
+                          <w:rFonts w:hint="eastAsia" w:ascii="微软雅黑" w:hAnsi="微软雅黑" w:eastAsia="微软雅黑" w:cs="微软雅黑"/>
+                          <w:b/>
+                          <w:bCs/>
+                          <w:color w:val="0083C3"/>
+                          <w:sz w:val="20"/>
+                          <w:szCs w:val="20"/>
+                          <w:lang w:val="en-US" w:eastAsia="zh-CN" w:bidi="ar-SA"/>
+                        </w:rPr>
+                        <w:t>扫码认证</w:t>
+                      </w:r>
+                    </w:p>
+                    <w:p>
+                      <w:pPr>
+                        <w:widowControl/>
+                        <w:rPr>
+                          <w:rFonts w:hint="eastAsia" w:ascii="微软雅黑" w:hAnsi="微软雅黑" w:eastAsia="微软雅黑" w:cs="微软雅黑"/>
+                          <w:b/>
+                          <w:bCs/>
+                          <w:color w:val="0083C3"/>
+                          <w:sz w:val="20"/>
+                          <w:szCs w:val="20"/>
+                          <w:lang w:val="en-US" w:eastAsia="zh-CN" w:bidi="ar-SA"/>
+                        </w:rPr>
+                      </w:pPr>
+                      <w:r>
+                        <w:rPr>
+                          <w:rFonts w:hint="eastAsia" w:ascii="微软雅黑" w:hAnsi="微软雅黑" w:eastAsia="微软雅黑" w:cs="微软雅黑"/>
+                          <w:b/>
+                          <w:bCs/>
+                          <w:color w:val="0083C3"/>
+                          <w:sz w:val="20"/>
+                          <w:szCs w:val="20"/>
+                          <w:lang w:val="en-US" w:eastAsia="zh-CN" w:bidi="ar-SA"/>
+                        </w:rPr>
+                        <w:t>请受检者接收本报告后务必通过扫描防伪二维码确认报告真实性</w:t>
+                      </w:r>
+                    </w:p>
+                  </w:txbxContent>
+                </v:textbox>
+              </v:shape>
+            </w:pict>
+          </mc:Fallback>
+        </mc:AlternateContent>
+      </w:r>
       <w:r>
         <w:rPr>
           <w:lang w:eastAsia="zh-CN"/>
@@ -296,58 +642,6 @@
           </mc:Fallback>
         </mc:AlternateContent>
       </w:r>
-      <w:r>
-        <w:rPr>
-          <w:rFonts w:hint="eastAsia" w:eastAsia="宋体"/>
-          <w:sz w:val="20"/>
-          <w:lang w:eastAsia="zh-CN"/>
-        </w:rPr>
-        <w:drawing>
-          <wp:anchor distT="0" distB="0" distL="114300" distR="114300" simplePos="0" relativeHeight="251665408" behindDoc="0" locked="0" layoutInCell="1" allowOverlap="1">
-            <wp:simplePos x="0" y="0"/>
-            <wp:positionH relativeFrom="column">
-              <wp:posOffset>19685</wp:posOffset>
-            </wp:positionH>
-            <wp:positionV relativeFrom="paragraph">
-              <wp:posOffset>-1721485</wp:posOffset>
-            </wp:positionV>
-            <wp:extent cx="7956550" cy="10721975"/>
-            <wp:effectExtent l="0" t="0" r="13970" b="6985"/>
-            <wp:wrapNone/>
-            <wp:docPr id="20" name="图片 20" descr="20250320-刘建峰-宣传册封面-06"/>
-            <wp:cNvGraphicFramePr>
-              <a:graphicFrameLocks xmlns:a="http://schemas.openxmlformats.org/drawingml/2006/main" noChangeAspect="1"/>
-            </wp:cNvGraphicFramePr>
-            <a:graphic xmlns:a="http://schemas.openxmlformats.org/drawingml/2006/main">
-              <a:graphicData uri="http://schemas.openxmlformats.org/drawingml/2006/picture">
-                <pic:pic xmlns:pic="http://schemas.openxmlformats.org/drawingml/2006/picture">
-                  <pic:nvPicPr>
-                    <pic:cNvPr id="20" name="图片 20" descr="20250320-刘建峰-宣传册封面-06"/>
-                    <pic:cNvPicPr>
-                      <a:picLocks noChangeAspect="1"/>
-                    </pic:cNvPicPr>
-                  </pic:nvPicPr>
-                  <pic:blipFill>
-                    <a:blip r:embed="rId12"/>
-                    <a:stretch>
-                      <a:fillRect/>
-                    </a:stretch>
-                  </pic:blipFill>
-                  <pic:spPr>
-                    <a:xfrm>
-                      <a:off x="0" y="0"/>
-                      <a:ext cx="7956550" cy="10721975"/>
-                    </a:xfrm>
-                    <a:prstGeom prst="rect">
-                      <a:avLst/>
-                    </a:prstGeom>
-                  </pic:spPr>
-                </pic:pic>
-              </a:graphicData>
-            </a:graphic>
-          </wp:anchor>
-        </w:drawing>
-      </w:r>
     </w:p>
     <w:p>
       <w:pPr>
@@ -2160,13 +2454,13 @@
           <w:docGrid w:linePitch="299" w:charSpace="0"/>
         </w:sectPr>
       </w:pPr>
-      <w:bookmarkStart w:id="0" w:name="_Toc30143_WPSOffice_Level1"/>
-      <w:bookmarkStart w:id="1" w:name="_Toc24178_WPSOffice_Level1"/>
-      <w:bookmarkStart w:id="2" w:name="_Toc21009_WPSOffice_Level1"/>
-      <w:bookmarkStart w:id="3" w:name="_Toc13806"/>
-      <w:bookmarkStart w:id="4" w:name="_Toc81251347"/>
-      <w:bookmarkStart w:id="5" w:name="_Toc2198"/>
-      <w:bookmarkStart w:id="6" w:name="_Toc21669"/>
+      <w:bookmarkStart w:id="0" w:name="_Toc21669"/>
+      <w:bookmarkStart w:id="1" w:name="_Toc2198"/>
+      <w:bookmarkStart w:id="2" w:name="_Toc13806"/>
+      <w:bookmarkStart w:id="3" w:name="_Toc81251347"/>
+      <w:bookmarkStart w:id="4" w:name="_Toc21009_WPSOffice_Level1"/>
+      <w:bookmarkStart w:id="5" w:name="_Toc30143_WPSOffice_Level1"/>
+      <w:bookmarkStart w:id="6" w:name="_Toc24178_WPSOffice_Level1"/>
     </w:p>
     <w:p>
       <w:pPr>
@@ -2983,8 +3277,8 @@
       <w:bookmarkStart w:id="8" w:name="_Toc17451"/>
       <w:bookmarkStart w:id="9" w:name="_Toc81251348"/>
       <w:bookmarkStart w:id="10" w:name="_Toc11015_WPSOffice_Level1"/>
-      <w:bookmarkStart w:id="11" w:name="_Toc14411"/>
-      <w:bookmarkStart w:id="12" w:name="_Toc7021_WPSOffice_Level1"/>
+      <w:bookmarkStart w:id="11" w:name="_Toc7021_WPSOffice_Level1"/>
+      <w:bookmarkStart w:id="12" w:name="_Toc14411"/>
       <w:bookmarkStart w:id="13" w:name="_Toc18062_WPSOffice_Level1"/>
       <w:bookmarkStart w:id="14" w:name="_Toc3823"/>
       <w:r>
@@ -3092,10 +3386,10 @@
       </w:pPr>
       <w:bookmarkStart w:id="15" w:name="_Toc23369_WPSOffice_Level1"/>
       <w:bookmarkStart w:id="16" w:name="_Toc25920"/>
-      <w:bookmarkStart w:id="17" w:name="_Toc81251494"/>
-      <w:bookmarkStart w:id="18" w:name="_Toc81251350"/>
+      <w:bookmarkStart w:id="17" w:name="_Toc18058"/>
+      <w:bookmarkStart w:id="18" w:name="_Toc81251494"/>
       <w:bookmarkStart w:id="19" w:name="_Toc16409"/>
-      <w:bookmarkStart w:id="20" w:name="_Toc18058"/>
+      <w:bookmarkStart w:id="20" w:name="_Toc81251350"/>
       <w:bookmarkStart w:id="21" w:name="_Toc6221_WPSOffice_Level1"/>
       <w:bookmarkStart w:id="22" w:name="_Toc534807930"/>
       <w:r>
@@ -3191,7 +3485,6 @@
                 </w14:textFill>
               </w:rPr>
             </w:pPr>
-            <w:bookmarkStart w:id="36" w:name="_GoBack" w:colFirst="0" w:colLast="1"/>
             <w:r>
               <w:rPr>
                 <w:rFonts w:hint="eastAsia" w:cs="黑体"/>
@@ -3286,7 +3579,6 @@
           </w:p>
         </w:tc>
       </w:tr>
-      <w:bookmarkEnd w:id="36"/>
       <w:tr>
         <w:tblPrEx>
           <w:tblBorders>
@@ -6252,15 +6544,15 @@
         <w:br w:type="page"/>
       </w:r>
       <w:bookmarkEnd w:id="14"/>
-      <w:bookmarkStart w:id="29" w:name="_Toc23846_WPSOffice_Level1"/>
+      <w:bookmarkStart w:id="29" w:name="_Toc32443_WPSOffice_Level1"/>
       <w:bookmarkEnd w:id="29"/>
-      <w:bookmarkStart w:id="30" w:name="_Toc25727"/>
+      <w:bookmarkStart w:id="30" w:name="_Toc23903"/>
       <w:bookmarkEnd w:id="30"/>
       <w:bookmarkStart w:id="31" w:name="_Toc4331_WPSOffice_Level1"/>
       <w:bookmarkEnd w:id="31"/>
-      <w:bookmarkStart w:id="32" w:name="_Toc23903"/>
+      <w:bookmarkStart w:id="32" w:name="_Toc25727"/>
       <w:bookmarkEnd w:id="32"/>
-      <w:bookmarkStart w:id="33" w:name="_Toc32443_WPSOffice_Level1"/>
+      <w:bookmarkStart w:id="33" w:name="_Toc23846_WPSOffice_Level1"/>
       <w:bookmarkEnd w:id="33"/>
     </w:p>
     <w:p>
@@ -6279,8 +6571,8 @@
           <w:szCs w:val="30"/>
         </w:rPr>
       </w:pPr>
-      <w:bookmarkStart w:id="34" w:name="_Toc81251356"/>
-      <w:bookmarkStart w:id="35" w:name="_Toc13152"/>
+      <w:bookmarkStart w:id="34" w:name="_Toc13152"/>
+      <w:bookmarkStart w:id="35" w:name="_Toc81251356"/>
       <w:r>
         <w:rPr>
           <w:rFonts w:hint="eastAsia" w:ascii="Times New Roman" w:hAnsi="Times New Roman"/>
@@ -6843,7 +7135,7 @@
         <w:pStyle w:val="19"/>
         <w:widowControl/>
         <w:rPr>
-          <w:rFonts w:ascii="Times New Roman" w:hAnsi="Times New Roman" w:eastAsia="等线"/>
+          <w:rFonts w:hint="eastAsia" w:ascii="Times New Roman" w:hAnsi="Times New Roman" w:eastAsia="等线"/>
           <w:highlight w:val="none"/>
           <w:lang w:eastAsia="zh-CN"/>
         </w:rPr>
@@ -7002,54 +7294,28 @@
         </w:rPr>
         <w:tab/>
       </w:r>
-      <w:r>
+    </w:p>
+    <w:p>
+      <w:pPr>
+        <w:pStyle w:val="19"/>
+        <w:widowControl/>
         <w:rPr>
           <w:rFonts w:hint="eastAsia" w:ascii="Times New Roman" w:hAnsi="Times New Roman" w:eastAsia="等线"/>
           <w:highlight w:val="none"/>
           <w:lang w:eastAsia="zh-CN"/>
         </w:rPr>
-        <w:t xml:space="preserve"> </w:t>
-      </w:r>
-      <w:r>
-        <w:rPr>
-          <w:rFonts w:ascii="Times New Roman" w:hAnsi="Times New Roman" w:eastAsia="等线"/>
-          <w:highlight w:val="none"/>
-          <w:lang w:eastAsia="zh-CN"/>
-        </w:rPr>
-        <w:t>{{ summaryOfRresults.binary | ci(</w:t>
-      </w:r>
-      <w:r>
+      </w:pPr>
+    </w:p>
+    <w:p>
+      <w:pPr>
+        <w:pStyle w:val="19"/>
+        <w:widowControl/>
         <w:rPr>
           <w:rFonts w:hint="eastAsia" w:ascii="Times New Roman" w:hAnsi="Times New Roman" w:eastAsia="等线"/>
           <w:highlight w:val="none"/>
           <w:lang w:eastAsia="zh-CN"/>
         </w:rPr>
-        <w:t>35.4</w:t>
-      </w:r>
-      <w:r>
-        <w:rPr>
-          <w:rFonts w:ascii="Times New Roman" w:hAnsi="Times New Roman" w:eastAsia="等线"/>
-          <w:highlight w:val="none"/>
-          <w:lang w:eastAsia="zh-CN"/>
-        </w:rPr>
-        <w:t>,</w:t>
-      </w:r>
-      <w:r>
-        <w:rPr>
-          <w:rFonts w:hint="eastAsia" w:ascii="Times New Roman" w:hAnsi="Times New Roman" w:eastAsia="等线"/>
-          <w:highlight w:val="none"/>
-          <w:lang w:eastAsia="zh-CN"/>
-        </w:rPr>
-        <w:t>35.4</w:t>
-      </w:r>
-      <w:r>
-        <w:rPr>
-          <w:rFonts w:ascii="Times New Roman" w:hAnsi="Times New Roman" w:eastAsia="等线"/>
-          <w:highlight w:val="none"/>
-          <w:lang w:eastAsia="zh-CN"/>
-        </w:rPr>
-        <w:t>) }}</w:t>
-      </w:r>
+      </w:pPr>
     </w:p>
     <w:p>
       <w:pPr>
@@ -7075,7 +7341,7 @@
           <w:szCs w:val="20"/>
           <w:lang w:eastAsia="zh-CN"/>
         </w:rPr>
-        <w:t>诺禾医学   诺禾在线   扫码认证</w:t>
+        <w:t>诺禾医学   诺禾在线</w:t>
       </w:r>
     </w:p>
     <w:p>
@@ -8398,6 +8664,21 @@
     </w:pPr>
     <w:r>
       <w:rPr>
+        <w:sz w:val="22"/>
+      </w:rPr>
+      <w:pict>
+        <v:shape id="_x0000_s2050" o:spid="_x0000_s2050" o:spt="136" type="#_x0000_t136" style="position:absolute;left:0pt;margin-left:174.3pt;margin-top:337.45pt;height:48.3pt;width:144.9pt;mso-position-horizontal-relative:margin;mso-position-vertical-relative:margin;rotation:-2949120f;z-index:-251646976;mso-width-relative:page;mso-height-relative:page;" fillcolor="#C0C0C0" filled="t" stroked="f" coordsize="21600,21600" adj="10800">
+          <v:path/>
+          <v:fill on="t" opacity="32768f" focussize="0,0"/>
+          <v:stroke on="f"/>
+          <v:imagedata o:title=""/>
+          <o:lock v:ext="edit" aspectratio="t"/>
+          <v:textpath on="t" fitshape="t" fitpath="t" trim="t" xscale="f" string="{{client}}" style="font-family:微软雅黑;font-size:48pt;v-same-letter-heights:f;v-text-align:center;"/>
+        </v:shape>
+      </w:pict>
+    </w:r>
+    <w:r>
+      <w:rPr>
         <w:color w:val="7F7F7F"/>
         <w:sz w:val="20"/>
         <w:szCs w:val="20"/>
@@ -8453,6 +8734,21 @@
       <w:pStyle w:val="13"/>
       <w:jc w:val="right"/>
     </w:pPr>
+    <w:r>
+      <w:rPr>
+        <w:sz w:val="22"/>
+      </w:rPr>
+      <w:pict>
+        <v:shape id="PowerPlusWaterMarkObject563526" o:spid="_x0000_s2049" o:spt="136" type="#_x0000_t136" style="position:absolute;left:0pt;margin-left:174.3pt;margin-top:337.45pt;height:48.3pt;width:144.9pt;mso-position-horizontal-relative:margin;mso-position-vertical-relative:margin;rotation:-2949120f;z-index:-251649024;mso-width-relative:page;mso-height-relative:page;" fillcolor="#C0C0C0" filled="t" stroked="f" coordsize="21600,21600" adj="10800">
+          <v:path/>
+          <v:fill on="t" opacity="32768f" focussize="0,0"/>
+          <v:stroke on="f"/>
+          <v:imagedata o:title=""/>
+          <o:lock v:ext="edit" aspectratio="t"/>
+          <v:textpath on="t" fitshape="t" fitpath="t" trim="t" xscale="f" string="{{client}}" style="font-family:微软雅黑;font-size:48pt;v-same-letter-heights:f;v-text-align:center;"/>
+        </v:shape>
+      </w:pict>
+    </w:r>
     <w:r>
       <w:rPr>
         <w:color w:val="7F7F7F"/>
@@ -8513,6 +8809,21 @@
         <w:lang w:eastAsia="zh-CN"/>
       </w:rPr>
     </w:pPr>
+    <w:r>
+      <w:rPr>
+        <w:sz w:val="22"/>
+      </w:rPr>
+      <w:pict>
+        <v:shape id="_x0000_s2051" o:spid="_x0000_s2051" o:spt="136" type="#_x0000_t136" style="position:absolute;left:0pt;margin-left:174.3pt;margin-top:339.9pt;height:48.3pt;width:144.9pt;mso-position-horizontal-relative:margin;mso-position-vertical-relative:margin;rotation:-2949120f;z-index:-251645952;mso-width-relative:page;mso-height-relative:page;" fillcolor="#C0C0C0" filled="t" stroked="f" coordsize="21600,21600" adj="10800">
+          <v:path/>
+          <v:fill on="t" opacity="32768f" focussize="0,0"/>
+          <v:stroke on="f"/>
+          <v:imagedata o:title=""/>
+          <o:lock v:ext="edit" aspectratio="t"/>
+          <v:textpath on="t" fitshape="t" fitpath="t" trim="t" xscale="f" string="{{client}}" style="font-family:微软雅黑;font-size:48pt;v-same-letter-heights:f;v-text-align:center;"/>
+        </v:shape>
+      </w:pict>
+    </w:r>
   </w:p>
 </w:hdr>
 </file>
@@ -10770,7 +11081,10 @@
     <customSectPr/>
   </customSectProps>
   <customShpExts>
+    <customShpInfo spid="_x0000_s2050"/>
+    <customShpInfo spid="_x0000_s2049"/>
     <customShpInfo spid="_x0000_s1026" textRotate="1"/>
+    <customShpInfo spid="_x0000_s2051"/>
   </customShpExts>
 </s:customData>
 </file>

--- a/WebContent/docx/微卫星不稳定性检测报告.docx
+++ b/WebContent/docx/微卫星不稳定性检测报告.docx
@@ -16,7 +16,7 @@
           <w:lang w:eastAsia="zh-CN"/>
         </w:rPr>
         <w:drawing>
-          <wp:anchor distT="0" distB="0" distL="114300" distR="114300" simplePos="0" relativeHeight="251665408" behindDoc="0" locked="0" layoutInCell="1" allowOverlap="1">
+          <wp:anchor distT="0" distB="0" distL="114300" distR="114300" simplePos="0" relativeHeight="251664384" behindDoc="0" locked="0" layoutInCell="1" allowOverlap="1">
             <wp:simplePos x="0" y="0"/>
             <wp:positionH relativeFrom="column">
               <wp:posOffset>1905</wp:posOffset>
@@ -96,8 +96,6 @@
       <w:pPr>
         <w:jc w:val="center"/>
       </w:pPr>
-      <w:bookmarkStart w:id="36" w:name="_GoBack"/>
-      <w:bookmarkEnd w:id="36"/>
       <w:r>
         <w:rPr>
           <w:sz w:val="22"/>
@@ -105,7 +103,7 @@
         <mc:AlternateContent>
           <mc:Choice Requires="wps">
             <w:drawing>
-              <wp:anchor distT="0" distB="0" distL="114300" distR="114300" simplePos="0" relativeHeight="251668480" behindDoc="0" locked="0" layoutInCell="1" allowOverlap="1">
+              <wp:anchor distT="0" distB="0" distL="114300" distR="114300" simplePos="0" relativeHeight="251667456" behindDoc="0" locked="0" layoutInCell="1" allowOverlap="1">
                 <wp:simplePos x="0" y="0"/>
                 <wp:positionH relativeFrom="column">
                   <wp:posOffset>483235</wp:posOffset>
@@ -270,7 +268,7 @@
           </mc:Choice>
           <mc:Fallback>
             <w:pict>
-              <v:shape id="_x0000_s1026" o:spid="_x0000_s1026" o:spt="202" type="#_x0000_t202" style="position:absolute;left:0pt;margin-left:38.05pt;margin-top:538.5pt;height:75.4pt;width:321.45pt;z-index:251668480;mso-width-relative:page;mso-height-relative:page;" filled="f" stroked="f" coordsize="21600,21600" o:gfxdata="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